--- a/write_up/drafts/project_plan/figures_list_draft.docx
+++ b/write_up/drafts/project_plan/figures_list_draft.docx
@@ -43,6 +43,11 @@
       </w:r>
     </w:p>
     <w:p>
+      <w:r>
+        <w:t xml:space="preserve">If there is a clear progression of doses across a PC, e.g., control on one side and dose24 on the other) then it may be showing that dose is the major source of variation. </w:t>
+      </w:r>
+    </w:p>
+    <w:p>
       <w:pPr>
         <w:pStyle w:val="Heading2"/>
       </w:pPr>
@@ -87,10 +92,7 @@
         <w:pStyle w:val="Heading1"/>
       </w:pPr>
       <w:r>
-        <w:t xml:space="preserve">Figure: FE: </w:t>
-      </w:r>
-      <w:r>
-        <w:t>direct</w:t>
+        <w:t>Figure: FE: direct</w:t>
       </w:r>
     </w:p>
     <w:p>
@@ -98,10 +100,7 @@
         <w:pStyle w:val="Heading1"/>
       </w:pPr>
       <w:r>
-        <w:t xml:space="preserve">Figure: FE: </w:t>
-      </w:r>
-      <w:r>
-        <w:t>Qiagen</w:t>
+        <w:t>Figure: FE: Qiagen</w:t>
       </w:r>
     </w:p>
     <w:p/>

--- a/write_up/drafts/project_plan/figures_list_draft.docx
+++ b/write_up/drafts/project_plan/figures_list_draft.docx
@@ -1,6 +1,6 @@
 
 <file path=word/document.xml><?xml version="1.0" encoding="utf-8"?>
-<w:document xmlns:wpc="http://schemas.microsoft.com/office/word/2010/wordprocessingCanvas" xmlns:cx="http://schemas.microsoft.com/office/drawing/2014/chartex" xmlns:cx1="http://schemas.microsoft.com/office/drawing/2015/9/8/chartex" xmlns:cx2="http://schemas.microsoft.com/office/drawing/2015/10/21/chartex" xmlns:cx3="http://schemas.microsoft.com/office/drawing/2016/5/9/chartex" xmlns:cx4="http://schemas.microsoft.com/office/drawing/2016/5/10/chartex" xmlns:cx5="http://schemas.microsoft.com/office/drawing/2016/5/11/chartex" xmlns:cx6="http://schemas.microsoft.com/office/drawing/2016/5/12/chartex" xmlns:cx7="http://schemas.microsoft.com/office/drawing/2016/5/13/chartex" xmlns:cx8="http://schemas.microsoft.com/office/drawing/2016/5/14/chartex" xmlns:mc="http://schemas.openxmlformats.org/markup-compatibility/2006" xmlns:aink="http://schemas.microsoft.com/office/drawing/2016/ink" xmlns:am3d="http://schemas.microsoft.com/office/drawing/2017/model3d" xmlns:o="urn:schemas-microsoft-com:office:office" xmlns:oel="http://schemas.microsoft.com/office/2019/extlst" xmlns:r="http://schemas.openxmlformats.org/officeDocument/2006/relationships" xmlns:m="http://schemas.openxmlformats.org/officeDocument/2006/math" xmlns:v="urn:schemas-microsoft-com:vml" xmlns:wp14="http://schemas.microsoft.com/office/word/2010/wordprocessingDrawing" xmlns:wp="http://schemas.openxmlformats.org/drawingml/2006/wordprocessingDrawing" xmlns:w10="urn:schemas-microsoft-com:office:word" xmlns:w="http://schemas.openxmlformats.org/wordprocessingml/2006/main" xmlns:w14="http://schemas.microsoft.com/office/word/2010/wordml" xmlns:w15="http://schemas.microsoft.com/office/word/2012/wordml" xmlns:w16cex="http://schemas.microsoft.com/office/word/2018/wordml/cex" xmlns:w16cid="http://schemas.microsoft.com/office/word/2016/wordml/cid" xmlns:w16="http://schemas.microsoft.com/office/word/2018/wordml" xmlns:w16du="http://schemas.microsoft.com/office/word/2023/wordml/word16du" xmlns:w16sdtdh="http://schemas.microsoft.com/office/word/2020/wordml/sdtdatahash" xmlns:w16sdtfl="http://schemas.microsoft.com/office/word/2024/wordml/sdtformatlock" xmlns:w16se="http://schemas.microsoft.com/office/word/2015/wordml/symex" xmlns:wpg="http://schemas.microsoft.com/office/word/2010/wordprocessingGroup" xmlns:wpi="http://schemas.microsoft.com/office/word/2010/wordprocessingInk" xmlns:wne="http://schemas.microsoft.com/office/word/2006/wordml" xmlns:wps="http://schemas.microsoft.com/office/word/2010/wordprocessingShape" mc:Ignorable="w14 w15 w16se w16cid w16 w16cex w16sdtdh w16sdtfl w16du wp14">
+<w:document xmlns:wpc="http://schemas.microsoft.com/office/word/2010/wordprocessingCanvas" xmlns:cx="http://schemas.microsoft.com/office/drawing/2014/chartex" xmlns:cx1="http://schemas.microsoft.com/office/drawing/2015/9/8/chartex" xmlns:cx2="http://schemas.microsoft.com/office/drawing/2015/10/21/chartex" xmlns:cx3="http://schemas.microsoft.com/office/drawing/2016/5/9/chartex" xmlns:cx4="http://schemas.microsoft.com/office/drawing/2016/5/10/chartex" xmlns:cx5="http://schemas.microsoft.com/office/drawing/2016/5/11/chartex" xmlns:cx6="http://schemas.microsoft.com/office/drawing/2016/5/12/chartex" xmlns:cx7="http://schemas.microsoft.com/office/drawing/2016/5/13/chartex" xmlns:cx8="http://schemas.microsoft.com/office/drawing/2016/5/14/chartex" xmlns:mc="http://schemas.openxmlformats.org/markup-compatibility/2006" xmlns:m="http://schemas.openxmlformats.org/officeDocument/2006/math" xmlns:aink="http://schemas.microsoft.com/office/drawing/2016/ink" xmlns:am3d="http://schemas.microsoft.com/office/drawing/2017/model3d" xmlns:oel="http://schemas.microsoft.com/office/2019/extlst" xmlns:r="http://schemas.openxmlformats.org/officeDocument/2006/relationships" xmlns:wp14="http://schemas.microsoft.com/office/word/2010/wordprocessingDrawing" xmlns:wp="http://schemas.openxmlformats.org/drawingml/2006/wordprocessingDrawing" xmlns:wpg="http://schemas.microsoft.com/office/word/2010/wordprocessingGroup" xmlns:wpi="http://schemas.microsoft.com/office/word/2010/wordprocessingInk" xmlns:wps="http://schemas.microsoft.com/office/word/2010/wordprocessingShape" xmlns:o="urn:schemas-microsoft-com:office:office" xmlns:v="urn:schemas-microsoft-com:vml" xmlns:w10="urn:schemas-microsoft-com:office:word" xmlns:w="http://schemas.openxmlformats.org/wordprocessingml/2006/main" xmlns:w14="http://schemas.microsoft.com/office/word/2010/wordml" xmlns:w15="http://schemas.microsoft.com/office/word/2012/wordml" xmlns:w16cex="http://schemas.microsoft.com/office/word/2018/wordml/cex" xmlns:w16cid="http://schemas.microsoft.com/office/word/2016/wordml/cid" xmlns:w16="http://schemas.microsoft.com/office/word/2018/wordml" xmlns:w16sdtdh="http://schemas.microsoft.com/office/word/2020/wordml/sdtdatahash" xmlns:w16sdtfl="http://schemas.microsoft.com/office/word/2024/wordml/sdtformatlock" xmlns:w16se="http://schemas.microsoft.com/office/word/2015/wordml/symex" xmlns:w16du="http://schemas.microsoft.com/office/word/2023/wordml/word16du" xmlns:wne="http://schemas.microsoft.com/office/word/2006/wordml" mc:Ignorable="w14 w15 w16se w16cid w16 w16cex w16sdtdh w16sdtfl w16du wp14">
   <w:body>
     <w:p>
       <w:pPr>
@@ -35,6 +35,11 @@
       </w:r>
     </w:p>
     <w:p>
+      <w:r>
+        <w:t>Showing relative expression of DE miRNAs in dose24 in all other samples.</w:t>
+      </w:r>
+    </w:p>
+    <w:p>
       <w:pPr>
         <w:pStyle w:val="Heading2"/>
       </w:pPr>
@@ -71,13 +76,30 @@
         <w:t xml:space="preserve">Figure: </w:t>
       </w:r>
       <w:r>
-        <w:t>FE: indirect</w:t>
+        <w:t>FE</w:t>
+      </w:r>
+      <w:r>
+        <w:t xml:space="preserve"> Results</w:t>
       </w:r>
     </w:p>
     <w:p>
       <w:pPr>
         <w:pStyle w:val="Heading2"/>
       </w:pPr>
+      <w:r>
+        <w:t>I</w:t>
+      </w:r>
+      <w:r>
+        <w:t>ndirect</w:t>
+      </w:r>
+      <w:r>
+        <w:t xml:space="preserve"> FE</w:t>
+      </w:r>
+    </w:p>
+    <w:p>
+      <w:pPr>
+        <w:pStyle w:val="Heading3"/>
+      </w:pPr>
       <w:proofErr w:type="spellStart"/>
       <w:r>
         <w:t>Cytoscape</w:t>
@@ -89,18 +111,24 @@
     </w:p>
     <w:p>
       <w:pPr>
-        <w:pStyle w:val="Heading1"/>
+        <w:pStyle w:val="Heading2"/>
       </w:pPr>
       <w:r>
-        <w:t>Figure: FE: direct</w:t>
+        <w:t>Direct</w:t>
+      </w:r>
+      <w:r>
+        <w:t xml:space="preserve"> FE</w:t>
       </w:r>
     </w:p>
     <w:p>
       <w:pPr>
-        <w:pStyle w:val="Heading1"/>
+        <w:pStyle w:val="Heading2"/>
       </w:pPr>
       <w:r>
-        <w:t>Figure: FE: Qiagen</w:t>
+        <w:t>Qiagen</w:t>
+      </w:r>
+      <w:r>
+        <w:t xml:space="preserve"> FE</w:t>
       </w:r>
     </w:p>
     <w:p/>
@@ -151,7 +179,7 @@
 </file>
 
 <file path=word/styles.xml><?xml version="1.0" encoding="utf-8"?>
-<w:styles xmlns:mc="http://schemas.openxmlformats.org/markup-compatibility/2006" xmlns:r="http://schemas.openxmlformats.org/officeDocument/2006/relationships" xmlns:w="http://schemas.openxmlformats.org/wordprocessingml/2006/main" xmlns:w14="http://schemas.microsoft.com/office/word/2010/wordml" xmlns:w15="http://schemas.microsoft.com/office/word/2012/wordml" xmlns:w16cex="http://schemas.microsoft.com/office/word/2018/wordml/cex" xmlns:w16cid="http://schemas.microsoft.com/office/word/2016/wordml/cid" xmlns:w16="http://schemas.microsoft.com/office/word/2018/wordml" xmlns:w16du="http://schemas.microsoft.com/office/word/2023/wordml/word16du" xmlns:w16sdtdh="http://schemas.microsoft.com/office/word/2020/wordml/sdtdatahash" xmlns:w16sdtfl="http://schemas.microsoft.com/office/word/2024/wordml/sdtformatlock" xmlns:w16se="http://schemas.microsoft.com/office/word/2015/wordml/symex" mc:Ignorable="w14 w15 w16se w16cid w16 w16cex w16sdtdh w16sdtfl w16du">
+<w:styles xmlns:mc="http://schemas.openxmlformats.org/markup-compatibility/2006" xmlns:r="http://schemas.openxmlformats.org/officeDocument/2006/relationships" xmlns:w="http://schemas.openxmlformats.org/wordprocessingml/2006/main" xmlns:w14="http://schemas.microsoft.com/office/word/2010/wordml" xmlns:w15="http://schemas.microsoft.com/office/word/2012/wordml" xmlns:w16cex="http://schemas.microsoft.com/office/word/2018/wordml/cex" xmlns:w16cid="http://schemas.microsoft.com/office/word/2016/wordml/cid" xmlns:w16="http://schemas.microsoft.com/office/word/2018/wordml" xmlns:w16sdtdh="http://schemas.microsoft.com/office/word/2020/wordml/sdtdatahash" xmlns:w16sdtfl="http://schemas.microsoft.com/office/word/2024/wordml/sdtformatlock" xmlns:w16se="http://schemas.microsoft.com/office/word/2015/wordml/symex" xmlns:w16du="http://schemas.microsoft.com/office/word/2023/wordml/word16du" mc:Ignorable="w14 w15 w16se w16cid w16 w16cex w16sdtdh w16sdtfl w16du">
   <w:docDefaults>
     <w:rPrDefault>
       <w:rPr>
@@ -600,7 +628,6 @@
     <w:next w:val="Normal"/>
     <w:link w:val="Heading3Char"/>
     <w:uiPriority w:val="9"/>
-    <w:semiHidden/>
     <w:unhideWhenUsed/>
     <w:qFormat/>
     <w:rsid w:val="00C44801"/>
@@ -807,7 +834,6 @@
     <w:basedOn w:val="DefaultParagraphFont"/>
     <w:link w:val="Heading3"/>
     <w:uiPriority w:val="9"/>
-    <w:semiHidden/>
     <w:rsid w:val="00C44801"/>
     <w:rPr>
       <w:rFonts w:eastAsiaTheme="majorEastAsia" w:cstheme="majorBidi"/>

--- a/write_up/drafts/project_plan/figures_list_draft.docx
+++ b/write_up/drafts/project_plan/figures_list_draft.docx
@@ -19,6 +19,11 @@
       </w:r>
     </w:p>
     <w:p>
+      <w:r>
+        <w:t>This could be for one or all of Protease/HDM/Dog. Whichever one’s aren’t included in main figure should be provided as supplementary.</w:t>
+      </w:r>
+    </w:p>
+    <w:p>
       <w:pPr>
         <w:pStyle w:val="Heading2"/>
       </w:pPr>
@@ -79,7 +84,15 @@
         <w:t>FE</w:t>
       </w:r>
       <w:r>
-        <w:t xml:space="preserve"> Results</w:t>
+        <w:t xml:space="preserve"> </w:t>
+      </w:r>
+      <w:r>
+        <w:t>Validation</w:t>
+      </w:r>
+    </w:p>
+    <w:p>
+      <w:r>
+        <w:t>Use whatever condition(s) were used in the DE results figure to create consistency. Or, alternatively, use Protease because this has the best results e.g., HDM/Dog had to have higher significance thresholds because they were worse samples.</w:t>
       </w:r>
     </w:p>
     <w:p>
@@ -108,16 +121,16 @@
       <w:r>
         <w:t xml:space="preserve"> plot</w:t>
       </w:r>
+      <w:r>
+        <w:t>?</w:t>
+      </w:r>
     </w:p>
     <w:p>
       <w:pPr>
         <w:pStyle w:val="Heading2"/>
       </w:pPr>
       <w:r>
-        <w:t>Direct</w:t>
-      </w:r>
-      <w:r>
-        <w:t xml:space="preserve"> FE</w:t>
+        <w:t>Direct FE</w:t>
       </w:r>
     </w:p>
     <w:p>
@@ -125,10 +138,34 @@
         <w:pStyle w:val="Heading2"/>
       </w:pPr>
       <w:r>
-        <w:t>Qiagen</w:t>
-      </w:r>
-      <w:r>
-        <w:t xml:space="preserve"> FE</w:t>
+        <w:t>Qiagen FE</w:t>
+      </w:r>
+    </w:p>
+    <w:p>
+      <w:pPr>
+        <w:pStyle w:val="Heading2"/>
+      </w:pPr>
+      <w:r>
+        <w:t>FE Intercept</w:t>
+      </w:r>
+    </w:p>
+    <w:p>
+      <w:pPr>
+        <w:pStyle w:val="Heading3"/>
+      </w:pPr>
+      <w:r>
+        <w:t>Venn diagram</w:t>
+      </w:r>
+    </w:p>
+    <w:p>
+      <w:r>
+        <w:t xml:space="preserve">This figure could be a </w:t>
+      </w:r>
+      <w:r>
+        <w:t>Venn</w:t>
+      </w:r>
+      <w:r>
+        <w:t xml:space="preserve"> diagram showing the number of pathways the exist in the overlap between the 3 functional enrichment methods</w:t>
       </w:r>
     </w:p>
     <w:p/>
@@ -137,13 +174,11 @@
         <w:pStyle w:val="Heading1"/>
       </w:pPr>
       <w:r>
+        <w:lastRenderedPageBreak/>
         <w:t xml:space="preserve">Figure: </w:t>
       </w:r>
       <w:r>
-        <w:t xml:space="preserve">FE: </w:t>
-      </w:r>
-      <w:r>
-        <w:t xml:space="preserve">Intercept </w:t>
+        <w:t>Pathway analysis results</w:t>
       </w:r>
     </w:p>
     <w:p>
@@ -151,22 +186,26 @@
         <w:pStyle w:val="Heading2"/>
       </w:pPr>
       <w:r>
-        <w:t>Venn diagram</w:t>
-      </w:r>
-    </w:p>
-    <w:p>
-      <w:r>
-        <w:t xml:space="preserve">This figure could be a </w:t>
-      </w:r>
-      <w:proofErr w:type="spellStart"/>
-      <w:r>
-        <w:t>venn</w:t>
-      </w:r>
-      <w:proofErr w:type="spellEnd"/>
-      <w:r>
-        <w:t xml:space="preserve"> diagram showing the number of pathways the exist in the overlap between the 3 functional enrichment methods</w:t>
-      </w:r>
-    </w:p>
+        <w:t>Protease</w:t>
+      </w:r>
+    </w:p>
+    <w:p>
+      <w:pPr>
+        <w:pStyle w:val="Heading2"/>
+      </w:pPr>
+      <w:r>
+        <w:t>HDM</w:t>
+      </w:r>
+    </w:p>
+    <w:p>
+      <w:pPr>
+        <w:pStyle w:val="Heading2"/>
+      </w:pPr>
+      <w:r>
+        <w:t>Dog</w:t>
+      </w:r>
+    </w:p>
+    <w:p/>
     <w:p/>
     <w:sectPr>
       <w:pgSz w:w="11906" w:h="16838"/>

--- a/write_up/drafts/project_plan/figures_list_draft.docx
+++ b/write_up/drafts/project_plan/figures_list_draft.docx
@@ -21,6 +21,14 @@
     <w:p>
       <w:r>
         <w:t>This could be for one or all of Protease/HDM/Dog. Whichever one’s aren’t included in main figure should be provided as supplementary.</w:t>
+      </w:r>
+    </w:p>
+    <w:p>
+      <w:pPr>
+        <w:pStyle w:val="Heading2"/>
+      </w:pPr>
+      <w:r>
+        <w:t>Bar chart of DE counts?</w:t>
       </w:r>
     </w:p>
     <w:p>

--- a/write_up/drafts/project_plan/figures_list_draft.docx
+++ b/write_up/drafts/project_plan/figures_list_draft.docx
@@ -118,9 +118,6 @@
       </w:r>
     </w:p>
     <w:p>
-      <w:pPr>
-        <w:pStyle w:val="Heading3"/>
-      </w:pPr>
       <w:proofErr w:type="spellStart"/>
       <w:r>
         <w:t>Cytoscape</w:t>
@@ -190,11 +187,8 @@
       </w:r>
     </w:p>
     <w:p>
-      <w:pPr>
-        <w:pStyle w:val="Heading2"/>
-      </w:pPr>
-      <w:r>
-        <w:t>Protease</w:t>
+      <w:r>
+        <w:t>Qiagen network viewer image</w:t>
       </w:r>
     </w:p>
     <w:p>

--- a/write_up/drafts/project_plan/figures_list_draft.docx
+++ b/write_up/drafts/project_plan/figures_list_draft.docx
@@ -15,6 +15,67 @@
         <w:pStyle w:val="Heading1"/>
       </w:pPr>
       <w:r>
+        <w:t xml:space="preserve">Figure: </w:t>
+      </w:r>
+      <w:r>
+        <w:t>RNA composition</w:t>
+      </w:r>
+    </w:p>
+    <w:p>
+      <w:r>
+        <w:t>miRTrace results for 01_protease vs 02_hdm_dog as it shows vast differences between primary and calu-3 cells which exemplify why EVs/miRNAs weren’t isolated</w:t>
+      </w:r>
+    </w:p>
+    <w:p>
+      <w:pPr>
+        <w:pStyle w:val="ListParagraph"/>
+        <w:numPr>
+          <w:ilvl w:val="0"/>
+          <w:numId w:val="1"/>
+        </w:numPr>
+      </w:pPr>
+      <w:r>
+        <w:t>RNA categories</w:t>
+      </w:r>
+    </w:p>
+    <w:p>
+      <w:pPr>
+        <w:pStyle w:val="ListParagraph"/>
+        <w:numPr>
+          <w:ilvl w:val="1"/>
+          <w:numId w:val="1"/>
+        </w:numPr>
+      </w:pPr>
+      <w:r>
+        <w:t xml:space="preserve">To get average mirna value across sample for comparison, look at file: </w:t>
+      </w:r>
+      <w:r>
+        <w:t>/gpfs01/home/mbxcj2/L4137_HBEC_EV_Transcriptomics-Project/01_Protease/results/analysis_pipeline/run_01/02_reads_qc/trimmed/multiqc/multiqc_data</w:t>
+      </w:r>
+      <w:r>
+        <w:t>/</w:t>
+      </w:r>
+      <w:r>
+        <w:t>mirtrace_rna_categories_plot.txt</w:t>
+      </w:r>
+    </w:p>
+    <w:p>
+      <w:pPr>
+        <w:pStyle w:val="ListParagraph"/>
+        <w:numPr>
+          <w:ilvl w:val="0"/>
+          <w:numId w:val="1"/>
+        </w:numPr>
+      </w:pPr>
+      <w:r>
+        <w:t>Contamination check</w:t>
+      </w:r>
+    </w:p>
+    <w:p>
+      <w:pPr>
+        <w:pStyle w:val="Heading1"/>
+      </w:pPr>
+      <w:r>
         <w:t xml:space="preserve">Figure: DE Results </w:t>
       </w:r>
     </w:p>
@@ -36,15 +97,7 @@
         <w:pStyle w:val="Heading2"/>
       </w:pPr>
       <w:r>
-        <w:t xml:space="preserve">Heatmap (normalised </w:t>
-      </w:r>
-      <w:proofErr w:type="spellStart"/>
-      <w:r>
-        <w:t>e.g</w:t>
-      </w:r>
-      <w:proofErr w:type="spellEnd"/>
-      <w:r>
-        <w:t>, CPM)</w:t>
+        <w:t>Heatmap (normalised e.g, CPM)</w:t>
       </w:r>
     </w:p>
     <w:p>
@@ -104,10 +157,16 @@
       </w:r>
     </w:p>
     <w:p>
+      <w:r>
+        <w:t>Could also look for overlap between protease/dog/hdm and put in venn diagram</w:t>
+      </w:r>
+    </w:p>
+    <w:p>
       <w:pPr>
         <w:pStyle w:val="Heading2"/>
       </w:pPr>
       <w:r>
+        <w:lastRenderedPageBreak/>
         <w:t>I</w:t>
       </w:r>
       <w:r>
@@ -118,13 +177,8 @@
       </w:r>
     </w:p>
     <w:p>
-      <w:proofErr w:type="spellStart"/>
-      <w:r>
-        <w:t>Cytoscape</w:t>
-      </w:r>
-      <w:proofErr w:type="spellEnd"/>
-      <w:r>
-        <w:t xml:space="preserve"> plot</w:t>
+      <w:r>
+        <w:t>Cytoscape plot</w:t>
       </w:r>
       <w:r>
         <w:t>?</w:t>
@@ -179,7 +233,6 @@
         <w:pStyle w:val="Heading1"/>
       </w:pPr>
       <w:r>
-        <w:lastRenderedPageBreak/>
         <w:t xml:space="preserve">Figure: </w:t>
       </w:r>
       <w:r>
@@ -217,6 +270,100 @@
     </w:sectPr>
   </w:body>
 </w:document>
+</file>
+
+<file path=word/numbering.xml><?xml version="1.0" encoding="utf-8"?>
+<w:numbering xmlns:wpc="http://schemas.microsoft.com/office/word/2010/wordprocessingCanvas" xmlns:cx="http://schemas.microsoft.com/office/drawing/2014/chartex" xmlns:cx1="http://schemas.microsoft.com/office/drawing/2015/9/8/chartex" xmlns:cx2="http://schemas.microsoft.com/office/drawing/2015/10/21/chartex" xmlns:cx3="http://schemas.microsoft.com/office/drawing/2016/5/9/chartex" xmlns:cx4="http://schemas.microsoft.com/office/drawing/2016/5/10/chartex" xmlns:cx5="http://schemas.microsoft.com/office/drawing/2016/5/11/chartex" xmlns:cx6="http://schemas.microsoft.com/office/drawing/2016/5/12/chartex" xmlns:cx7="http://schemas.microsoft.com/office/drawing/2016/5/13/chartex" xmlns:cx8="http://schemas.microsoft.com/office/drawing/2016/5/14/chartex" xmlns:mc="http://schemas.openxmlformats.org/markup-compatibility/2006" xmlns:m="http://schemas.openxmlformats.org/officeDocument/2006/math" xmlns:aink="http://schemas.microsoft.com/office/drawing/2016/ink" xmlns:am3d="http://schemas.microsoft.com/office/drawing/2017/model3d" xmlns:oel="http://schemas.microsoft.com/office/2019/extlst" xmlns:r="http://schemas.openxmlformats.org/officeDocument/2006/relationships" xmlns:wp14="http://schemas.microsoft.com/office/word/2010/wordprocessingDrawing" xmlns:wp="http://schemas.openxmlformats.org/drawingml/2006/wordprocessingDrawing" xmlns:wpg="http://schemas.microsoft.com/office/word/2010/wordprocessingGroup" xmlns:wpi="http://schemas.microsoft.com/office/word/2010/wordprocessingInk" xmlns:wps="http://schemas.microsoft.com/office/word/2010/wordprocessingShape" xmlns:o="urn:schemas-microsoft-com:office:office" xmlns:v="urn:schemas-microsoft-com:vml" xmlns:w10="urn:schemas-microsoft-com:office:word" xmlns:w="http://schemas.openxmlformats.org/wordprocessingml/2006/main" xmlns:w14="http://schemas.microsoft.com/office/word/2010/wordml" xmlns:w15="http://schemas.microsoft.com/office/word/2012/wordml" xmlns:w16cex="http://schemas.microsoft.com/office/word/2018/wordml/cex" xmlns:w16cid="http://schemas.microsoft.com/office/word/2016/wordml/cid" xmlns:w16="http://schemas.microsoft.com/office/word/2018/wordml" xmlns:w16sdtdh="http://schemas.microsoft.com/office/word/2020/wordml/sdtdatahash" xmlns:w16sdtfl="http://schemas.microsoft.com/office/word/2024/wordml/sdtformatlock" xmlns:w16se="http://schemas.microsoft.com/office/word/2015/wordml/symex" xmlns:w16du="http://schemas.microsoft.com/office/word/2023/wordml/word16du" xmlns:wne="http://schemas.microsoft.com/office/word/2006/wordml" mc:Ignorable="w14 w15 w16se w16cid w16 w16cex w16sdtdh w16sdtfl w16du wp14">
+  <w:abstractNum w:abstractNumId="0" w15:restartNumberingAfterBreak="0">
+    <w:nsid w:val="7CE666CA"/>
+    <w:multiLevelType w:val="hybridMultilevel"/>
+    <w:tmpl w:val="31064398"/>
+    <w:lvl w:ilvl="0" w:tplc="0809000F">
+      <w:start w:val="1"/>
+      <w:numFmt w:val="decimal"/>
+      <w:lvlText w:val="%1."/>
+      <w:lvlJc w:val="left"/>
+      <w:pPr>
+        <w:ind w:left="720" w:hanging="360"/>
+      </w:pPr>
+    </w:lvl>
+    <w:lvl w:ilvl="1" w:tplc="08090019">
+      <w:start w:val="1"/>
+      <w:numFmt w:val="lowerLetter"/>
+      <w:lvlText w:val="%2."/>
+      <w:lvlJc w:val="left"/>
+      <w:pPr>
+        <w:ind w:left="1440" w:hanging="360"/>
+      </w:pPr>
+    </w:lvl>
+    <w:lvl w:ilvl="2" w:tplc="0809001B" w:tentative="1">
+      <w:start w:val="1"/>
+      <w:numFmt w:val="lowerRoman"/>
+      <w:lvlText w:val="%3."/>
+      <w:lvlJc w:val="right"/>
+      <w:pPr>
+        <w:ind w:left="2160" w:hanging="180"/>
+      </w:pPr>
+    </w:lvl>
+    <w:lvl w:ilvl="3" w:tplc="0809000F" w:tentative="1">
+      <w:start w:val="1"/>
+      <w:numFmt w:val="decimal"/>
+      <w:lvlText w:val="%4."/>
+      <w:lvlJc w:val="left"/>
+      <w:pPr>
+        <w:ind w:left="2880" w:hanging="360"/>
+      </w:pPr>
+    </w:lvl>
+    <w:lvl w:ilvl="4" w:tplc="08090019" w:tentative="1">
+      <w:start w:val="1"/>
+      <w:numFmt w:val="lowerLetter"/>
+      <w:lvlText w:val="%5."/>
+      <w:lvlJc w:val="left"/>
+      <w:pPr>
+        <w:ind w:left="3600" w:hanging="360"/>
+      </w:pPr>
+    </w:lvl>
+    <w:lvl w:ilvl="5" w:tplc="0809001B" w:tentative="1">
+      <w:start w:val="1"/>
+      <w:numFmt w:val="lowerRoman"/>
+      <w:lvlText w:val="%6."/>
+      <w:lvlJc w:val="right"/>
+      <w:pPr>
+        <w:ind w:left="4320" w:hanging="180"/>
+      </w:pPr>
+    </w:lvl>
+    <w:lvl w:ilvl="6" w:tplc="0809000F" w:tentative="1">
+      <w:start w:val="1"/>
+      <w:numFmt w:val="decimal"/>
+      <w:lvlText w:val="%7."/>
+      <w:lvlJc w:val="left"/>
+      <w:pPr>
+        <w:ind w:left="5040" w:hanging="360"/>
+      </w:pPr>
+    </w:lvl>
+    <w:lvl w:ilvl="7" w:tplc="08090019" w:tentative="1">
+      <w:start w:val="1"/>
+      <w:numFmt w:val="lowerLetter"/>
+      <w:lvlText w:val="%8."/>
+      <w:lvlJc w:val="left"/>
+      <w:pPr>
+        <w:ind w:left="5760" w:hanging="360"/>
+      </w:pPr>
+    </w:lvl>
+    <w:lvl w:ilvl="8" w:tplc="0809001B" w:tentative="1">
+      <w:start w:val="1"/>
+      <w:numFmt w:val="lowerRoman"/>
+      <w:lvlText w:val="%9."/>
+      <w:lvlJc w:val="right"/>
+      <w:pPr>
+        <w:ind w:left="6480" w:hanging="180"/>
+      </w:pPr>
+    </w:lvl>
+  </w:abstractNum>
+  <w:num w:numId="1" w16cid:durableId="2111122731">
+    <w:abstractNumId w:val="0"/>
+  </w:num>
+</w:numbering>
 </file>
 
 <file path=word/styles.xml><?xml version="1.0" encoding="utf-8"?>

--- a/write_up/drafts/project_plan/figures_list_draft.docx
+++ b/write_up/drafts/project_plan/figures_list_draft.docx
@@ -15,15 +15,17 @@
         <w:pStyle w:val="Heading1"/>
       </w:pPr>
       <w:r>
-        <w:t xml:space="preserve">Figure: </w:t>
-      </w:r>
-      <w:r>
-        <w:t>RNA composition</w:t>
-      </w:r>
-    </w:p>
-    <w:p>
-      <w:r>
-        <w:t>miRTrace results for 01_protease vs 02_hdm_dog as it shows vast differences between primary and calu-3 cells which exemplify why EVs/miRNAs weren’t isolated</w:t>
+        <w:t>Figure: RNA composition</w:t>
+      </w:r>
+    </w:p>
+    <w:p>
+      <w:proofErr w:type="spellStart"/>
+      <w:r>
+        <w:t>miRTrace</w:t>
+      </w:r>
+      <w:proofErr w:type="spellEnd"/>
+      <w:r>
+        <w:t xml:space="preserve"> results for 01_protease vs 02_hdm_dog as it shows vast differences between primary and calu-3 cells which exemplify why EVs/miRNAs weren’t isolated</w:t>
       </w:r>
     </w:p>
     <w:p>
@@ -47,16 +49,25 @@
         </w:numPr>
       </w:pPr>
       <w:r>
-        <w:t xml:space="preserve">To get average mirna value across sample for comparison, look at file: </w:t>
-      </w:r>
-      <w:r>
-        <w:t>/gpfs01/home/mbxcj2/L4137_HBEC_EV_Transcriptomics-Project/01_Protease/results/analysis_pipeline/run_01/02_reads_qc/trimmed/multiqc/multiqc_data</w:t>
-      </w:r>
-      <w:r>
-        <w:t>/</w:t>
-      </w:r>
-      <w:r>
-        <w:t>mirtrace_rna_categories_plot.txt</w:t>
+        <w:t xml:space="preserve">This show library size </w:t>
+      </w:r>
+      <w:r>
+        <w:t xml:space="preserve">and composition of other RNAs </w:t>
+      </w:r>
+      <w:r>
+        <w:t>as well</w:t>
+      </w:r>
+    </w:p>
+    <w:p>
+      <w:pPr>
+        <w:pStyle w:val="ListParagraph"/>
+        <w:numPr>
+          <w:ilvl w:val="1"/>
+          <w:numId w:val="1"/>
+        </w:numPr>
+      </w:pPr>
+      <w:r>
+        <w:t>Might need to recreate this in r to relabel the sample names</w:t>
       </w:r>
     </w:p>
     <w:p>
@@ -68,8 +79,51 @@
         </w:numPr>
       </w:pPr>
       <w:r>
-        <w:t>Contamination check</w:t>
-      </w:r>
+        <w:t xml:space="preserve">Boxplot with 01_ vs 02_ </w:t>
+      </w:r>
+      <w:proofErr w:type="spellStart"/>
+      <w:r>
+        <w:t>mirna</w:t>
+      </w:r>
+      <w:proofErr w:type="spellEnd"/>
+      <w:r>
+        <w:t xml:space="preserve"> composition across samples</w:t>
+      </w:r>
+    </w:p>
+    <w:p>
+      <w:pPr>
+        <w:pStyle w:val="ListParagraph"/>
+        <w:numPr>
+          <w:ilvl w:val="1"/>
+          <w:numId w:val="1"/>
+        </w:numPr>
+      </w:pPr>
+      <w:r>
+        <w:t xml:space="preserve">To get average </w:t>
+      </w:r>
+      <w:proofErr w:type="spellStart"/>
+      <w:r>
+        <w:t>mirna</w:t>
+      </w:r>
+      <w:proofErr w:type="spellEnd"/>
+      <w:r>
+        <w:t xml:space="preserve"> value across sample for comparison, look at file: </w:t>
+      </w:r>
+      <w:r>
+        <w:t>/gpfs01/home/mbxcj2/L4137_HBEC_EV_Transcriptomics-Project/01_Protease/results/analysis_pipeline/run_01/02_reads_qc/trimmed/multiqc/multiqc_data</w:t>
+      </w:r>
+      <w:r>
+        <w:t>/</w:t>
+      </w:r>
+      <w:r>
+        <w:t>mirtrace_rna_categories_plot.txt</w:t>
+      </w:r>
+    </w:p>
+    <w:p>
+      <w:pPr>
+        <w:pStyle w:val="ListParagraph"/>
+        <w:ind w:left="1440"/>
+      </w:pPr>
     </w:p>
     <w:p>
       <w:pPr>
@@ -97,7 +151,15 @@
         <w:pStyle w:val="Heading2"/>
       </w:pPr>
       <w:r>
-        <w:t>Heatmap (normalised e.g, CPM)</w:t>
+        <w:t xml:space="preserve">Heatmap (normalised </w:t>
+      </w:r>
+      <w:proofErr w:type="spellStart"/>
+      <w:r>
+        <w:t>e.g</w:t>
+      </w:r>
+      <w:proofErr w:type="spellEnd"/>
+      <w:r>
+        <w:t>, CPM)</w:t>
       </w:r>
     </w:p>
     <w:p>
@@ -158,7 +220,24 @@
     </w:p>
     <w:p>
       <w:r>
-        <w:t>Could also look for overlap between protease/dog/hdm and put in venn diagram</w:t>
+        <w:lastRenderedPageBreak/>
+        <w:t>Could also look for overlap between protease/dog/</w:t>
+      </w:r>
+      <w:proofErr w:type="spellStart"/>
+      <w:r>
+        <w:t>hdm</w:t>
+      </w:r>
+      <w:proofErr w:type="spellEnd"/>
+      <w:r>
+        <w:t xml:space="preserve"> and put in </w:t>
+      </w:r>
+      <w:proofErr w:type="spellStart"/>
+      <w:r>
+        <w:t>venn</w:t>
+      </w:r>
+      <w:proofErr w:type="spellEnd"/>
+      <w:r>
+        <w:t xml:space="preserve"> diagram</w:t>
       </w:r>
     </w:p>
     <w:p>
@@ -166,7 +245,6 @@
         <w:pStyle w:val="Heading2"/>
       </w:pPr>
       <w:r>
-        <w:lastRenderedPageBreak/>
         <w:t>I</w:t>
       </w:r>
       <w:r>
@@ -177,8 +255,13 @@
       </w:r>
     </w:p>
     <w:p>
-      <w:r>
-        <w:t>Cytoscape plot</w:t>
+      <w:proofErr w:type="spellStart"/>
+      <w:r>
+        <w:t>Cytoscape</w:t>
+      </w:r>
+      <w:proofErr w:type="spellEnd"/>
+      <w:r>
+        <w:t xml:space="preserve"> plot</w:t>
       </w:r>
       <w:r>
         <w:t>?</w:t>

--- a/write_up/drafts/project_plan/figures_list_draft.docx
+++ b/write_up/drafts/project_plan/figures_list_draft.docx
@@ -8,6 +8,81 @@
       </w:pPr>
       <w:r>
         <w:t>Figure: Graphical workflow</w:t>
+      </w:r>
+    </w:p>
+    <w:p>
+      <w:r>
+        <w:rPr>
+          <w:noProof/>
+        </w:rPr>
+        <w:drawing>
+          <wp:inline distT="0" distB="0" distL="0" distR="0" wp14:anchorId="704BD221" wp14:editId="27C92C4F">
+            <wp:extent cx="2648857" cy="1539940"/>
+            <wp:effectExtent l="0" t="0" r="5715" b="0"/>
+            <wp:docPr id="671558796" name="Picture 1"/>
+            <wp:cNvGraphicFramePr>
+              <a:graphicFrameLocks xmlns:a="http://schemas.openxmlformats.org/drawingml/2006/main" noChangeAspect="1"/>
+            </wp:cNvGraphicFramePr>
+            <a:graphic xmlns:a="http://schemas.openxmlformats.org/drawingml/2006/main">
+              <a:graphicData uri="http://schemas.openxmlformats.org/drawingml/2006/picture">
+                <pic:pic xmlns:pic="http://schemas.openxmlformats.org/drawingml/2006/picture">
+                  <pic:nvPicPr>
+                    <pic:cNvPr id="671558796" name=""/>
+                    <pic:cNvPicPr/>
+                  </pic:nvPicPr>
+                  <pic:blipFill rotWithShape="1">
+                    <a:blip r:embed="rId5"/>
+                    <a:srcRect l="14435" t="3332" r="16305" b="21000"/>
+                    <a:stretch>
+                      <a:fillRect/>
+                    </a:stretch>
+                  </pic:blipFill>
+                  <pic:spPr bwMode="auto">
+                    <a:xfrm>
+                      <a:off x="0" y="0"/>
+                      <a:ext cx="2654140" cy="1543011"/>
+                    </a:xfrm>
+                    <a:prstGeom prst="rect">
+                      <a:avLst/>
+                    </a:prstGeom>
+                    <a:ln>
+                      <a:noFill/>
+                    </a:ln>
+                    <a:extLst>
+                      <a:ext uri="{53640926-AAD7-44D8-BBD7-CCE9431645EC}">
+                        <a14:shadowObscured xmlns:a14="http://schemas.microsoft.com/office/drawing/2010/main"/>
+                      </a:ext>
+                    </a:extLst>
+                  </pic:spPr>
+                </pic:pic>
+              </a:graphicData>
+            </a:graphic>
+          </wp:inline>
+        </w:drawing>
+      </w:r>
+    </w:p>
+    <w:p>
+      <w:pPr>
+        <w:pStyle w:val="ListParagraph"/>
+        <w:numPr>
+          <w:ilvl w:val="0"/>
+          <w:numId w:val="2"/>
+        </w:numPr>
+      </w:pPr>
+      <w:r>
+        <w:t>And have the experimental conditions at the top with circles round to indicate whether they’re primary or calu-3 cells</w:t>
+      </w:r>
+    </w:p>
+    <w:p>
+      <w:pPr>
+        <w:pStyle w:val="ListParagraph"/>
+        <w:numPr>
+          <w:ilvl w:val="0"/>
+          <w:numId w:val="2"/>
+        </w:numPr>
+      </w:pPr>
+      <w:r>
+        <w:t xml:space="preserve">Should also have a box before ‘DE analysis’ with something like ‘preprocessing’ or ‘read quantification’. Or if there’s space then can include trimming, qc etc. </w:t>
       </w:r>
     </w:p>
     <w:p>
@@ -172,6 +247,7 @@
         <w:pStyle w:val="Heading2"/>
       </w:pPr>
       <w:r>
+        <w:lastRenderedPageBreak/>
         <w:t>PCA plot</w:t>
       </w:r>
     </w:p>
@@ -220,130 +296,150 @@
     </w:p>
     <w:p>
       <w:r>
+        <w:t>Could also look for overlap between protease/dog/</w:t>
+      </w:r>
+      <w:proofErr w:type="spellStart"/>
+      <w:r>
+        <w:t>hdm</w:t>
+      </w:r>
+      <w:proofErr w:type="spellEnd"/>
+      <w:r>
+        <w:t xml:space="preserve"> and put in </w:t>
+      </w:r>
+      <w:proofErr w:type="spellStart"/>
+      <w:r>
+        <w:t>venn</w:t>
+      </w:r>
+      <w:proofErr w:type="spellEnd"/>
+      <w:r>
+        <w:t xml:space="preserve"> diagram</w:t>
+      </w:r>
+    </w:p>
+    <w:p>
+      <w:pPr>
+        <w:pStyle w:val="Heading2"/>
+      </w:pPr>
+      <w:r>
+        <w:t>I</w:t>
+      </w:r>
+      <w:r>
+        <w:t>ndirect</w:t>
+      </w:r>
+      <w:r>
+        <w:t xml:space="preserve"> FE</w:t>
+      </w:r>
+    </w:p>
+    <w:p>
+      <w:proofErr w:type="spellStart"/>
+      <w:r>
+        <w:t>Cytoscape</w:t>
+      </w:r>
+      <w:proofErr w:type="spellEnd"/>
+      <w:r>
+        <w:t xml:space="preserve"> plot</w:t>
+      </w:r>
+      <w:r>
+        <w:t>?</w:t>
+      </w:r>
+    </w:p>
+    <w:p>
+      <w:pPr>
+        <w:pStyle w:val="Heading2"/>
+      </w:pPr>
+      <w:r>
+        <w:t>Direct FE</w:t>
+      </w:r>
+    </w:p>
+    <w:p>
+      <w:pPr>
+        <w:pStyle w:val="Heading2"/>
+      </w:pPr>
+      <w:r>
+        <w:t>Qiagen FE</w:t>
+      </w:r>
+    </w:p>
+    <w:p>
+      <w:pPr>
+        <w:pStyle w:val="Heading2"/>
+      </w:pPr>
+      <w:r>
+        <w:t>FE Intercept</w:t>
+      </w:r>
+    </w:p>
+    <w:p>
+      <w:pPr>
+        <w:pStyle w:val="Heading3"/>
+      </w:pPr>
+      <w:r>
+        <w:t>Venn diagram</w:t>
+      </w:r>
+    </w:p>
+    <w:p>
+      <w:r>
+        <w:t xml:space="preserve">This figure could be a </w:t>
+      </w:r>
+      <w:r>
+        <w:t>Venn</w:t>
+      </w:r>
+      <w:r>
+        <w:t xml:space="preserve"> diagram showing the number of pathways the exist in the overlap between the 3 functional enrichment methods</w:t>
+      </w:r>
+    </w:p>
+    <w:p/>
+    <w:p>
+      <w:pPr>
+        <w:pStyle w:val="Heading1"/>
+      </w:pPr>
+      <w:r>
+        <w:t xml:space="preserve">Figure: </w:t>
+      </w:r>
+      <w:r>
+        <w:t>Pathway analysis results</w:t>
+      </w:r>
+    </w:p>
+    <w:p>
+      <w:r>
+        <w:t>Qiagen network viewer image</w:t>
+      </w:r>
+    </w:p>
+    <w:p>
+      <w:pPr>
+        <w:pStyle w:val="Heading2"/>
+      </w:pPr>
+      <w:r>
+        <w:t>HDM</w:t>
+      </w:r>
+    </w:p>
+    <w:p>
+      <w:pPr>
+        <w:pStyle w:val="Heading2"/>
+      </w:pPr>
+      <w:r>
+        <w:t>Dog</w:t>
+      </w:r>
+    </w:p>
+    <w:p/>
+    <w:p/>
+    <w:p>
+      <w:pPr>
+        <w:pStyle w:val="Heading1"/>
+      </w:pPr>
+      <w:r>
         <w:lastRenderedPageBreak/>
-        <w:t>Could also look for overlap between protease/dog/</w:t>
-      </w:r>
-      <w:proofErr w:type="spellStart"/>
-      <w:r>
-        <w:t>hdm</w:t>
-      </w:r>
-      <w:proofErr w:type="spellEnd"/>
-      <w:r>
-        <w:t xml:space="preserve"> and put in </w:t>
-      </w:r>
-      <w:proofErr w:type="spellStart"/>
-      <w:r>
-        <w:t>venn</w:t>
-      </w:r>
-      <w:proofErr w:type="spellEnd"/>
-      <w:r>
-        <w:t xml:space="preserve"> diagram</w:t>
-      </w:r>
-    </w:p>
-    <w:p>
-      <w:pPr>
-        <w:pStyle w:val="Heading2"/>
-      </w:pPr>
-      <w:r>
-        <w:t>I</w:t>
-      </w:r>
-      <w:r>
-        <w:t>ndirect</w:t>
-      </w:r>
-      <w:r>
-        <w:t xml:space="preserve"> FE</w:t>
-      </w:r>
-    </w:p>
-    <w:p>
-      <w:proofErr w:type="spellStart"/>
-      <w:r>
-        <w:t>Cytoscape</w:t>
-      </w:r>
-      <w:proofErr w:type="spellEnd"/>
-      <w:r>
-        <w:t xml:space="preserve"> plot</w:t>
-      </w:r>
-      <w:r>
-        <w:t>?</w:t>
-      </w:r>
-    </w:p>
-    <w:p>
-      <w:pPr>
-        <w:pStyle w:val="Heading2"/>
-      </w:pPr>
-      <w:r>
-        <w:t>Direct FE</w:t>
-      </w:r>
-    </w:p>
-    <w:p>
-      <w:pPr>
-        <w:pStyle w:val="Heading2"/>
-      </w:pPr>
-      <w:r>
-        <w:t>Qiagen FE</w:t>
-      </w:r>
-    </w:p>
-    <w:p>
-      <w:pPr>
-        <w:pStyle w:val="Heading2"/>
-      </w:pPr>
-      <w:r>
-        <w:t>FE Intercept</w:t>
-      </w:r>
-    </w:p>
-    <w:p>
-      <w:pPr>
-        <w:pStyle w:val="Heading3"/>
-      </w:pPr>
-      <w:r>
-        <w:t>Venn diagram</w:t>
-      </w:r>
-    </w:p>
-    <w:p>
-      <w:r>
-        <w:t xml:space="preserve">This figure could be a </w:t>
-      </w:r>
-      <w:r>
-        <w:t>Venn</w:t>
-      </w:r>
-      <w:r>
-        <w:t xml:space="preserve"> diagram showing the number of pathways the exist in the overlap between the 3 functional enrichment methods</w:t>
-      </w:r>
-    </w:p>
-    <w:p/>
-    <w:p>
-      <w:pPr>
-        <w:pStyle w:val="Heading1"/>
-      </w:pPr>
+        <w:t xml:space="preserve">Supplementary </w:t>
+      </w:r>
       <w:r>
         <w:t xml:space="preserve">Figure: </w:t>
       </w:r>
       <w:r>
-        <w:t>Pathway analysis results</w:t>
-      </w:r>
-    </w:p>
-    <w:p>
-      <w:r>
-        <w:t>Qiagen network viewer image</w:t>
-      </w:r>
-    </w:p>
-    <w:p>
-      <w:pPr>
-        <w:pStyle w:val="Heading2"/>
-      </w:pPr>
-      <w:r>
-        <w:t>HDM</w:t>
-      </w:r>
-    </w:p>
-    <w:p>
-      <w:pPr>
-        <w:pStyle w:val="Heading2"/>
-      </w:pPr>
-      <w:r>
-        <w:t>Dog</w:t>
-      </w:r>
-    </w:p>
-    <w:p/>
+        <w:t>QC results for dose24</w:t>
+      </w:r>
+    </w:p>
+    <w:p>
+      <w:r>
+        <w:t>Recreate plots with the dose24 traces appearing in a different colour</w:t>
+      </w:r>
+    </w:p>
     <w:p/>
     <w:sectPr>
       <w:pgSz w:w="11906" w:h="16838"/>
@@ -358,6 +454,119 @@
 <file path=word/numbering.xml><?xml version="1.0" encoding="utf-8"?>
 <w:numbering xmlns:wpc="http://schemas.microsoft.com/office/word/2010/wordprocessingCanvas" xmlns:cx="http://schemas.microsoft.com/office/drawing/2014/chartex" xmlns:cx1="http://schemas.microsoft.com/office/drawing/2015/9/8/chartex" xmlns:cx2="http://schemas.microsoft.com/office/drawing/2015/10/21/chartex" xmlns:cx3="http://schemas.microsoft.com/office/drawing/2016/5/9/chartex" xmlns:cx4="http://schemas.microsoft.com/office/drawing/2016/5/10/chartex" xmlns:cx5="http://schemas.microsoft.com/office/drawing/2016/5/11/chartex" xmlns:cx6="http://schemas.microsoft.com/office/drawing/2016/5/12/chartex" xmlns:cx7="http://schemas.microsoft.com/office/drawing/2016/5/13/chartex" xmlns:cx8="http://schemas.microsoft.com/office/drawing/2016/5/14/chartex" xmlns:mc="http://schemas.openxmlformats.org/markup-compatibility/2006" xmlns:m="http://schemas.openxmlformats.org/officeDocument/2006/math" xmlns:aink="http://schemas.microsoft.com/office/drawing/2016/ink" xmlns:am3d="http://schemas.microsoft.com/office/drawing/2017/model3d" xmlns:oel="http://schemas.microsoft.com/office/2019/extlst" xmlns:r="http://schemas.openxmlformats.org/officeDocument/2006/relationships" xmlns:wp14="http://schemas.microsoft.com/office/word/2010/wordprocessingDrawing" xmlns:wp="http://schemas.openxmlformats.org/drawingml/2006/wordprocessingDrawing" xmlns:wpg="http://schemas.microsoft.com/office/word/2010/wordprocessingGroup" xmlns:wpi="http://schemas.microsoft.com/office/word/2010/wordprocessingInk" xmlns:wps="http://schemas.microsoft.com/office/word/2010/wordprocessingShape" xmlns:o="urn:schemas-microsoft-com:office:office" xmlns:v="urn:schemas-microsoft-com:vml" xmlns:w10="urn:schemas-microsoft-com:office:word" xmlns:w="http://schemas.openxmlformats.org/wordprocessingml/2006/main" xmlns:w14="http://schemas.microsoft.com/office/word/2010/wordml" xmlns:w15="http://schemas.microsoft.com/office/word/2012/wordml" xmlns:w16cex="http://schemas.microsoft.com/office/word/2018/wordml/cex" xmlns:w16cid="http://schemas.microsoft.com/office/word/2016/wordml/cid" xmlns:w16="http://schemas.microsoft.com/office/word/2018/wordml" xmlns:w16sdtdh="http://schemas.microsoft.com/office/word/2020/wordml/sdtdatahash" xmlns:w16sdtfl="http://schemas.microsoft.com/office/word/2024/wordml/sdtformatlock" xmlns:w16se="http://schemas.microsoft.com/office/word/2015/wordml/symex" xmlns:w16du="http://schemas.microsoft.com/office/word/2023/wordml/word16du" xmlns:wne="http://schemas.microsoft.com/office/word/2006/wordml" mc:Ignorable="w14 w15 w16se w16cid w16 w16cex w16sdtdh w16sdtfl w16du wp14">
   <w:abstractNum w:abstractNumId="0" w15:restartNumberingAfterBreak="0">
+    <w:nsid w:val="6697024A"/>
+    <w:multiLevelType w:val="hybridMultilevel"/>
+    <w:tmpl w:val="EC92204A"/>
+    <w:lvl w:ilvl="0" w:tplc="08090001">
+      <w:start w:val="1"/>
+      <w:numFmt w:val="bullet"/>
+      <w:lvlText w:val=""/>
+      <w:lvlJc w:val="left"/>
+      <w:pPr>
+        <w:ind w:left="720" w:hanging="360"/>
+      </w:pPr>
+      <w:rPr>
+        <w:rFonts w:ascii="Symbol" w:hAnsi="Symbol" w:hint="default"/>
+      </w:rPr>
+    </w:lvl>
+    <w:lvl w:ilvl="1" w:tplc="08090003" w:tentative="1">
+      <w:start w:val="1"/>
+      <w:numFmt w:val="bullet"/>
+      <w:lvlText w:val="o"/>
+      <w:lvlJc w:val="left"/>
+      <w:pPr>
+        <w:ind w:left="1440" w:hanging="360"/>
+      </w:pPr>
+      <w:rPr>
+        <w:rFonts w:ascii="Courier New" w:hAnsi="Courier New" w:cs="Courier New" w:hint="default"/>
+      </w:rPr>
+    </w:lvl>
+    <w:lvl w:ilvl="2" w:tplc="08090005" w:tentative="1">
+      <w:start w:val="1"/>
+      <w:numFmt w:val="bullet"/>
+      <w:lvlText w:val=""/>
+      <w:lvlJc w:val="left"/>
+      <w:pPr>
+        <w:ind w:left="2160" w:hanging="360"/>
+      </w:pPr>
+      <w:rPr>
+        <w:rFonts w:ascii="Wingdings" w:hAnsi="Wingdings" w:hint="default"/>
+      </w:rPr>
+    </w:lvl>
+    <w:lvl w:ilvl="3" w:tplc="08090001" w:tentative="1">
+      <w:start w:val="1"/>
+      <w:numFmt w:val="bullet"/>
+      <w:lvlText w:val=""/>
+      <w:lvlJc w:val="left"/>
+      <w:pPr>
+        <w:ind w:left="2880" w:hanging="360"/>
+      </w:pPr>
+      <w:rPr>
+        <w:rFonts w:ascii="Symbol" w:hAnsi="Symbol" w:hint="default"/>
+      </w:rPr>
+    </w:lvl>
+    <w:lvl w:ilvl="4" w:tplc="08090003" w:tentative="1">
+      <w:start w:val="1"/>
+      <w:numFmt w:val="bullet"/>
+      <w:lvlText w:val="o"/>
+      <w:lvlJc w:val="left"/>
+      <w:pPr>
+        <w:ind w:left="3600" w:hanging="360"/>
+      </w:pPr>
+      <w:rPr>
+        <w:rFonts w:ascii="Courier New" w:hAnsi="Courier New" w:cs="Courier New" w:hint="default"/>
+      </w:rPr>
+    </w:lvl>
+    <w:lvl w:ilvl="5" w:tplc="08090005" w:tentative="1">
+      <w:start w:val="1"/>
+      <w:numFmt w:val="bullet"/>
+      <w:lvlText w:val=""/>
+      <w:lvlJc w:val="left"/>
+      <w:pPr>
+        <w:ind w:left="4320" w:hanging="360"/>
+      </w:pPr>
+      <w:rPr>
+        <w:rFonts w:ascii="Wingdings" w:hAnsi="Wingdings" w:hint="default"/>
+      </w:rPr>
+    </w:lvl>
+    <w:lvl w:ilvl="6" w:tplc="08090001" w:tentative="1">
+      <w:start w:val="1"/>
+      <w:numFmt w:val="bullet"/>
+      <w:lvlText w:val=""/>
+      <w:lvlJc w:val="left"/>
+      <w:pPr>
+        <w:ind w:left="5040" w:hanging="360"/>
+      </w:pPr>
+      <w:rPr>
+        <w:rFonts w:ascii="Symbol" w:hAnsi="Symbol" w:hint="default"/>
+      </w:rPr>
+    </w:lvl>
+    <w:lvl w:ilvl="7" w:tplc="08090003" w:tentative="1">
+      <w:start w:val="1"/>
+      <w:numFmt w:val="bullet"/>
+      <w:lvlText w:val="o"/>
+      <w:lvlJc w:val="left"/>
+      <w:pPr>
+        <w:ind w:left="5760" w:hanging="360"/>
+      </w:pPr>
+      <w:rPr>
+        <w:rFonts w:ascii="Courier New" w:hAnsi="Courier New" w:cs="Courier New" w:hint="default"/>
+      </w:rPr>
+    </w:lvl>
+    <w:lvl w:ilvl="8" w:tplc="08090005" w:tentative="1">
+      <w:start w:val="1"/>
+      <w:numFmt w:val="bullet"/>
+      <w:lvlText w:val=""/>
+      <w:lvlJc w:val="left"/>
+      <w:pPr>
+        <w:ind w:left="6480" w:hanging="360"/>
+      </w:pPr>
+      <w:rPr>
+        <w:rFonts w:ascii="Wingdings" w:hAnsi="Wingdings" w:hint="default"/>
+      </w:rPr>
+    </w:lvl>
+  </w:abstractNum>
+  <w:abstractNum w:abstractNumId="1" w15:restartNumberingAfterBreak="0">
     <w:nsid w:val="7CE666CA"/>
     <w:multiLevelType w:val="hybridMultilevel"/>
     <w:tmpl w:val="31064398"/>
@@ -444,6 +653,9 @@
     </w:lvl>
   </w:abstractNum>
   <w:num w:numId="1" w16cid:durableId="2111122731">
+    <w:abstractNumId w:val="1"/>
+  </w:num>
+  <w:num w:numId="2" w16cid:durableId="622467262">
     <w:abstractNumId w:val="0"/>
   </w:num>
 </w:numbering>

--- a/write_up/drafts/project_plan/figures_list_draft.docx
+++ b/write_up/drafts/project_plan/figures_list_draft.docx
@@ -3,10 +3,1905 @@
 <w:document xmlns:wpc="http://schemas.microsoft.com/office/word/2010/wordprocessingCanvas" xmlns:cx="http://schemas.microsoft.com/office/drawing/2014/chartex" xmlns:cx1="http://schemas.microsoft.com/office/drawing/2015/9/8/chartex" xmlns:cx2="http://schemas.microsoft.com/office/drawing/2015/10/21/chartex" xmlns:cx3="http://schemas.microsoft.com/office/drawing/2016/5/9/chartex" xmlns:cx4="http://schemas.microsoft.com/office/drawing/2016/5/10/chartex" xmlns:cx5="http://schemas.microsoft.com/office/drawing/2016/5/11/chartex" xmlns:cx6="http://schemas.microsoft.com/office/drawing/2016/5/12/chartex" xmlns:cx7="http://schemas.microsoft.com/office/drawing/2016/5/13/chartex" xmlns:cx8="http://schemas.microsoft.com/office/drawing/2016/5/14/chartex" xmlns:mc="http://schemas.openxmlformats.org/markup-compatibility/2006" xmlns:m="http://schemas.openxmlformats.org/officeDocument/2006/math" xmlns:aink="http://schemas.microsoft.com/office/drawing/2016/ink" xmlns:am3d="http://schemas.microsoft.com/office/drawing/2017/model3d" xmlns:oel="http://schemas.microsoft.com/office/2019/extlst" xmlns:r="http://schemas.openxmlformats.org/officeDocument/2006/relationships" xmlns:wp14="http://schemas.microsoft.com/office/word/2010/wordprocessingDrawing" xmlns:wp="http://schemas.openxmlformats.org/drawingml/2006/wordprocessingDrawing" xmlns:wpg="http://schemas.microsoft.com/office/word/2010/wordprocessingGroup" xmlns:wpi="http://schemas.microsoft.com/office/word/2010/wordprocessingInk" xmlns:wps="http://schemas.microsoft.com/office/word/2010/wordprocessingShape" xmlns:o="urn:schemas-microsoft-com:office:office" xmlns:v="urn:schemas-microsoft-com:vml" xmlns:w10="urn:schemas-microsoft-com:office:word" xmlns:w="http://schemas.openxmlformats.org/wordprocessingml/2006/main" xmlns:w14="http://schemas.microsoft.com/office/word/2010/wordml" xmlns:w15="http://schemas.microsoft.com/office/word/2012/wordml" xmlns:w16cex="http://schemas.microsoft.com/office/word/2018/wordml/cex" xmlns:w16cid="http://schemas.microsoft.com/office/word/2016/wordml/cid" xmlns:w16="http://schemas.microsoft.com/office/word/2018/wordml" xmlns:w16sdtdh="http://schemas.microsoft.com/office/word/2020/wordml/sdtdatahash" xmlns:w16sdtfl="http://schemas.microsoft.com/office/word/2024/wordml/sdtformatlock" xmlns:w16se="http://schemas.microsoft.com/office/word/2015/wordml/symex" xmlns:w16du="http://schemas.microsoft.com/office/word/2023/wordml/word16du" xmlns:wne="http://schemas.microsoft.com/office/word/2006/wordml" mc:Ignorable="w14 w15 w16se w16cid w16 w16cex w16sdtdh w16sdtfl w16du wp14">
   <w:body>
     <w:p>
+      <w:r>
+        <w:rPr>
+          <w:b/>
+          <w:bCs/>
+        </w:rPr>
+        <w:t>Current</w:t>
+      </w:r>
+    </w:p>
+    <w:p>
+      <w:r>
+        <w:t>Main Figures</w:t>
+      </w:r>
+    </w:p>
+    <w:tbl>
+      <w:tblPr>
+        <w:tblStyle w:val="TableGrid"/>
+        <w:tblW w:w="9965" w:type="dxa"/>
+        <w:tblLook w:val="04A0" w:firstRow="1" w:lastRow="0" w:firstColumn="1" w:lastColumn="0" w:noHBand="0" w:noVBand="1"/>
+      </w:tblPr>
+      <w:tblGrid>
+        <w:gridCol w:w="1993"/>
+        <w:gridCol w:w="1993"/>
+        <w:gridCol w:w="1993"/>
+        <w:gridCol w:w="1993"/>
+        <w:gridCol w:w="1993"/>
+      </w:tblGrid>
+      <w:tr>
+        <w:trPr>
+          <w:trHeight w:val="287"/>
+        </w:trPr>
+        <w:tc>
+          <w:tcPr>
+            <w:tcW w:w="1993" w:type="dxa"/>
+          </w:tcPr>
+          <w:p>
+            <w:pPr>
+              <w:rPr>
+                <w:b/>
+                <w:bCs/>
+                <w:sz w:val="20"/>
+                <w:szCs w:val="20"/>
+              </w:rPr>
+            </w:pPr>
+          </w:p>
+        </w:tc>
+        <w:tc>
+          <w:tcPr>
+            <w:tcW w:w="1993" w:type="dxa"/>
+          </w:tcPr>
+          <w:p>
+            <w:pPr>
+              <w:rPr>
+                <w:b/>
+                <w:bCs/>
+                <w:sz w:val="20"/>
+                <w:szCs w:val="20"/>
+              </w:rPr>
+            </w:pPr>
+            <w:r>
+              <w:rPr>
+                <w:b/>
+                <w:bCs/>
+                <w:sz w:val="20"/>
+                <w:szCs w:val="20"/>
+              </w:rPr>
+              <w:t>Fig. 1</w:t>
+            </w:r>
+          </w:p>
+        </w:tc>
+        <w:tc>
+          <w:tcPr>
+            <w:tcW w:w="1993" w:type="dxa"/>
+          </w:tcPr>
+          <w:p>
+            <w:pPr>
+              <w:rPr>
+                <w:b/>
+                <w:bCs/>
+                <w:sz w:val="20"/>
+                <w:szCs w:val="20"/>
+              </w:rPr>
+            </w:pPr>
+            <w:r>
+              <w:rPr>
+                <w:b/>
+                <w:bCs/>
+                <w:sz w:val="20"/>
+                <w:szCs w:val="20"/>
+              </w:rPr>
+              <w:t xml:space="preserve">Fig. </w:t>
+            </w:r>
+            <w:r>
+              <w:rPr>
+                <w:b/>
+                <w:bCs/>
+                <w:sz w:val="20"/>
+                <w:szCs w:val="20"/>
+              </w:rPr>
+              <w:t>2</w:t>
+            </w:r>
+          </w:p>
+        </w:tc>
+        <w:tc>
+          <w:tcPr>
+            <w:tcW w:w="1993" w:type="dxa"/>
+          </w:tcPr>
+          <w:p>
+            <w:pPr>
+              <w:rPr>
+                <w:b/>
+                <w:bCs/>
+                <w:sz w:val="20"/>
+                <w:szCs w:val="20"/>
+              </w:rPr>
+            </w:pPr>
+            <w:r>
+              <w:rPr>
+                <w:b/>
+                <w:bCs/>
+                <w:sz w:val="20"/>
+                <w:szCs w:val="20"/>
+              </w:rPr>
+              <w:t xml:space="preserve">Fig. </w:t>
+            </w:r>
+            <w:r>
+              <w:rPr>
+                <w:b/>
+                <w:bCs/>
+                <w:sz w:val="20"/>
+                <w:szCs w:val="20"/>
+              </w:rPr>
+              <w:t>3</w:t>
+            </w:r>
+          </w:p>
+        </w:tc>
+        <w:tc>
+          <w:tcPr>
+            <w:tcW w:w="1993" w:type="dxa"/>
+          </w:tcPr>
+          <w:p>
+            <w:pPr>
+              <w:rPr>
+                <w:b/>
+                <w:bCs/>
+                <w:sz w:val="20"/>
+                <w:szCs w:val="20"/>
+              </w:rPr>
+            </w:pPr>
+            <w:r>
+              <w:rPr>
+                <w:b/>
+                <w:bCs/>
+                <w:sz w:val="20"/>
+                <w:szCs w:val="20"/>
+              </w:rPr>
+              <w:t xml:space="preserve">Fig. </w:t>
+            </w:r>
+            <w:r>
+              <w:rPr>
+                <w:b/>
+                <w:bCs/>
+                <w:sz w:val="20"/>
+                <w:szCs w:val="20"/>
+              </w:rPr>
+              <w:t>4</w:t>
+            </w:r>
+          </w:p>
+        </w:tc>
+      </w:tr>
+      <w:tr>
+        <w:trPr>
+          <w:trHeight w:val="275"/>
+        </w:trPr>
+        <w:tc>
+          <w:tcPr>
+            <w:tcW w:w="1993" w:type="dxa"/>
+          </w:tcPr>
+          <w:p>
+            <w:pPr>
+              <w:rPr>
+                <w:sz w:val="20"/>
+                <w:szCs w:val="20"/>
+              </w:rPr>
+            </w:pPr>
+            <w:r>
+              <w:rPr>
+                <w:sz w:val="20"/>
+                <w:szCs w:val="20"/>
+              </w:rPr>
+              <w:t>Description</w:t>
+            </w:r>
+          </w:p>
+        </w:tc>
+        <w:tc>
+          <w:tcPr>
+            <w:tcW w:w="1993" w:type="dxa"/>
+          </w:tcPr>
+          <w:p>
+            <w:pPr>
+              <w:rPr>
+                <w:sz w:val="20"/>
+                <w:szCs w:val="20"/>
+              </w:rPr>
+            </w:pPr>
+            <w:proofErr w:type="spellStart"/>
+            <w:r>
+              <w:rPr>
+                <w:sz w:val="20"/>
+                <w:szCs w:val="20"/>
+              </w:rPr>
+              <w:t>MultiQC</w:t>
+            </w:r>
+            <w:proofErr w:type="spellEnd"/>
+            <w:r>
+              <w:rPr>
+                <w:sz w:val="20"/>
+                <w:szCs w:val="20"/>
+              </w:rPr>
+              <w:t xml:space="preserve"> </w:t>
+            </w:r>
+            <w:r>
+              <w:rPr>
+                <w:sz w:val="20"/>
+                <w:szCs w:val="20"/>
+              </w:rPr>
+              <w:t xml:space="preserve">QC </w:t>
+            </w:r>
+            <w:r>
+              <w:rPr>
+                <w:sz w:val="20"/>
+                <w:szCs w:val="20"/>
+              </w:rPr>
+              <w:t>Plots</w:t>
+            </w:r>
+          </w:p>
+        </w:tc>
+        <w:tc>
+          <w:tcPr>
+            <w:tcW w:w="1993" w:type="dxa"/>
+          </w:tcPr>
+          <w:p>
+            <w:pPr>
+              <w:rPr>
+                <w:sz w:val="20"/>
+                <w:szCs w:val="20"/>
+              </w:rPr>
+            </w:pPr>
+            <w:r>
+              <w:rPr>
+                <w:sz w:val="20"/>
+                <w:szCs w:val="20"/>
+              </w:rPr>
+              <w:t>RNA Composition</w:t>
+            </w:r>
+          </w:p>
+        </w:tc>
+        <w:tc>
+          <w:tcPr>
+            <w:tcW w:w="1993" w:type="dxa"/>
+          </w:tcPr>
+          <w:p>
+            <w:pPr>
+              <w:rPr>
+                <w:sz w:val="20"/>
+                <w:szCs w:val="20"/>
+              </w:rPr>
+            </w:pPr>
+          </w:p>
+        </w:tc>
+        <w:tc>
+          <w:tcPr>
+            <w:tcW w:w="1993" w:type="dxa"/>
+          </w:tcPr>
+          <w:p>
+            <w:pPr>
+              <w:rPr>
+                <w:sz w:val="20"/>
+                <w:szCs w:val="20"/>
+              </w:rPr>
+            </w:pPr>
+          </w:p>
+        </w:tc>
+      </w:tr>
+      <w:tr>
+        <w:trPr>
+          <w:trHeight w:val="275"/>
+        </w:trPr>
+        <w:tc>
+          <w:tcPr>
+            <w:tcW w:w="1993" w:type="dxa"/>
+          </w:tcPr>
+          <w:p>
+            <w:pPr>
+              <w:rPr>
+                <w:sz w:val="20"/>
+                <w:szCs w:val="20"/>
+              </w:rPr>
+            </w:pPr>
+            <w:r>
+              <w:rPr>
+                <w:sz w:val="20"/>
+                <w:szCs w:val="20"/>
+              </w:rPr>
+              <w:t>Results Section</w:t>
+            </w:r>
+          </w:p>
+        </w:tc>
+        <w:tc>
+          <w:tcPr>
+            <w:tcW w:w="1993" w:type="dxa"/>
+          </w:tcPr>
+          <w:p>
+            <w:pPr>
+              <w:rPr>
+                <w:sz w:val="20"/>
+                <w:szCs w:val="20"/>
+              </w:rPr>
+            </w:pPr>
+            <w:r>
+              <w:rPr>
+                <w:sz w:val="20"/>
+                <w:szCs w:val="20"/>
+              </w:rPr>
+              <w:t>1</w:t>
+            </w:r>
+          </w:p>
+        </w:tc>
+        <w:tc>
+          <w:tcPr>
+            <w:tcW w:w="1993" w:type="dxa"/>
+          </w:tcPr>
+          <w:p>
+            <w:pPr>
+              <w:rPr>
+                <w:sz w:val="20"/>
+                <w:szCs w:val="20"/>
+              </w:rPr>
+            </w:pPr>
+            <w:r>
+              <w:rPr>
+                <w:sz w:val="20"/>
+                <w:szCs w:val="20"/>
+              </w:rPr>
+              <w:t>2</w:t>
+            </w:r>
+          </w:p>
+        </w:tc>
+        <w:tc>
+          <w:tcPr>
+            <w:tcW w:w="1993" w:type="dxa"/>
+          </w:tcPr>
+          <w:p>
+            <w:pPr>
+              <w:rPr>
+                <w:sz w:val="20"/>
+                <w:szCs w:val="20"/>
+              </w:rPr>
+            </w:pPr>
+          </w:p>
+        </w:tc>
+        <w:tc>
+          <w:tcPr>
+            <w:tcW w:w="1993" w:type="dxa"/>
+          </w:tcPr>
+          <w:p>
+            <w:pPr>
+              <w:rPr>
+                <w:sz w:val="20"/>
+                <w:szCs w:val="20"/>
+              </w:rPr>
+            </w:pPr>
+          </w:p>
+        </w:tc>
+      </w:tr>
+      <w:tr>
+        <w:trPr>
+          <w:trHeight w:val="275"/>
+        </w:trPr>
+        <w:tc>
+          <w:tcPr>
+            <w:tcW w:w="1993" w:type="dxa"/>
+          </w:tcPr>
+          <w:p>
+            <w:pPr>
+              <w:rPr>
+                <w:sz w:val="20"/>
+                <w:szCs w:val="20"/>
+              </w:rPr>
+            </w:pPr>
+            <w:r>
+              <w:rPr>
+                <w:sz w:val="20"/>
+                <w:szCs w:val="20"/>
+              </w:rPr>
+              <w:t>Panel A</w:t>
+            </w:r>
+          </w:p>
+        </w:tc>
+        <w:tc>
+          <w:tcPr>
+            <w:tcW w:w="1993" w:type="dxa"/>
+          </w:tcPr>
+          <w:p>
+            <w:pPr>
+              <w:rPr>
+                <w:sz w:val="20"/>
+                <w:szCs w:val="20"/>
+              </w:rPr>
+            </w:pPr>
+            <w:proofErr w:type="spellStart"/>
+            <w:r>
+              <w:rPr>
+                <w:sz w:val="20"/>
+                <w:szCs w:val="20"/>
+              </w:rPr>
+              <w:t>MultiQC</w:t>
+            </w:r>
+            <w:proofErr w:type="spellEnd"/>
+            <w:r>
+              <w:rPr>
+                <w:sz w:val="20"/>
+                <w:szCs w:val="20"/>
+              </w:rPr>
+              <w:t xml:space="preserve"> (</w:t>
+            </w:r>
+            <w:r>
+              <w:rPr>
+                <w:sz w:val="20"/>
+                <w:szCs w:val="20"/>
+              </w:rPr>
+              <w:t>Per Sequence GC Content</w:t>
+            </w:r>
+            <w:r>
+              <w:rPr>
+                <w:sz w:val="20"/>
+                <w:szCs w:val="20"/>
+              </w:rPr>
+              <w:t xml:space="preserve"> </w:t>
+            </w:r>
+            <w:r>
+              <w:rPr>
+                <w:sz w:val="20"/>
+                <w:szCs w:val="20"/>
+              </w:rPr>
+              <w:t>– protease)</w:t>
+            </w:r>
+          </w:p>
+        </w:tc>
+        <w:tc>
+          <w:tcPr>
+            <w:tcW w:w="1993" w:type="dxa"/>
+          </w:tcPr>
+          <w:p>
+            <w:pPr>
+              <w:rPr>
+                <w:sz w:val="20"/>
+                <w:szCs w:val="20"/>
+              </w:rPr>
+            </w:pPr>
+            <w:proofErr w:type="spellStart"/>
+            <w:r>
+              <w:rPr>
+                <w:sz w:val="20"/>
+                <w:szCs w:val="20"/>
+              </w:rPr>
+              <w:t>MultiQC</w:t>
+            </w:r>
+            <w:proofErr w:type="spellEnd"/>
+            <w:r>
+              <w:rPr>
+                <w:sz w:val="20"/>
+                <w:szCs w:val="20"/>
+              </w:rPr>
+              <w:t xml:space="preserve"> RNA categories plot (protease)</w:t>
+            </w:r>
+          </w:p>
+        </w:tc>
+        <w:tc>
+          <w:tcPr>
+            <w:tcW w:w="1993" w:type="dxa"/>
+          </w:tcPr>
+          <w:p>
+            <w:pPr>
+              <w:rPr>
+                <w:sz w:val="20"/>
+                <w:szCs w:val="20"/>
+              </w:rPr>
+            </w:pPr>
+          </w:p>
+        </w:tc>
+        <w:tc>
+          <w:tcPr>
+            <w:tcW w:w="1993" w:type="dxa"/>
+          </w:tcPr>
+          <w:p>
+            <w:pPr>
+              <w:rPr>
+                <w:sz w:val="20"/>
+                <w:szCs w:val="20"/>
+              </w:rPr>
+            </w:pPr>
+          </w:p>
+        </w:tc>
+      </w:tr>
+      <w:tr>
+        <w:trPr>
+          <w:trHeight w:val="287"/>
+        </w:trPr>
+        <w:tc>
+          <w:tcPr>
+            <w:tcW w:w="1993" w:type="dxa"/>
+          </w:tcPr>
+          <w:p>
+            <w:pPr>
+              <w:rPr>
+                <w:sz w:val="20"/>
+                <w:szCs w:val="20"/>
+              </w:rPr>
+            </w:pPr>
+            <w:r>
+              <w:rPr>
+                <w:sz w:val="20"/>
+                <w:szCs w:val="20"/>
+              </w:rPr>
+              <w:t xml:space="preserve">Panel </w:t>
+            </w:r>
+            <w:r>
+              <w:rPr>
+                <w:sz w:val="20"/>
+                <w:szCs w:val="20"/>
+              </w:rPr>
+              <w:t>B</w:t>
+            </w:r>
+          </w:p>
+        </w:tc>
+        <w:tc>
+          <w:tcPr>
+            <w:tcW w:w="1993" w:type="dxa"/>
+          </w:tcPr>
+          <w:p>
+            <w:pPr>
+              <w:rPr>
+                <w:sz w:val="20"/>
+                <w:szCs w:val="20"/>
+              </w:rPr>
+            </w:pPr>
+            <w:proofErr w:type="spellStart"/>
+            <w:r>
+              <w:rPr>
+                <w:sz w:val="20"/>
+                <w:szCs w:val="20"/>
+              </w:rPr>
+              <w:t>MultiQC</w:t>
+            </w:r>
+            <w:proofErr w:type="spellEnd"/>
+            <w:r>
+              <w:rPr>
+                <w:sz w:val="20"/>
+                <w:szCs w:val="20"/>
+              </w:rPr>
+              <w:t xml:space="preserve"> (</w:t>
+            </w:r>
+            <w:r>
+              <w:rPr>
+                <w:sz w:val="20"/>
+                <w:szCs w:val="20"/>
+              </w:rPr>
+              <w:t>Read Length Distribution</w:t>
+            </w:r>
+            <w:r>
+              <w:rPr>
+                <w:sz w:val="20"/>
+                <w:szCs w:val="20"/>
+              </w:rPr>
+              <w:t xml:space="preserve"> </w:t>
+            </w:r>
+            <w:r>
+              <w:rPr>
+                <w:sz w:val="20"/>
+                <w:szCs w:val="20"/>
+              </w:rPr>
+              <w:t>– protease)</w:t>
+            </w:r>
+          </w:p>
+        </w:tc>
+        <w:tc>
+          <w:tcPr>
+            <w:tcW w:w="1993" w:type="dxa"/>
+          </w:tcPr>
+          <w:p>
+            <w:pPr>
+              <w:rPr>
+                <w:sz w:val="20"/>
+                <w:szCs w:val="20"/>
+              </w:rPr>
+            </w:pPr>
+            <w:proofErr w:type="spellStart"/>
+            <w:r>
+              <w:rPr>
+                <w:sz w:val="20"/>
+                <w:szCs w:val="20"/>
+              </w:rPr>
+              <w:t>MultiQC</w:t>
+            </w:r>
+            <w:proofErr w:type="spellEnd"/>
+            <w:r>
+              <w:rPr>
+                <w:sz w:val="20"/>
+                <w:szCs w:val="20"/>
+              </w:rPr>
+              <w:t xml:space="preserve"> RNA categories plot (</w:t>
+            </w:r>
+            <w:proofErr w:type="spellStart"/>
+            <w:r>
+              <w:rPr>
+                <w:sz w:val="20"/>
+                <w:szCs w:val="20"/>
+              </w:rPr>
+              <w:t>hdm_dog</w:t>
+            </w:r>
+            <w:proofErr w:type="spellEnd"/>
+            <w:r>
+              <w:rPr>
+                <w:sz w:val="20"/>
+                <w:szCs w:val="20"/>
+              </w:rPr>
+              <w:t>)</w:t>
+            </w:r>
+          </w:p>
+        </w:tc>
+        <w:tc>
+          <w:tcPr>
+            <w:tcW w:w="1993" w:type="dxa"/>
+          </w:tcPr>
+          <w:p>
+            <w:pPr>
+              <w:rPr>
+                <w:sz w:val="20"/>
+                <w:szCs w:val="20"/>
+              </w:rPr>
+            </w:pPr>
+          </w:p>
+        </w:tc>
+        <w:tc>
+          <w:tcPr>
+            <w:tcW w:w="1993" w:type="dxa"/>
+          </w:tcPr>
+          <w:p>
+            <w:pPr>
+              <w:rPr>
+                <w:sz w:val="20"/>
+                <w:szCs w:val="20"/>
+              </w:rPr>
+            </w:pPr>
+          </w:p>
+        </w:tc>
+      </w:tr>
+      <w:tr>
+        <w:trPr>
+          <w:trHeight w:val="287"/>
+        </w:trPr>
+        <w:tc>
+          <w:tcPr>
+            <w:tcW w:w="1993" w:type="dxa"/>
+          </w:tcPr>
+          <w:p>
+            <w:pPr>
+              <w:rPr>
+                <w:sz w:val="20"/>
+                <w:szCs w:val="20"/>
+              </w:rPr>
+            </w:pPr>
+            <w:r>
+              <w:rPr>
+                <w:sz w:val="20"/>
+                <w:szCs w:val="20"/>
+              </w:rPr>
+              <w:t xml:space="preserve">Panel </w:t>
+            </w:r>
+            <w:r>
+              <w:rPr>
+                <w:sz w:val="20"/>
+                <w:szCs w:val="20"/>
+              </w:rPr>
+              <w:t>C</w:t>
+            </w:r>
+          </w:p>
+        </w:tc>
+        <w:tc>
+          <w:tcPr>
+            <w:tcW w:w="1993" w:type="dxa"/>
+          </w:tcPr>
+          <w:p>
+            <w:pPr>
+              <w:rPr>
+                <w:sz w:val="20"/>
+                <w:szCs w:val="20"/>
+              </w:rPr>
+            </w:pPr>
+            <w:proofErr w:type="spellStart"/>
+            <w:r>
+              <w:rPr>
+                <w:sz w:val="20"/>
+                <w:szCs w:val="20"/>
+              </w:rPr>
+              <w:t>MultiQC</w:t>
+            </w:r>
+            <w:proofErr w:type="spellEnd"/>
+            <w:r>
+              <w:rPr>
+                <w:sz w:val="20"/>
+                <w:szCs w:val="20"/>
+              </w:rPr>
+              <w:t xml:space="preserve"> (</w:t>
+            </w:r>
+            <w:r>
+              <w:rPr>
+                <w:sz w:val="20"/>
+                <w:szCs w:val="20"/>
+              </w:rPr>
+              <w:t>Sequence Duplication Levels</w:t>
+            </w:r>
+            <w:r>
+              <w:rPr>
+                <w:sz w:val="20"/>
+                <w:szCs w:val="20"/>
+              </w:rPr>
+              <w:t xml:space="preserve"> </w:t>
+            </w:r>
+            <w:r>
+              <w:rPr>
+                <w:sz w:val="20"/>
+                <w:szCs w:val="20"/>
+              </w:rPr>
+              <w:t>– protease)</w:t>
+            </w:r>
+          </w:p>
+        </w:tc>
+        <w:tc>
+          <w:tcPr>
+            <w:tcW w:w="1993" w:type="dxa"/>
+          </w:tcPr>
+          <w:p>
+            <w:pPr>
+              <w:rPr>
+                <w:sz w:val="20"/>
+                <w:szCs w:val="20"/>
+              </w:rPr>
+            </w:pPr>
+            <w:r>
+              <w:rPr>
+                <w:sz w:val="20"/>
+                <w:szCs w:val="20"/>
+              </w:rPr>
+              <w:t>Boxplot (miRNA content protease vs dog - all samples)</w:t>
+            </w:r>
+          </w:p>
+        </w:tc>
+        <w:tc>
+          <w:tcPr>
+            <w:tcW w:w="1993" w:type="dxa"/>
+          </w:tcPr>
+          <w:p>
+            <w:pPr>
+              <w:rPr>
+                <w:sz w:val="20"/>
+                <w:szCs w:val="20"/>
+              </w:rPr>
+            </w:pPr>
+          </w:p>
+        </w:tc>
+        <w:tc>
+          <w:tcPr>
+            <w:tcW w:w="1993" w:type="dxa"/>
+          </w:tcPr>
+          <w:p>
+            <w:pPr>
+              <w:rPr>
+                <w:sz w:val="20"/>
+                <w:szCs w:val="20"/>
+              </w:rPr>
+            </w:pPr>
+          </w:p>
+        </w:tc>
+      </w:tr>
+      <w:tr>
+        <w:trPr>
+          <w:trHeight w:val="287"/>
+        </w:trPr>
+        <w:tc>
+          <w:tcPr>
+            <w:tcW w:w="1993" w:type="dxa"/>
+          </w:tcPr>
+          <w:p>
+            <w:pPr>
+              <w:rPr>
+                <w:sz w:val="20"/>
+                <w:szCs w:val="20"/>
+              </w:rPr>
+            </w:pPr>
+            <w:r>
+              <w:rPr>
+                <w:sz w:val="20"/>
+                <w:szCs w:val="20"/>
+              </w:rPr>
+              <w:t xml:space="preserve">Panel </w:t>
+            </w:r>
+            <w:r>
+              <w:rPr>
+                <w:sz w:val="20"/>
+                <w:szCs w:val="20"/>
+              </w:rPr>
+              <w:t>D</w:t>
+            </w:r>
+          </w:p>
+        </w:tc>
+        <w:tc>
+          <w:tcPr>
+            <w:tcW w:w="1993" w:type="dxa"/>
+          </w:tcPr>
+          <w:p>
+            <w:pPr>
+              <w:rPr>
+                <w:sz w:val="20"/>
+                <w:szCs w:val="20"/>
+              </w:rPr>
+            </w:pPr>
+          </w:p>
+        </w:tc>
+        <w:tc>
+          <w:tcPr>
+            <w:tcW w:w="1993" w:type="dxa"/>
+          </w:tcPr>
+          <w:p>
+            <w:pPr>
+              <w:rPr>
+                <w:sz w:val="20"/>
+                <w:szCs w:val="20"/>
+              </w:rPr>
+            </w:pPr>
+          </w:p>
+        </w:tc>
+        <w:tc>
+          <w:tcPr>
+            <w:tcW w:w="1993" w:type="dxa"/>
+          </w:tcPr>
+          <w:p>
+            <w:pPr>
+              <w:rPr>
+                <w:sz w:val="20"/>
+                <w:szCs w:val="20"/>
+              </w:rPr>
+            </w:pPr>
+          </w:p>
+        </w:tc>
+        <w:tc>
+          <w:tcPr>
+            <w:tcW w:w="1993" w:type="dxa"/>
+          </w:tcPr>
+          <w:p>
+            <w:pPr>
+              <w:rPr>
+                <w:sz w:val="20"/>
+                <w:szCs w:val="20"/>
+              </w:rPr>
+            </w:pPr>
+          </w:p>
+        </w:tc>
+      </w:tr>
+      <w:tr>
+        <w:trPr>
+          <w:trHeight w:val="275"/>
+        </w:trPr>
+        <w:tc>
+          <w:tcPr>
+            <w:tcW w:w="1993" w:type="dxa"/>
+          </w:tcPr>
+          <w:p>
+            <w:pPr>
+              <w:rPr>
+                <w:sz w:val="20"/>
+                <w:szCs w:val="20"/>
+              </w:rPr>
+            </w:pPr>
+            <w:r>
+              <w:rPr>
+                <w:sz w:val="20"/>
+                <w:szCs w:val="20"/>
+              </w:rPr>
+              <w:t xml:space="preserve">Panel </w:t>
+            </w:r>
+            <w:r>
+              <w:rPr>
+                <w:sz w:val="20"/>
+                <w:szCs w:val="20"/>
+              </w:rPr>
+              <w:t>E</w:t>
+            </w:r>
+          </w:p>
+        </w:tc>
+        <w:tc>
+          <w:tcPr>
+            <w:tcW w:w="1993" w:type="dxa"/>
+          </w:tcPr>
+          <w:p>
+            <w:pPr>
+              <w:rPr>
+                <w:sz w:val="20"/>
+                <w:szCs w:val="20"/>
+              </w:rPr>
+            </w:pPr>
+          </w:p>
+        </w:tc>
+        <w:tc>
+          <w:tcPr>
+            <w:tcW w:w="1993" w:type="dxa"/>
+          </w:tcPr>
+          <w:p>
+            <w:pPr>
+              <w:rPr>
+                <w:sz w:val="20"/>
+                <w:szCs w:val="20"/>
+              </w:rPr>
+            </w:pPr>
+          </w:p>
+        </w:tc>
+        <w:tc>
+          <w:tcPr>
+            <w:tcW w:w="1993" w:type="dxa"/>
+          </w:tcPr>
+          <w:p>
+            <w:pPr>
+              <w:rPr>
+                <w:sz w:val="20"/>
+                <w:szCs w:val="20"/>
+              </w:rPr>
+            </w:pPr>
+          </w:p>
+        </w:tc>
+        <w:tc>
+          <w:tcPr>
+            <w:tcW w:w="1993" w:type="dxa"/>
+          </w:tcPr>
+          <w:p>
+            <w:pPr>
+              <w:rPr>
+                <w:sz w:val="20"/>
+                <w:szCs w:val="20"/>
+              </w:rPr>
+            </w:pPr>
+          </w:p>
+        </w:tc>
+      </w:tr>
+    </w:tbl>
+    <w:p>
+      <w:pPr>
+        <w:rPr>
+          <w:b/>
+          <w:bCs/>
+          <w:sz w:val="20"/>
+          <w:szCs w:val="20"/>
+        </w:rPr>
+      </w:pPr>
+    </w:p>
+    <w:p>
+      <w:pPr>
+        <w:rPr>
+          <w:sz w:val="20"/>
+          <w:szCs w:val="20"/>
+        </w:rPr>
+      </w:pPr>
+      <w:r>
+        <w:rPr>
+          <w:sz w:val="20"/>
+          <w:szCs w:val="20"/>
+        </w:rPr>
+        <w:t>Supplementary Figures</w:t>
+      </w:r>
+    </w:p>
+    <w:tbl>
+      <w:tblPr>
+        <w:tblStyle w:val="TableGrid"/>
+        <w:tblW w:w="9965" w:type="dxa"/>
+        <w:tblLook w:val="04A0" w:firstRow="1" w:lastRow="0" w:firstColumn="1" w:lastColumn="0" w:noHBand="0" w:noVBand="1"/>
+      </w:tblPr>
+      <w:tblGrid>
+        <w:gridCol w:w="1993"/>
+        <w:gridCol w:w="1993"/>
+        <w:gridCol w:w="1993"/>
+        <w:gridCol w:w="1993"/>
+        <w:gridCol w:w="1993"/>
+      </w:tblGrid>
+      <w:tr>
+        <w:trPr>
+          <w:trHeight w:val="287"/>
+        </w:trPr>
+        <w:tc>
+          <w:tcPr>
+            <w:tcW w:w="1993" w:type="dxa"/>
+          </w:tcPr>
+          <w:p>
+            <w:pPr>
+              <w:rPr>
+                <w:b/>
+                <w:bCs/>
+                <w:sz w:val="20"/>
+                <w:szCs w:val="20"/>
+              </w:rPr>
+            </w:pPr>
+          </w:p>
+        </w:tc>
+        <w:tc>
+          <w:tcPr>
+            <w:tcW w:w="1993" w:type="dxa"/>
+          </w:tcPr>
+          <w:p>
+            <w:pPr>
+              <w:rPr>
+                <w:b/>
+                <w:bCs/>
+                <w:sz w:val="20"/>
+                <w:szCs w:val="20"/>
+              </w:rPr>
+            </w:pPr>
+            <w:r>
+              <w:rPr>
+                <w:b/>
+                <w:bCs/>
+                <w:sz w:val="20"/>
+                <w:szCs w:val="20"/>
+              </w:rPr>
+              <w:t xml:space="preserve">Supp </w:t>
+            </w:r>
+            <w:r>
+              <w:rPr>
+                <w:b/>
+                <w:bCs/>
+                <w:sz w:val="20"/>
+                <w:szCs w:val="20"/>
+              </w:rPr>
+              <w:t>Fig. 1</w:t>
+            </w:r>
+          </w:p>
+        </w:tc>
+        <w:tc>
+          <w:tcPr>
+            <w:tcW w:w="1993" w:type="dxa"/>
+          </w:tcPr>
+          <w:p>
+            <w:pPr>
+              <w:rPr>
+                <w:b/>
+                <w:bCs/>
+                <w:sz w:val="20"/>
+                <w:szCs w:val="20"/>
+              </w:rPr>
+            </w:pPr>
+            <w:r>
+              <w:rPr>
+                <w:b/>
+                <w:bCs/>
+                <w:sz w:val="20"/>
+                <w:szCs w:val="20"/>
+              </w:rPr>
+              <w:t>Supp Fig. 2</w:t>
+            </w:r>
+          </w:p>
+        </w:tc>
+        <w:tc>
+          <w:tcPr>
+            <w:tcW w:w="1993" w:type="dxa"/>
+          </w:tcPr>
+          <w:p>
+            <w:pPr>
+              <w:rPr>
+                <w:b/>
+                <w:bCs/>
+                <w:sz w:val="20"/>
+                <w:szCs w:val="20"/>
+              </w:rPr>
+            </w:pPr>
+            <w:r>
+              <w:rPr>
+                <w:b/>
+                <w:bCs/>
+                <w:sz w:val="20"/>
+                <w:szCs w:val="20"/>
+              </w:rPr>
+              <w:t>Supp Fig. 3</w:t>
+            </w:r>
+          </w:p>
+        </w:tc>
+        <w:tc>
+          <w:tcPr>
+            <w:tcW w:w="1993" w:type="dxa"/>
+          </w:tcPr>
+          <w:p>
+            <w:pPr>
+              <w:rPr>
+                <w:b/>
+                <w:bCs/>
+                <w:sz w:val="20"/>
+                <w:szCs w:val="20"/>
+              </w:rPr>
+            </w:pPr>
+            <w:r>
+              <w:rPr>
+                <w:b/>
+                <w:bCs/>
+                <w:sz w:val="20"/>
+                <w:szCs w:val="20"/>
+              </w:rPr>
+              <w:t>Supp Fig. 4</w:t>
+            </w:r>
+          </w:p>
+        </w:tc>
+      </w:tr>
+      <w:tr>
+        <w:trPr>
+          <w:trHeight w:val="275"/>
+        </w:trPr>
+        <w:tc>
+          <w:tcPr>
+            <w:tcW w:w="1993" w:type="dxa"/>
+          </w:tcPr>
+          <w:p>
+            <w:pPr>
+              <w:rPr>
+                <w:sz w:val="20"/>
+                <w:szCs w:val="20"/>
+              </w:rPr>
+            </w:pPr>
+            <w:r>
+              <w:rPr>
+                <w:sz w:val="20"/>
+                <w:szCs w:val="20"/>
+              </w:rPr>
+              <w:t>Description</w:t>
+            </w:r>
+          </w:p>
+        </w:tc>
+        <w:tc>
+          <w:tcPr>
+            <w:tcW w:w="1993" w:type="dxa"/>
+          </w:tcPr>
+          <w:p>
+            <w:pPr>
+              <w:rPr>
+                <w:sz w:val="20"/>
+                <w:szCs w:val="20"/>
+              </w:rPr>
+            </w:pPr>
+            <w:proofErr w:type="spellStart"/>
+            <w:r>
+              <w:rPr>
+                <w:sz w:val="20"/>
+                <w:szCs w:val="20"/>
+              </w:rPr>
+              <w:t>MultiQC</w:t>
+            </w:r>
+            <w:proofErr w:type="spellEnd"/>
+            <w:r>
+              <w:rPr>
+                <w:sz w:val="20"/>
+                <w:szCs w:val="20"/>
+              </w:rPr>
+              <w:t xml:space="preserve"> QC Plots</w:t>
+            </w:r>
+          </w:p>
+        </w:tc>
+        <w:tc>
+          <w:tcPr>
+            <w:tcW w:w="1993" w:type="dxa"/>
+          </w:tcPr>
+          <w:p>
+            <w:pPr>
+              <w:rPr>
+                <w:sz w:val="20"/>
+                <w:szCs w:val="20"/>
+              </w:rPr>
+            </w:pPr>
+            <w:r>
+              <w:rPr>
+                <w:sz w:val="20"/>
+                <w:szCs w:val="20"/>
+              </w:rPr>
+              <w:t>RNA Composition</w:t>
+            </w:r>
+          </w:p>
+        </w:tc>
+        <w:tc>
+          <w:tcPr>
+            <w:tcW w:w="1993" w:type="dxa"/>
+          </w:tcPr>
+          <w:p>
+            <w:pPr>
+              <w:rPr>
+                <w:sz w:val="20"/>
+                <w:szCs w:val="20"/>
+              </w:rPr>
+            </w:pPr>
+          </w:p>
+        </w:tc>
+        <w:tc>
+          <w:tcPr>
+            <w:tcW w:w="1993" w:type="dxa"/>
+          </w:tcPr>
+          <w:p>
+            <w:pPr>
+              <w:rPr>
+                <w:sz w:val="20"/>
+                <w:szCs w:val="20"/>
+              </w:rPr>
+            </w:pPr>
+          </w:p>
+        </w:tc>
+      </w:tr>
+      <w:tr>
+        <w:trPr>
+          <w:trHeight w:val="275"/>
+        </w:trPr>
+        <w:tc>
+          <w:tcPr>
+            <w:tcW w:w="1993" w:type="dxa"/>
+          </w:tcPr>
+          <w:p>
+            <w:pPr>
+              <w:rPr>
+                <w:sz w:val="20"/>
+                <w:szCs w:val="20"/>
+              </w:rPr>
+            </w:pPr>
+            <w:r>
+              <w:rPr>
+                <w:sz w:val="20"/>
+                <w:szCs w:val="20"/>
+              </w:rPr>
+              <w:t>Results Section</w:t>
+            </w:r>
+          </w:p>
+        </w:tc>
+        <w:tc>
+          <w:tcPr>
+            <w:tcW w:w="1993" w:type="dxa"/>
+          </w:tcPr>
+          <w:p>
+            <w:pPr>
+              <w:rPr>
+                <w:sz w:val="20"/>
+                <w:szCs w:val="20"/>
+              </w:rPr>
+            </w:pPr>
+            <w:r>
+              <w:rPr>
+                <w:sz w:val="20"/>
+                <w:szCs w:val="20"/>
+              </w:rPr>
+              <w:t>1</w:t>
+            </w:r>
+          </w:p>
+        </w:tc>
+        <w:tc>
+          <w:tcPr>
+            <w:tcW w:w="1993" w:type="dxa"/>
+          </w:tcPr>
+          <w:p>
+            <w:pPr>
+              <w:rPr>
+                <w:sz w:val="20"/>
+                <w:szCs w:val="20"/>
+              </w:rPr>
+            </w:pPr>
+            <w:r>
+              <w:rPr>
+                <w:sz w:val="20"/>
+                <w:szCs w:val="20"/>
+              </w:rPr>
+              <w:t>2</w:t>
+            </w:r>
+          </w:p>
+        </w:tc>
+        <w:tc>
+          <w:tcPr>
+            <w:tcW w:w="1993" w:type="dxa"/>
+          </w:tcPr>
+          <w:p>
+            <w:pPr>
+              <w:rPr>
+                <w:sz w:val="20"/>
+                <w:szCs w:val="20"/>
+              </w:rPr>
+            </w:pPr>
+          </w:p>
+        </w:tc>
+        <w:tc>
+          <w:tcPr>
+            <w:tcW w:w="1993" w:type="dxa"/>
+          </w:tcPr>
+          <w:p>
+            <w:pPr>
+              <w:rPr>
+                <w:sz w:val="20"/>
+                <w:szCs w:val="20"/>
+              </w:rPr>
+            </w:pPr>
+          </w:p>
+        </w:tc>
+      </w:tr>
+      <w:tr>
+        <w:trPr>
+          <w:trHeight w:val="275"/>
+        </w:trPr>
+        <w:tc>
+          <w:tcPr>
+            <w:tcW w:w="1993" w:type="dxa"/>
+          </w:tcPr>
+          <w:p>
+            <w:pPr>
+              <w:rPr>
+                <w:sz w:val="20"/>
+                <w:szCs w:val="20"/>
+              </w:rPr>
+            </w:pPr>
+            <w:r>
+              <w:rPr>
+                <w:sz w:val="20"/>
+                <w:szCs w:val="20"/>
+              </w:rPr>
+              <w:t>Panel A</w:t>
+            </w:r>
+          </w:p>
+        </w:tc>
+        <w:tc>
+          <w:tcPr>
+            <w:tcW w:w="1993" w:type="dxa"/>
+          </w:tcPr>
+          <w:p>
+            <w:pPr>
+              <w:rPr>
+                <w:sz w:val="20"/>
+                <w:szCs w:val="20"/>
+              </w:rPr>
+            </w:pPr>
+            <w:proofErr w:type="spellStart"/>
+            <w:r>
+              <w:rPr>
+                <w:sz w:val="20"/>
+                <w:szCs w:val="20"/>
+              </w:rPr>
+              <w:t>MultiQC</w:t>
+            </w:r>
+            <w:proofErr w:type="spellEnd"/>
+            <w:r>
+              <w:rPr>
+                <w:sz w:val="20"/>
+                <w:szCs w:val="20"/>
+              </w:rPr>
+              <w:t xml:space="preserve"> (</w:t>
+            </w:r>
+            <w:r>
+              <w:rPr>
+                <w:sz w:val="20"/>
+                <w:szCs w:val="20"/>
+              </w:rPr>
+              <w:t>Per Base Sequence Content</w:t>
+            </w:r>
+            <w:r>
+              <w:rPr>
+                <w:sz w:val="20"/>
+                <w:szCs w:val="20"/>
+              </w:rPr>
+              <w:t xml:space="preserve"> – protease)</w:t>
+            </w:r>
+          </w:p>
+        </w:tc>
+        <w:tc>
+          <w:tcPr>
+            <w:tcW w:w="1993" w:type="dxa"/>
+          </w:tcPr>
+          <w:p>
+            <w:pPr>
+              <w:rPr>
+                <w:sz w:val="20"/>
+                <w:szCs w:val="20"/>
+              </w:rPr>
+            </w:pPr>
+            <w:r>
+              <w:rPr>
+                <w:sz w:val="20"/>
+                <w:szCs w:val="20"/>
+              </w:rPr>
+              <w:t xml:space="preserve">Boxplot </w:t>
+            </w:r>
+            <w:r>
+              <w:rPr>
+                <w:sz w:val="20"/>
+                <w:szCs w:val="20"/>
+              </w:rPr>
+              <w:t xml:space="preserve">(miRNA content protease </w:t>
+            </w:r>
+            <w:r>
+              <w:rPr>
+                <w:sz w:val="20"/>
+                <w:szCs w:val="20"/>
+              </w:rPr>
+              <w:t>– untreated vs treated</w:t>
+            </w:r>
+            <w:r>
+              <w:rPr>
+                <w:sz w:val="20"/>
+                <w:szCs w:val="20"/>
+              </w:rPr>
+              <w:t>)</w:t>
+            </w:r>
+          </w:p>
+        </w:tc>
+        <w:tc>
+          <w:tcPr>
+            <w:tcW w:w="1993" w:type="dxa"/>
+          </w:tcPr>
+          <w:p>
+            <w:pPr>
+              <w:rPr>
+                <w:sz w:val="20"/>
+                <w:szCs w:val="20"/>
+              </w:rPr>
+            </w:pPr>
+          </w:p>
+        </w:tc>
+        <w:tc>
+          <w:tcPr>
+            <w:tcW w:w="1993" w:type="dxa"/>
+          </w:tcPr>
+          <w:p>
+            <w:pPr>
+              <w:rPr>
+                <w:sz w:val="20"/>
+                <w:szCs w:val="20"/>
+              </w:rPr>
+            </w:pPr>
+          </w:p>
+        </w:tc>
+      </w:tr>
+      <w:tr>
+        <w:trPr>
+          <w:trHeight w:val="287"/>
+        </w:trPr>
+        <w:tc>
+          <w:tcPr>
+            <w:tcW w:w="1993" w:type="dxa"/>
+          </w:tcPr>
+          <w:p>
+            <w:pPr>
+              <w:rPr>
+                <w:sz w:val="20"/>
+                <w:szCs w:val="20"/>
+              </w:rPr>
+            </w:pPr>
+            <w:r>
+              <w:rPr>
+                <w:sz w:val="20"/>
+                <w:szCs w:val="20"/>
+              </w:rPr>
+              <w:t>Panel B</w:t>
+            </w:r>
+          </w:p>
+        </w:tc>
+        <w:tc>
+          <w:tcPr>
+            <w:tcW w:w="1993" w:type="dxa"/>
+          </w:tcPr>
+          <w:p>
+            <w:pPr>
+              <w:rPr>
+                <w:sz w:val="20"/>
+                <w:szCs w:val="20"/>
+              </w:rPr>
+            </w:pPr>
+            <w:proofErr w:type="spellStart"/>
+            <w:r>
+              <w:rPr>
+                <w:sz w:val="20"/>
+                <w:szCs w:val="20"/>
+              </w:rPr>
+              <w:t>MultiQC</w:t>
+            </w:r>
+            <w:proofErr w:type="spellEnd"/>
+            <w:r>
+              <w:rPr>
+                <w:sz w:val="20"/>
+                <w:szCs w:val="20"/>
+              </w:rPr>
+              <w:t xml:space="preserve"> (</w:t>
+            </w:r>
+            <w:r>
+              <w:rPr>
+                <w:sz w:val="20"/>
+                <w:szCs w:val="20"/>
+              </w:rPr>
+              <w:t>Sequence Quality Histograms</w:t>
+            </w:r>
+            <w:r>
+              <w:rPr>
+                <w:sz w:val="20"/>
+                <w:szCs w:val="20"/>
+              </w:rPr>
+              <w:t xml:space="preserve"> </w:t>
+            </w:r>
+            <w:r>
+              <w:rPr>
+                <w:sz w:val="20"/>
+                <w:szCs w:val="20"/>
+              </w:rPr>
+              <w:t>– protease)</w:t>
+            </w:r>
+          </w:p>
+        </w:tc>
+        <w:tc>
+          <w:tcPr>
+            <w:tcW w:w="1993" w:type="dxa"/>
+          </w:tcPr>
+          <w:p>
+            <w:pPr>
+              <w:rPr>
+                <w:sz w:val="20"/>
+                <w:szCs w:val="20"/>
+              </w:rPr>
+            </w:pPr>
+            <w:r>
+              <w:rPr>
+                <w:sz w:val="20"/>
+                <w:szCs w:val="20"/>
+              </w:rPr>
+              <w:t xml:space="preserve">Boxplot (miRNA content </w:t>
+            </w:r>
+            <w:proofErr w:type="spellStart"/>
+            <w:r>
+              <w:rPr>
+                <w:sz w:val="20"/>
+                <w:szCs w:val="20"/>
+              </w:rPr>
+              <w:t>hdm_dog</w:t>
+            </w:r>
+            <w:proofErr w:type="spellEnd"/>
+            <w:r>
+              <w:rPr>
+                <w:sz w:val="20"/>
+                <w:szCs w:val="20"/>
+              </w:rPr>
+              <w:t xml:space="preserve"> – untreated vs treated)</w:t>
+            </w:r>
+          </w:p>
+        </w:tc>
+        <w:tc>
+          <w:tcPr>
+            <w:tcW w:w="1993" w:type="dxa"/>
+          </w:tcPr>
+          <w:p>
+            <w:pPr>
+              <w:rPr>
+                <w:sz w:val="20"/>
+                <w:szCs w:val="20"/>
+              </w:rPr>
+            </w:pPr>
+          </w:p>
+        </w:tc>
+        <w:tc>
+          <w:tcPr>
+            <w:tcW w:w="1993" w:type="dxa"/>
+          </w:tcPr>
+          <w:p>
+            <w:pPr>
+              <w:rPr>
+                <w:sz w:val="20"/>
+                <w:szCs w:val="20"/>
+              </w:rPr>
+            </w:pPr>
+          </w:p>
+        </w:tc>
+      </w:tr>
+      <w:tr>
+        <w:trPr>
+          <w:trHeight w:val="287"/>
+        </w:trPr>
+        <w:tc>
+          <w:tcPr>
+            <w:tcW w:w="1993" w:type="dxa"/>
+          </w:tcPr>
+          <w:p>
+            <w:pPr>
+              <w:rPr>
+                <w:sz w:val="20"/>
+                <w:szCs w:val="20"/>
+              </w:rPr>
+            </w:pPr>
+            <w:r>
+              <w:rPr>
+                <w:sz w:val="20"/>
+                <w:szCs w:val="20"/>
+              </w:rPr>
+              <w:t>Panel C</w:t>
+            </w:r>
+          </w:p>
+        </w:tc>
+        <w:tc>
+          <w:tcPr>
+            <w:tcW w:w="1993" w:type="dxa"/>
+          </w:tcPr>
+          <w:p>
+            <w:pPr>
+              <w:rPr>
+                <w:sz w:val="20"/>
+                <w:szCs w:val="20"/>
+              </w:rPr>
+            </w:pPr>
+          </w:p>
+        </w:tc>
+        <w:tc>
+          <w:tcPr>
+            <w:tcW w:w="1993" w:type="dxa"/>
+          </w:tcPr>
+          <w:p>
+            <w:pPr>
+              <w:rPr>
+                <w:sz w:val="20"/>
+                <w:szCs w:val="20"/>
+              </w:rPr>
+            </w:pPr>
+            <w:r>
+              <w:rPr>
+                <w:sz w:val="20"/>
+                <w:szCs w:val="20"/>
+              </w:rPr>
+              <w:t xml:space="preserve">Boxplot (miRNA content protease – </w:t>
+            </w:r>
+            <w:r>
+              <w:rPr>
+                <w:sz w:val="20"/>
+                <w:szCs w:val="20"/>
+              </w:rPr>
+              <w:t>dose conditions</w:t>
+            </w:r>
+            <w:r>
+              <w:rPr>
+                <w:sz w:val="20"/>
+                <w:szCs w:val="20"/>
+              </w:rPr>
+              <w:t>)</w:t>
+            </w:r>
+          </w:p>
+        </w:tc>
+        <w:tc>
+          <w:tcPr>
+            <w:tcW w:w="1993" w:type="dxa"/>
+          </w:tcPr>
+          <w:p>
+            <w:pPr>
+              <w:rPr>
+                <w:sz w:val="20"/>
+                <w:szCs w:val="20"/>
+              </w:rPr>
+            </w:pPr>
+          </w:p>
+        </w:tc>
+        <w:tc>
+          <w:tcPr>
+            <w:tcW w:w="1993" w:type="dxa"/>
+          </w:tcPr>
+          <w:p>
+            <w:pPr>
+              <w:rPr>
+                <w:sz w:val="20"/>
+                <w:szCs w:val="20"/>
+              </w:rPr>
+            </w:pPr>
+          </w:p>
+        </w:tc>
+      </w:tr>
+      <w:tr>
+        <w:trPr>
+          <w:trHeight w:val="287"/>
+        </w:trPr>
+        <w:tc>
+          <w:tcPr>
+            <w:tcW w:w="1993" w:type="dxa"/>
+          </w:tcPr>
+          <w:p>
+            <w:pPr>
+              <w:rPr>
+                <w:sz w:val="20"/>
+                <w:szCs w:val="20"/>
+              </w:rPr>
+            </w:pPr>
+            <w:r>
+              <w:rPr>
+                <w:sz w:val="20"/>
+                <w:szCs w:val="20"/>
+              </w:rPr>
+              <w:t>Panel D</w:t>
+            </w:r>
+          </w:p>
+        </w:tc>
+        <w:tc>
+          <w:tcPr>
+            <w:tcW w:w="1993" w:type="dxa"/>
+          </w:tcPr>
+          <w:p>
+            <w:pPr>
+              <w:rPr>
+                <w:sz w:val="20"/>
+                <w:szCs w:val="20"/>
+              </w:rPr>
+            </w:pPr>
+          </w:p>
+        </w:tc>
+        <w:tc>
+          <w:tcPr>
+            <w:tcW w:w="1993" w:type="dxa"/>
+          </w:tcPr>
+          <w:p>
+            <w:pPr>
+              <w:rPr>
+                <w:sz w:val="20"/>
+                <w:szCs w:val="20"/>
+              </w:rPr>
+            </w:pPr>
+            <w:r>
+              <w:rPr>
+                <w:sz w:val="20"/>
+                <w:szCs w:val="20"/>
+              </w:rPr>
+              <w:t xml:space="preserve">Boxplot (miRNA content </w:t>
+            </w:r>
+            <w:proofErr w:type="spellStart"/>
+            <w:r>
+              <w:rPr>
+                <w:sz w:val="20"/>
+                <w:szCs w:val="20"/>
+              </w:rPr>
+              <w:t>hdm_dog</w:t>
+            </w:r>
+            <w:proofErr w:type="spellEnd"/>
+            <w:r>
+              <w:rPr>
+                <w:sz w:val="20"/>
+                <w:szCs w:val="20"/>
+              </w:rPr>
+              <w:t xml:space="preserve"> – </w:t>
+            </w:r>
+            <w:r>
+              <w:rPr>
+                <w:sz w:val="20"/>
+                <w:szCs w:val="20"/>
+              </w:rPr>
+              <w:t>allergen conditions</w:t>
+            </w:r>
+            <w:r>
+              <w:rPr>
+                <w:sz w:val="20"/>
+                <w:szCs w:val="20"/>
+              </w:rPr>
+              <w:t>)</w:t>
+            </w:r>
+          </w:p>
+        </w:tc>
+        <w:tc>
+          <w:tcPr>
+            <w:tcW w:w="1993" w:type="dxa"/>
+          </w:tcPr>
+          <w:p>
+            <w:pPr>
+              <w:rPr>
+                <w:sz w:val="20"/>
+                <w:szCs w:val="20"/>
+              </w:rPr>
+            </w:pPr>
+          </w:p>
+        </w:tc>
+        <w:tc>
+          <w:tcPr>
+            <w:tcW w:w="1993" w:type="dxa"/>
+          </w:tcPr>
+          <w:p>
+            <w:pPr>
+              <w:rPr>
+                <w:sz w:val="20"/>
+                <w:szCs w:val="20"/>
+              </w:rPr>
+            </w:pPr>
+          </w:p>
+        </w:tc>
+      </w:tr>
+      <w:tr>
+        <w:trPr>
+          <w:trHeight w:val="275"/>
+        </w:trPr>
+        <w:tc>
+          <w:tcPr>
+            <w:tcW w:w="1993" w:type="dxa"/>
+          </w:tcPr>
+          <w:p>
+            <w:pPr>
+              <w:rPr>
+                <w:sz w:val="20"/>
+                <w:szCs w:val="20"/>
+              </w:rPr>
+            </w:pPr>
+            <w:r>
+              <w:rPr>
+                <w:sz w:val="20"/>
+                <w:szCs w:val="20"/>
+              </w:rPr>
+              <w:t>Panel E</w:t>
+            </w:r>
+          </w:p>
+        </w:tc>
+        <w:tc>
+          <w:tcPr>
+            <w:tcW w:w="1993" w:type="dxa"/>
+          </w:tcPr>
+          <w:p>
+            <w:pPr>
+              <w:rPr>
+                <w:sz w:val="20"/>
+                <w:szCs w:val="20"/>
+              </w:rPr>
+            </w:pPr>
+          </w:p>
+        </w:tc>
+        <w:tc>
+          <w:tcPr>
+            <w:tcW w:w="1993" w:type="dxa"/>
+          </w:tcPr>
+          <w:p>
+            <w:pPr>
+              <w:rPr>
+                <w:sz w:val="20"/>
+                <w:szCs w:val="20"/>
+              </w:rPr>
+            </w:pPr>
+          </w:p>
+        </w:tc>
+        <w:tc>
+          <w:tcPr>
+            <w:tcW w:w="1993" w:type="dxa"/>
+          </w:tcPr>
+          <w:p>
+            <w:pPr>
+              <w:rPr>
+                <w:sz w:val="20"/>
+                <w:szCs w:val="20"/>
+              </w:rPr>
+            </w:pPr>
+          </w:p>
+        </w:tc>
+        <w:tc>
+          <w:tcPr>
+            <w:tcW w:w="1993" w:type="dxa"/>
+          </w:tcPr>
+          <w:p>
+            <w:pPr>
+              <w:rPr>
+                <w:sz w:val="20"/>
+                <w:szCs w:val="20"/>
+              </w:rPr>
+            </w:pPr>
+          </w:p>
+        </w:tc>
+      </w:tr>
+    </w:tbl>
+    <w:p>
+      <w:pPr>
+        <w:rPr>
+          <w:b/>
+          <w:bCs/>
+        </w:rPr>
+      </w:pPr>
+    </w:p>
+    <w:p>
+      <w:pPr>
+        <w:rPr>
+          <w:b/>
+          <w:bCs/>
+        </w:rPr>
+      </w:pPr>
+      <w:r>
+        <w:rPr>
+          <w:b/>
+          <w:bCs/>
+        </w:rPr>
+        <w:t>Plan</w:t>
+      </w:r>
+    </w:p>
+    <w:p>
       <w:pPr>
         <w:pStyle w:val="Heading1"/>
       </w:pPr>
       <w:r>
+        <w:lastRenderedPageBreak/>
         <w:t>Figure: Graphical workflow</w:t>
       </w:r>
     </w:p>
@@ -426,13 +2321,7 @@
       </w:pPr>
       <w:r>
         <w:lastRenderedPageBreak/>
-        <w:t xml:space="preserve">Supplementary </w:t>
-      </w:r>
-      <w:r>
-        <w:t xml:space="preserve">Figure: </w:t>
-      </w:r>
-      <w:r>
-        <w:t>QC results for dose24</w:t>
+        <w:t>Supplementary Figure: QC results for dose24</w:t>
       </w:r>
     </w:p>
     <w:p>
@@ -1574,6 +3463,25 @@
       <w:spacing w:val="5"/>
     </w:rPr>
   </w:style>
+  <w:style w:type="table" w:styleId="TableGrid">
+    <w:name w:val="Table Grid"/>
+    <w:basedOn w:val="TableNormal"/>
+    <w:uiPriority w:val="39"/>
+    <w:rsid w:val="00D16AD3"/>
+    <w:pPr>
+      <w:spacing w:after="0" w:line="240" w:lineRule="auto"/>
+    </w:pPr>
+    <w:tblPr>
+      <w:tblBorders>
+        <w:top w:val="single" w:sz="4" w:space="0" w:color="auto"/>
+        <w:left w:val="single" w:sz="4" w:space="0" w:color="auto"/>
+        <w:bottom w:val="single" w:sz="4" w:space="0" w:color="auto"/>
+        <w:right w:val="single" w:sz="4" w:space="0" w:color="auto"/>
+        <w:insideH w:val="single" w:sz="4" w:space="0" w:color="auto"/>
+        <w:insideV w:val="single" w:sz="4" w:space="0" w:color="auto"/>
+      </w:tblBorders>
+    </w:tblPr>
+  </w:style>
 </w:styles>
 </file>
 

--- a/write_up/drafts/project_plan/figures_list_draft.docx
+++ b/write_up/drafts/project_plan/figures_list_draft.docx
@@ -23,11 +23,11 @@
         <w:tblLook w:val="04A0" w:firstRow="1" w:lastRow="0" w:firstColumn="1" w:lastColumn="0" w:noHBand="0" w:noVBand="1"/>
       </w:tblPr>
       <w:tblGrid>
-        <w:gridCol w:w="1993"/>
-        <w:gridCol w:w="1993"/>
-        <w:gridCol w:w="1993"/>
-        <w:gridCol w:w="1993"/>
-        <w:gridCol w:w="1993"/>
+        <w:gridCol w:w="1976"/>
+        <w:gridCol w:w="1976"/>
+        <w:gridCol w:w="1978"/>
+        <w:gridCol w:w="2074"/>
+        <w:gridCol w:w="1961"/>
       </w:tblGrid>
       <w:tr>
         <w:trPr>
@@ -92,41 +92,47 @@
                 <w:sz w:val="20"/>
                 <w:szCs w:val="20"/>
               </w:rPr>
-              <w:t xml:space="preserve">Fig. </w:t>
-            </w:r>
-            <w:r>
+              <w:t>Fig. 2</w:t>
+            </w:r>
+          </w:p>
+        </w:tc>
+        <w:tc>
+          <w:tcPr>
+            <w:tcW w:w="1993" w:type="dxa"/>
+          </w:tcPr>
+          <w:p>
+            <w:pPr>
               <w:rPr>
                 <w:b/>
                 <w:bCs/>
                 <w:sz w:val="20"/>
                 <w:szCs w:val="20"/>
               </w:rPr>
-              <w:t>2</w:t>
-            </w:r>
-          </w:p>
-        </w:tc>
-        <w:tc>
-          <w:tcPr>
-            <w:tcW w:w="1993" w:type="dxa"/>
-          </w:tcPr>
-          <w:p>
-            <w:pPr>
+            </w:pPr>
+            <w:r>
               <w:rPr>
                 <w:b/>
                 <w:bCs/>
                 <w:sz w:val="20"/>
                 <w:szCs w:val="20"/>
               </w:rPr>
-            </w:pPr>
-            <w:r>
+              <w:t>Fig. 3</w:t>
+            </w:r>
+          </w:p>
+        </w:tc>
+        <w:tc>
+          <w:tcPr>
+            <w:tcW w:w="1993" w:type="dxa"/>
+          </w:tcPr>
+          <w:p>
+            <w:pPr>
               <w:rPr>
                 <w:b/>
                 <w:bCs/>
                 <w:sz w:val="20"/>
                 <w:szCs w:val="20"/>
               </w:rPr>
-              <w:t xml:space="preserve">Fig. </w:t>
-            </w:r>
+            </w:pPr>
             <w:r>
               <w:rPr>
                 <w:b/>
@@ -134,40 +140,7 @@
                 <w:sz w:val="20"/>
                 <w:szCs w:val="20"/>
               </w:rPr>
-              <w:t>3</w:t>
-            </w:r>
-          </w:p>
-        </w:tc>
-        <w:tc>
-          <w:tcPr>
-            <w:tcW w:w="1993" w:type="dxa"/>
-          </w:tcPr>
-          <w:p>
-            <w:pPr>
-              <w:rPr>
-                <w:b/>
-                <w:bCs/>
-                <w:sz w:val="20"/>
-                <w:szCs w:val="20"/>
-              </w:rPr>
-            </w:pPr>
-            <w:r>
-              <w:rPr>
-                <w:b/>
-                <w:bCs/>
-                <w:sz w:val="20"/>
-                <w:szCs w:val="20"/>
-              </w:rPr>
-              <w:t xml:space="preserve">Fig. </w:t>
-            </w:r>
-            <w:r>
-              <w:rPr>
-                <w:b/>
-                <w:bCs/>
-                <w:sz w:val="20"/>
-                <w:szCs w:val="20"/>
-              </w:rPr>
-              <w:t>4</w:t>
+              <w:t>Fig. 4</w:t>
             </w:r>
           </w:p>
         </w:tc>
@@ -221,21 +194,7 @@
                 <w:sz w:val="20"/>
                 <w:szCs w:val="20"/>
               </w:rPr>
-              <w:t xml:space="preserve"> </w:t>
-            </w:r>
-            <w:r>
-              <w:rPr>
-                <w:sz w:val="20"/>
-                <w:szCs w:val="20"/>
-              </w:rPr>
-              <w:t xml:space="preserve">QC </w:t>
-            </w:r>
-            <w:r>
-              <w:rPr>
-                <w:sz w:val="20"/>
-                <w:szCs w:val="20"/>
-              </w:rPr>
-              <w:t>Plots</w:t>
+              <w:t xml:space="preserve"> QC Plots</w:t>
             </w:r>
           </w:p>
         </w:tc>
@@ -270,6 +229,13 @@
                 <w:szCs w:val="20"/>
               </w:rPr>
             </w:pPr>
+            <w:r>
+              <w:rPr>
+                <w:sz w:val="20"/>
+                <w:szCs w:val="20"/>
+              </w:rPr>
+              <w:t>DE Results</w:t>
+            </w:r>
           </w:p>
         </w:tc>
         <w:tc>
@@ -361,6 +327,13 @@
                 <w:szCs w:val="20"/>
               </w:rPr>
             </w:pPr>
+            <w:r>
+              <w:rPr>
+                <w:sz w:val="20"/>
+                <w:szCs w:val="20"/>
+              </w:rPr>
+              <w:t>3</w:t>
+            </w:r>
           </w:p>
         </w:tc>
         <w:tc>
@@ -491,6 +464,72 @@
                 <w:szCs w:val="20"/>
               </w:rPr>
             </w:pPr>
+            <w:r>
+              <w:rPr>
+                <w:sz w:val="20"/>
+                <w:szCs w:val="20"/>
+              </w:rPr>
+              <w:t>PCA</w:t>
+            </w:r>
+            <w:r>
+              <w:rPr>
+                <w:sz w:val="20"/>
+                <w:szCs w:val="20"/>
+              </w:rPr>
+              <w:t xml:space="preserve"> (one </w:t>
+            </w:r>
+            <w:proofErr w:type="spellStart"/>
+            <w:r>
+              <w:rPr>
+                <w:sz w:val="20"/>
+                <w:szCs w:val="20"/>
+              </w:rPr>
+              <w:t>pca</w:t>
+            </w:r>
+            <w:proofErr w:type="spellEnd"/>
+            <w:r>
+              <w:rPr>
+                <w:sz w:val="20"/>
+                <w:szCs w:val="20"/>
+              </w:rPr>
+              <w:t xml:space="preserve"> for protease, one for </w:t>
+            </w:r>
+            <w:proofErr w:type="spellStart"/>
+            <w:r>
+              <w:rPr>
+                <w:sz w:val="20"/>
+                <w:szCs w:val="20"/>
+              </w:rPr>
+              <w:t>hdm_dog</w:t>
+            </w:r>
+            <w:proofErr w:type="spellEnd"/>
+            <w:r>
+              <w:rPr>
+                <w:sz w:val="20"/>
+                <w:szCs w:val="20"/>
+              </w:rPr>
+              <w:t>)</w:t>
+            </w:r>
+          </w:p>
+          <w:p>
+            <w:pPr>
+              <w:pStyle w:val="ListParagraph"/>
+              <w:numPr>
+                <w:ilvl w:val="0"/>
+                <w:numId w:val="4"/>
+              </w:numPr>
+              <w:rPr>
+                <w:sz w:val="20"/>
+                <w:szCs w:val="20"/>
+              </w:rPr>
+            </w:pPr>
+            <w:r>
+              <w:rPr>
+                <w:sz w:val="20"/>
+                <w:szCs w:val="20"/>
+              </w:rPr>
+              <w:t>Uses CPM</w:t>
+            </w:r>
           </w:p>
         </w:tc>
         <w:tc>
@@ -527,14 +566,7 @@
                 <w:sz w:val="20"/>
                 <w:szCs w:val="20"/>
               </w:rPr>
-              <w:t xml:space="preserve">Panel </w:t>
-            </w:r>
-            <w:r>
-              <w:rPr>
-                <w:sz w:val="20"/>
-                <w:szCs w:val="20"/>
-              </w:rPr>
-              <w:t>B</w:t>
+              <w:t>Panel B</w:t>
             </w:r>
           </w:p>
         </w:tc>
@@ -577,14 +609,7 @@
                 <w:sz w:val="20"/>
                 <w:szCs w:val="20"/>
               </w:rPr>
-              <w:t xml:space="preserve"> </w:t>
-            </w:r>
-            <w:r>
-              <w:rPr>
-                <w:sz w:val="20"/>
-                <w:szCs w:val="20"/>
-              </w:rPr>
-              <w:t>– protease)</w:t>
+              <w:t xml:space="preserve"> – protease)</w:t>
             </w:r>
           </w:p>
         </w:tc>
@@ -644,6 +669,36 @@
                 <w:szCs w:val="20"/>
               </w:rPr>
             </w:pPr>
+            <w:proofErr w:type="spellStart"/>
+            <w:r>
+              <w:rPr>
+                <w:sz w:val="20"/>
+                <w:szCs w:val="20"/>
+              </w:rPr>
+              <w:t>Barchart</w:t>
+            </w:r>
+            <w:proofErr w:type="spellEnd"/>
+            <w:r>
+              <w:rPr>
+                <w:sz w:val="20"/>
+                <w:szCs w:val="20"/>
+              </w:rPr>
+              <w:t xml:space="preserve"> of all DE results (all 8 conditions</w:t>
+            </w:r>
+            <w:r>
+              <w:rPr>
+                <w:sz w:val="20"/>
+                <w:szCs w:val="20"/>
+              </w:rPr>
+              <w:t xml:space="preserve"> – calu-3 at FDR &lt;0.2</w:t>
+            </w:r>
+            <w:r>
+              <w:rPr>
+                <w:sz w:val="20"/>
+                <w:szCs w:val="20"/>
+              </w:rPr>
+              <w:t>)</w:t>
+            </w:r>
           </w:p>
         </w:tc>
         <w:tc>
@@ -680,14 +735,7 @@
                 <w:sz w:val="20"/>
                 <w:szCs w:val="20"/>
               </w:rPr>
-              <w:t xml:space="preserve">Panel </w:t>
-            </w:r>
-            <w:r>
-              <w:rPr>
-                <w:sz w:val="20"/>
-                <w:szCs w:val="20"/>
-              </w:rPr>
-              <w:t>C</w:t>
+              <w:t>Panel C</w:t>
             </w:r>
           </w:p>
         </w:tc>
@@ -730,14 +778,7 @@
                 <w:sz w:val="20"/>
                 <w:szCs w:val="20"/>
               </w:rPr>
-              <w:t xml:space="preserve"> </w:t>
-            </w:r>
-            <w:r>
-              <w:rPr>
-                <w:sz w:val="20"/>
-                <w:szCs w:val="20"/>
-              </w:rPr>
-              <w:t>– protease)</w:t>
+              <w:t xml:space="preserve"> – protease)</w:t>
             </w:r>
           </w:p>
         </w:tc>
@@ -772,6 +813,40 @@
                 <w:szCs w:val="20"/>
               </w:rPr>
             </w:pPr>
+            <w:r>
+              <w:rPr>
+                <w:sz w:val="20"/>
+                <w:szCs w:val="20"/>
+              </w:rPr>
+              <w:t>Heatmap of DE miRNAs for dose24 vs control CPM expression shown only in dose24 and control conditions</w:t>
+            </w:r>
+          </w:p>
+          <w:p>
+            <w:pPr>
+              <w:pStyle w:val="ListParagraph"/>
+              <w:numPr>
+                <w:ilvl w:val="0"/>
+                <w:numId w:val="3"/>
+              </w:numPr>
+              <w:rPr>
+                <w:sz w:val="20"/>
+                <w:szCs w:val="20"/>
+              </w:rPr>
+            </w:pPr>
+            <w:r>
+              <w:rPr>
+                <w:sz w:val="20"/>
+                <w:szCs w:val="20"/>
+              </w:rPr>
+              <w:t>[hierarchical] clustering by correlation (average method)</w:t>
+            </w:r>
+            <w:r>
+              <w:rPr>
+                <w:sz w:val="20"/>
+                <w:szCs w:val="20"/>
+              </w:rPr>
+              <w:t xml:space="preserve"> – mention in legend</w:t>
+            </w:r>
           </w:p>
         </w:tc>
         <w:tc>
@@ -808,14 +883,7 @@
                 <w:sz w:val="20"/>
                 <w:szCs w:val="20"/>
               </w:rPr>
-              <w:t xml:space="preserve">Panel </w:t>
-            </w:r>
-            <w:r>
-              <w:rPr>
-                <w:sz w:val="20"/>
-                <w:szCs w:val="20"/>
-              </w:rPr>
-              <w:t>D</w:t>
+              <w:t>Panel D</w:t>
             </w:r>
           </w:p>
         </w:tc>
@@ -856,6 +924,13 @@
                 <w:szCs w:val="20"/>
               </w:rPr>
             </w:pPr>
+            <w:r>
+              <w:rPr>
+                <w:sz w:val="20"/>
+                <w:szCs w:val="20"/>
+              </w:rPr>
+              <w:t>MA Plot</w:t>
+            </w:r>
           </w:p>
         </w:tc>
         <w:tc>
@@ -892,14 +967,7 @@
                 <w:sz w:val="20"/>
                 <w:szCs w:val="20"/>
               </w:rPr>
-              <w:t xml:space="preserve">Panel </w:t>
-            </w:r>
-            <w:r>
-              <w:rPr>
-                <w:sz w:val="20"/>
-                <w:szCs w:val="20"/>
-              </w:rPr>
-              <w:t>E</w:t>
+              <w:t>Panel E</w:t>
             </w:r>
           </w:p>
         </w:tc>
@@ -940,6 +1008,13 @@
                 <w:szCs w:val="20"/>
               </w:rPr>
             </w:pPr>
+            <w:r>
+              <w:rPr>
+                <w:sz w:val="20"/>
+                <w:szCs w:val="20"/>
+              </w:rPr>
+              <w:t>Volcano Plot</w:t>
+            </w:r>
           </w:p>
         </w:tc>
         <w:tc>
@@ -989,11 +1064,11 @@
         <w:tblLook w:val="04A0" w:firstRow="1" w:lastRow="0" w:firstColumn="1" w:lastColumn="0" w:noHBand="0" w:noVBand="1"/>
       </w:tblPr>
       <w:tblGrid>
-        <w:gridCol w:w="1993"/>
-        <w:gridCol w:w="1993"/>
-        <w:gridCol w:w="1993"/>
-        <w:gridCol w:w="1993"/>
-        <w:gridCol w:w="1993"/>
+        <w:gridCol w:w="1975"/>
+        <w:gridCol w:w="1975"/>
+        <w:gridCol w:w="1978"/>
+        <w:gridCol w:w="2074"/>
+        <w:gridCol w:w="1963"/>
       </w:tblGrid>
       <w:tr>
         <w:trPr>
@@ -1001,7 +1076,7 @@
         </w:trPr>
         <w:tc>
           <w:tcPr>
-            <w:tcW w:w="1993" w:type="dxa"/>
+            <w:tcW w:w="1975" w:type="dxa"/>
           </w:tcPr>
           <w:p>
             <w:pPr>
@@ -1016,7 +1091,7 @@
         </w:tc>
         <w:tc>
           <w:tcPr>
-            <w:tcW w:w="1993" w:type="dxa"/>
+            <w:tcW w:w="1975" w:type="dxa"/>
           </w:tcPr>
           <w:p>
             <w:pPr>
@@ -1034,70 +1109,61 @@
                 <w:sz w:val="20"/>
                 <w:szCs w:val="20"/>
               </w:rPr>
-              <w:t xml:space="preserve">Supp </w:t>
-            </w:r>
-            <w:r>
+              <w:t>Supp Fig. 1</w:t>
+            </w:r>
+          </w:p>
+        </w:tc>
+        <w:tc>
+          <w:tcPr>
+            <w:tcW w:w="1978" w:type="dxa"/>
+          </w:tcPr>
+          <w:p>
+            <w:pPr>
               <w:rPr>
                 <w:b/>
                 <w:bCs/>
                 <w:sz w:val="20"/>
                 <w:szCs w:val="20"/>
               </w:rPr>
-              <w:t>Fig. 1</w:t>
-            </w:r>
-          </w:p>
-        </w:tc>
-        <w:tc>
-          <w:tcPr>
-            <w:tcW w:w="1993" w:type="dxa"/>
-          </w:tcPr>
-          <w:p>
-            <w:pPr>
+            </w:pPr>
+            <w:r>
               <w:rPr>
                 <w:b/>
                 <w:bCs/>
                 <w:sz w:val="20"/>
                 <w:szCs w:val="20"/>
               </w:rPr>
-            </w:pPr>
-            <w:r>
+              <w:t>Supp Fig. 2</w:t>
+            </w:r>
+          </w:p>
+        </w:tc>
+        <w:tc>
+          <w:tcPr>
+            <w:tcW w:w="2074" w:type="dxa"/>
+          </w:tcPr>
+          <w:p>
+            <w:pPr>
               <w:rPr>
                 <w:b/>
                 <w:bCs/>
                 <w:sz w:val="20"/>
                 <w:szCs w:val="20"/>
               </w:rPr>
-              <w:t>Supp Fig. 2</w:t>
-            </w:r>
-          </w:p>
-        </w:tc>
-        <w:tc>
-          <w:tcPr>
-            <w:tcW w:w="1993" w:type="dxa"/>
-          </w:tcPr>
-          <w:p>
-            <w:pPr>
+            </w:pPr>
+            <w:r>
               <w:rPr>
                 <w:b/>
                 <w:bCs/>
                 <w:sz w:val="20"/>
                 <w:szCs w:val="20"/>
               </w:rPr>
-            </w:pPr>
-            <w:r>
-              <w:rPr>
-                <w:b/>
-                <w:bCs/>
-                <w:sz w:val="20"/>
-                <w:szCs w:val="20"/>
-              </w:rPr>
               <w:t>Supp Fig. 3</w:t>
             </w:r>
           </w:p>
         </w:tc>
         <w:tc>
           <w:tcPr>
-            <w:tcW w:w="1993" w:type="dxa"/>
+            <w:tcW w:w="1963" w:type="dxa"/>
           </w:tcPr>
           <w:p>
             <w:pPr>
@@ -1126,7 +1192,7 @@
         </w:trPr>
         <w:tc>
           <w:tcPr>
-            <w:tcW w:w="1993" w:type="dxa"/>
+            <w:tcW w:w="1975" w:type="dxa"/>
           </w:tcPr>
           <w:p>
             <w:pPr>
@@ -1146,7 +1212,7 @@
         </w:tc>
         <w:tc>
           <w:tcPr>
-            <w:tcW w:w="1993" w:type="dxa"/>
+            <w:tcW w:w="1975" w:type="dxa"/>
           </w:tcPr>
           <w:p>
             <w:pPr>
@@ -1175,7 +1241,7 @@
         </w:tc>
         <w:tc>
           <w:tcPr>
-            <w:tcW w:w="1993" w:type="dxa"/>
+            <w:tcW w:w="1978" w:type="dxa"/>
           </w:tcPr>
           <w:p>
             <w:pPr>
@@ -1195,20 +1261,27 @@
         </w:tc>
         <w:tc>
           <w:tcPr>
-            <w:tcW w:w="1993" w:type="dxa"/>
-          </w:tcPr>
-          <w:p>
-            <w:pPr>
-              <w:rPr>
-                <w:sz w:val="20"/>
-                <w:szCs w:val="20"/>
-              </w:rPr>
-            </w:pPr>
-          </w:p>
-        </w:tc>
-        <w:tc>
-          <w:tcPr>
-            <w:tcW w:w="1993" w:type="dxa"/>
+            <w:tcW w:w="2074" w:type="dxa"/>
+          </w:tcPr>
+          <w:p>
+            <w:pPr>
+              <w:rPr>
+                <w:sz w:val="20"/>
+                <w:szCs w:val="20"/>
+              </w:rPr>
+            </w:pPr>
+            <w:r>
+              <w:rPr>
+                <w:sz w:val="20"/>
+                <w:szCs w:val="20"/>
+              </w:rPr>
+              <w:t>DE Results</w:t>
+            </w:r>
+          </w:p>
+        </w:tc>
+        <w:tc>
+          <w:tcPr>
+            <w:tcW w:w="1963" w:type="dxa"/>
           </w:tcPr>
           <w:p>
             <w:pPr>
@@ -1226,7 +1299,7 @@
         </w:trPr>
         <w:tc>
           <w:tcPr>
-            <w:tcW w:w="1993" w:type="dxa"/>
+            <w:tcW w:w="1975" w:type="dxa"/>
           </w:tcPr>
           <w:p>
             <w:pPr>
@@ -1246,7 +1319,7 @@
         </w:tc>
         <w:tc>
           <w:tcPr>
-            <w:tcW w:w="1993" w:type="dxa"/>
+            <w:tcW w:w="1975" w:type="dxa"/>
           </w:tcPr>
           <w:p>
             <w:pPr>
@@ -1266,7 +1339,7 @@
         </w:tc>
         <w:tc>
           <w:tcPr>
-            <w:tcW w:w="1993" w:type="dxa"/>
+            <w:tcW w:w="1978" w:type="dxa"/>
           </w:tcPr>
           <w:p>
             <w:pPr>
@@ -1286,20 +1359,27 @@
         </w:tc>
         <w:tc>
           <w:tcPr>
-            <w:tcW w:w="1993" w:type="dxa"/>
-          </w:tcPr>
-          <w:p>
-            <w:pPr>
-              <w:rPr>
-                <w:sz w:val="20"/>
-                <w:szCs w:val="20"/>
-              </w:rPr>
-            </w:pPr>
-          </w:p>
-        </w:tc>
-        <w:tc>
-          <w:tcPr>
-            <w:tcW w:w="1993" w:type="dxa"/>
+            <w:tcW w:w="2074" w:type="dxa"/>
+          </w:tcPr>
+          <w:p>
+            <w:pPr>
+              <w:rPr>
+                <w:sz w:val="20"/>
+                <w:szCs w:val="20"/>
+              </w:rPr>
+            </w:pPr>
+            <w:r>
+              <w:rPr>
+                <w:sz w:val="20"/>
+                <w:szCs w:val="20"/>
+              </w:rPr>
+              <w:t>3</w:t>
+            </w:r>
+          </w:p>
+        </w:tc>
+        <w:tc>
+          <w:tcPr>
+            <w:tcW w:w="1963" w:type="dxa"/>
           </w:tcPr>
           <w:p>
             <w:pPr>
@@ -1317,7 +1397,7 @@
         </w:trPr>
         <w:tc>
           <w:tcPr>
-            <w:tcW w:w="1993" w:type="dxa"/>
+            <w:tcW w:w="1975" w:type="dxa"/>
           </w:tcPr>
           <w:p>
             <w:pPr>
@@ -1337,7 +1417,7 @@
         </w:tc>
         <w:tc>
           <w:tcPr>
-            <w:tcW w:w="1993" w:type="dxa"/>
+            <w:tcW w:w="1975" w:type="dxa"/>
           </w:tcPr>
           <w:p>
             <w:pPr>
@@ -1380,61 +1460,47 @@
         </w:tc>
         <w:tc>
           <w:tcPr>
-            <w:tcW w:w="1993" w:type="dxa"/>
-          </w:tcPr>
-          <w:p>
-            <w:pPr>
-              <w:rPr>
-                <w:sz w:val="20"/>
-                <w:szCs w:val="20"/>
-              </w:rPr>
-            </w:pPr>
-            <w:r>
-              <w:rPr>
-                <w:sz w:val="20"/>
-                <w:szCs w:val="20"/>
-              </w:rPr>
-              <w:t xml:space="preserve">Boxplot </w:t>
-            </w:r>
-            <w:r>
-              <w:rPr>
-                <w:sz w:val="20"/>
-                <w:szCs w:val="20"/>
-              </w:rPr>
-              <w:t xml:space="preserve">(miRNA content protease </w:t>
-            </w:r>
-            <w:r>
-              <w:rPr>
-                <w:sz w:val="20"/>
-                <w:szCs w:val="20"/>
-              </w:rPr>
-              <w:t>– untreated vs treated</w:t>
-            </w:r>
-            <w:r>
-              <w:rPr>
-                <w:sz w:val="20"/>
-                <w:szCs w:val="20"/>
-              </w:rPr>
-              <w:t>)</w:t>
-            </w:r>
-          </w:p>
-        </w:tc>
-        <w:tc>
-          <w:tcPr>
-            <w:tcW w:w="1993" w:type="dxa"/>
-          </w:tcPr>
-          <w:p>
-            <w:pPr>
-              <w:rPr>
-                <w:sz w:val="20"/>
-                <w:szCs w:val="20"/>
-              </w:rPr>
-            </w:pPr>
-          </w:p>
-        </w:tc>
-        <w:tc>
-          <w:tcPr>
-            <w:tcW w:w="1993" w:type="dxa"/>
+            <w:tcW w:w="1978" w:type="dxa"/>
+          </w:tcPr>
+          <w:p>
+            <w:pPr>
+              <w:rPr>
+                <w:sz w:val="20"/>
+                <w:szCs w:val="20"/>
+              </w:rPr>
+            </w:pPr>
+            <w:r>
+              <w:rPr>
+                <w:sz w:val="20"/>
+                <w:szCs w:val="20"/>
+              </w:rPr>
+              <w:t>Boxplot (miRNA content protease – untreated vs treated)</w:t>
+            </w:r>
+          </w:p>
+        </w:tc>
+        <w:tc>
+          <w:tcPr>
+            <w:tcW w:w="2074" w:type="dxa"/>
+          </w:tcPr>
+          <w:p>
+            <w:pPr>
+              <w:rPr>
+                <w:sz w:val="20"/>
+                <w:szCs w:val="20"/>
+              </w:rPr>
+            </w:pPr>
+            <w:r>
+              <w:rPr>
+                <w:sz w:val="20"/>
+                <w:szCs w:val="20"/>
+              </w:rPr>
+              <w:t>PCA of Calu-3 cells</w:t>
+            </w:r>
+          </w:p>
+        </w:tc>
+        <w:tc>
+          <w:tcPr>
+            <w:tcW w:w="1963" w:type="dxa"/>
           </w:tcPr>
           <w:p>
             <w:pPr>
@@ -1452,7 +1518,7 @@
         </w:trPr>
         <w:tc>
           <w:tcPr>
-            <w:tcW w:w="1993" w:type="dxa"/>
+            <w:tcW w:w="1975" w:type="dxa"/>
           </w:tcPr>
           <w:p>
             <w:pPr>
@@ -1472,7 +1538,7 @@
         </w:tc>
         <w:tc>
           <w:tcPr>
-            <w:tcW w:w="1993" w:type="dxa"/>
+            <w:tcW w:w="1975" w:type="dxa"/>
           </w:tcPr>
           <w:p>
             <w:pPr>
@@ -1509,20 +1575,13 @@
                 <w:sz w:val="20"/>
                 <w:szCs w:val="20"/>
               </w:rPr>
-              <w:t xml:space="preserve"> </w:t>
-            </w:r>
-            <w:r>
-              <w:rPr>
-                <w:sz w:val="20"/>
-                <w:szCs w:val="20"/>
-              </w:rPr>
-              <w:t>– protease)</w:t>
-            </w:r>
-          </w:p>
-        </w:tc>
-        <w:tc>
-          <w:tcPr>
-            <w:tcW w:w="1993" w:type="dxa"/>
+              <w:t xml:space="preserve"> – protease)</w:t>
+            </w:r>
+          </w:p>
+        </w:tc>
+        <w:tc>
+          <w:tcPr>
+            <w:tcW w:w="1978" w:type="dxa"/>
           </w:tcPr>
           <w:p>
             <w:pPr>
@@ -1558,20 +1617,47 @@
         </w:tc>
         <w:tc>
           <w:tcPr>
-            <w:tcW w:w="1993" w:type="dxa"/>
-          </w:tcPr>
-          <w:p>
-            <w:pPr>
-              <w:rPr>
-                <w:sz w:val="20"/>
-                <w:szCs w:val="20"/>
-              </w:rPr>
-            </w:pPr>
-          </w:p>
-        </w:tc>
-        <w:tc>
-          <w:tcPr>
-            <w:tcW w:w="1993" w:type="dxa"/>
+            <w:tcW w:w="2074" w:type="dxa"/>
+          </w:tcPr>
+          <w:p>
+            <w:pPr>
+              <w:rPr>
+                <w:sz w:val="20"/>
+                <w:szCs w:val="20"/>
+              </w:rPr>
+            </w:pPr>
+            <w:r>
+              <w:rPr>
+                <w:sz w:val="20"/>
+                <w:szCs w:val="20"/>
+              </w:rPr>
+              <w:t>Heatmap of DE miRNAs for dose24 vs control CPM expression shown only for all conditions</w:t>
+            </w:r>
+          </w:p>
+          <w:p>
+            <w:pPr>
+              <w:pStyle w:val="ListParagraph"/>
+              <w:numPr>
+                <w:ilvl w:val="0"/>
+                <w:numId w:val="3"/>
+              </w:numPr>
+              <w:rPr>
+                <w:sz w:val="20"/>
+                <w:szCs w:val="20"/>
+              </w:rPr>
+            </w:pPr>
+            <w:r>
+              <w:rPr>
+                <w:sz w:val="20"/>
+                <w:szCs w:val="20"/>
+              </w:rPr>
+              <w:t>[hierarchical] clustering by correlation (average method)</w:t>
+            </w:r>
+          </w:p>
+        </w:tc>
+        <w:tc>
+          <w:tcPr>
+            <w:tcW w:w="1963" w:type="dxa"/>
           </w:tcPr>
           <w:p>
             <w:pPr>
@@ -1589,7 +1675,7 @@
         </w:trPr>
         <w:tc>
           <w:tcPr>
-            <w:tcW w:w="1993" w:type="dxa"/>
+            <w:tcW w:w="1975" w:type="dxa"/>
           </w:tcPr>
           <w:p>
             <w:pPr>
@@ -1609,67 +1695,53 @@
         </w:tc>
         <w:tc>
           <w:tcPr>
-            <w:tcW w:w="1993" w:type="dxa"/>
-          </w:tcPr>
-          <w:p>
-            <w:pPr>
-              <w:rPr>
-                <w:sz w:val="20"/>
-                <w:szCs w:val="20"/>
-              </w:rPr>
-            </w:pPr>
-          </w:p>
-        </w:tc>
-        <w:tc>
-          <w:tcPr>
-            <w:tcW w:w="1993" w:type="dxa"/>
-          </w:tcPr>
-          <w:p>
-            <w:pPr>
-              <w:rPr>
-                <w:sz w:val="20"/>
-                <w:szCs w:val="20"/>
-              </w:rPr>
-            </w:pPr>
-            <w:r>
-              <w:rPr>
-                <w:sz w:val="20"/>
-                <w:szCs w:val="20"/>
-              </w:rPr>
-              <w:t xml:space="preserve">Boxplot (miRNA content protease – </w:t>
-            </w:r>
-            <w:r>
-              <w:rPr>
-                <w:sz w:val="20"/>
-                <w:szCs w:val="20"/>
-              </w:rPr>
-              <w:t>dose conditions</w:t>
-            </w:r>
-            <w:r>
-              <w:rPr>
-                <w:sz w:val="20"/>
-                <w:szCs w:val="20"/>
-              </w:rPr>
-              <w:t>)</w:t>
-            </w:r>
-          </w:p>
-        </w:tc>
-        <w:tc>
-          <w:tcPr>
-            <w:tcW w:w="1993" w:type="dxa"/>
-          </w:tcPr>
-          <w:p>
-            <w:pPr>
-              <w:rPr>
-                <w:sz w:val="20"/>
-                <w:szCs w:val="20"/>
-              </w:rPr>
-            </w:pPr>
-          </w:p>
-        </w:tc>
-        <w:tc>
-          <w:tcPr>
-            <w:tcW w:w="1993" w:type="dxa"/>
+            <w:tcW w:w="1975" w:type="dxa"/>
+          </w:tcPr>
+          <w:p>
+            <w:pPr>
+              <w:rPr>
+                <w:sz w:val="20"/>
+                <w:szCs w:val="20"/>
+              </w:rPr>
+            </w:pPr>
+          </w:p>
+        </w:tc>
+        <w:tc>
+          <w:tcPr>
+            <w:tcW w:w="1978" w:type="dxa"/>
+          </w:tcPr>
+          <w:p>
+            <w:pPr>
+              <w:rPr>
+                <w:sz w:val="20"/>
+                <w:szCs w:val="20"/>
+              </w:rPr>
+            </w:pPr>
+            <w:r>
+              <w:rPr>
+                <w:sz w:val="20"/>
+                <w:szCs w:val="20"/>
+              </w:rPr>
+              <w:t>Boxplot (miRNA content protease – dose conditions)</w:t>
+            </w:r>
+          </w:p>
+        </w:tc>
+        <w:tc>
+          <w:tcPr>
+            <w:tcW w:w="2074" w:type="dxa"/>
+          </w:tcPr>
+          <w:p>
+            <w:pPr>
+              <w:rPr>
+                <w:sz w:val="20"/>
+                <w:szCs w:val="20"/>
+              </w:rPr>
+            </w:pPr>
+          </w:p>
+        </w:tc>
+        <w:tc>
+          <w:tcPr>
+            <w:tcW w:w="1963" w:type="dxa"/>
           </w:tcPr>
           <w:p>
             <w:pPr>
@@ -1687,40 +1759,41 @@
         </w:trPr>
         <w:tc>
           <w:tcPr>
-            <w:tcW w:w="1993" w:type="dxa"/>
-          </w:tcPr>
-          <w:p>
-            <w:pPr>
-              <w:rPr>
-                <w:sz w:val="20"/>
-                <w:szCs w:val="20"/>
-              </w:rPr>
-            </w:pPr>
-            <w:r>
-              <w:rPr>
-                <w:sz w:val="20"/>
-                <w:szCs w:val="20"/>
-              </w:rPr>
+            <w:tcW w:w="1975" w:type="dxa"/>
+          </w:tcPr>
+          <w:p>
+            <w:pPr>
+              <w:rPr>
+                <w:sz w:val="20"/>
+                <w:szCs w:val="20"/>
+              </w:rPr>
+            </w:pPr>
+            <w:r>
+              <w:rPr>
+                <w:sz w:val="20"/>
+                <w:szCs w:val="20"/>
+              </w:rPr>
+              <w:lastRenderedPageBreak/>
               <w:t>Panel D</w:t>
             </w:r>
           </w:p>
         </w:tc>
         <w:tc>
           <w:tcPr>
-            <w:tcW w:w="1993" w:type="dxa"/>
-          </w:tcPr>
-          <w:p>
-            <w:pPr>
-              <w:rPr>
-                <w:sz w:val="20"/>
-                <w:szCs w:val="20"/>
-              </w:rPr>
-            </w:pPr>
-          </w:p>
-        </w:tc>
-        <w:tc>
-          <w:tcPr>
-            <w:tcW w:w="1993" w:type="dxa"/>
+            <w:tcW w:w="1975" w:type="dxa"/>
+          </w:tcPr>
+          <w:p>
+            <w:pPr>
+              <w:rPr>
+                <w:sz w:val="20"/>
+                <w:szCs w:val="20"/>
+              </w:rPr>
+            </w:pPr>
+          </w:p>
+        </w:tc>
+        <w:tc>
+          <w:tcPr>
+            <w:tcW w:w="1978" w:type="dxa"/>
           </w:tcPr>
           <w:p>
             <w:pPr>
@@ -1750,40 +1823,26 @@
                 <w:sz w:val="20"/>
                 <w:szCs w:val="20"/>
               </w:rPr>
-              <w:t xml:space="preserve"> – </w:t>
-            </w:r>
-            <w:r>
-              <w:rPr>
-                <w:sz w:val="20"/>
-                <w:szCs w:val="20"/>
-              </w:rPr>
-              <w:t>allergen conditions</w:t>
-            </w:r>
-            <w:r>
-              <w:rPr>
-                <w:sz w:val="20"/>
-                <w:szCs w:val="20"/>
-              </w:rPr>
-              <w:t>)</w:t>
-            </w:r>
-          </w:p>
-        </w:tc>
-        <w:tc>
-          <w:tcPr>
-            <w:tcW w:w="1993" w:type="dxa"/>
-          </w:tcPr>
-          <w:p>
-            <w:pPr>
-              <w:rPr>
-                <w:sz w:val="20"/>
-                <w:szCs w:val="20"/>
-              </w:rPr>
-            </w:pPr>
-          </w:p>
-        </w:tc>
-        <w:tc>
-          <w:tcPr>
-            <w:tcW w:w="1993" w:type="dxa"/>
+              <w:t xml:space="preserve"> – allergen conditions)</w:t>
+            </w:r>
+          </w:p>
+        </w:tc>
+        <w:tc>
+          <w:tcPr>
+            <w:tcW w:w="2074" w:type="dxa"/>
+          </w:tcPr>
+          <w:p>
+            <w:pPr>
+              <w:rPr>
+                <w:sz w:val="20"/>
+                <w:szCs w:val="20"/>
+              </w:rPr>
+            </w:pPr>
+          </w:p>
+        </w:tc>
+        <w:tc>
+          <w:tcPr>
+            <w:tcW w:w="1963" w:type="dxa"/>
           </w:tcPr>
           <w:p>
             <w:pPr>
@@ -1801,7 +1860,7 @@
         </w:trPr>
         <w:tc>
           <w:tcPr>
-            <w:tcW w:w="1993" w:type="dxa"/>
+            <w:tcW w:w="1975" w:type="dxa"/>
           </w:tcPr>
           <w:p>
             <w:pPr>
@@ -1821,46 +1880,46 @@
         </w:tc>
         <w:tc>
           <w:tcPr>
-            <w:tcW w:w="1993" w:type="dxa"/>
-          </w:tcPr>
-          <w:p>
-            <w:pPr>
-              <w:rPr>
-                <w:sz w:val="20"/>
-                <w:szCs w:val="20"/>
-              </w:rPr>
-            </w:pPr>
-          </w:p>
-        </w:tc>
-        <w:tc>
-          <w:tcPr>
-            <w:tcW w:w="1993" w:type="dxa"/>
-          </w:tcPr>
-          <w:p>
-            <w:pPr>
-              <w:rPr>
-                <w:sz w:val="20"/>
-                <w:szCs w:val="20"/>
-              </w:rPr>
-            </w:pPr>
-          </w:p>
-        </w:tc>
-        <w:tc>
-          <w:tcPr>
-            <w:tcW w:w="1993" w:type="dxa"/>
-          </w:tcPr>
-          <w:p>
-            <w:pPr>
-              <w:rPr>
-                <w:sz w:val="20"/>
-                <w:szCs w:val="20"/>
-              </w:rPr>
-            </w:pPr>
-          </w:p>
-        </w:tc>
-        <w:tc>
-          <w:tcPr>
-            <w:tcW w:w="1993" w:type="dxa"/>
+            <w:tcW w:w="1975" w:type="dxa"/>
+          </w:tcPr>
+          <w:p>
+            <w:pPr>
+              <w:rPr>
+                <w:sz w:val="20"/>
+                <w:szCs w:val="20"/>
+              </w:rPr>
+            </w:pPr>
+          </w:p>
+        </w:tc>
+        <w:tc>
+          <w:tcPr>
+            <w:tcW w:w="1978" w:type="dxa"/>
+          </w:tcPr>
+          <w:p>
+            <w:pPr>
+              <w:rPr>
+                <w:sz w:val="20"/>
+                <w:szCs w:val="20"/>
+              </w:rPr>
+            </w:pPr>
+          </w:p>
+        </w:tc>
+        <w:tc>
+          <w:tcPr>
+            <w:tcW w:w="2074" w:type="dxa"/>
+          </w:tcPr>
+          <w:p>
+            <w:pPr>
+              <w:rPr>
+                <w:sz w:val="20"/>
+                <w:szCs w:val="20"/>
+              </w:rPr>
+            </w:pPr>
+          </w:p>
+        </w:tc>
+        <w:tc>
+          <w:tcPr>
+            <w:tcW w:w="1963" w:type="dxa"/>
           </w:tcPr>
           <w:p>
             <w:pPr>
@@ -1901,7 +1960,6 @@
         <w:pStyle w:val="Heading1"/>
       </w:pPr>
       <w:r>
-        <w:lastRenderedPageBreak/>
         <w:t>Figure: Graphical workflow</w:t>
       </w:r>
     </w:p>
@@ -2113,6 +2171,7 @@
         <w:pStyle w:val="Heading2"/>
       </w:pPr>
       <w:r>
+        <w:lastRenderedPageBreak/>
         <w:t>Bar chart of DE counts?</w:t>
       </w:r>
     </w:p>
@@ -2142,166 +2201,166 @@
         <w:pStyle w:val="Heading2"/>
       </w:pPr>
       <w:r>
+        <w:t>PCA plot</w:t>
+      </w:r>
+    </w:p>
+    <w:p>
+      <w:r>
+        <w:t xml:space="preserve">If there is a clear progression of doses across a PC, e.g., control on one side and dose24 on the other) then it may be showing that dose is the major source of variation. </w:t>
+      </w:r>
+    </w:p>
+    <w:p>
+      <w:pPr>
+        <w:pStyle w:val="Heading2"/>
+      </w:pPr>
+      <w:r>
+        <w:t>MA plot</w:t>
+      </w:r>
+    </w:p>
+    <w:p>
+      <w:pPr>
+        <w:pStyle w:val="Heading2"/>
+      </w:pPr>
+      <w:r>
+        <w:t>Volcano plot</w:t>
+      </w:r>
+    </w:p>
+    <w:p>
+      <w:pPr>
+        <w:pStyle w:val="Heading1"/>
+      </w:pPr>
+      <w:r>
+        <w:t xml:space="preserve">Figure: </w:t>
+      </w:r>
+      <w:r>
+        <w:t>FE</w:t>
+      </w:r>
+      <w:r>
+        <w:t xml:space="preserve"> </w:t>
+      </w:r>
+      <w:r>
+        <w:t>Validation</w:t>
+      </w:r>
+    </w:p>
+    <w:p>
+      <w:r>
+        <w:t>Use whatever condition(s) were used in the DE results figure to create consistency. Or, alternatively, use Protease because this has the best results e.g., HDM/Dog had to have higher significance thresholds because they were worse samples.</w:t>
+      </w:r>
+    </w:p>
+    <w:p>
+      <w:r>
+        <w:t>Could also look for overlap between protease/dog/</w:t>
+      </w:r>
+      <w:proofErr w:type="spellStart"/>
+      <w:r>
+        <w:t>hdm</w:t>
+      </w:r>
+      <w:proofErr w:type="spellEnd"/>
+      <w:r>
+        <w:t xml:space="preserve"> and put in </w:t>
+      </w:r>
+      <w:proofErr w:type="spellStart"/>
+      <w:r>
+        <w:t>venn</w:t>
+      </w:r>
+      <w:proofErr w:type="spellEnd"/>
+      <w:r>
+        <w:t xml:space="preserve"> diagram</w:t>
+      </w:r>
+    </w:p>
+    <w:p>
+      <w:pPr>
+        <w:pStyle w:val="Heading2"/>
+      </w:pPr>
+      <w:r>
+        <w:t>I</w:t>
+      </w:r>
+      <w:r>
+        <w:t>ndirect</w:t>
+      </w:r>
+      <w:r>
+        <w:t xml:space="preserve"> FE</w:t>
+      </w:r>
+    </w:p>
+    <w:p>
+      <w:proofErr w:type="spellStart"/>
+      <w:r>
+        <w:t>Cytoscape</w:t>
+      </w:r>
+      <w:proofErr w:type="spellEnd"/>
+      <w:r>
+        <w:t xml:space="preserve"> plot</w:t>
+      </w:r>
+      <w:r>
+        <w:t>?</w:t>
+      </w:r>
+    </w:p>
+    <w:p>
+      <w:pPr>
+        <w:pStyle w:val="Heading2"/>
+      </w:pPr>
+      <w:r>
+        <w:t>Direct FE</w:t>
+      </w:r>
+    </w:p>
+    <w:p>
+      <w:pPr>
+        <w:pStyle w:val="Heading2"/>
+      </w:pPr>
+      <w:r>
+        <w:t>Qiagen FE</w:t>
+      </w:r>
+    </w:p>
+    <w:p>
+      <w:pPr>
+        <w:pStyle w:val="Heading2"/>
+      </w:pPr>
+      <w:r>
+        <w:t>FE Intercept</w:t>
+      </w:r>
+    </w:p>
+    <w:p>
+      <w:pPr>
+        <w:pStyle w:val="Heading3"/>
+      </w:pPr>
+      <w:r>
+        <w:t>Venn diagram</w:t>
+      </w:r>
+    </w:p>
+    <w:p>
+      <w:r>
+        <w:t xml:space="preserve">This figure could be a </w:t>
+      </w:r>
+      <w:r>
+        <w:t>Venn</w:t>
+      </w:r>
+      <w:r>
+        <w:t xml:space="preserve"> diagram showing the number of pathways the exist in the overlap between the 3 functional enrichment methods</w:t>
+      </w:r>
+    </w:p>
+    <w:p/>
+    <w:p>
+      <w:pPr>
+        <w:pStyle w:val="Heading1"/>
+      </w:pPr>
+      <w:r>
+        <w:t xml:space="preserve">Figure: </w:t>
+      </w:r>
+      <w:r>
+        <w:t>Pathway analysis results</w:t>
+      </w:r>
+    </w:p>
+    <w:p>
+      <w:r>
+        <w:t>Qiagen network viewer image</w:t>
+      </w:r>
+    </w:p>
+    <w:p>
+      <w:pPr>
+        <w:pStyle w:val="Heading2"/>
+      </w:pPr>
+      <w:r>
         <w:lastRenderedPageBreak/>
-        <w:t>PCA plot</w:t>
-      </w:r>
-    </w:p>
-    <w:p>
-      <w:r>
-        <w:t xml:space="preserve">If there is a clear progression of doses across a PC, e.g., control on one side and dose24 on the other) then it may be showing that dose is the major source of variation. </w:t>
-      </w:r>
-    </w:p>
-    <w:p>
-      <w:pPr>
-        <w:pStyle w:val="Heading2"/>
-      </w:pPr>
-      <w:r>
-        <w:t>MA plot</w:t>
-      </w:r>
-    </w:p>
-    <w:p>
-      <w:pPr>
-        <w:pStyle w:val="Heading2"/>
-      </w:pPr>
-      <w:r>
-        <w:t>Volcano plot</w:t>
-      </w:r>
-    </w:p>
-    <w:p>
-      <w:pPr>
-        <w:pStyle w:val="Heading1"/>
-      </w:pPr>
-      <w:r>
-        <w:t xml:space="preserve">Figure: </w:t>
-      </w:r>
-      <w:r>
-        <w:t>FE</w:t>
-      </w:r>
-      <w:r>
-        <w:t xml:space="preserve"> </w:t>
-      </w:r>
-      <w:r>
-        <w:t>Validation</w:t>
-      </w:r>
-    </w:p>
-    <w:p>
-      <w:r>
-        <w:t>Use whatever condition(s) were used in the DE results figure to create consistency. Or, alternatively, use Protease because this has the best results e.g., HDM/Dog had to have higher significance thresholds because they were worse samples.</w:t>
-      </w:r>
-    </w:p>
-    <w:p>
-      <w:r>
-        <w:t>Could also look for overlap between protease/dog/</w:t>
-      </w:r>
-      <w:proofErr w:type="spellStart"/>
-      <w:r>
-        <w:t>hdm</w:t>
-      </w:r>
-      <w:proofErr w:type="spellEnd"/>
-      <w:r>
-        <w:t xml:space="preserve"> and put in </w:t>
-      </w:r>
-      <w:proofErr w:type="spellStart"/>
-      <w:r>
-        <w:t>venn</w:t>
-      </w:r>
-      <w:proofErr w:type="spellEnd"/>
-      <w:r>
-        <w:t xml:space="preserve"> diagram</w:t>
-      </w:r>
-    </w:p>
-    <w:p>
-      <w:pPr>
-        <w:pStyle w:val="Heading2"/>
-      </w:pPr>
-      <w:r>
-        <w:t>I</w:t>
-      </w:r>
-      <w:r>
-        <w:t>ndirect</w:t>
-      </w:r>
-      <w:r>
-        <w:t xml:space="preserve"> FE</w:t>
-      </w:r>
-    </w:p>
-    <w:p>
-      <w:proofErr w:type="spellStart"/>
-      <w:r>
-        <w:t>Cytoscape</w:t>
-      </w:r>
-      <w:proofErr w:type="spellEnd"/>
-      <w:r>
-        <w:t xml:space="preserve"> plot</w:t>
-      </w:r>
-      <w:r>
-        <w:t>?</w:t>
-      </w:r>
-    </w:p>
-    <w:p>
-      <w:pPr>
-        <w:pStyle w:val="Heading2"/>
-      </w:pPr>
-      <w:r>
-        <w:t>Direct FE</w:t>
-      </w:r>
-    </w:p>
-    <w:p>
-      <w:pPr>
-        <w:pStyle w:val="Heading2"/>
-      </w:pPr>
-      <w:r>
-        <w:t>Qiagen FE</w:t>
-      </w:r>
-    </w:p>
-    <w:p>
-      <w:pPr>
-        <w:pStyle w:val="Heading2"/>
-      </w:pPr>
-      <w:r>
-        <w:t>FE Intercept</w:t>
-      </w:r>
-    </w:p>
-    <w:p>
-      <w:pPr>
-        <w:pStyle w:val="Heading3"/>
-      </w:pPr>
-      <w:r>
-        <w:t>Venn diagram</w:t>
-      </w:r>
-    </w:p>
-    <w:p>
-      <w:r>
-        <w:t xml:space="preserve">This figure could be a </w:t>
-      </w:r>
-      <w:r>
-        <w:t>Venn</w:t>
-      </w:r>
-      <w:r>
-        <w:t xml:space="preserve"> diagram showing the number of pathways the exist in the overlap between the 3 functional enrichment methods</w:t>
-      </w:r>
-    </w:p>
-    <w:p/>
-    <w:p>
-      <w:pPr>
-        <w:pStyle w:val="Heading1"/>
-      </w:pPr>
-      <w:r>
-        <w:t xml:space="preserve">Figure: </w:t>
-      </w:r>
-      <w:r>
-        <w:t>Pathway analysis results</w:t>
-      </w:r>
-    </w:p>
-    <w:p>
-      <w:r>
-        <w:t>Qiagen network viewer image</w:t>
-      </w:r>
-    </w:p>
-    <w:p>
-      <w:pPr>
-        <w:pStyle w:val="Heading2"/>
-      </w:pPr>
-      <w:r>
         <w:t>HDM</w:t>
       </w:r>
     </w:p>
@@ -2320,7 +2379,6 @@
         <w:pStyle w:val="Heading1"/>
       </w:pPr>
       <w:r>
-        <w:lastRenderedPageBreak/>
         <w:t>Supplementary Figure: QC results for dose24</w:t>
       </w:r>
     </w:p>
@@ -2343,9 +2401,9 @@
 <file path=word/numbering.xml><?xml version="1.0" encoding="utf-8"?>
 <w:numbering xmlns:wpc="http://schemas.microsoft.com/office/word/2010/wordprocessingCanvas" xmlns:cx="http://schemas.microsoft.com/office/drawing/2014/chartex" xmlns:cx1="http://schemas.microsoft.com/office/drawing/2015/9/8/chartex" xmlns:cx2="http://schemas.microsoft.com/office/drawing/2015/10/21/chartex" xmlns:cx3="http://schemas.microsoft.com/office/drawing/2016/5/9/chartex" xmlns:cx4="http://schemas.microsoft.com/office/drawing/2016/5/10/chartex" xmlns:cx5="http://schemas.microsoft.com/office/drawing/2016/5/11/chartex" xmlns:cx6="http://schemas.microsoft.com/office/drawing/2016/5/12/chartex" xmlns:cx7="http://schemas.microsoft.com/office/drawing/2016/5/13/chartex" xmlns:cx8="http://schemas.microsoft.com/office/drawing/2016/5/14/chartex" xmlns:mc="http://schemas.openxmlformats.org/markup-compatibility/2006" xmlns:m="http://schemas.openxmlformats.org/officeDocument/2006/math" xmlns:aink="http://schemas.microsoft.com/office/drawing/2016/ink" xmlns:am3d="http://schemas.microsoft.com/office/drawing/2017/model3d" xmlns:oel="http://schemas.microsoft.com/office/2019/extlst" xmlns:r="http://schemas.openxmlformats.org/officeDocument/2006/relationships" xmlns:wp14="http://schemas.microsoft.com/office/word/2010/wordprocessingDrawing" xmlns:wp="http://schemas.openxmlformats.org/drawingml/2006/wordprocessingDrawing" xmlns:wpg="http://schemas.microsoft.com/office/word/2010/wordprocessingGroup" xmlns:wpi="http://schemas.microsoft.com/office/word/2010/wordprocessingInk" xmlns:wps="http://schemas.microsoft.com/office/word/2010/wordprocessingShape" xmlns:o="urn:schemas-microsoft-com:office:office" xmlns:v="urn:schemas-microsoft-com:vml" xmlns:w10="urn:schemas-microsoft-com:office:word" xmlns:w="http://schemas.openxmlformats.org/wordprocessingml/2006/main" xmlns:w14="http://schemas.microsoft.com/office/word/2010/wordml" xmlns:w15="http://schemas.microsoft.com/office/word/2012/wordml" xmlns:w16cex="http://schemas.microsoft.com/office/word/2018/wordml/cex" xmlns:w16cid="http://schemas.microsoft.com/office/word/2016/wordml/cid" xmlns:w16="http://schemas.microsoft.com/office/word/2018/wordml" xmlns:w16sdtdh="http://schemas.microsoft.com/office/word/2020/wordml/sdtdatahash" xmlns:w16sdtfl="http://schemas.microsoft.com/office/word/2024/wordml/sdtformatlock" xmlns:w16se="http://schemas.microsoft.com/office/word/2015/wordml/symex" xmlns:w16du="http://schemas.microsoft.com/office/word/2023/wordml/word16du" xmlns:wne="http://schemas.microsoft.com/office/word/2006/wordml" mc:Ignorable="w14 w15 w16se w16cid w16 w16cex w16sdtdh w16sdtfl w16du wp14">
   <w:abstractNum w:abstractNumId="0" w15:restartNumberingAfterBreak="0">
-    <w:nsid w:val="6697024A"/>
+    <w:nsid w:val="2A094AFA"/>
     <w:multiLevelType w:val="hybridMultilevel"/>
-    <w:tmpl w:val="EC92204A"/>
+    <w:tmpl w:val="6E2E4318"/>
     <w:lvl w:ilvl="0" w:tplc="08090001">
       <w:start w:val="1"/>
       <w:numFmt w:val="bullet"/>
@@ -2456,6 +2514,119 @@
     </w:lvl>
   </w:abstractNum>
   <w:abstractNum w:abstractNumId="1" w15:restartNumberingAfterBreak="0">
+    <w:nsid w:val="6697024A"/>
+    <w:multiLevelType w:val="hybridMultilevel"/>
+    <w:tmpl w:val="EC92204A"/>
+    <w:lvl w:ilvl="0" w:tplc="08090001">
+      <w:start w:val="1"/>
+      <w:numFmt w:val="bullet"/>
+      <w:lvlText w:val=""/>
+      <w:lvlJc w:val="left"/>
+      <w:pPr>
+        <w:ind w:left="720" w:hanging="360"/>
+      </w:pPr>
+      <w:rPr>
+        <w:rFonts w:ascii="Symbol" w:hAnsi="Symbol" w:hint="default"/>
+      </w:rPr>
+    </w:lvl>
+    <w:lvl w:ilvl="1" w:tplc="08090003" w:tentative="1">
+      <w:start w:val="1"/>
+      <w:numFmt w:val="bullet"/>
+      <w:lvlText w:val="o"/>
+      <w:lvlJc w:val="left"/>
+      <w:pPr>
+        <w:ind w:left="1440" w:hanging="360"/>
+      </w:pPr>
+      <w:rPr>
+        <w:rFonts w:ascii="Courier New" w:hAnsi="Courier New" w:cs="Courier New" w:hint="default"/>
+      </w:rPr>
+    </w:lvl>
+    <w:lvl w:ilvl="2" w:tplc="08090005" w:tentative="1">
+      <w:start w:val="1"/>
+      <w:numFmt w:val="bullet"/>
+      <w:lvlText w:val=""/>
+      <w:lvlJc w:val="left"/>
+      <w:pPr>
+        <w:ind w:left="2160" w:hanging="360"/>
+      </w:pPr>
+      <w:rPr>
+        <w:rFonts w:ascii="Wingdings" w:hAnsi="Wingdings" w:hint="default"/>
+      </w:rPr>
+    </w:lvl>
+    <w:lvl w:ilvl="3" w:tplc="08090001" w:tentative="1">
+      <w:start w:val="1"/>
+      <w:numFmt w:val="bullet"/>
+      <w:lvlText w:val=""/>
+      <w:lvlJc w:val="left"/>
+      <w:pPr>
+        <w:ind w:left="2880" w:hanging="360"/>
+      </w:pPr>
+      <w:rPr>
+        <w:rFonts w:ascii="Symbol" w:hAnsi="Symbol" w:hint="default"/>
+      </w:rPr>
+    </w:lvl>
+    <w:lvl w:ilvl="4" w:tplc="08090003" w:tentative="1">
+      <w:start w:val="1"/>
+      <w:numFmt w:val="bullet"/>
+      <w:lvlText w:val="o"/>
+      <w:lvlJc w:val="left"/>
+      <w:pPr>
+        <w:ind w:left="3600" w:hanging="360"/>
+      </w:pPr>
+      <w:rPr>
+        <w:rFonts w:ascii="Courier New" w:hAnsi="Courier New" w:cs="Courier New" w:hint="default"/>
+      </w:rPr>
+    </w:lvl>
+    <w:lvl w:ilvl="5" w:tplc="08090005" w:tentative="1">
+      <w:start w:val="1"/>
+      <w:numFmt w:val="bullet"/>
+      <w:lvlText w:val=""/>
+      <w:lvlJc w:val="left"/>
+      <w:pPr>
+        <w:ind w:left="4320" w:hanging="360"/>
+      </w:pPr>
+      <w:rPr>
+        <w:rFonts w:ascii="Wingdings" w:hAnsi="Wingdings" w:hint="default"/>
+      </w:rPr>
+    </w:lvl>
+    <w:lvl w:ilvl="6" w:tplc="08090001" w:tentative="1">
+      <w:start w:val="1"/>
+      <w:numFmt w:val="bullet"/>
+      <w:lvlText w:val=""/>
+      <w:lvlJc w:val="left"/>
+      <w:pPr>
+        <w:ind w:left="5040" w:hanging="360"/>
+      </w:pPr>
+      <w:rPr>
+        <w:rFonts w:ascii="Symbol" w:hAnsi="Symbol" w:hint="default"/>
+      </w:rPr>
+    </w:lvl>
+    <w:lvl w:ilvl="7" w:tplc="08090003" w:tentative="1">
+      <w:start w:val="1"/>
+      <w:numFmt w:val="bullet"/>
+      <w:lvlText w:val="o"/>
+      <w:lvlJc w:val="left"/>
+      <w:pPr>
+        <w:ind w:left="5760" w:hanging="360"/>
+      </w:pPr>
+      <w:rPr>
+        <w:rFonts w:ascii="Courier New" w:hAnsi="Courier New" w:cs="Courier New" w:hint="default"/>
+      </w:rPr>
+    </w:lvl>
+    <w:lvl w:ilvl="8" w:tplc="08090005" w:tentative="1">
+      <w:start w:val="1"/>
+      <w:numFmt w:val="bullet"/>
+      <w:lvlText w:val=""/>
+      <w:lvlJc w:val="left"/>
+      <w:pPr>
+        <w:ind w:left="6480" w:hanging="360"/>
+      </w:pPr>
+      <w:rPr>
+        <w:rFonts w:ascii="Wingdings" w:hAnsi="Wingdings" w:hint="default"/>
+      </w:rPr>
+    </w:lvl>
+  </w:abstractNum>
+  <w:abstractNum w:abstractNumId="2" w15:restartNumberingAfterBreak="0">
     <w:nsid w:val="7CE666CA"/>
     <w:multiLevelType w:val="hybridMultilevel"/>
     <w:tmpl w:val="31064398"/>
@@ -2541,11 +2712,130 @@
       </w:pPr>
     </w:lvl>
   </w:abstractNum>
+  <w:abstractNum w:abstractNumId="3" w15:restartNumberingAfterBreak="0">
+    <w:nsid w:val="7D9F7E88"/>
+    <w:multiLevelType w:val="hybridMultilevel"/>
+    <w:tmpl w:val="E4702AE8"/>
+    <w:lvl w:ilvl="0" w:tplc="08090001">
+      <w:start w:val="1"/>
+      <w:numFmt w:val="bullet"/>
+      <w:lvlText w:val=""/>
+      <w:lvlJc w:val="left"/>
+      <w:pPr>
+        <w:ind w:left="720" w:hanging="360"/>
+      </w:pPr>
+      <w:rPr>
+        <w:rFonts w:ascii="Symbol" w:hAnsi="Symbol" w:hint="default"/>
+      </w:rPr>
+    </w:lvl>
+    <w:lvl w:ilvl="1" w:tplc="08090003" w:tentative="1">
+      <w:start w:val="1"/>
+      <w:numFmt w:val="bullet"/>
+      <w:lvlText w:val="o"/>
+      <w:lvlJc w:val="left"/>
+      <w:pPr>
+        <w:ind w:left="1440" w:hanging="360"/>
+      </w:pPr>
+      <w:rPr>
+        <w:rFonts w:ascii="Courier New" w:hAnsi="Courier New" w:cs="Courier New" w:hint="default"/>
+      </w:rPr>
+    </w:lvl>
+    <w:lvl w:ilvl="2" w:tplc="08090005" w:tentative="1">
+      <w:start w:val="1"/>
+      <w:numFmt w:val="bullet"/>
+      <w:lvlText w:val=""/>
+      <w:lvlJc w:val="left"/>
+      <w:pPr>
+        <w:ind w:left="2160" w:hanging="360"/>
+      </w:pPr>
+      <w:rPr>
+        <w:rFonts w:ascii="Wingdings" w:hAnsi="Wingdings" w:hint="default"/>
+      </w:rPr>
+    </w:lvl>
+    <w:lvl w:ilvl="3" w:tplc="08090001" w:tentative="1">
+      <w:start w:val="1"/>
+      <w:numFmt w:val="bullet"/>
+      <w:lvlText w:val=""/>
+      <w:lvlJc w:val="left"/>
+      <w:pPr>
+        <w:ind w:left="2880" w:hanging="360"/>
+      </w:pPr>
+      <w:rPr>
+        <w:rFonts w:ascii="Symbol" w:hAnsi="Symbol" w:hint="default"/>
+      </w:rPr>
+    </w:lvl>
+    <w:lvl w:ilvl="4" w:tplc="08090003" w:tentative="1">
+      <w:start w:val="1"/>
+      <w:numFmt w:val="bullet"/>
+      <w:lvlText w:val="o"/>
+      <w:lvlJc w:val="left"/>
+      <w:pPr>
+        <w:ind w:left="3600" w:hanging="360"/>
+      </w:pPr>
+      <w:rPr>
+        <w:rFonts w:ascii="Courier New" w:hAnsi="Courier New" w:cs="Courier New" w:hint="default"/>
+      </w:rPr>
+    </w:lvl>
+    <w:lvl w:ilvl="5" w:tplc="08090005" w:tentative="1">
+      <w:start w:val="1"/>
+      <w:numFmt w:val="bullet"/>
+      <w:lvlText w:val=""/>
+      <w:lvlJc w:val="left"/>
+      <w:pPr>
+        <w:ind w:left="4320" w:hanging="360"/>
+      </w:pPr>
+      <w:rPr>
+        <w:rFonts w:ascii="Wingdings" w:hAnsi="Wingdings" w:hint="default"/>
+      </w:rPr>
+    </w:lvl>
+    <w:lvl w:ilvl="6" w:tplc="08090001" w:tentative="1">
+      <w:start w:val="1"/>
+      <w:numFmt w:val="bullet"/>
+      <w:lvlText w:val=""/>
+      <w:lvlJc w:val="left"/>
+      <w:pPr>
+        <w:ind w:left="5040" w:hanging="360"/>
+      </w:pPr>
+      <w:rPr>
+        <w:rFonts w:ascii="Symbol" w:hAnsi="Symbol" w:hint="default"/>
+      </w:rPr>
+    </w:lvl>
+    <w:lvl w:ilvl="7" w:tplc="08090003" w:tentative="1">
+      <w:start w:val="1"/>
+      <w:numFmt w:val="bullet"/>
+      <w:lvlText w:val="o"/>
+      <w:lvlJc w:val="left"/>
+      <w:pPr>
+        <w:ind w:left="5760" w:hanging="360"/>
+      </w:pPr>
+      <w:rPr>
+        <w:rFonts w:ascii="Courier New" w:hAnsi="Courier New" w:cs="Courier New" w:hint="default"/>
+      </w:rPr>
+    </w:lvl>
+    <w:lvl w:ilvl="8" w:tplc="08090005" w:tentative="1">
+      <w:start w:val="1"/>
+      <w:numFmt w:val="bullet"/>
+      <w:lvlText w:val=""/>
+      <w:lvlJc w:val="left"/>
+      <w:pPr>
+        <w:ind w:left="6480" w:hanging="360"/>
+      </w:pPr>
+      <w:rPr>
+        <w:rFonts w:ascii="Wingdings" w:hAnsi="Wingdings" w:hint="default"/>
+      </w:rPr>
+    </w:lvl>
+  </w:abstractNum>
   <w:num w:numId="1" w16cid:durableId="2111122731">
+    <w:abstractNumId w:val="2"/>
+  </w:num>
+  <w:num w:numId="2" w16cid:durableId="622467262">
     <w:abstractNumId w:val="1"/>
   </w:num>
-  <w:num w:numId="2" w16cid:durableId="622467262">
+  <w:num w:numId="3" w16cid:durableId="333386273">
     <w:abstractNumId w:val="0"/>
+  </w:num>
+  <w:num w:numId="4" w16cid:durableId="692338778">
+    <w:abstractNumId w:val="3"/>
   </w:num>
 </w:numbering>
 </file>

--- a/write_up/drafts/project_plan/figures_list_draft.docx
+++ b/write_up/drafts/project_plan/figures_list_draft.docx
@@ -23,11 +23,11 @@
         <w:tblLook w:val="04A0" w:firstRow="1" w:lastRow="0" w:firstColumn="1" w:lastColumn="0" w:noHBand="0" w:noVBand="1"/>
       </w:tblPr>
       <w:tblGrid>
-        <w:gridCol w:w="1976"/>
-        <w:gridCol w:w="1976"/>
-        <w:gridCol w:w="1978"/>
+        <w:gridCol w:w="1972"/>
+        <w:gridCol w:w="1971"/>
+        <w:gridCol w:w="1974"/>
         <w:gridCol w:w="2074"/>
-        <w:gridCol w:w="1961"/>
+        <w:gridCol w:w="1974"/>
       </w:tblGrid>
       <w:tr>
         <w:trPr>
@@ -249,6 +249,13 @@
                 <w:szCs w:val="20"/>
               </w:rPr>
             </w:pPr>
+            <w:r>
+              <w:rPr>
+                <w:sz w:val="20"/>
+                <w:szCs w:val="20"/>
+              </w:rPr>
+              <w:t>Pathway Analysis Validation</w:t>
+            </w:r>
           </w:p>
         </w:tc>
       </w:tr>
@@ -347,6 +354,13 @@
                 <w:szCs w:val="20"/>
               </w:rPr>
             </w:pPr>
+            <w:r>
+              <w:rPr>
+                <w:sz w:val="20"/>
+                <w:szCs w:val="20"/>
+              </w:rPr>
+              <w:t>4</w:t>
+            </w:r>
           </w:p>
         </w:tc>
       </w:tr>
@@ -543,6 +557,22 @@
                 <w:szCs w:val="20"/>
               </w:rPr>
             </w:pPr>
+            <w:proofErr w:type="spellStart"/>
+            <w:r>
+              <w:rPr>
+                <w:sz w:val="20"/>
+                <w:szCs w:val="20"/>
+              </w:rPr>
+              <w:t>ReactomePA</w:t>
+            </w:r>
+            <w:proofErr w:type="spellEnd"/>
+            <w:r>
+              <w:rPr>
+                <w:sz w:val="20"/>
+                <w:szCs w:val="20"/>
+              </w:rPr>
+              <w:t xml:space="preserve"> (bubble plot in a different colour)</w:t>
+            </w:r>
           </w:p>
         </w:tc>
       </w:tr>
@@ -712,6 +742,34 @@
                 <w:szCs w:val="20"/>
               </w:rPr>
             </w:pPr>
+            <w:r>
+              <w:rPr>
+                <w:sz w:val="20"/>
+                <w:szCs w:val="20"/>
+              </w:rPr>
+              <w:t>MIEAA</w:t>
+            </w:r>
+            <w:r>
+              <w:rPr>
+                <w:sz w:val="20"/>
+                <w:szCs w:val="20"/>
+              </w:rPr>
+              <w:t>(</w:t>
+            </w:r>
+            <w:r>
+              <w:rPr>
+                <w:sz w:val="20"/>
+                <w:szCs w:val="20"/>
+              </w:rPr>
+              <w:t xml:space="preserve"> </w:t>
+            </w:r>
+            <w:r>
+              <w:rPr>
+                <w:sz w:val="20"/>
+                <w:szCs w:val="20"/>
+              </w:rPr>
+              <w:t>bubble plot in a different colour)</w:t>
+            </w:r>
           </w:p>
         </w:tc>
       </w:tr>
@@ -860,6 +918,27 @@
                 <w:szCs w:val="20"/>
               </w:rPr>
             </w:pPr>
+            <w:r>
+              <w:rPr>
+                <w:sz w:val="20"/>
+                <w:szCs w:val="20"/>
+              </w:rPr>
+              <w:t>Qiagen IPA</w:t>
+            </w:r>
+            <w:r>
+              <w:rPr>
+                <w:sz w:val="20"/>
+                <w:szCs w:val="20"/>
+              </w:rPr>
+              <w:t xml:space="preserve"> </w:t>
+            </w:r>
+            <w:r>
+              <w:rPr>
+                <w:sz w:val="20"/>
+                <w:szCs w:val="20"/>
+              </w:rPr>
+              <w:t>(bubble plot in a different colour)</w:t>
+            </w:r>
           </w:p>
         </w:tc>
       </w:tr>
@@ -932,6 +1011,138 @@
               <w:t>MA Plot</w:t>
             </w:r>
           </w:p>
+          <w:p>
+            <w:pPr>
+              <w:pStyle w:val="ListParagraph"/>
+              <w:numPr>
+                <w:ilvl w:val="0"/>
+                <w:numId w:val="3"/>
+              </w:numPr>
+              <w:rPr>
+                <w:sz w:val="20"/>
+                <w:szCs w:val="20"/>
+              </w:rPr>
+            </w:pPr>
+            <w:r>
+              <w:rPr>
+                <w:sz w:val="20"/>
+                <w:szCs w:val="20"/>
+              </w:rPr>
+              <w:t>L</w:t>
+            </w:r>
+            <w:r>
+              <w:rPr>
+                <w:sz w:val="20"/>
+                <w:szCs w:val="20"/>
+              </w:rPr>
+              <w:t>og</w:t>
+            </w:r>
+            <w:r>
+              <w:rPr>
+                <w:sz w:val="20"/>
+                <w:szCs w:val="20"/>
+              </w:rPr>
+              <w:t>2FC</w:t>
+            </w:r>
+            <w:r>
+              <w:rPr>
+                <w:sz w:val="20"/>
+                <w:szCs w:val="20"/>
+              </w:rPr>
+              <w:t xml:space="preserve"> on y axis</w:t>
+            </w:r>
+            <w:r>
+              <w:rPr>
+                <w:sz w:val="20"/>
+                <w:szCs w:val="20"/>
+              </w:rPr>
+              <w:t>?</w:t>
+            </w:r>
+            <w:r>
+              <w:rPr>
+                <w:sz w:val="20"/>
+                <w:szCs w:val="20"/>
+              </w:rPr>
+              <w:t xml:space="preserve"> </w:t>
+            </w:r>
+            <w:r>
+              <w:rPr>
+                <w:sz w:val="20"/>
+                <w:szCs w:val="20"/>
+              </w:rPr>
+              <w:t>[</w:t>
+            </w:r>
+            <w:r>
+              <w:rPr>
+                <w:sz w:val="20"/>
+                <w:szCs w:val="20"/>
+              </w:rPr>
+              <w:t xml:space="preserve">Need to ensure text and figure agree on if </w:t>
+            </w:r>
+            <w:proofErr w:type="spellStart"/>
+            <w:r>
+              <w:rPr>
+                <w:sz w:val="20"/>
+                <w:szCs w:val="20"/>
+              </w:rPr>
+              <w:t>logFC</w:t>
+            </w:r>
+            <w:proofErr w:type="spellEnd"/>
+            <w:r>
+              <w:rPr>
+                <w:sz w:val="20"/>
+                <w:szCs w:val="20"/>
+              </w:rPr>
+              <w:t xml:space="preserve"> or log2FC</w:t>
+            </w:r>
+            <w:r>
+              <w:rPr>
+                <w:sz w:val="20"/>
+                <w:szCs w:val="20"/>
+              </w:rPr>
+              <w:t>]</w:t>
+            </w:r>
+          </w:p>
+          <w:p>
+            <w:pPr>
+              <w:pStyle w:val="ListParagraph"/>
+              <w:numPr>
+                <w:ilvl w:val="0"/>
+                <w:numId w:val="3"/>
+              </w:numPr>
+              <w:rPr>
+                <w:sz w:val="20"/>
+                <w:szCs w:val="20"/>
+              </w:rPr>
+            </w:pPr>
+            <w:r>
+              <w:rPr>
+                <w:sz w:val="20"/>
+                <w:szCs w:val="20"/>
+              </w:rPr>
+              <w:t>Need to define significance in legend [and on plot?]</w:t>
+            </w:r>
+          </w:p>
+          <w:p>
+            <w:pPr>
+              <w:pStyle w:val="ListParagraph"/>
+              <w:numPr>
+                <w:ilvl w:val="0"/>
+                <w:numId w:val="3"/>
+              </w:numPr>
+              <w:rPr>
+                <w:sz w:val="20"/>
+                <w:szCs w:val="20"/>
+              </w:rPr>
+            </w:pPr>
+            <w:r>
+              <w:rPr>
+                <w:sz w:val="20"/>
+                <w:szCs w:val="20"/>
+              </w:rPr>
+              <w:t>Add link to interactive plot?</w:t>
+            </w:r>
+          </w:p>
         </w:tc>
         <w:tc>
           <w:tcPr>
@@ -944,6 +1155,13 @@
                 <w:szCs w:val="20"/>
               </w:rPr>
             </w:pPr>
+            <w:r>
+              <w:rPr>
+                <w:sz w:val="20"/>
+                <w:szCs w:val="20"/>
+              </w:rPr>
+              <w:t>Venn diagram of number of pathways identified and overlapping pathways</w:t>
+            </w:r>
           </w:p>
         </w:tc>
       </w:tr>
@@ -1014,6 +1232,46 @@
                 <w:szCs w:val="20"/>
               </w:rPr>
               <w:t>Volcano Plot</w:t>
+            </w:r>
+          </w:p>
+          <w:p>
+            <w:pPr>
+              <w:pStyle w:val="ListParagraph"/>
+              <w:numPr>
+                <w:ilvl w:val="0"/>
+                <w:numId w:val="5"/>
+              </w:numPr>
+              <w:rPr>
+                <w:sz w:val="20"/>
+                <w:szCs w:val="20"/>
+              </w:rPr>
+            </w:pPr>
+            <w:r>
+              <w:rPr>
+                <w:sz w:val="20"/>
+                <w:szCs w:val="20"/>
+              </w:rPr>
+              <w:t>Add link to interactive plot?</w:t>
+            </w:r>
+          </w:p>
+          <w:p>
+            <w:pPr>
+              <w:pStyle w:val="ListParagraph"/>
+              <w:numPr>
+                <w:ilvl w:val="0"/>
+                <w:numId w:val="5"/>
+              </w:numPr>
+              <w:rPr>
+                <w:sz w:val="20"/>
+                <w:szCs w:val="20"/>
+              </w:rPr>
+            </w:pPr>
+            <w:r>
+              <w:rPr>
+                <w:sz w:val="20"/>
+                <w:szCs w:val="20"/>
+              </w:rPr>
+              <w:t>Log2FC again, just like the MA plot?</w:t>
             </w:r>
           </w:p>
         </w:tc>
@@ -1054,6 +1312,7 @@
           <w:sz w:val="20"/>
           <w:szCs w:val="20"/>
         </w:rPr>
+        <w:lastRenderedPageBreak/>
         <w:t>Supplementary Figures</w:t>
       </w:r>
     </w:p>
@@ -1773,7 +2032,6 @@
                 <w:sz w:val="20"/>
                 <w:szCs w:val="20"/>
               </w:rPr>
-              <w:lastRenderedPageBreak/>
               <w:t>Panel D</w:t>
             </w:r>
           </w:p>
@@ -2043,6 +2301,7 @@
         <w:pStyle w:val="Heading1"/>
       </w:pPr>
       <w:r>
+        <w:lastRenderedPageBreak/>
         <w:t>Figure: RNA composition</w:t>
       </w:r>
     </w:p>
@@ -2171,7 +2430,6 @@
         <w:pStyle w:val="Heading2"/>
       </w:pPr>
       <w:r>
-        <w:lastRenderedPageBreak/>
         <w:t>Bar chart of DE counts?</w:t>
       </w:r>
     </w:p>
@@ -2273,6 +2531,7 @@
         <w:pStyle w:val="Heading2"/>
       </w:pPr>
       <w:r>
+        <w:lastRenderedPageBreak/>
         <w:t>I</w:t>
       </w:r>
       <w:r>
@@ -2360,7 +2619,6 @@
         <w:pStyle w:val="Heading2"/>
       </w:pPr>
       <w:r>
-        <w:lastRenderedPageBreak/>
         <w:t>HDM</w:t>
       </w:r>
     </w:p>
@@ -2403,7 +2661,7 @@
   <w:abstractNum w:abstractNumId="0" w15:restartNumberingAfterBreak="0">
     <w:nsid w:val="2A094AFA"/>
     <w:multiLevelType w:val="hybridMultilevel"/>
-    <w:tmpl w:val="6E2E4318"/>
+    <w:tmpl w:val="850CA71E"/>
     <w:lvl w:ilvl="0" w:tplc="08090001">
       <w:start w:val="1"/>
       <w:numFmt w:val="bullet"/>
@@ -2514,9 +2772,9 @@
     </w:lvl>
   </w:abstractNum>
   <w:abstractNum w:abstractNumId="1" w15:restartNumberingAfterBreak="0">
-    <w:nsid w:val="6697024A"/>
+    <w:nsid w:val="4CF33AC5"/>
     <w:multiLevelType w:val="hybridMultilevel"/>
-    <w:tmpl w:val="EC92204A"/>
+    <w:tmpl w:val="BB22BBE0"/>
     <w:lvl w:ilvl="0" w:tplc="08090001">
       <w:start w:val="1"/>
       <w:numFmt w:val="bullet"/>
@@ -2627,95 +2885,9 @@
     </w:lvl>
   </w:abstractNum>
   <w:abstractNum w:abstractNumId="2" w15:restartNumberingAfterBreak="0">
-    <w:nsid w:val="7CE666CA"/>
+    <w:nsid w:val="6697024A"/>
     <w:multiLevelType w:val="hybridMultilevel"/>
-    <w:tmpl w:val="31064398"/>
-    <w:lvl w:ilvl="0" w:tplc="0809000F">
-      <w:start w:val="1"/>
-      <w:numFmt w:val="decimal"/>
-      <w:lvlText w:val="%1."/>
-      <w:lvlJc w:val="left"/>
-      <w:pPr>
-        <w:ind w:left="720" w:hanging="360"/>
-      </w:pPr>
-    </w:lvl>
-    <w:lvl w:ilvl="1" w:tplc="08090019">
-      <w:start w:val="1"/>
-      <w:numFmt w:val="lowerLetter"/>
-      <w:lvlText w:val="%2."/>
-      <w:lvlJc w:val="left"/>
-      <w:pPr>
-        <w:ind w:left="1440" w:hanging="360"/>
-      </w:pPr>
-    </w:lvl>
-    <w:lvl w:ilvl="2" w:tplc="0809001B" w:tentative="1">
-      <w:start w:val="1"/>
-      <w:numFmt w:val="lowerRoman"/>
-      <w:lvlText w:val="%3."/>
-      <w:lvlJc w:val="right"/>
-      <w:pPr>
-        <w:ind w:left="2160" w:hanging="180"/>
-      </w:pPr>
-    </w:lvl>
-    <w:lvl w:ilvl="3" w:tplc="0809000F" w:tentative="1">
-      <w:start w:val="1"/>
-      <w:numFmt w:val="decimal"/>
-      <w:lvlText w:val="%4."/>
-      <w:lvlJc w:val="left"/>
-      <w:pPr>
-        <w:ind w:left="2880" w:hanging="360"/>
-      </w:pPr>
-    </w:lvl>
-    <w:lvl w:ilvl="4" w:tplc="08090019" w:tentative="1">
-      <w:start w:val="1"/>
-      <w:numFmt w:val="lowerLetter"/>
-      <w:lvlText w:val="%5."/>
-      <w:lvlJc w:val="left"/>
-      <w:pPr>
-        <w:ind w:left="3600" w:hanging="360"/>
-      </w:pPr>
-    </w:lvl>
-    <w:lvl w:ilvl="5" w:tplc="0809001B" w:tentative="1">
-      <w:start w:val="1"/>
-      <w:numFmt w:val="lowerRoman"/>
-      <w:lvlText w:val="%6."/>
-      <w:lvlJc w:val="right"/>
-      <w:pPr>
-        <w:ind w:left="4320" w:hanging="180"/>
-      </w:pPr>
-    </w:lvl>
-    <w:lvl w:ilvl="6" w:tplc="0809000F" w:tentative="1">
-      <w:start w:val="1"/>
-      <w:numFmt w:val="decimal"/>
-      <w:lvlText w:val="%7."/>
-      <w:lvlJc w:val="left"/>
-      <w:pPr>
-        <w:ind w:left="5040" w:hanging="360"/>
-      </w:pPr>
-    </w:lvl>
-    <w:lvl w:ilvl="7" w:tplc="08090019" w:tentative="1">
-      <w:start w:val="1"/>
-      <w:numFmt w:val="lowerLetter"/>
-      <w:lvlText w:val="%8."/>
-      <w:lvlJc w:val="left"/>
-      <w:pPr>
-        <w:ind w:left="5760" w:hanging="360"/>
-      </w:pPr>
-    </w:lvl>
-    <w:lvl w:ilvl="8" w:tplc="0809001B" w:tentative="1">
-      <w:start w:val="1"/>
-      <w:numFmt w:val="lowerRoman"/>
-      <w:lvlText w:val="%9."/>
-      <w:lvlJc w:val="right"/>
-      <w:pPr>
-        <w:ind w:left="6480" w:hanging="180"/>
-      </w:pPr>
-    </w:lvl>
-  </w:abstractNum>
-  <w:abstractNum w:abstractNumId="3" w15:restartNumberingAfterBreak="0">
-    <w:nsid w:val="7D9F7E88"/>
-    <w:multiLevelType w:val="hybridMultilevel"/>
-    <w:tmpl w:val="E4702AE8"/>
+    <w:tmpl w:val="EC92204A"/>
     <w:lvl w:ilvl="0" w:tplc="08090001">
       <w:start w:val="1"/>
       <w:numFmt w:val="bullet"/>
@@ -2825,17 +2997,219 @@
       </w:rPr>
     </w:lvl>
   </w:abstractNum>
+  <w:abstractNum w:abstractNumId="3" w15:restartNumberingAfterBreak="0">
+    <w:nsid w:val="7CE666CA"/>
+    <w:multiLevelType w:val="hybridMultilevel"/>
+    <w:tmpl w:val="31064398"/>
+    <w:lvl w:ilvl="0" w:tplc="0809000F">
+      <w:start w:val="1"/>
+      <w:numFmt w:val="decimal"/>
+      <w:lvlText w:val="%1."/>
+      <w:lvlJc w:val="left"/>
+      <w:pPr>
+        <w:ind w:left="720" w:hanging="360"/>
+      </w:pPr>
+    </w:lvl>
+    <w:lvl w:ilvl="1" w:tplc="08090019">
+      <w:start w:val="1"/>
+      <w:numFmt w:val="lowerLetter"/>
+      <w:lvlText w:val="%2."/>
+      <w:lvlJc w:val="left"/>
+      <w:pPr>
+        <w:ind w:left="1440" w:hanging="360"/>
+      </w:pPr>
+    </w:lvl>
+    <w:lvl w:ilvl="2" w:tplc="0809001B" w:tentative="1">
+      <w:start w:val="1"/>
+      <w:numFmt w:val="lowerRoman"/>
+      <w:lvlText w:val="%3."/>
+      <w:lvlJc w:val="right"/>
+      <w:pPr>
+        <w:ind w:left="2160" w:hanging="180"/>
+      </w:pPr>
+    </w:lvl>
+    <w:lvl w:ilvl="3" w:tplc="0809000F" w:tentative="1">
+      <w:start w:val="1"/>
+      <w:numFmt w:val="decimal"/>
+      <w:lvlText w:val="%4."/>
+      <w:lvlJc w:val="left"/>
+      <w:pPr>
+        <w:ind w:left="2880" w:hanging="360"/>
+      </w:pPr>
+    </w:lvl>
+    <w:lvl w:ilvl="4" w:tplc="08090019" w:tentative="1">
+      <w:start w:val="1"/>
+      <w:numFmt w:val="lowerLetter"/>
+      <w:lvlText w:val="%5."/>
+      <w:lvlJc w:val="left"/>
+      <w:pPr>
+        <w:ind w:left="3600" w:hanging="360"/>
+      </w:pPr>
+    </w:lvl>
+    <w:lvl w:ilvl="5" w:tplc="0809001B" w:tentative="1">
+      <w:start w:val="1"/>
+      <w:numFmt w:val="lowerRoman"/>
+      <w:lvlText w:val="%6."/>
+      <w:lvlJc w:val="right"/>
+      <w:pPr>
+        <w:ind w:left="4320" w:hanging="180"/>
+      </w:pPr>
+    </w:lvl>
+    <w:lvl w:ilvl="6" w:tplc="0809000F" w:tentative="1">
+      <w:start w:val="1"/>
+      <w:numFmt w:val="decimal"/>
+      <w:lvlText w:val="%7."/>
+      <w:lvlJc w:val="left"/>
+      <w:pPr>
+        <w:ind w:left="5040" w:hanging="360"/>
+      </w:pPr>
+    </w:lvl>
+    <w:lvl w:ilvl="7" w:tplc="08090019" w:tentative="1">
+      <w:start w:val="1"/>
+      <w:numFmt w:val="lowerLetter"/>
+      <w:lvlText w:val="%8."/>
+      <w:lvlJc w:val="left"/>
+      <w:pPr>
+        <w:ind w:left="5760" w:hanging="360"/>
+      </w:pPr>
+    </w:lvl>
+    <w:lvl w:ilvl="8" w:tplc="0809001B" w:tentative="1">
+      <w:start w:val="1"/>
+      <w:numFmt w:val="lowerRoman"/>
+      <w:lvlText w:val="%9."/>
+      <w:lvlJc w:val="right"/>
+      <w:pPr>
+        <w:ind w:left="6480" w:hanging="180"/>
+      </w:pPr>
+    </w:lvl>
+  </w:abstractNum>
+  <w:abstractNum w:abstractNumId="4" w15:restartNumberingAfterBreak="0">
+    <w:nsid w:val="7D9F7E88"/>
+    <w:multiLevelType w:val="hybridMultilevel"/>
+    <w:tmpl w:val="E4702AE8"/>
+    <w:lvl w:ilvl="0" w:tplc="08090001">
+      <w:start w:val="1"/>
+      <w:numFmt w:val="bullet"/>
+      <w:lvlText w:val=""/>
+      <w:lvlJc w:val="left"/>
+      <w:pPr>
+        <w:ind w:left="720" w:hanging="360"/>
+      </w:pPr>
+      <w:rPr>
+        <w:rFonts w:ascii="Symbol" w:hAnsi="Symbol" w:hint="default"/>
+      </w:rPr>
+    </w:lvl>
+    <w:lvl w:ilvl="1" w:tplc="08090003" w:tentative="1">
+      <w:start w:val="1"/>
+      <w:numFmt w:val="bullet"/>
+      <w:lvlText w:val="o"/>
+      <w:lvlJc w:val="left"/>
+      <w:pPr>
+        <w:ind w:left="1440" w:hanging="360"/>
+      </w:pPr>
+      <w:rPr>
+        <w:rFonts w:ascii="Courier New" w:hAnsi="Courier New" w:cs="Courier New" w:hint="default"/>
+      </w:rPr>
+    </w:lvl>
+    <w:lvl w:ilvl="2" w:tplc="08090005" w:tentative="1">
+      <w:start w:val="1"/>
+      <w:numFmt w:val="bullet"/>
+      <w:lvlText w:val=""/>
+      <w:lvlJc w:val="left"/>
+      <w:pPr>
+        <w:ind w:left="2160" w:hanging="360"/>
+      </w:pPr>
+      <w:rPr>
+        <w:rFonts w:ascii="Wingdings" w:hAnsi="Wingdings" w:hint="default"/>
+      </w:rPr>
+    </w:lvl>
+    <w:lvl w:ilvl="3" w:tplc="08090001" w:tentative="1">
+      <w:start w:val="1"/>
+      <w:numFmt w:val="bullet"/>
+      <w:lvlText w:val=""/>
+      <w:lvlJc w:val="left"/>
+      <w:pPr>
+        <w:ind w:left="2880" w:hanging="360"/>
+      </w:pPr>
+      <w:rPr>
+        <w:rFonts w:ascii="Symbol" w:hAnsi="Symbol" w:hint="default"/>
+      </w:rPr>
+    </w:lvl>
+    <w:lvl w:ilvl="4" w:tplc="08090003" w:tentative="1">
+      <w:start w:val="1"/>
+      <w:numFmt w:val="bullet"/>
+      <w:lvlText w:val="o"/>
+      <w:lvlJc w:val="left"/>
+      <w:pPr>
+        <w:ind w:left="3600" w:hanging="360"/>
+      </w:pPr>
+      <w:rPr>
+        <w:rFonts w:ascii="Courier New" w:hAnsi="Courier New" w:cs="Courier New" w:hint="default"/>
+      </w:rPr>
+    </w:lvl>
+    <w:lvl w:ilvl="5" w:tplc="08090005" w:tentative="1">
+      <w:start w:val="1"/>
+      <w:numFmt w:val="bullet"/>
+      <w:lvlText w:val=""/>
+      <w:lvlJc w:val="left"/>
+      <w:pPr>
+        <w:ind w:left="4320" w:hanging="360"/>
+      </w:pPr>
+      <w:rPr>
+        <w:rFonts w:ascii="Wingdings" w:hAnsi="Wingdings" w:hint="default"/>
+      </w:rPr>
+    </w:lvl>
+    <w:lvl w:ilvl="6" w:tplc="08090001" w:tentative="1">
+      <w:start w:val="1"/>
+      <w:numFmt w:val="bullet"/>
+      <w:lvlText w:val=""/>
+      <w:lvlJc w:val="left"/>
+      <w:pPr>
+        <w:ind w:left="5040" w:hanging="360"/>
+      </w:pPr>
+      <w:rPr>
+        <w:rFonts w:ascii="Symbol" w:hAnsi="Symbol" w:hint="default"/>
+      </w:rPr>
+    </w:lvl>
+    <w:lvl w:ilvl="7" w:tplc="08090003" w:tentative="1">
+      <w:start w:val="1"/>
+      <w:numFmt w:val="bullet"/>
+      <w:lvlText w:val="o"/>
+      <w:lvlJc w:val="left"/>
+      <w:pPr>
+        <w:ind w:left="5760" w:hanging="360"/>
+      </w:pPr>
+      <w:rPr>
+        <w:rFonts w:ascii="Courier New" w:hAnsi="Courier New" w:cs="Courier New" w:hint="default"/>
+      </w:rPr>
+    </w:lvl>
+    <w:lvl w:ilvl="8" w:tplc="08090005" w:tentative="1">
+      <w:start w:val="1"/>
+      <w:numFmt w:val="bullet"/>
+      <w:lvlText w:val=""/>
+      <w:lvlJc w:val="left"/>
+      <w:pPr>
+        <w:ind w:left="6480" w:hanging="360"/>
+      </w:pPr>
+      <w:rPr>
+        <w:rFonts w:ascii="Wingdings" w:hAnsi="Wingdings" w:hint="default"/>
+      </w:rPr>
+    </w:lvl>
+  </w:abstractNum>
   <w:num w:numId="1" w16cid:durableId="2111122731">
-    <w:abstractNumId w:val="2"/>
+    <w:abstractNumId w:val="3"/>
   </w:num>
   <w:num w:numId="2" w16cid:durableId="622467262">
-    <w:abstractNumId w:val="1"/>
+    <w:abstractNumId w:val="2"/>
   </w:num>
   <w:num w:numId="3" w16cid:durableId="333386273">
     <w:abstractNumId w:val="0"/>
   </w:num>
   <w:num w:numId="4" w16cid:durableId="692338778">
-    <w:abstractNumId w:val="3"/>
+    <w:abstractNumId w:val="4"/>
+  </w:num>
+  <w:num w:numId="5" w16cid:durableId="1808736896">
+    <w:abstractNumId w:val="1"/>
   </w:num>
 </w:numbering>
 </file>

--- a/write_up/drafts/project_plan/figures_list_draft.docx
+++ b/write_up/drafts/project_plan/figures_list_draft.docx
@@ -23,11 +23,11 @@
         <w:tblLook w:val="04A0" w:firstRow="1" w:lastRow="0" w:firstColumn="1" w:lastColumn="0" w:noHBand="0" w:noVBand="1"/>
       </w:tblPr>
       <w:tblGrid>
-        <w:gridCol w:w="1972"/>
-        <w:gridCol w:w="1971"/>
-        <w:gridCol w:w="1974"/>
+        <w:gridCol w:w="1969"/>
+        <w:gridCol w:w="1969"/>
+        <w:gridCol w:w="1973"/>
         <w:gridCol w:w="2074"/>
-        <w:gridCol w:w="1974"/>
+        <w:gridCol w:w="1980"/>
       </w:tblGrid>
       <w:tr>
         <w:trPr>
@@ -571,7 +571,21 @@
                 <w:sz w:val="20"/>
                 <w:szCs w:val="20"/>
               </w:rPr>
-              <w:t xml:space="preserve"> (bubble plot in a different colour)</w:t>
+              <w:t xml:space="preserve"> (</w:t>
+            </w:r>
+            <w:r>
+              <w:rPr>
+                <w:sz w:val="20"/>
+                <w:szCs w:val="20"/>
+              </w:rPr>
+              <w:t xml:space="preserve">upregulated </w:t>
+            </w:r>
+            <w:r>
+              <w:rPr>
+                <w:sz w:val="20"/>
+                <w:szCs w:val="20"/>
+              </w:rPr>
+              <w:t>bubble plot in a different colour)</w:t>
             </w:r>
           </w:p>
         </w:tc>
@@ -742,33 +756,49 @@
                 <w:szCs w:val="20"/>
               </w:rPr>
             </w:pPr>
-            <w:r>
-              <w:rPr>
-                <w:sz w:val="20"/>
-                <w:szCs w:val="20"/>
-              </w:rPr>
-              <w:t>MIEAA</w:t>
-            </w:r>
-            <w:r>
-              <w:rPr>
-                <w:sz w:val="20"/>
-                <w:szCs w:val="20"/>
-              </w:rPr>
-              <w:t>(</w:t>
-            </w:r>
-            <w:r>
-              <w:rPr>
-                <w:sz w:val="20"/>
-                <w:szCs w:val="20"/>
-              </w:rPr>
-              <w:t xml:space="preserve"> </w:t>
-            </w:r>
-            <w:r>
-              <w:rPr>
-                <w:sz w:val="20"/>
-                <w:szCs w:val="20"/>
-              </w:rPr>
-              <w:t>bubble plot in a different colour)</w:t>
+            <w:proofErr w:type="spellStart"/>
+            <w:r>
+              <w:rPr>
+                <w:sz w:val="20"/>
+                <w:szCs w:val="20"/>
+              </w:rPr>
+              <w:t>ReactomePA</w:t>
+            </w:r>
+            <w:proofErr w:type="spellEnd"/>
+            <w:r>
+              <w:rPr>
+                <w:sz w:val="20"/>
+                <w:szCs w:val="20"/>
+              </w:rPr>
+              <w:t xml:space="preserve"> (</w:t>
+            </w:r>
+            <w:r>
+              <w:rPr>
+                <w:sz w:val="20"/>
+                <w:szCs w:val="20"/>
+              </w:rPr>
+              <w:t xml:space="preserve">downregulated </w:t>
+            </w:r>
+            <w:r>
+              <w:rPr>
+                <w:sz w:val="20"/>
+                <w:szCs w:val="20"/>
+              </w:rPr>
+              <w:t xml:space="preserve">bubble plot in </w:t>
+            </w:r>
+            <w:r>
+              <w:rPr>
+                <w:sz w:val="20"/>
+                <w:szCs w:val="20"/>
+              </w:rPr>
+              <w:t>same colour as upregulated</w:t>
+            </w:r>
+            <w:r>
+              <w:rPr>
+                <w:sz w:val="20"/>
+                <w:szCs w:val="20"/>
+              </w:rPr>
+              <w:t>)</w:t>
             </w:r>
           </w:p>
         </w:tc>
@@ -923,21 +953,23 @@
                 <w:sz w:val="20"/>
                 <w:szCs w:val="20"/>
               </w:rPr>
-              <w:t>Qiagen IPA</w:t>
-            </w:r>
-            <w:r>
-              <w:rPr>
-                <w:sz w:val="20"/>
-                <w:szCs w:val="20"/>
-              </w:rPr>
-              <w:t xml:space="preserve"> </w:t>
-            </w:r>
-            <w:r>
-              <w:rPr>
-                <w:sz w:val="20"/>
-                <w:szCs w:val="20"/>
-              </w:rPr>
-              <w:t>(bubble plot in a different colour)</w:t>
+              <w:t>MIEAA (</w:t>
+            </w:r>
+            <w:proofErr w:type="spellStart"/>
+            <w:r>
+              <w:rPr>
+                <w:sz w:val="20"/>
+                <w:szCs w:val="20"/>
+              </w:rPr>
+              <w:t>wordplot</w:t>
+            </w:r>
+            <w:proofErr w:type="spellEnd"/>
+            <w:r>
+              <w:rPr>
+                <w:sz w:val="20"/>
+                <w:szCs w:val="20"/>
+              </w:rPr>
+              <w:t>)</w:t>
             </w:r>
           </w:p>
         </w:tc>
@@ -1160,7 +1192,7 @@
                 <w:sz w:val="20"/>
                 <w:szCs w:val="20"/>
               </w:rPr>
-              <w:t>Venn diagram of number of pathways identified and overlapping pathways</w:t>
+              <w:t>Qiagen IPA (bubble plot in a different colour)</w:t>
             </w:r>
           </w:p>
         </w:tc>
@@ -1286,6 +1318,13 @@
                 <w:szCs w:val="20"/>
               </w:rPr>
             </w:pPr>
+            <w:r>
+              <w:rPr>
+                <w:sz w:val="20"/>
+                <w:szCs w:val="20"/>
+              </w:rPr>
+              <w:t>Venn diagram of number of pathways identified and overlapping pathways</w:t>
+            </w:r>
           </w:p>
         </w:tc>
       </w:tr>

--- a/write_up/drafts/project_plan/figures_list_draft.docx
+++ b/write_up/drafts/project_plan/figures_list_draft.docx
@@ -14,6 +14,21 @@
     <w:p>
       <w:r>
         <w:t>Main Figures</w:t>
+      </w:r>
+    </w:p>
+    <w:p>
+      <w:pPr>
+        <w:rPr>
+          <w:b/>
+          <w:bCs/>
+        </w:rPr>
+      </w:pPr>
+      <w:r>
+        <w:rPr>
+          <w:b/>
+          <w:bCs/>
+        </w:rPr>
+        <w:t>Figure 1 is methods workflow</w:t>
       </w:r>
     </w:p>
     <w:tbl>
@@ -68,47 +83,41 @@
                 <w:sz w:val="20"/>
                 <w:szCs w:val="20"/>
               </w:rPr>
-              <w:t>Fig. 1</w:t>
-            </w:r>
-          </w:p>
-        </w:tc>
-        <w:tc>
-          <w:tcPr>
-            <w:tcW w:w="1993" w:type="dxa"/>
-          </w:tcPr>
-          <w:p>
-            <w:pPr>
+              <w:t xml:space="preserve">Fig. </w:t>
+            </w:r>
+            <w:r>
               <w:rPr>
                 <w:b/>
                 <w:bCs/>
                 <w:sz w:val="20"/>
                 <w:szCs w:val="20"/>
               </w:rPr>
-            </w:pPr>
-            <w:r>
+              <w:t>2</w:t>
+            </w:r>
+          </w:p>
+        </w:tc>
+        <w:tc>
+          <w:tcPr>
+            <w:tcW w:w="1993" w:type="dxa"/>
+          </w:tcPr>
+          <w:p>
+            <w:pPr>
               <w:rPr>
                 <w:b/>
                 <w:bCs/>
                 <w:sz w:val="20"/>
                 <w:szCs w:val="20"/>
               </w:rPr>
-              <w:t>Fig. 2</w:t>
-            </w:r>
-          </w:p>
-        </w:tc>
-        <w:tc>
-          <w:tcPr>
-            <w:tcW w:w="1993" w:type="dxa"/>
-          </w:tcPr>
-          <w:p>
-            <w:pPr>
+            </w:pPr>
+            <w:r>
               <w:rPr>
                 <w:b/>
                 <w:bCs/>
                 <w:sz w:val="20"/>
                 <w:szCs w:val="20"/>
               </w:rPr>
-            </w:pPr>
+              <w:t xml:space="preserve">Fig. </w:t>
+            </w:r>
             <w:r>
               <w:rPr>
                 <w:b/>
@@ -116,7 +125,7 @@
                 <w:sz w:val="20"/>
                 <w:szCs w:val="20"/>
               </w:rPr>
-              <w:t>Fig. 3</w:t>
+              <w:t>3</w:t>
             </w:r>
           </w:p>
         </w:tc>
@@ -140,7 +149,49 @@
                 <w:sz w:val="20"/>
                 <w:szCs w:val="20"/>
               </w:rPr>
-              <w:t>Fig. 4</w:t>
+              <w:t xml:space="preserve">Fig. </w:t>
+            </w:r>
+            <w:r>
+              <w:rPr>
+                <w:b/>
+                <w:bCs/>
+                <w:sz w:val="20"/>
+                <w:szCs w:val="20"/>
+              </w:rPr>
+              <w:t>4</w:t>
+            </w:r>
+          </w:p>
+        </w:tc>
+        <w:tc>
+          <w:tcPr>
+            <w:tcW w:w="1993" w:type="dxa"/>
+          </w:tcPr>
+          <w:p>
+            <w:pPr>
+              <w:rPr>
+                <w:b/>
+                <w:bCs/>
+                <w:sz w:val="20"/>
+                <w:szCs w:val="20"/>
+              </w:rPr>
+            </w:pPr>
+            <w:r>
+              <w:rPr>
+                <w:b/>
+                <w:bCs/>
+                <w:sz w:val="20"/>
+                <w:szCs w:val="20"/>
+              </w:rPr>
+              <w:t xml:space="preserve">Fig. </w:t>
+            </w:r>
+            <w:r>
+              <w:rPr>
+                <w:b/>
+                <w:bCs/>
+                <w:sz w:val="20"/>
+                <w:szCs w:val="20"/>
+              </w:rPr>
+              <w:t>5</w:t>
             </w:r>
           </w:p>
         </w:tc>
@@ -770,35 +821,7 @@
                 <w:sz w:val="20"/>
                 <w:szCs w:val="20"/>
               </w:rPr>
-              <w:t xml:space="preserve"> (</w:t>
-            </w:r>
-            <w:r>
-              <w:rPr>
-                <w:sz w:val="20"/>
-                <w:szCs w:val="20"/>
-              </w:rPr>
-              <w:t xml:space="preserve">downregulated </w:t>
-            </w:r>
-            <w:r>
-              <w:rPr>
-                <w:sz w:val="20"/>
-                <w:szCs w:val="20"/>
-              </w:rPr>
-              <w:t xml:space="preserve">bubble plot in </w:t>
-            </w:r>
-            <w:r>
-              <w:rPr>
-                <w:sz w:val="20"/>
-                <w:szCs w:val="20"/>
-              </w:rPr>
-              <w:t>same colour as upregulated</w:t>
-            </w:r>
-            <w:r>
-              <w:rPr>
-                <w:sz w:val="20"/>
-                <w:szCs w:val="20"/>
-              </w:rPr>
-              <w:t>)</w:t>
+              <w:t xml:space="preserve"> (downregulated bubble plot in same colour as upregulated)</w:t>
             </w:r>
           </w:p>
         </w:tc>
@@ -1303,7 +1326,15 @@
                 <w:sz w:val="20"/>
                 <w:szCs w:val="20"/>
               </w:rPr>
-              <w:t>Log2FC again, just like the MA plot?</w:t>
+              <w:t xml:space="preserve">Log2FC again, just </w:t>
+            </w:r>
+            <w:r>
+              <w:rPr>
+                <w:sz w:val="20"/>
+                <w:szCs w:val="20"/>
+              </w:rPr>
+              <w:lastRenderedPageBreak/>
+              <w:t>like the MA plot?</w:t>
             </w:r>
           </w:p>
         </w:tc>
@@ -1323,6 +1354,7 @@
                 <w:sz w:val="20"/>
                 <w:szCs w:val="20"/>
               </w:rPr>
+              <w:lastRenderedPageBreak/>
               <w:t>Venn diagram of number of pathways identified and overlapping pathways</w:t>
             </w:r>
           </w:p>
@@ -1351,7 +1383,6 @@
           <w:sz w:val="20"/>
           <w:szCs w:val="20"/>
         </w:rPr>
-        <w:lastRenderedPageBreak/>
         <w:t>Supplementary Figures</w:t>
       </w:r>
     </w:p>

--- a/write_up/drafts/project_plan/figures_list_draft.docx
+++ b/write_up/drafts/project_plan/figures_list_draft.docx
@@ -1,6 +1,6 @@
 
 <file path=word/document.xml><?xml version="1.0" encoding="utf-8"?>
-<w:document xmlns:wpc="http://schemas.microsoft.com/office/word/2010/wordprocessingCanvas" xmlns:cx="http://schemas.microsoft.com/office/drawing/2014/chartex" xmlns:cx1="http://schemas.microsoft.com/office/drawing/2015/9/8/chartex" xmlns:cx2="http://schemas.microsoft.com/office/drawing/2015/10/21/chartex" xmlns:cx3="http://schemas.microsoft.com/office/drawing/2016/5/9/chartex" xmlns:cx4="http://schemas.microsoft.com/office/drawing/2016/5/10/chartex" xmlns:cx5="http://schemas.microsoft.com/office/drawing/2016/5/11/chartex" xmlns:cx6="http://schemas.microsoft.com/office/drawing/2016/5/12/chartex" xmlns:cx7="http://schemas.microsoft.com/office/drawing/2016/5/13/chartex" xmlns:cx8="http://schemas.microsoft.com/office/drawing/2016/5/14/chartex" xmlns:mc="http://schemas.openxmlformats.org/markup-compatibility/2006" xmlns:m="http://schemas.openxmlformats.org/officeDocument/2006/math" xmlns:aink="http://schemas.microsoft.com/office/drawing/2016/ink" xmlns:am3d="http://schemas.microsoft.com/office/drawing/2017/model3d" xmlns:oel="http://schemas.microsoft.com/office/2019/extlst" xmlns:r="http://schemas.openxmlformats.org/officeDocument/2006/relationships" xmlns:wp14="http://schemas.microsoft.com/office/word/2010/wordprocessingDrawing" xmlns:wp="http://schemas.openxmlformats.org/drawingml/2006/wordprocessingDrawing" xmlns:wpg="http://schemas.microsoft.com/office/word/2010/wordprocessingGroup" xmlns:wpi="http://schemas.microsoft.com/office/word/2010/wordprocessingInk" xmlns:wps="http://schemas.microsoft.com/office/word/2010/wordprocessingShape" xmlns:o="urn:schemas-microsoft-com:office:office" xmlns:v="urn:schemas-microsoft-com:vml" xmlns:w10="urn:schemas-microsoft-com:office:word" xmlns:w="http://schemas.openxmlformats.org/wordprocessingml/2006/main" xmlns:w14="http://schemas.microsoft.com/office/word/2010/wordml" xmlns:w15="http://schemas.microsoft.com/office/word/2012/wordml" xmlns:w16cex="http://schemas.microsoft.com/office/word/2018/wordml/cex" xmlns:w16cid="http://schemas.microsoft.com/office/word/2016/wordml/cid" xmlns:w16="http://schemas.microsoft.com/office/word/2018/wordml" xmlns:w16sdtdh="http://schemas.microsoft.com/office/word/2020/wordml/sdtdatahash" xmlns:w16sdtfl="http://schemas.microsoft.com/office/word/2024/wordml/sdtformatlock" xmlns:w16se="http://schemas.microsoft.com/office/word/2015/wordml/symex" xmlns:w16du="http://schemas.microsoft.com/office/word/2023/wordml/word16du" xmlns:wne="http://schemas.microsoft.com/office/word/2006/wordml" mc:Ignorable="w14 w15 w16se w16cid w16 w16cex w16sdtdh w16sdtfl w16du wp14">
+<w:document xmlns:wpc="http://schemas.microsoft.com/office/word/2010/wordprocessingCanvas" xmlns:cx="http://schemas.microsoft.com/office/drawing/2014/chartex" xmlns:cx1="http://schemas.microsoft.com/office/drawing/2015/9/8/chartex" xmlns:cx2="http://schemas.microsoft.com/office/drawing/2015/10/21/chartex" xmlns:cx3="http://schemas.microsoft.com/office/drawing/2016/5/9/chartex" xmlns:cx4="http://schemas.microsoft.com/office/drawing/2016/5/10/chartex" xmlns:cx5="http://schemas.microsoft.com/office/drawing/2016/5/11/chartex" xmlns:cx6="http://schemas.microsoft.com/office/drawing/2016/5/12/chartex" xmlns:cx7="http://schemas.microsoft.com/office/drawing/2016/5/13/chartex" xmlns:cx8="http://schemas.microsoft.com/office/drawing/2016/5/14/chartex" xmlns:mc="http://schemas.openxmlformats.org/markup-compatibility/2006" xmlns:m="http://schemas.openxmlformats.org/officeDocument/2006/math" xmlns:aink="http://schemas.microsoft.com/office/drawing/2016/ink" xmlns:am3d="http://schemas.microsoft.com/office/drawing/2017/model3d" xmlns:oel="http://schemas.microsoft.com/office/2019/extlst" xmlns:r="http://schemas.openxmlformats.org/officeDocument/2006/relationships" xmlns:wp14="http://schemas.microsoft.com/office/word/2010/wordprocessingDrawing" xmlns:wp="http://schemas.openxmlformats.org/drawingml/2006/wordprocessingDrawing" xmlns:wpg="http://schemas.microsoft.com/office/word/2010/wordprocessingGroup" xmlns:wpi="http://schemas.microsoft.com/office/word/2010/wordprocessingInk" xmlns:wps="http://schemas.microsoft.com/office/word/2010/wordprocessingShape" xmlns:o="urn:schemas-microsoft-com:office:office" xmlns:v="urn:schemas-microsoft-com:vml" xmlns:w10="urn:schemas-microsoft-com:office:word" xmlns:w="http://schemas.openxmlformats.org/wordprocessingml/2006/main" xmlns:w14="http://schemas.microsoft.com/office/word/2010/wordml" xmlns:w15="http://schemas.microsoft.com/office/word/2012/wordml" xmlns:w16cei="http://schemas.microsoft.com/office/word/2026/wordml/cei" xmlns:w16cex="http://schemas.microsoft.com/office/word/2018/wordml/cex" xmlns:w16cid="http://schemas.microsoft.com/office/word/2016/wordml/cid" xmlns:w16="http://schemas.microsoft.com/office/word/2018/wordml" xmlns:w16sdtdh="http://schemas.microsoft.com/office/word/2020/wordml/sdtdatahash" xmlns:w16sdtfl="http://schemas.microsoft.com/office/word/2024/wordml/sdtformatlock" xmlns:w16se="http://schemas.microsoft.com/office/word/2015/wordml/symex" xmlns:w16du="http://schemas.microsoft.com/office/word/2023/wordml/word16du" xmlns:wne="http://schemas.microsoft.com/office/word/2006/wordml" mc:Ignorable="w14 w15 w16se w16cid w16 w16cex w16sdtdh w16sdtfl w16du wp14">
   <w:body>
     <w:p>
       <w:r>
@@ -593,7 +593,21 @@
                 <w:sz w:val="20"/>
                 <w:szCs w:val="20"/>
               </w:rPr>
-              <w:t>Uses CPM</w:t>
+              <w:t xml:space="preserve">Uses </w:t>
+            </w:r>
+            <w:r>
+              <w:rPr>
+                <w:sz w:val="20"/>
+                <w:szCs w:val="20"/>
+              </w:rPr>
+              <w:t xml:space="preserve">log2 </w:t>
+            </w:r>
+            <w:r>
+              <w:rPr>
+                <w:sz w:val="20"/>
+                <w:szCs w:val="20"/>
+              </w:rPr>
+              <w:t>CPM</w:t>
             </w:r>
           </w:p>
         </w:tc>
@@ -1326,15 +1340,8 @@
                 <w:sz w:val="20"/>
                 <w:szCs w:val="20"/>
               </w:rPr>
-              <w:t xml:space="preserve">Log2FC again, just </w:t>
-            </w:r>
-            <w:r>
-              <w:rPr>
-                <w:sz w:val="20"/>
-                <w:szCs w:val="20"/>
-              </w:rPr>
               <w:lastRenderedPageBreak/>
-              <w:t>like the MA plot?</w:t>
+              <w:t>Log2FC again, just like the MA plot?</w:t>
             </w:r>
           </w:p>
         </w:tc>
@@ -2727,7 +2734,7 @@
 </file>
 
 <file path=word/numbering.xml><?xml version="1.0" encoding="utf-8"?>
-<w:numbering xmlns:wpc="http://schemas.microsoft.com/office/word/2010/wordprocessingCanvas" xmlns:cx="http://schemas.microsoft.com/office/drawing/2014/chartex" xmlns:cx1="http://schemas.microsoft.com/office/drawing/2015/9/8/chartex" xmlns:cx2="http://schemas.microsoft.com/office/drawing/2015/10/21/chartex" xmlns:cx3="http://schemas.microsoft.com/office/drawing/2016/5/9/chartex" xmlns:cx4="http://schemas.microsoft.com/office/drawing/2016/5/10/chartex" xmlns:cx5="http://schemas.microsoft.com/office/drawing/2016/5/11/chartex" xmlns:cx6="http://schemas.microsoft.com/office/drawing/2016/5/12/chartex" xmlns:cx7="http://schemas.microsoft.com/office/drawing/2016/5/13/chartex" xmlns:cx8="http://schemas.microsoft.com/office/drawing/2016/5/14/chartex" xmlns:mc="http://schemas.openxmlformats.org/markup-compatibility/2006" xmlns:m="http://schemas.openxmlformats.org/officeDocument/2006/math" xmlns:aink="http://schemas.microsoft.com/office/drawing/2016/ink" xmlns:am3d="http://schemas.microsoft.com/office/drawing/2017/model3d" xmlns:oel="http://schemas.microsoft.com/office/2019/extlst" xmlns:r="http://schemas.openxmlformats.org/officeDocument/2006/relationships" xmlns:wp14="http://schemas.microsoft.com/office/word/2010/wordprocessingDrawing" xmlns:wp="http://schemas.openxmlformats.org/drawingml/2006/wordprocessingDrawing" xmlns:wpg="http://schemas.microsoft.com/office/word/2010/wordprocessingGroup" xmlns:wpi="http://schemas.microsoft.com/office/word/2010/wordprocessingInk" xmlns:wps="http://schemas.microsoft.com/office/word/2010/wordprocessingShape" xmlns:o="urn:schemas-microsoft-com:office:office" xmlns:v="urn:schemas-microsoft-com:vml" xmlns:w10="urn:schemas-microsoft-com:office:word" xmlns:w="http://schemas.openxmlformats.org/wordprocessingml/2006/main" xmlns:w14="http://schemas.microsoft.com/office/word/2010/wordml" xmlns:w15="http://schemas.microsoft.com/office/word/2012/wordml" xmlns:w16cex="http://schemas.microsoft.com/office/word/2018/wordml/cex" xmlns:w16cid="http://schemas.microsoft.com/office/word/2016/wordml/cid" xmlns:w16="http://schemas.microsoft.com/office/word/2018/wordml" xmlns:w16sdtdh="http://schemas.microsoft.com/office/word/2020/wordml/sdtdatahash" xmlns:w16sdtfl="http://schemas.microsoft.com/office/word/2024/wordml/sdtformatlock" xmlns:w16se="http://schemas.microsoft.com/office/word/2015/wordml/symex" xmlns:w16du="http://schemas.microsoft.com/office/word/2023/wordml/word16du" xmlns:wne="http://schemas.microsoft.com/office/word/2006/wordml" mc:Ignorable="w14 w15 w16se w16cid w16 w16cex w16sdtdh w16sdtfl w16du wp14">
+<w:numbering xmlns:wpc="http://schemas.microsoft.com/office/word/2010/wordprocessingCanvas" xmlns:cx="http://schemas.microsoft.com/office/drawing/2014/chartex" xmlns:cx1="http://schemas.microsoft.com/office/drawing/2015/9/8/chartex" xmlns:cx2="http://schemas.microsoft.com/office/drawing/2015/10/21/chartex" xmlns:cx3="http://schemas.microsoft.com/office/drawing/2016/5/9/chartex" xmlns:cx4="http://schemas.microsoft.com/office/drawing/2016/5/10/chartex" xmlns:cx5="http://schemas.microsoft.com/office/drawing/2016/5/11/chartex" xmlns:cx6="http://schemas.microsoft.com/office/drawing/2016/5/12/chartex" xmlns:cx7="http://schemas.microsoft.com/office/drawing/2016/5/13/chartex" xmlns:cx8="http://schemas.microsoft.com/office/drawing/2016/5/14/chartex" xmlns:mc="http://schemas.openxmlformats.org/markup-compatibility/2006" xmlns:m="http://schemas.openxmlformats.org/officeDocument/2006/math" xmlns:aink="http://schemas.microsoft.com/office/drawing/2016/ink" xmlns:am3d="http://schemas.microsoft.com/office/drawing/2017/model3d" xmlns:oel="http://schemas.microsoft.com/office/2019/extlst" xmlns:r="http://schemas.openxmlformats.org/officeDocument/2006/relationships" xmlns:wp14="http://schemas.microsoft.com/office/word/2010/wordprocessingDrawing" xmlns:wp="http://schemas.openxmlformats.org/drawingml/2006/wordprocessingDrawing" xmlns:wpg="http://schemas.microsoft.com/office/word/2010/wordprocessingGroup" xmlns:wpi="http://schemas.microsoft.com/office/word/2010/wordprocessingInk" xmlns:wps="http://schemas.microsoft.com/office/word/2010/wordprocessingShape" xmlns:o="urn:schemas-microsoft-com:office:office" xmlns:v="urn:schemas-microsoft-com:vml" xmlns:w10="urn:schemas-microsoft-com:office:word" xmlns:w="http://schemas.openxmlformats.org/wordprocessingml/2006/main" xmlns:w14="http://schemas.microsoft.com/office/word/2010/wordml" xmlns:w15="http://schemas.microsoft.com/office/word/2012/wordml" xmlns:w16cei="http://schemas.microsoft.com/office/word/2026/wordml/cei" xmlns:w16cex="http://schemas.microsoft.com/office/word/2018/wordml/cex" xmlns:w16cid="http://schemas.microsoft.com/office/word/2016/wordml/cid" xmlns:w16="http://schemas.microsoft.com/office/word/2018/wordml" xmlns:w16sdtdh="http://schemas.microsoft.com/office/word/2020/wordml/sdtdatahash" xmlns:w16sdtfl="http://schemas.microsoft.com/office/word/2024/wordml/sdtformatlock" xmlns:w16se="http://schemas.microsoft.com/office/word/2015/wordml/symex" xmlns:w16du="http://schemas.microsoft.com/office/word/2023/wordml/word16du" xmlns:wne="http://schemas.microsoft.com/office/word/2006/wordml" mc:Ignorable="w14 w15 w16se w16cid w16 w16cex w16sdtdh w16sdtfl w16du wp14">
   <w:abstractNum w:abstractNumId="0" w15:restartNumberingAfterBreak="0">
     <w:nsid w:val="2A094AFA"/>
     <w:multiLevelType w:val="hybridMultilevel"/>

--- a/write_up/drafts/project_plan/figures_list_draft.docx
+++ b/write_up/drafts/project_plan/figures_list_draft.docx
@@ -50,7 +50,7 @@
         </w:trPr>
         <w:tc>
           <w:tcPr>
-            <w:tcW w:w="1993" w:type="dxa"/>
+            <w:tcW w:w="1969" w:type="dxa"/>
           </w:tcPr>
           <w:p>
             <w:pPr>
@@ -65,7 +65,7 @@
         </w:tc>
         <w:tc>
           <w:tcPr>
-            <w:tcW w:w="1993" w:type="dxa"/>
+            <w:tcW w:w="1969" w:type="dxa"/>
           </w:tcPr>
           <w:p>
             <w:pPr>
@@ -98,7 +98,7 @@
         </w:tc>
         <w:tc>
           <w:tcPr>
-            <w:tcW w:w="1993" w:type="dxa"/>
+            <w:tcW w:w="1973" w:type="dxa"/>
           </w:tcPr>
           <w:p>
             <w:pPr>
@@ -131,7 +131,7 @@
         </w:tc>
         <w:tc>
           <w:tcPr>
-            <w:tcW w:w="1993" w:type="dxa"/>
+            <w:tcW w:w="2074" w:type="dxa"/>
           </w:tcPr>
           <w:p>
             <w:pPr>
@@ -164,7 +164,7 @@
         </w:tc>
         <w:tc>
           <w:tcPr>
-            <w:tcW w:w="1993" w:type="dxa"/>
+            <w:tcW w:w="1980" w:type="dxa"/>
           </w:tcPr>
           <w:p>
             <w:pPr>
@@ -202,7 +202,7 @@
         </w:trPr>
         <w:tc>
           <w:tcPr>
-            <w:tcW w:w="1993" w:type="dxa"/>
+            <w:tcW w:w="1969" w:type="dxa"/>
           </w:tcPr>
           <w:p>
             <w:pPr>
@@ -222,36 +222,27 @@
         </w:tc>
         <w:tc>
           <w:tcPr>
-            <w:tcW w:w="1993" w:type="dxa"/>
-          </w:tcPr>
-          <w:p>
-            <w:pPr>
-              <w:rPr>
-                <w:sz w:val="20"/>
-                <w:szCs w:val="20"/>
-              </w:rPr>
-            </w:pPr>
-            <w:proofErr w:type="spellStart"/>
-            <w:r>
-              <w:rPr>
-                <w:sz w:val="20"/>
-                <w:szCs w:val="20"/>
-              </w:rPr>
-              <w:t>MultiQC</w:t>
-            </w:r>
-            <w:proofErr w:type="spellEnd"/>
-            <w:r>
-              <w:rPr>
-                <w:sz w:val="20"/>
-                <w:szCs w:val="20"/>
-              </w:rPr>
-              <w:t xml:space="preserve"> QC Plots</w:t>
-            </w:r>
-          </w:p>
-        </w:tc>
-        <w:tc>
-          <w:tcPr>
-            <w:tcW w:w="1993" w:type="dxa"/>
+            <w:tcW w:w="1969" w:type="dxa"/>
+          </w:tcPr>
+          <w:p>
+            <w:pPr>
+              <w:rPr>
+                <w:sz w:val="20"/>
+                <w:szCs w:val="20"/>
+              </w:rPr>
+            </w:pPr>
+            <w:r>
+              <w:rPr>
+                <w:sz w:val="20"/>
+                <w:szCs w:val="20"/>
+              </w:rPr>
+              <w:t>MultiQC QC Plots</w:t>
+            </w:r>
+          </w:p>
+        </w:tc>
+        <w:tc>
+          <w:tcPr>
+            <w:tcW w:w="1973" w:type="dxa"/>
           </w:tcPr>
           <w:p>
             <w:pPr>
@@ -271,7 +262,7 @@
         </w:tc>
         <w:tc>
           <w:tcPr>
-            <w:tcW w:w="1993" w:type="dxa"/>
+            <w:tcW w:w="2074" w:type="dxa"/>
           </w:tcPr>
           <w:p>
             <w:pPr>
@@ -291,7 +282,7 @@
         </w:tc>
         <w:tc>
           <w:tcPr>
-            <w:tcW w:w="1993" w:type="dxa"/>
+            <w:tcW w:w="1980" w:type="dxa"/>
           </w:tcPr>
           <w:p>
             <w:pPr>
@@ -316,7 +307,7 @@
         </w:trPr>
         <w:tc>
           <w:tcPr>
-            <w:tcW w:w="1993" w:type="dxa"/>
+            <w:tcW w:w="1969" w:type="dxa"/>
           </w:tcPr>
           <w:p>
             <w:pPr>
@@ -336,7 +327,7 @@
         </w:tc>
         <w:tc>
           <w:tcPr>
-            <w:tcW w:w="1993" w:type="dxa"/>
+            <w:tcW w:w="1969" w:type="dxa"/>
           </w:tcPr>
           <w:p>
             <w:pPr>
@@ -356,7 +347,7 @@
         </w:tc>
         <w:tc>
           <w:tcPr>
-            <w:tcW w:w="1993" w:type="dxa"/>
+            <w:tcW w:w="1973" w:type="dxa"/>
           </w:tcPr>
           <w:p>
             <w:pPr>
@@ -376,7 +367,7 @@
         </w:tc>
         <w:tc>
           <w:tcPr>
-            <w:tcW w:w="1993" w:type="dxa"/>
+            <w:tcW w:w="2074" w:type="dxa"/>
           </w:tcPr>
           <w:p>
             <w:pPr>
@@ -396,7 +387,7 @@
         </w:tc>
         <w:tc>
           <w:tcPr>
-            <w:tcW w:w="1993" w:type="dxa"/>
+            <w:tcW w:w="1980" w:type="dxa"/>
           </w:tcPr>
           <w:p>
             <w:pPr>
@@ -421,7 +412,7 @@
         </w:trPr>
         <w:tc>
           <w:tcPr>
-            <w:tcW w:w="1993" w:type="dxa"/>
+            <w:tcW w:w="1969" w:type="dxa"/>
           </w:tcPr>
           <w:p>
             <w:pPr>
@@ -441,30 +432,21 @@
         </w:tc>
         <w:tc>
           <w:tcPr>
-            <w:tcW w:w="1993" w:type="dxa"/>
-          </w:tcPr>
-          <w:p>
-            <w:pPr>
-              <w:rPr>
-                <w:sz w:val="20"/>
-                <w:szCs w:val="20"/>
-              </w:rPr>
-            </w:pPr>
-            <w:proofErr w:type="spellStart"/>
-            <w:r>
-              <w:rPr>
-                <w:sz w:val="20"/>
-                <w:szCs w:val="20"/>
-              </w:rPr>
-              <w:t>MultiQC</w:t>
-            </w:r>
-            <w:proofErr w:type="spellEnd"/>
-            <w:r>
-              <w:rPr>
-                <w:sz w:val="20"/>
-                <w:szCs w:val="20"/>
-              </w:rPr>
-              <w:t xml:space="preserve"> (</w:t>
+            <w:tcW w:w="1969" w:type="dxa"/>
+          </w:tcPr>
+          <w:p>
+            <w:pPr>
+              <w:rPr>
+                <w:sz w:val="20"/>
+                <w:szCs w:val="20"/>
+              </w:rPr>
+            </w:pPr>
+            <w:r>
+              <w:rPr>
+                <w:sz w:val="20"/>
+                <w:szCs w:val="20"/>
+              </w:rPr>
+              <w:t>MultiQC (</w:t>
             </w:r>
             <w:r>
               <w:rPr>
@@ -478,102 +460,47 @@
                 <w:sz w:val="20"/>
                 <w:szCs w:val="20"/>
               </w:rPr>
-              <w:t xml:space="preserve"> </w:t>
-            </w:r>
-            <w:r>
-              <w:rPr>
-                <w:sz w:val="20"/>
-                <w:szCs w:val="20"/>
-              </w:rPr>
-              <w:t>– protease)</w:t>
-            </w:r>
-          </w:p>
-        </w:tc>
-        <w:tc>
-          <w:tcPr>
-            <w:tcW w:w="1993" w:type="dxa"/>
-          </w:tcPr>
-          <w:p>
-            <w:pPr>
-              <w:rPr>
-                <w:sz w:val="20"/>
-                <w:szCs w:val="20"/>
-              </w:rPr>
-            </w:pPr>
-            <w:proofErr w:type="spellStart"/>
-            <w:r>
-              <w:rPr>
-                <w:sz w:val="20"/>
-                <w:szCs w:val="20"/>
-              </w:rPr>
-              <w:t>MultiQC</w:t>
-            </w:r>
-            <w:proofErr w:type="spellEnd"/>
-            <w:r>
-              <w:rPr>
-                <w:sz w:val="20"/>
-                <w:szCs w:val="20"/>
-              </w:rPr>
-              <w:t xml:space="preserve"> RNA categories plot (protease)</w:t>
-            </w:r>
-          </w:p>
-        </w:tc>
-        <w:tc>
-          <w:tcPr>
-            <w:tcW w:w="1993" w:type="dxa"/>
-          </w:tcPr>
-          <w:p>
-            <w:pPr>
-              <w:rPr>
-                <w:sz w:val="20"/>
-                <w:szCs w:val="20"/>
-              </w:rPr>
-            </w:pPr>
-            <w:r>
-              <w:rPr>
-                <w:sz w:val="20"/>
-                <w:szCs w:val="20"/>
-              </w:rPr>
-              <w:t>PCA</w:t>
-            </w:r>
-            <w:r>
-              <w:rPr>
-                <w:sz w:val="20"/>
-                <w:szCs w:val="20"/>
-              </w:rPr>
-              <w:t xml:space="preserve"> (one </w:t>
-            </w:r>
-            <w:proofErr w:type="spellStart"/>
-            <w:r>
-              <w:rPr>
-                <w:sz w:val="20"/>
-                <w:szCs w:val="20"/>
-              </w:rPr>
-              <w:t>pca</w:t>
-            </w:r>
-            <w:proofErr w:type="spellEnd"/>
-            <w:r>
-              <w:rPr>
-                <w:sz w:val="20"/>
-                <w:szCs w:val="20"/>
-              </w:rPr>
-              <w:t xml:space="preserve"> for protease, one for </w:t>
-            </w:r>
-            <w:proofErr w:type="spellStart"/>
-            <w:r>
-              <w:rPr>
-                <w:sz w:val="20"/>
-                <w:szCs w:val="20"/>
-              </w:rPr>
-              <w:t>hdm_dog</w:t>
-            </w:r>
-            <w:proofErr w:type="spellEnd"/>
-            <w:r>
-              <w:rPr>
-                <w:sz w:val="20"/>
-                <w:szCs w:val="20"/>
-              </w:rPr>
-              <w:t>)</w:t>
+              <w:t xml:space="preserve"> – protease)</w:t>
+            </w:r>
+          </w:p>
+        </w:tc>
+        <w:tc>
+          <w:tcPr>
+            <w:tcW w:w="1973" w:type="dxa"/>
+          </w:tcPr>
+          <w:p>
+            <w:pPr>
+              <w:rPr>
+                <w:sz w:val="20"/>
+                <w:szCs w:val="20"/>
+              </w:rPr>
+            </w:pPr>
+            <w:r>
+              <w:rPr>
+                <w:sz w:val="20"/>
+                <w:szCs w:val="20"/>
+              </w:rPr>
+              <w:t>Boxplot (miRNA content protease vs dog - all samples)</w:t>
+            </w:r>
+          </w:p>
+        </w:tc>
+        <w:tc>
+          <w:tcPr>
+            <w:tcW w:w="2074" w:type="dxa"/>
+          </w:tcPr>
+          <w:p>
+            <w:pPr>
+              <w:rPr>
+                <w:sz w:val="20"/>
+                <w:szCs w:val="20"/>
+              </w:rPr>
+            </w:pPr>
+            <w:r>
+              <w:rPr>
+                <w:sz w:val="20"/>
+                <w:szCs w:val="20"/>
+              </w:rPr>
+              <w:t>PCA (one pca for protease, one for hdm_dog)</w:t>
             </w:r>
           </w:p>
           <w:p>
@@ -593,64 +520,27 @@
                 <w:sz w:val="20"/>
                 <w:szCs w:val="20"/>
               </w:rPr>
-              <w:t xml:space="preserve">Uses </w:t>
-            </w:r>
-            <w:r>
-              <w:rPr>
-                <w:sz w:val="20"/>
-                <w:szCs w:val="20"/>
-              </w:rPr>
-              <w:t xml:space="preserve">log2 </w:t>
-            </w:r>
-            <w:r>
-              <w:rPr>
-                <w:sz w:val="20"/>
-                <w:szCs w:val="20"/>
-              </w:rPr>
-              <w:t>CPM</w:t>
-            </w:r>
-          </w:p>
-        </w:tc>
-        <w:tc>
-          <w:tcPr>
-            <w:tcW w:w="1993" w:type="dxa"/>
-          </w:tcPr>
-          <w:p>
-            <w:pPr>
-              <w:rPr>
-                <w:sz w:val="20"/>
-                <w:szCs w:val="20"/>
-              </w:rPr>
-            </w:pPr>
-            <w:proofErr w:type="spellStart"/>
-            <w:r>
-              <w:rPr>
-                <w:sz w:val="20"/>
-                <w:szCs w:val="20"/>
-              </w:rPr>
-              <w:t>ReactomePA</w:t>
-            </w:r>
-            <w:proofErr w:type="spellEnd"/>
-            <w:r>
-              <w:rPr>
-                <w:sz w:val="20"/>
-                <w:szCs w:val="20"/>
-              </w:rPr>
-              <w:t xml:space="preserve"> (</w:t>
-            </w:r>
-            <w:r>
-              <w:rPr>
-                <w:sz w:val="20"/>
-                <w:szCs w:val="20"/>
-              </w:rPr>
-              <w:t xml:space="preserve">upregulated </w:t>
-            </w:r>
-            <w:r>
-              <w:rPr>
-                <w:sz w:val="20"/>
-                <w:szCs w:val="20"/>
-              </w:rPr>
-              <w:t>bubble plot in a different colour)</w:t>
+              <w:t>Uses log2 CPM</w:t>
+            </w:r>
+          </w:p>
+        </w:tc>
+        <w:tc>
+          <w:tcPr>
+            <w:tcW w:w="1980" w:type="dxa"/>
+          </w:tcPr>
+          <w:p>
+            <w:pPr>
+              <w:rPr>
+                <w:sz w:val="20"/>
+                <w:szCs w:val="20"/>
+              </w:rPr>
+            </w:pPr>
+            <w:r>
+              <w:rPr>
+                <w:sz w:val="20"/>
+                <w:szCs w:val="20"/>
+              </w:rPr>
+              <w:t>ReactomePA (upregulated bubble plot in a different colour)</w:t>
             </w:r>
           </w:p>
         </w:tc>
@@ -661,7 +551,7 @@
         </w:trPr>
         <w:tc>
           <w:tcPr>
-            <w:tcW w:w="1993" w:type="dxa"/>
+            <w:tcW w:w="1969" w:type="dxa"/>
           </w:tcPr>
           <w:p>
             <w:pPr>
@@ -681,30 +571,21 @@
         </w:tc>
         <w:tc>
           <w:tcPr>
-            <w:tcW w:w="1993" w:type="dxa"/>
-          </w:tcPr>
-          <w:p>
-            <w:pPr>
-              <w:rPr>
-                <w:sz w:val="20"/>
-                <w:szCs w:val="20"/>
-              </w:rPr>
-            </w:pPr>
-            <w:proofErr w:type="spellStart"/>
-            <w:r>
-              <w:rPr>
-                <w:sz w:val="20"/>
-                <w:szCs w:val="20"/>
-              </w:rPr>
-              <w:t>MultiQC</w:t>
-            </w:r>
-            <w:proofErr w:type="spellEnd"/>
-            <w:r>
-              <w:rPr>
-                <w:sz w:val="20"/>
-                <w:szCs w:val="20"/>
-              </w:rPr>
-              <w:t xml:space="preserve"> (</w:t>
+            <w:tcW w:w="1969" w:type="dxa"/>
+          </w:tcPr>
+          <w:p>
+            <w:pPr>
+              <w:rPr>
+                <w:sz w:val="20"/>
+                <w:szCs w:val="20"/>
+              </w:rPr>
+            </w:pPr>
+            <w:r>
+              <w:rPr>
+                <w:sz w:val="20"/>
+                <w:szCs w:val="20"/>
+              </w:rPr>
+              <w:t>MultiQC (</w:t>
             </w:r>
             <w:r>
               <w:rPr>
@@ -724,118 +605,61 @@
         </w:tc>
         <w:tc>
           <w:tcPr>
-            <w:tcW w:w="1993" w:type="dxa"/>
-          </w:tcPr>
-          <w:p>
-            <w:pPr>
-              <w:rPr>
-                <w:sz w:val="20"/>
-                <w:szCs w:val="20"/>
-              </w:rPr>
-            </w:pPr>
-            <w:proofErr w:type="spellStart"/>
-            <w:r>
-              <w:rPr>
-                <w:sz w:val="20"/>
-                <w:szCs w:val="20"/>
-              </w:rPr>
-              <w:t>MultiQC</w:t>
-            </w:r>
-            <w:proofErr w:type="spellEnd"/>
-            <w:r>
-              <w:rPr>
-                <w:sz w:val="20"/>
-                <w:szCs w:val="20"/>
-              </w:rPr>
-              <w:t xml:space="preserve"> RNA categories plot (</w:t>
-            </w:r>
-            <w:proofErr w:type="spellStart"/>
-            <w:r>
-              <w:rPr>
-                <w:sz w:val="20"/>
-                <w:szCs w:val="20"/>
-              </w:rPr>
-              <w:t>hdm_dog</w:t>
-            </w:r>
-            <w:proofErr w:type="spellEnd"/>
-            <w:r>
-              <w:rPr>
-                <w:sz w:val="20"/>
-                <w:szCs w:val="20"/>
-              </w:rPr>
-              <w:t>)</w:t>
-            </w:r>
-          </w:p>
-        </w:tc>
-        <w:tc>
-          <w:tcPr>
-            <w:tcW w:w="1993" w:type="dxa"/>
-          </w:tcPr>
-          <w:p>
-            <w:pPr>
-              <w:rPr>
-                <w:sz w:val="20"/>
-                <w:szCs w:val="20"/>
-              </w:rPr>
-            </w:pPr>
-            <w:proofErr w:type="spellStart"/>
-            <w:r>
-              <w:rPr>
-                <w:sz w:val="20"/>
-                <w:szCs w:val="20"/>
-              </w:rPr>
-              <w:t>Barchart</w:t>
-            </w:r>
-            <w:proofErr w:type="spellEnd"/>
-            <w:r>
-              <w:rPr>
-                <w:sz w:val="20"/>
-                <w:szCs w:val="20"/>
-              </w:rPr>
-              <w:t xml:space="preserve"> of all DE results (all 8 conditions</w:t>
-            </w:r>
-            <w:r>
-              <w:rPr>
-                <w:sz w:val="20"/>
-                <w:szCs w:val="20"/>
-              </w:rPr>
-              <w:t xml:space="preserve"> – calu-3 at FDR &lt;0.2</w:t>
-            </w:r>
-            <w:r>
-              <w:rPr>
-                <w:sz w:val="20"/>
-                <w:szCs w:val="20"/>
-              </w:rPr>
-              <w:t>)</w:t>
-            </w:r>
-          </w:p>
-        </w:tc>
-        <w:tc>
-          <w:tcPr>
-            <w:tcW w:w="1993" w:type="dxa"/>
-          </w:tcPr>
-          <w:p>
-            <w:pPr>
-              <w:rPr>
-                <w:sz w:val="20"/>
-                <w:szCs w:val="20"/>
-              </w:rPr>
-            </w:pPr>
-            <w:proofErr w:type="spellStart"/>
-            <w:r>
-              <w:rPr>
-                <w:sz w:val="20"/>
-                <w:szCs w:val="20"/>
-              </w:rPr>
-              <w:t>ReactomePA</w:t>
-            </w:r>
-            <w:proofErr w:type="spellEnd"/>
-            <w:r>
-              <w:rPr>
-                <w:sz w:val="20"/>
-                <w:szCs w:val="20"/>
-              </w:rPr>
-              <w:t xml:space="preserve"> (downregulated bubble plot in same colour as upregulated)</w:t>
+            <w:tcW w:w="1973" w:type="dxa"/>
+          </w:tcPr>
+          <w:p>
+            <w:pPr>
+              <w:rPr>
+                <w:sz w:val="20"/>
+                <w:szCs w:val="20"/>
+              </w:rPr>
+            </w:pPr>
+            <w:r>
+              <w:rPr>
+                <w:sz w:val="20"/>
+                <w:szCs w:val="20"/>
+              </w:rPr>
+              <w:t>MultiQC RNA categories plot (protease)</w:t>
+            </w:r>
+          </w:p>
+        </w:tc>
+        <w:tc>
+          <w:tcPr>
+            <w:tcW w:w="2074" w:type="dxa"/>
+          </w:tcPr>
+          <w:p>
+            <w:pPr>
+              <w:rPr>
+                <w:sz w:val="20"/>
+                <w:szCs w:val="20"/>
+              </w:rPr>
+            </w:pPr>
+            <w:r>
+              <w:rPr>
+                <w:sz w:val="20"/>
+                <w:szCs w:val="20"/>
+              </w:rPr>
+              <w:t>Barchart of all DE results (all 8 conditions – calu-3 at FDR &lt;0.2)</w:t>
+            </w:r>
+          </w:p>
+        </w:tc>
+        <w:tc>
+          <w:tcPr>
+            <w:tcW w:w="1980" w:type="dxa"/>
+          </w:tcPr>
+          <w:p>
+            <w:pPr>
+              <w:rPr>
+                <w:sz w:val="20"/>
+                <w:szCs w:val="20"/>
+              </w:rPr>
+            </w:pPr>
+            <w:r>
+              <w:rPr>
+                <w:sz w:val="20"/>
+                <w:szCs w:val="20"/>
+              </w:rPr>
+              <w:t>ReactomePA (downregulated bubble plot in same colour as upregulated)</w:t>
             </w:r>
           </w:p>
         </w:tc>
@@ -846,7 +670,7 @@
         </w:trPr>
         <w:tc>
           <w:tcPr>
-            <w:tcW w:w="1993" w:type="dxa"/>
+            <w:tcW w:w="1969" w:type="dxa"/>
           </w:tcPr>
           <w:p>
             <w:pPr>
@@ -866,30 +690,21 @@
         </w:tc>
         <w:tc>
           <w:tcPr>
-            <w:tcW w:w="1993" w:type="dxa"/>
-          </w:tcPr>
-          <w:p>
-            <w:pPr>
-              <w:rPr>
-                <w:sz w:val="20"/>
-                <w:szCs w:val="20"/>
-              </w:rPr>
-            </w:pPr>
-            <w:proofErr w:type="spellStart"/>
-            <w:r>
-              <w:rPr>
-                <w:sz w:val="20"/>
-                <w:szCs w:val="20"/>
-              </w:rPr>
-              <w:t>MultiQC</w:t>
-            </w:r>
-            <w:proofErr w:type="spellEnd"/>
-            <w:r>
-              <w:rPr>
-                <w:sz w:val="20"/>
-                <w:szCs w:val="20"/>
-              </w:rPr>
-              <w:t xml:space="preserve"> (</w:t>
+            <w:tcW w:w="1969" w:type="dxa"/>
+          </w:tcPr>
+          <w:p>
+            <w:pPr>
+              <w:rPr>
+                <w:sz w:val="20"/>
+                <w:szCs w:val="20"/>
+              </w:rPr>
+            </w:pPr>
+            <w:r>
+              <w:rPr>
+                <w:sz w:val="20"/>
+                <w:szCs w:val="20"/>
+              </w:rPr>
+              <w:t>MultiQC (</w:t>
             </w:r>
             <w:r>
               <w:rPr>
@@ -909,27 +724,41 @@
         </w:tc>
         <w:tc>
           <w:tcPr>
-            <w:tcW w:w="1993" w:type="dxa"/>
-          </w:tcPr>
-          <w:p>
-            <w:pPr>
-              <w:rPr>
-                <w:sz w:val="20"/>
-                <w:szCs w:val="20"/>
-              </w:rPr>
-            </w:pPr>
-            <w:r>
-              <w:rPr>
-                <w:sz w:val="20"/>
-                <w:szCs w:val="20"/>
-              </w:rPr>
-              <w:t>Boxplot (miRNA content protease vs dog - all samples)</w:t>
-            </w:r>
-          </w:p>
-        </w:tc>
-        <w:tc>
-          <w:tcPr>
-            <w:tcW w:w="1993" w:type="dxa"/>
+            <w:tcW w:w="1973" w:type="dxa"/>
+          </w:tcPr>
+          <w:p>
+            <w:pPr>
+              <w:rPr>
+                <w:sz w:val="20"/>
+                <w:szCs w:val="20"/>
+              </w:rPr>
+            </w:pPr>
+            <w:r>
+              <w:rPr>
+                <w:sz w:val="20"/>
+                <w:szCs w:val="20"/>
+              </w:rPr>
+              <w:t>MultiQC RNA categories plot (</w:t>
+            </w:r>
+            <w:r>
+              <w:rPr>
+                <w:sz w:val="20"/>
+                <w:szCs w:val="20"/>
+              </w:rPr>
+              <w:t>hdm_dog</w:t>
+            </w:r>
+            <w:r>
+              <w:rPr>
+                <w:sz w:val="20"/>
+                <w:szCs w:val="20"/>
+              </w:rPr>
+              <w:t>)</w:t>
+            </w:r>
+          </w:p>
+        </w:tc>
+        <w:tc>
+          <w:tcPr>
+            <w:tcW w:w="2074" w:type="dxa"/>
           </w:tcPr>
           <w:p>
             <w:pPr>
@@ -976,37 +805,21 @@
         </w:tc>
         <w:tc>
           <w:tcPr>
-            <w:tcW w:w="1993" w:type="dxa"/>
-          </w:tcPr>
-          <w:p>
-            <w:pPr>
-              <w:rPr>
-                <w:sz w:val="20"/>
-                <w:szCs w:val="20"/>
-              </w:rPr>
-            </w:pPr>
-            <w:r>
-              <w:rPr>
-                <w:sz w:val="20"/>
-                <w:szCs w:val="20"/>
-              </w:rPr>
-              <w:t>MIEAA (</w:t>
-            </w:r>
-            <w:proofErr w:type="spellStart"/>
-            <w:r>
-              <w:rPr>
-                <w:sz w:val="20"/>
-                <w:szCs w:val="20"/>
-              </w:rPr>
-              <w:t>wordplot</w:t>
-            </w:r>
-            <w:proofErr w:type="spellEnd"/>
-            <w:r>
-              <w:rPr>
-                <w:sz w:val="20"/>
-                <w:szCs w:val="20"/>
-              </w:rPr>
-              <w:t>)</w:t>
+            <w:tcW w:w="1980" w:type="dxa"/>
+          </w:tcPr>
+          <w:p>
+            <w:pPr>
+              <w:rPr>
+                <w:sz w:val="20"/>
+                <w:szCs w:val="20"/>
+              </w:rPr>
+            </w:pPr>
+            <w:r>
+              <w:rPr>
+                <w:sz w:val="20"/>
+                <w:szCs w:val="20"/>
+              </w:rPr>
+              <w:t>MIEAA (wordplot – state that this was obtained from the default output from mieaa)</w:t>
             </w:r>
           </w:p>
         </w:tc>
@@ -1017,7 +830,7 @@
         </w:trPr>
         <w:tc>
           <w:tcPr>
-            <w:tcW w:w="1993" w:type="dxa"/>
+            <w:tcW w:w="1969" w:type="dxa"/>
           </w:tcPr>
           <w:p>
             <w:pPr>
@@ -1037,33 +850,33 @@
         </w:tc>
         <w:tc>
           <w:tcPr>
-            <w:tcW w:w="1993" w:type="dxa"/>
-          </w:tcPr>
-          <w:p>
-            <w:pPr>
-              <w:rPr>
-                <w:sz w:val="20"/>
-                <w:szCs w:val="20"/>
-              </w:rPr>
-            </w:pPr>
-          </w:p>
-        </w:tc>
-        <w:tc>
-          <w:tcPr>
-            <w:tcW w:w="1993" w:type="dxa"/>
-          </w:tcPr>
-          <w:p>
-            <w:pPr>
-              <w:rPr>
-                <w:sz w:val="20"/>
-                <w:szCs w:val="20"/>
-              </w:rPr>
-            </w:pPr>
-          </w:p>
-        </w:tc>
-        <w:tc>
-          <w:tcPr>
-            <w:tcW w:w="1993" w:type="dxa"/>
+            <w:tcW w:w="1969" w:type="dxa"/>
+          </w:tcPr>
+          <w:p>
+            <w:pPr>
+              <w:rPr>
+                <w:sz w:val="20"/>
+                <w:szCs w:val="20"/>
+              </w:rPr>
+            </w:pPr>
+          </w:p>
+        </w:tc>
+        <w:tc>
+          <w:tcPr>
+            <w:tcW w:w="1973" w:type="dxa"/>
+          </w:tcPr>
+          <w:p>
+            <w:pPr>
+              <w:rPr>
+                <w:sz w:val="20"/>
+                <w:szCs w:val="20"/>
+              </w:rPr>
+            </w:pPr>
+          </w:p>
+        </w:tc>
+        <w:tc>
+          <w:tcPr>
+            <w:tcW w:w="2074" w:type="dxa"/>
           </w:tcPr>
           <w:p>
             <w:pPr>
@@ -1097,79 +910,7 @@
                 <w:sz w:val="20"/>
                 <w:szCs w:val="20"/>
               </w:rPr>
-              <w:t>L</w:t>
-            </w:r>
-            <w:r>
-              <w:rPr>
-                <w:sz w:val="20"/>
-                <w:szCs w:val="20"/>
-              </w:rPr>
-              <w:t>og</w:t>
-            </w:r>
-            <w:r>
-              <w:rPr>
-                <w:sz w:val="20"/>
-                <w:szCs w:val="20"/>
-              </w:rPr>
-              <w:t>2FC</w:t>
-            </w:r>
-            <w:r>
-              <w:rPr>
-                <w:sz w:val="20"/>
-                <w:szCs w:val="20"/>
-              </w:rPr>
-              <w:t xml:space="preserve"> on y axis</w:t>
-            </w:r>
-            <w:r>
-              <w:rPr>
-                <w:sz w:val="20"/>
-                <w:szCs w:val="20"/>
-              </w:rPr>
-              <w:t>?</w:t>
-            </w:r>
-            <w:r>
-              <w:rPr>
-                <w:sz w:val="20"/>
-                <w:szCs w:val="20"/>
-              </w:rPr>
-              <w:t xml:space="preserve"> </w:t>
-            </w:r>
-            <w:r>
-              <w:rPr>
-                <w:sz w:val="20"/>
-                <w:szCs w:val="20"/>
-              </w:rPr>
-              <w:t>[</w:t>
-            </w:r>
-            <w:r>
-              <w:rPr>
-                <w:sz w:val="20"/>
-                <w:szCs w:val="20"/>
-              </w:rPr>
-              <w:t xml:space="preserve">Need to ensure text and figure agree on if </w:t>
-            </w:r>
-            <w:proofErr w:type="spellStart"/>
-            <w:r>
-              <w:rPr>
-                <w:sz w:val="20"/>
-                <w:szCs w:val="20"/>
-              </w:rPr>
-              <w:t>logFC</w:t>
-            </w:r>
-            <w:proofErr w:type="spellEnd"/>
-            <w:r>
-              <w:rPr>
-                <w:sz w:val="20"/>
-                <w:szCs w:val="20"/>
-              </w:rPr>
-              <w:t xml:space="preserve"> or log2FC</w:t>
-            </w:r>
-            <w:r>
-              <w:rPr>
-                <w:sz w:val="20"/>
-                <w:szCs w:val="20"/>
-              </w:rPr>
-              <w:t>]</w:t>
+              <w:t>Log2FC on y axis? [Need to ensure text and figure agree on if logFC or log2FC]</w:t>
             </w:r>
           </w:p>
           <w:p>
@@ -1215,7 +956,7 @@
         </w:tc>
         <w:tc>
           <w:tcPr>
-            <w:tcW w:w="1993" w:type="dxa"/>
+            <w:tcW w:w="1980" w:type="dxa"/>
           </w:tcPr>
           <w:p>
             <w:pPr>
@@ -1240,7 +981,7 @@
         </w:trPr>
         <w:tc>
           <w:tcPr>
-            <w:tcW w:w="1993" w:type="dxa"/>
+            <w:tcW w:w="1969" w:type="dxa"/>
           </w:tcPr>
           <w:p>
             <w:pPr>
@@ -1260,33 +1001,33 @@
         </w:tc>
         <w:tc>
           <w:tcPr>
-            <w:tcW w:w="1993" w:type="dxa"/>
-          </w:tcPr>
-          <w:p>
-            <w:pPr>
-              <w:rPr>
-                <w:sz w:val="20"/>
-                <w:szCs w:val="20"/>
-              </w:rPr>
-            </w:pPr>
-          </w:p>
-        </w:tc>
-        <w:tc>
-          <w:tcPr>
-            <w:tcW w:w="1993" w:type="dxa"/>
-          </w:tcPr>
-          <w:p>
-            <w:pPr>
-              <w:rPr>
-                <w:sz w:val="20"/>
-                <w:szCs w:val="20"/>
-              </w:rPr>
-            </w:pPr>
-          </w:p>
-        </w:tc>
-        <w:tc>
-          <w:tcPr>
-            <w:tcW w:w="1993" w:type="dxa"/>
+            <w:tcW w:w="1969" w:type="dxa"/>
+          </w:tcPr>
+          <w:p>
+            <w:pPr>
+              <w:rPr>
+                <w:sz w:val="20"/>
+                <w:szCs w:val="20"/>
+              </w:rPr>
+            </w:pPr>
+          </w:p>
+        </w:tc>
+        <w:tc>
+          <w:tcPr>
+            <w:tcW w:w="1973" w:type="dxa"/>
+          </w:tcPr>
+          <w:p>
+            <w:pPr>
+              <w:rPr>
+                <w:sz w:val="20"/>
+                <w:szCs w:val="20"/>
+              </w:rPr>
+            </w:pPr>
+          </w:p>
+        </w:tc>
+        <w:tc>
+          <w:tcPr>
+            <w:tcW w:w="2074" w:type="dxa"/>
           </w:tcPr>
           <w:p>
             <w:pPr>
@@ -1347,7 +1088,7 @@
         </w:tc>
         <w:tc>
           <w:tcPr>
-            <w:tcW w:w="1993" w:type="dxa"/>
+            <w:tcW w:w="1980" w:type="dxa"/>
           </w:tcPr>
           <w:p>
             <w:pPr>
@@ -1557,21 +1298,12 @@
                 <w:szCs w:val="20"/>
               </w:rPr>
             </w:pPr>
-            <w:proofErr w:type="spellStart"/>
-            <w:r>
-              <w:rPr>
-                <w:sz w:val="20"/>
-                <w:szCs w:val="20"/>
-              </w:rPr>
-              <w:t>MultiQC</w:t>
-            </w:r>
-            <w:proofErr w:type="spellEnd"/>
-            <w:r>
-              <w:rPr>
-                <w:sz w:val="20"/>
-                <w:szCs w:val="20"/>
-              </w:rPr>
-              <w:t xml:space="preserve"> QC Plots</w:t>
+            <w:r>
+              <w:rPr>
+                <w:sz w:val="20"/>
+                <w:szCs w:val="20"/>
+              </w:rPr>
+              <w:t>RNA Composition</w:t>
             </w:r>
           </w:p>
         </w:tc>
@@ -1591,7 +1323,7 @@
                 <w:sz w:val="20"/>
                 <w:szCs w:val="20"/>
               </w:rPr>
-              <w:t>RNA Composition</w:t>
+              <w:t>DE Results</w:t>
             </w:r>
           </w:p>
         </w:tc>
@@ -1606,13 +1338,6 @@
                 <w:szCs w:val="20"/>
               </w:rPr>
             </w:pPr>
-            <w:r>
-              <w:rPr>
-                <w:sz w:val="20"/>
-                <w:szCs w:val="20"/>
-              </w:rPr>
-              <w:t>DE Results</w:t>
-            </w:r>
           </w:p>
         </w:tc>
         <w:tc>
@@ -1669,7 +1394,7 @@
                 <w:sz w:val="20"/>
                 <w:szCs w:val="20"/>
               </w:rPr>
-              <w:t>1</w:t>
+              <w:t>2</w:t>
             </w:r>
           </w:p>
         </w:tc>
@@ -1689,7 +1414,7 @@
                 <w:sz w:val="20"/>
                 <w:szCs w:val="20"/>
               </w:rPr>
-              <w:t>2</w:t>
+              <w:t>3</w:t>
             </w:r>
           </w:p>
         </w:tc>
@@ -1704,13 +1429,6 @@
                 <w:szCs w:val="20"/>
               </w:rPr>
             </w:pPr>
-            <w:r>
-              <w:rPr>
-                <w:sz w:val="20"/>
-                <w:szCs w:val="20"/>
-              </w:rPr>
-              <w:t>3</w:t>
-            </w:r>
           </w:p>
         </w:tc>
         <w:tc>
@@ -1758,39 +1476,18 @@
           <w:p>
             <w:pPr>
               <w:rPr>
-                <w:sz w:val="20"/>
-                <w:szCs w:val="20"/>
-              </w:rPr>
-            </w:pPr>
-            <w:proofErr w:type="spellStart"/>
-            <w:r>
-              <w:rPr>
-                <w:sz w:val="20"/>
-                <w:szCs w:val="20"/>
-              </w:rPr>
-              <w:t>MultiQC</w:t>
-            </w:r>
-            <w:proofErr w:type="spellEnd"/>
-            <w:r>
-              <w:rPr>
-                <w:sz w:val="20"/>
-                <w:szCs w:val="20"/>
-              </w:rPr>
-              <w:t xml:space="preserve"> (</w:t>
-            </w:r>
-            <w:r>
-              <w:rPr>
-                <w:sz w:val="20"/>
-                <w:szCs w:val="20"/>
-              </w:rPr>
-              <w:t>Per Base Sequence Content</w:t>
-            </w:r>
-            <w:r>
-              <w:rPr>
-                <w:sz w:val="20"/>
-                <w:szCs w:val="20"/>
-              </w:rPr>
-              <w:t xml:space="preserve"> – protease)</w:t>
+                <w:b/>
+                <w:bCs/>
+                <w:sz w:val="20"/>
+                <w:szCs w:val="20"/>
+              </w:rPr>
+            </w:pPr>
+            <w:r>
+              <w:rPr>
+                <w:sz w:val="20"/>
+                <w:szCs w:val="20"/>
+              </w:rPr>
+              <w:t>Boxplot (miRNA content protease – dose conditions)</w:t>
             </w:r>
           </w:p>
         </w:tc>
@@ -1810,7 +1507,7 @@
                 <w:sz w:val="20"/>
                 <w:szCs w:val="20"/>
               </w:rPr>
-              <w:t>Boxplot (miRNA content protease – untreated vs treated)</w:t>
+              <w:t>PCA of Calu-3 cells</w:t>
             </w:r>
           </w:p>
         </w:tc>
@@ -1825,13 +1522,6 @@
                 <w:szCs w:val="20"/>
               </w:rPr>
             </w:pPr>
-            <w:r>
-              <w:rPr>
-                <w:sz w:val="20"/>
-                <w:szCs w:val="20"/>
-              </w:rPr>
-              <w:t>PCA of Calu-3 cells</w:t>
-            </w:r>
           </w:p>
         </w:tc>
         <w:tc>
@@ -1883,35 +1573,12 @@
                 <w:szCs w:val="20"/>
               </w:rPr>
             </w:pPr>
-            <w:proofErr w:type="spellStart"/>
-            <w:r>
-              <w:rPr>
-                <w:sz w:val="20"/>
-                <w:szCs w:val="20"/>
-              </w:rPr>
-              <w:t>MultiQC</w:t>
-            </w:r>
-            <w:proofErr w:type="spellEnd"/>
-            <w:r>
-              <w:rPr>
-                <w:sz w:val="20"/>
-                <w:szCs w:val="20"/>
-              </w:rPr>
-              <w:t xml:space="preserve"> (</w:t>
-            </w:r>
-            <w:r>
-              <w:rPr>
-                <w:sz w:val="20"/>
-                <w:szCs w:val="20"/>
-              </w:rPr>
-              <w:t>Sequence Quality Histograms</w:t>
-            </w:r>
-            <w:r>
-              <w:rPr>
-                <w:sz w:val="20"/>
-                <w:szCs w:val="20"/>
-              </w:rPr>
-              <w:t xml:space="preserve"> – protease)</w:t>
+            <w:r>
+              <w:rPr>
+                <w:sz w:val="20"/>
+                <w:szCs w:val="20"/>
+              </w:rPr>
+              <w:t>Boxplot (miRNA content hdm_dog – allergen conditions)</w:t>
             </w:r>
           </w:p>
         </w:tc>
@@ -1931,23 +1598,52 @@
                 <w:sz w:val="20"/>
                 <w:szCs w:val="20"/>
               </w:rPr>
-              <w:t xml:space="preserve">Boxplot (miRNA content </w:t>
-            </w:r>
-            <w:proofErr w:type="spellStart"/>
-            <w:r>
-              <w:rPr>
-                <w:sz w:val="20"/>
-                <w:szCs w:val="20"/>
-              </w:rPr>
-              <w:t>hdm_dog</w:t>
-            </w:r>
-            <w:proofErr w:type="spellEnd"/>
-            <w:r>
-              <w:rPr>
-                <w:sz w:val="20"/>
-                <w:szCs w:val="20"/>
-              </w:rPr>
-              <w:t xml:space="preserve"> – untreated vs treated)</w:t>
+              <w:t>Heatmap of DE miRNAs for dose24 vs control CPM expression shown only for all conditions</w:t>
+            </w:r>
+          </w:p>
+          <w:p>
+            <w:pPr>
+              <w:rPr>
+                <w:sz w:val="20"/>
+                <w:szCs w:val="20"/>
+              </w:rPr>
+            </w:pPr>
+            <w:r>
+              <w:rPr>
+                <w:sz w:val="20"/>
+                <w:szCs w:val="20"/>
+              </w:rPr>
+              <w:t>[hierarchical] clusterin</w:t>
+            </w:r>
+          </w:p>
+          <w:p>
+            <w:pPr>
+              <w:rPr>
+                <w:rFonts w:ascii="Aptos Narrow" w:hAnsi="Aptos Narrow"/>
+                <w:color w:val="000000"/>
+              </w:rPr>
+            </w:pPr>
+            <w:r>
+              <w:rPr>
+                <w:rFonts w:ascii="Aptos Narrow" w:hAnsi="Aptos Narrow"/>
+                <w:color w:val="000000"/>
+              </w:rPr>
+              <w:t>135524</w:t>
+            </w:r>
+          </w:p>
+          <w:p>
+            <w:pPr>
+              <w:rPr>
+                <w:sz w:val="20"/>
+                <w:szCs w:val="20"/>
+              </w:rPr>
+            </w:pPr>
+            <w:r>
+              <w:rPr>
+                <w:sz w:val="20"/>
+                <w:szCs w:val="20"/>
+              </w:rPr>
+              <w:t>g by correlation (average method)</w:t>
             </w:r>
           </w:p>
         </w:tc>
@@ -1962,33 +1658,6 @@
                 <w:szCs w:val="20"/>
               </w:rPr>
             </w:pPr>
-            <w:r>
-              <w:rPr>
-                <w:sz w:val="20"/>
-                <w:szCs w:val="20"/>
-              </w:rPr>
-              <w:t>Heatmap of DE miRNAs for dose24 vs control CPM expression shown only for all conditions</w:t>
-            </w:r>
-          </w:p>
-          <w:p>
-            <w:pPr>
-              <w:pStyle w:val="ListParagraph"/>
-              <w:numPr>
-                <w:ilvl w:val="0"/>
-                <w:numId w:val="3"/>
-              </w:numPr>
-              <w:rPr>
-                <w:sz w:val="20"/>
-                <w:szCs w:val="20"/>
-              </w:rPr>
-            </w:pPr>
-            <w:r>
-              <w:rPr>
-                <w:sz w:val="20"/>
-                <w:szCs w:val="20"/>
-              </w:rPr>
-              <w:t>[hierarchical] clustering by correlation (average method)</w:t>
-            </w:r>
           </w:p>
         </w:tc>
         <w:tc>
@@ -2053,13 +1722,6 @@
                 <w:szCs w:val="20"/>
               </w:rPr>
             </w:pPr>
-            <w:r>
-              <w:rPr>
-                <w:sz w:val="20"/>
-                <w:szCs w:val="20"/>
-              </w:rPr>
-              <w:t>Boxplot (miRNA content protease – dose conditions)</w:t>
-            </w:r>
           </w:p>
         </w:tc>
         <w:tc>
@@ -2137,29 +1799,6 @@
                 <w:szCs w:val="20"/>
               </w:rPr>
             </w:pPr>
-            <w:r>
-              <w:rPr>
-                <w:sz w:val="20"/>
-                <w:szCs w:val="20"/>
-              </w:rPr>
-              <w:t xml:space="preserve">Boxplot (miRNA content </w:t>
-            </w:r>
-            <w:proofErr w:type="spellStart"/>
-            <w:r>
-              <w:rPr>
-                <w:sz w:val="20"/>
-                <w:szCs w:val="20"/>
-              </w:rPr>
-              <w:t>hdm_dog</w:t>
-            </w:r>
-            <w:proofErr w:type="spellEnd"/>
-            <w:r>
-              <w:rPr>
-                <w:sz w:val="20"/>
-                <w:szCs w:val="20"/>
-              </w:rPr>
-              <w:t xml:space="preserve"> – allergen conditions)</w:t>
-            </w:r>
           </w:p>
         </w:tc>
         <w:tc>
@@ -2304,7 +1943,7 @@
           <w:noProof/>
         </w:rPr>
         <w:drawing>
-          <wp:inline distT="0" distB="0" distL="0" distR="0" wp14:anchorId="704BD221" wp14:editId="27C92C4F">
+          <wp:inline distT="0" distB="0" distL="0" distR="0" wp14:anchorId="2518A9FC" wp14:editId="3E3DE4F1">
             <wp:extent cx="2648857" cy="1539940"/>
             <wp:effectExtent l="0" t="0" r="5715" b="0"/>
             <wp:docPr id="671558796" name="Picture 1"/>
@@ -2383,13 +2022,8 @@
       </w:r>
     </w:p>
     <w:p>
-      <w:proofErr w:type="spellStart"/>
       <w:r>
-        <w:t>miRTrace</w:t>
-      </w:r>
-      <w:proofErr w:type="spellEnd"/>
-      <w:r>
-        <w:t xml:space="preserve"> results for 01_protease vs 02_hdm_dog as it shows vast differences between primary and calu-3 cells which exemplify why EVs/miRNAs weren’t isolated</w:t>
+        <w:t>miRTrace results for 01_protease vs 02_hdm_dog as it shows vast differences between primary and calu-3 cells which exemplify why EVs/miRNAs weren’t isolated</w:t>
       </w:r>
     </w:p>
     <w:p>
@@ -2413,13 +2047,7 @@
         </w:numPr>
       </w:pPr>
       <w:r>
-        <w:t xml:space="preserve">This show library size </w:t>
-      </w:r>
-      <w:r>
-        <w:t xml:space="preserve">and composition of other RNAs </w:t>
-      </w:r>
-      <w:r>
-        <w:t>as well</w:t>
+        <w:t>This show library size and composition of other RNAs as well</w:t>
       </w:r>
     </w:p>
     <w:p>
@@ -2443,15 +2071,7 @@
         </w:numPr>
       </w:pPr>
       <w:r>
-        <w:t xml:space="preserve">Boxplot with 01_ vs 02_ </w:t>
-      </w:r>
-      <w:proofErr w:type="spellStart"/>
-      <w:r>
-        <w:t>mirna</w:t>
-      </w:r>
-      <w:proofErr w:type="spellEnd"/>
-      <w:r>
-        <w:t xml:space="preserve"> composition across samples</w:t>
+        <w:t>Boxplot with 01_ vs 02_ mirna composition across samples</w:t>
       </w:r>
     </w:p>
     <w:p>
@@ -2463,15 +2083,7 @@
         </w:numPr>
       </w:pPr>
       <w:r>
-        <w:t xml:space="preserve">To get average </w:t>
-      </w:r>
-      <w:proofErr w:type="spellStart"/>
-      <w:r>
-        <w:t>mirna</w:t>
-      </w:r>
-      <w:proofErr w:type="spellEnd"/>
-      <w:r>
-        <w:t xml:space="preserve"> value across sample for comparison, look at file: </w:t>
+        <w:t xml:space="preserve">To get average mirna value across sample for comparison, look at file: </w:t>
       </w:r>
       <w:r>
         <w:t>/gpfs01/home/mbxcj2/L4137_HBEC_EV_Transcriptomics-Project/01_Protease/results/analysis_pipeline/run_01/02_reads_qc/trimmed/multiqc/multiqc_data</w:t>
@@ -2515,15 +2127,7 @@
         <w:pStyle w:val="Heading2"/>
       </w:pPr>
       <w:r>
-        <w:t xml:space="preserve">Heatmap (normalised </w:t>
-      </w:r>
-      <w:proofErr w:type="spellStart"/>
-      <w:r>
-        <w:t>e.g</w:t>
-      </w:r>
-      <w:proofErr w:type="spellEnd"/>
-      <w:r>
-        <w:t>, CPM)</w:t>
+        <w:t>Heatmap (normalised e.g, CPM)</w:t>
       </w:r>
     </w:p>
     <w:p>
@@ -2565,16 +2169,7 @@
         <w:pStyle w:val="Heading1"/>
       </w:pPr>
       <w:r>
-        <w:t xml:space="preserve">Figure: </w:t>
-      </w:r>
-      <w:r>
-        <w:t>FE</w:t>
-      </w:r>
-      <w:r>
-        <w:t xml:space="preserve"> </w:t>
-      </w:r>
-      <w:r>
-        <w:t>Validation</w:t>
+        <w:t>Figure: FE Validation</w:t>
       </w:r>
     </w:p>
     <w:p>
@@ -2584,23 +2179,7 @@
     </w:p>
     <w:p>
       <w:r>
-        <w:t>Could also look for overlap between protease/dog/</w:t>
-      </w:r>
-      <w:proofErr w:type="spellStart"/>
-      <w:r>
-        <w:t>hdm</w:t>
-      </w:r>
-      <w:proofErr w:type="spellEnd"/>
-      <w:r>
-        <w:t xml:space="preserve"> and put in </w:t>
-      </w:r>
-      <w:proofErr w:type="spellStart"/>
-      <w:r>
-        <w:t>venn</w:t>
-      </w:r>
-      <w:proofErr w:type="spellEnd"/>
-      <w:r>
-        <w:t xml:space="preserve"> diagram</w:t>
+        <w:t>Could also look for overlap between protease/dog/hdm and put in venn diagram</w:t>
       </w:r>
     </w:p>
     <w:p>
@@ -2609,26 +2188,12 @@
       </w:pPr>
       <w:r>
         <w:lastRenderedPageBreak/>
-        <w:t>I</w:t>
-      </w:r>
-      <w:r>
-        <w:t>ndirect</w:t>
-      </w:r>
-      <w:r>
-        <w:t xml:space="preserve"> FE</w:t>
+        <w:t>Indirect FE</w:t>
       </w:r>
     </w:p>
     <w:p>
-      <w:proofErr w:type="spellStart"/>
       <w:r>
-        <w:t>Cytoscape</w:t>
-      </w:r>
-      <w:proofErr w:type="spellEnd"/>
-      <w:r>
-        <w:t xml:space="preserve"> plot</w:t>
-      </w:r>
-      <w:r>
-        <w:t>?</w:t>
+        <w:t>Cytoscape plot?</w:t>
       </w:r>
     </w:p>
     <w:p>
@@ -2665,13 +2230,7 @@
     </w:p>
     <w:p>
       <w:r>
-        <w:t xml:space="preserve">This figure could be a </w:t>
-      </w:r>
-      <w:r>
-        <w:t>Venn</w:t>
-      </w:r>
-      <w:r>
-        <w:t xml:space="preserve"> diagram showing the number of pathways the exist in the overlap between the 3 functional enrichment methods</w:t>
+        <w:t>This figure could be a Venn diagram showing the number of pathways the exist in the overlap between the 3 functional enrichment methods</w:t>
       </w:r>
     </w:p>
     <w:p/>
@@ -2680,10 +2239,7 @@
         <w:pStyle w:val="Heading1"/>
       </w:pPr>
       <w:r>
-        <w:t xml:space="preserve">Figure: </w:t>
-      </w:r>
-      <w:r>
-        <w:t>Pathway analysis results</w:t>
+        <w:t>Figure: Pathway analysis results</w:t>
       </w:r>
     </w:p>
     <w:p>
@@ -2722,6 +2278,906 @@
         <w:t>Recreate plots with the dose24 traces appearing in a different colour</w:t>
       </w:r>
     </w:p>
+    <w:p/>
+    <w:p>
+      <w:pPr>
+        <w:pStyle w:val="Title"/>
+        <w:rPr>
+          <w:u w:val="single"/>
+        </w:rPr>
+      </w:pPr>
+      <w:r>
+        <w:rPr>
+          <w:u w:val="single"/>
+        </w:rPr>
+        <w:t>Archive</w:t>
+      </w:r>
+    </w:p>
+    <w:p>
+      <w:pPr>
+        <w:rPr>
+          <w:sz w:val="20"/>
+          <w:szCs w:val="20"/>
+        </w:rPr>
+      </w:pPr>
+      <w:r>
+        <w:rPr>
+          <w:sz w:val="20"/>
+          <w:szCs w:val="20"/>
+        </w:rPr>
+        <w:t>Supplementary Figures</w:t>
+      </w:r>
+    </w:p>
+    <w:tbl>
+      <w:tblPr>
+        <w:tblStyle w:val="TableGrid"/>
+        <w:tblW w:w="9965" w:type="dxa"/>
+        <w:tblLook w:val="04A0" w:firstRow="1" w:lastRow="0" w:firstColumn="1" w:lastColumn="0" w:noHBand="0" w:noVBand="1"/>
+      </w:tblPr>
+      <w:tblGrid>
+        <w:gridCol w:w="1975"/>
+        <w:gridCol w:w="1975"/>
+        <w:gridCol w:w="1978"/>
+        <w:gridCol w:w="2074"/>
+        <w:gridCol w:w="1963"/>
+      </w:tblGrid>
+      <w:tr>
+        <w:trPr>
+          <w:trHeight w:val="287"/>
+        </w:trPr>
+        <w:tc>
+          <w:tcPr>
+            <w:tcW w:w="1975" w:type="dxa"/>
+          </w:tcPr>
+          <w:p>
+            <w:pPr>
+              <w:rPr>
+                <w:b/>
+                <w:bCs/>
+                <w:sz w:val="20"/>
+                <w:szCs w:val="20"/>
+              </w:rPr>
+            </w:pPr>
+          </w:p>
+        </w:tc>
+        <w:tc>
+          <w:tcPr>
+            <w:tcW w:w="1975" w:type="dxa"/>
+          </w:tcPr>
+          <w:p>
+            <w:pPr>
+              <w:rPr>
+                <w:b/>
+                <w:bCs/>
+                <w:sz w:val="20"/>
+                <w:szCs w:val="20"/>
+              </w:rPr>
+            </w:pPr>
+            <w:r>
+              <w:rPr>
+                <w:b/>
+                <w:bCs/>
+                <w:sz w:val="20"/>
+                <w:szCs w:val="20"/>
+              </w:rPr>
+              <w:t>Supp Fig. 1</w:t>
+            </w:r>
+          </w:p>
+        </w:tc>
+        <w:tc>
+          <w:tcPr>
+            <w:tcW w:w="1978" w:type="dxa"/>
+          </w:tcPr>
+          <w:p>
+            <w:pPr>
+              <w:rPr>
+                <w:b/>
+                <w:bCs/>
+                <w:sz w:val="20"/>
+                <w:szCs w:val="20"/>
+              </w:rPr>
+            </w:pPr>
+            <w:r>
+              <w:rPr>
+                <w:b/>
+                <w:bCs/>
+                <w:sz w:val="20"/>
+                <w:szCs w:val="20"/>
+              </w:rPr>
+              <w:t>Supp Fig. 2</w:t>
+            </w:r>
+          </w:p>
+        </w:tc>
+        <w:tc>
+          <w:tcPr>
+            <w:tcW w:w="2074" w:type="dxa"/>
+          </w:tcPr>
+          <w:p>
+            <w:pPr>
+              <w:rPr>
+                <w:b/>
+                <w:bCs/>
+                <w:sz w:val="20"/>
+                <w:szCs w:val="20"/>
+              </w:rPr>
+            </w:pPr>
+            <w:r>
+              <w:rPr>
+                <w:b/>
+                <w:bCs/>
+                <w:sz w:val="20"/>
+                <w:szCs w:val="20"/>
+              </w:rPr>
+              <w:t>Supp Fig. 3</w:t>
+            </w:r>
+          </w:p>
+        </w:tc>
+        <w:tc>
+          <w:tcPr>
+            <w:tcW w:w="1963" w:type="dxa"/>
+          </w:tcPr>
+          <w:p>
+            <w:pPr>
+              <w:rPr>
+                <w:b/>
+                <w:bCs/>
+                <w:sz w:val="20"/>
+                <w:szCs w:val="20"/>
+              </w:rPr>
+            </w:pPr>
+            <w:r>
+              <w:rPr>
+                <w:b/>
+                <w:bCs/>
+                <w:sz w:val="20"/>
+                <w:szCs w:val="20"/>
+              </w:rPr>
+              <w:t>Supp Fig. 4</w:t>
+            </w:r>
+          </w:p>
+        </w:tc>
+      </w:tr>
+      <w:tr>
+        <w:trPr>
+          <w:trHeight w:val="275"/>
+        </w:trPr>
+        <w:tc>
+          <w:tcPr>
+            <w:tcW w:w="1975" w:type="dxa"/>
+          </w:tcPr>
+          <w:p>
+            <w:pPr>
+              <w:rPr>
+                <w:sz w:val="20"/>
+                <w:szCs w:val="20"/>
+              </w:rPr>
+            </w:pPr>
+            <w:r>
+              <w:rPr>
+                <w:sz w:val="20"/>
+                <w:szCs w:val="20"/>
+              </w:rPr>
+              <w:t>Description</w:t>
+            </w:r>
+          </w:p>
+        </w:tc>
+        <w:tc>
+          <w:tcPr>
+            <w:tcW w:w="1975" w:type="dxa"/>
+          </w:tcPr>
+          <w:p>
+            <w:pPr>
+              <w:rPr>
+                <w:sz w:val="20"/>
+                <w:szCs w:val="20"/>
+              </w:rPr>
+            </w:pPr>
+            <w:r>
+              <w:rPr>
+                <w:sz w:val="20"/>
+                <w:szCs w:val="20"/>
+              </w:rPr>
+              <w:t>MultiQC QC Plots</w:t>
+            </w:r>
+          </w:p>
+        </w:tc>
+        <w:tc>
+          <w:tcPr>
+            <w:tcW w:w="1978" w:type="dxa"/>
+          </w:tcPr>
+          <w:p>
+            <w:pPr>
+              <w:rPr>
+                <w:sz w:val="20"/>
+                <w:szCs w:val="20"/>
+              </w:rPr>
+            </w:pPr>
+            <w:r>
+              <w:rPr>
+                <w:sz w:val="20"/>
+                <w:szCs w:val="20"/>
+              </w:rPr>
+              <w:t>RNA Composition</w:t>
+            </w:r>
+          </w:p>
+        </w:tc>
+        <w:tc>
+          <w:tcPr>
+            <w:tcW w:w="2074" w:type="dxa"/>
+          </w:tcPr>
+          <w:p>
+            <w:pPr>
+              <w:rPr>
+                <w:sz w:val="20"/>
+                <w:szCs w:val="20"/>
+              </w:rPr>
+            </w:pPr>
+            <w:r>
+              <w:rPr>
+                <w:sz w:val="20"/>
+                <w:szCs w:val="20"/>
+              </w:rPr>
+              <w:t>DE Results</w:t>
+            </w:r>
+          </w:p>
+        </w:tc>
+        <w:tc>
+          <w:tcPr>
+            <w:tcW w:w="1963" w:type="dxa"/>
+          </w:tcPr>
+          <w:p>
+            <w:pPr>
+              <w:rPr>
+                <w:sz w:val="20"/>
+                <w:szCs w:val="20"/>
+              </w:rPr>
+            </w:pPr>
+          </w:p>
+        </w:tc>
+      </w:tr>
+      <w:tr>
+        <w:trPr>
+          <w:trHeight w:val="275"/>
+        </w:trPr>
+        <w:tc>
+          <w:tcPr>
+            <w:tcW w:w="1975" w:type="dxa"/>
+          </w:tcPr>
+          <w:p>
+            <w:pPr>
+              <w:rPr>
+                <w:sz w:val="20"/>
+                <w:szCs w:val="20"/>
+              </w:rPr>
+            </w:pPr>
+            <w:r>
+              <w:rPr>
+                <w:sz w:val="20"/>
+                <w:szCs w:val="20"/>
+              </w:rPr>
+              <w:t>Results Section</w:t>
+            </w:r>
+          </w:p>
+        </w:tc>
+        <w:tc>
+          <w:tcPr>
+            <w:tcW w:w="1975" w:type="dxa"/>
+          </w:tcPr>
+          <w:p>
+            <w:pPr>
+              <w:rPr>
+                <w:sz w:val="20"/>
+                <w:szCs w:val="20"/>
+              </w:rPr>
+            </w:pPr>
+            <w:r>
+              <w:rPr>
+                <w:sz w:val="20"/>
+                <w:szCs w:val="20"/>
+              </w:rPr>
+              <w:t>1</w:t>
+            </w:r>
+          </w:p>
+        </w:tc>
+        <w:tc>
+          <w:tcPr>
+            <w:tcW w:w="1978" w:type="dxa"/>
+          </w:tcPr>
+          <w:p>
+            <w:pPr>
+              <w:rPr>
+                <w:sz w:val="20"/>
+                <w:szCs w:val="20"/>
+              </w:rPr>
+            </w:pPr>
+            <w:r>
+              <w:rPr>
+                <w:sz w:val="20"/>
+                <w:szCs w:val="20"/>
+              </w:rPr>
+              <w:t>2</w:t>
+            </w:r>
+          </w:p>
+        </w:tc>
+        <w:tc>
+          <w:tcPr>
+            <w:tcW w:w="2074" w:type="dxa"/>
+          </w:tcPr>
+          <w:p>
+            <w:pPr>
+              <w:rPr>
+                <w:sz w:val="20"/>
+                <w:szCs w:val="20"/>
+              </w:rPr>
+            </w:pPr>
+            <w:r>
+              <w:rPr>
+                <w:sz w:val="20"/>
+                <w:szCs w:val="20"/>
+              </w:rPr>
+              <w:t>3</w:t>
+            </w:r>
+          </w:p>
+        </w:tc>
+        <w:tc>
+          <w:tcPr>
+            <w:tcW w:w="1963" w:type="dxa"/>
+          </w:tcPr>
+          <w:p>
+            <w:pPr>
+              <w:rPr>
+                <w:sz w:val="20"/>
+                <w:szCs w:val="20"/>
+              </w:rPr>
+            </w:pPr>
+          </w:p>
+        </w:tc>
+      </w:tr>
+      <w:tr>
+        <w:trPr>
+          <w:trHeight w:val="275"/>
+        </w:trPr>
+        <w:tc>
+          <w:tcPr>
+            <w:tcW w:w="1975" w:type="dxa"/>
+          </w:tcPr>
+          <w:p>
+            <w:pPr>
+              <w:rPr>
+                <w:sz w:val="20"/>
+                <w:szCs w:val="20"/>
+              </w:rPr>
+            </w:pPr>
+            <w:r>
+              <w:rPr>
+                <w:sz w:val="20"/>
+                <w:szCs w:val="20"/>
+              </w:rPr>
+              <w:t>Panel A</w:t>
+            </w:r>
+          </w:p>
+        </w:tc>
+        <w:tc>
+          <w:tcPr>
+            <w:tcW w:w="1975" w:type="dxa"/>
+          </w:tcPr>
+          <w:p>
+            <w:pPr>
+              <w:rPr>
+                <w:b/>
+                <w:bCs/>
+                <w:sz w:val="20"/>
+                <w:szCs w:val="20"/>
+              </w:rPr>
+            </w:pPr>
+            <w:r>
+              <w:rPr>
+                <w:sz w:val="20"/>
+                <w:szCs w:val="20"/>
+              </w:rPr>
+              <w:t>MultiQC (</w:t>
+            </w:r>
+            <w:r>
+              <w:rPr>
+                <w:sz w:val="20"/>
+                <w:szCs w:val="20"/>
+              </w:rPr>
+              <w:t>Per Base Sequence Content</w:t>
+            </w:r>
+            <w:r>
+              <w:rPr>
+                <w:sz w:val="20"/>
+                <w:szCs w:val="20"/>
+              </w:rPr>
+              <w:t xml:space="preserve"> – protease) </w:t>
+            </w:r>
+            <w:r>
+              <w:rPr>
+                <w:b/>
+                <w:bCs/>
+                <w:sz w:val="20"/>
+                <w:szCs w:val="20"/>
+              </w:rPr>
+              <w:t>not going to include this, for simplicity</w:t>
+            </w:r>
+          </w:p>
+        </w:tc>
+        <w:tc>
+          <w:tcPr>
+            <w:tcW w:w="1978" w:type="dxa"/>
+          </w:tcPr>
+          <w:p>
+            <w:pPr>
+              <w:rPr>
+                <w:sz w:val="20"/>
+                <w:szCs w:val="20"/>
+              </w:rPr>
+            </w:pPr>
+            <w:r>
+              <w:rPr>
+                <w:sz w:val="20"/>
+                <w:szCs w:val="20"/>
+              </w:rPr>
+              <w:t>Boxplot (miRNA content protease – untreated vs treated)</w:t>
+            </w:r>
+          </w:p>
+        </w:tc>
+        <w:tc>
+          <w:tcPr>
+            <w:tcW w:w="2074" w:type="dxa"/>
+          </w:tcPr>
+          <w:p>
+            <w:pPr>
+              <w:rPr>
+                <w:sz w:val="20"/>
+                <w:szCs w:val="20"/>
+              </w:rPr>
+            </w:pPr>
+            <w:r>
+              <w:rPr>
+                <w:sz w:val="20"/>
+                <w:szCs w:val="20"/>
+              </w:rPr>
+              <w:t>PCA of Calu-3 cells</w:t>
+            </w:r>
+          </w:p>
+        </w:tc>
+        <w:tc>
+          <w:tcPr>
+            <w:tcW w:w="1963" w:type="dxa"/>
+          </w:tcPr>
+          <w:p>
+            <w:pPr>
+              <w:rPr>
+                <w:sz w:val="20"/>
+                <w:szCs w:val="20"/>
+              </w:rPr>
+            </w:pPr>
+          </w:p>
+        </w:tc>
+      </w:tr>
+      <w:tr>
+        <w:trPr>
+          <w:trHeight w:val="287"/>
+        </w:trPr>
+        <w:tc>
+          <w:tcPr>
+            <w:tcW w:w="1975" w:type="dxa"/>
+          </w:tcPr>
+          <w:p>
+            <w:pPr>
+              <w:rPr>
+                <w:sz w:val="20"/>
+                <w:szCs w:val="20"/>
+              </w:rPr>
+            </w:pPr>
+            <w:r>
+              <w:rPr>
+                <w:sz w:val="20"/>
+                <w:szCs w:val="20"/>
+              </w:rPr>
+              <w:t>Panel B</w:t>
+            </w:r>
+          </w:p>
+        </w:tc>
+        <w:tc>
+          <w:tcPr>
+            <w:tcW w:w="1975" w:type="dxa"/>
+          </w:tcPr>
+          <w:p>
+            <w:pPr>
+              <w:rPr>
+                <w:sz w:val="20"/>
+                <w:szCs w:val="20"/>
+              </w:rPr>
+            </w:pPr>
+            <w:r>
+              <w:rPr>
+                <w:sz w:val="20"/>
+                <w:szCs w:val="20"/>
+              </w:rPr>
+              <w:t>MultiQC (</w:t>
+            </w:r>
+            <w:r>
+              <w:rPr>
+                <w:sz w:val="20"/>
+                <w:szCs w:val="20"/>
+              </w:rPr>
+              <w:t>Sequence Quality Histograms</w:t>
+            </w:r>
+            <w:r>
+              <w:rPr>
+                <w:sz w:val="20"/>
+                <w:szCs w:val="20"/>
+              </w:rPr>
+              <w:t xml:space="preserve"> </w:t>
+            </w:r>
+            <w:r>
+              <w:rPr>
+                <w:sz w:val="20"/>
+                <w:szCs w:val="20"/>
+              </w:rPr>
+              <w:lastRenderedPageBreak/>
+              <w:t>– protease)</w:t>
+            </w:r>
+            <w:r>
+              <w:rPr>
+                <w:b/>
+                <w:bCs/>
+                <w:sz w:val="20"/>
+                <w:szCs w:val="20"/>
+              </w:rPr>
+              <w:t xml:space="preserve"> not going to include this, for simplicity</w:t>
+            </w:r>
+          </w:p>
+        </w:tc>
+        <w:tc>
+          <w:tcPr>
+            <w:tcW w:w="1978" w:type="dxa"/>
+          </w:tcPr>
+          <w:p>
+            <w:pPr>
+              <w:rPr>
+                <w:sz w:val="20"/>
+                <w:szCs w:val="20"/>
+              </w:rPr>
+            </w:pPr>
+            <w:r>
+              <w:rPr>
+                <w:sz w:val="20"/>
+                <w:szCs w:val="20"/>
+              </w:rPr>
+              <w:lastRenderedPageBreak/>
+              <w:t xml:space="preserve">Boxplot (miRNA content hdm_dog – </w:t>
+            </w:r>
+            <w:r>
+              <w:rPr>
+                <w:sz w:val="20"/>
+                <w:szCs w:val="20"/>
+              </w:rPr>
+              <w:lastRenderedPageBreak/>
+              <w:t>untreated vs treated)</w:t>
+            </w:r>
+          </w:p>
+        </w:tc>
+        <w:tc>
+          <w:tcPr>
+            <w:tcW w:w="2074" w:type="dxa"/>
+          </w:tcPr>
+          <w:p>
+            <w:pPr>
+              <w:rPr>
+                <w:sz w:val="20"/>
+                <w:szCs w:val="20"/>
+              </w:rPr>
+            </w:pPr>
+            <w:r>
+              <w:rPr>
+                <w:sz w:val="20"/>
+                <w:szCs w:val="20"/>
+              </w:rPr>
+              <w:lastRenderedPageBreak/>
+              <w:t xml:space="preserve">Heatmap of DE miRNAs for dose24 </w:t>
+            </w:r>
+            <w:r>
+              <w:rPr>
+                <w:sz w:val="20"/>
+                <w:szCs w:val="20"/>
+              </w:rPr>
+              <w:lastRenderedPageBreak/>
+              <w:t>vs control CPM expression shown only for all conditions</w:t>
+            </w:r>
+          </w:p>
+          <w:p>
+            <w:pPr>
+              <w:pStyle w:val="ListParagraph"/>
+              <w:numPr>
+                <w:ilvl w:val="0"/>
+                <w:numId w:val="3"/>
+              </w:numPr>
+              <w:rPr>
+                <w:sz w:val="20"/>
+                <w:szCs w:val="20"/>
+              </w:rPr>
+            </w:pPr>
+            <w:r>
+              <w:rPr>
+                <w:sz w:val="20"/>
+                <w:szCs w:val="20"/>
+              </w:rPr>
+              <w:t>[hierarchical] clustering by correlation (average method)</w:t>
+            </w:r>
+          </w:p>
+        </w:tc>
+        <w:tc>
+          <w:tcPr>
+            <w:tcW w:w="1963" w:type="dxa"/>
+          </w:tcPr>
+          <w:p>
+            <w:pPr>
+              <w:rPr>
+                <w:sz w:val="20"/>
+                <w:szCs w:val="20"/>
+              </w:rPr>
+            </w:pPr>
+          </w:p>
+        </w:tc>
+      </w:tr>
+      <w:tr>
+        <w:trPr>
+          <w:trHeight w:val="287"/>
+        </w:trPr>
+        <w:tc>
+          <w:tcPr>
+            <w:tcW w:w="1975" w:type="dxa"/>
+          </w:tcPr>
+          <w:p>
+            <w:pPr>
+              <w:rPr>
+                <w:sz w:val="20"/>
+                <w:szCs w:val="20"/>
+              </w:rPr>
+            </w:pPr>
+            <w:r>
+              <w:rPr>
+                <w:sz w:val="20"/>
+                <w:szCs w:val="20"/>
+              </w:rPr>
+              <w:t>Panel C</w:t>
+            </w:r>
+          </w:p>
+        </w:tc>
+        <w:tc>
+          <w:tcPr>
+            <w:tcW w:w="1975" w:type="dxa"/>
+          </w:tcPr>
+          <w:p>
+            <w:pPr>
+              <w:rPr>
+                <w:sz w:val="20"/>
+                <w:szCs w:val="20"/>
+              </w:rPr>
+            </w:pPr>
+          </w:p>
+        </w:tc>
+        <w:tc>
+          <w:tcPr>
+            <w:tcW w:w="1978" w:type="dxa"/>
+          </w:tcPr>
+          <w:p>
+            <w:pPr>
+              <w:rPr>
+                <w:sz w:val="20"/>
+                <w:szCs w:val="20"/>
+              </w:rPr>
+            </w:pPr>
+            <w:r>
+              <w:rPr>
+                <w:sz w:val="20"/>
+                <w:szCs w:val="20"/>
+              </w:rPr>
+              <w:t>Boxplot (miRNA content protease – dose conditions)</w:t>
+            </w:r>
+          </w:p>
+        </w:tc>
+        <w:tc>
+          <w:tcPr>
+            <w:tcW w:w="2074" w:type="dxa"/>
+          </w:tcPr>
+          <w:p>
+            <w:pPr>
+              <w:rPr>
+                <w:sz w:val="20"/>
+                <w:szCs w:val="20"/>
+              </w:rPr>
+            </w:pPr>
+          </w:p>
+        </w:tc>
+        <w:tc>
+          <w:tcPr>
+            <w:tcW w:w="1963" w:type="dxa"/>
+          </w:tcPr>
+          <w:p>
+            <w:pPr>
+              <w:rPr>
+                <w:sz w:val="20"/>
+                <w:szCs w:val="20"/>
+              </w:rPr>
+            </w:pPr>
+          </w:p>
+        </w:tc>
+      </w:tr>
+      <w:tr>
+        <w:trPr>
+          <w:trHeight w:val="287"/>
+        </w:trPr>
+        <w:tc>
+          <w:tcPr>
+            <w:tcW w:w="1975" w:type="dxa"/>
+          </w:tcPr>
+          <w:p>
+            <w:pPr>
+              <w:rPr>
+                <w:sz w:val="20"/>
+                <w:szCs w:val="20"/>
+              </w:rPr>
+            </w:pPr>
+            <w:r>
+              <w:rPr>
+                <w:sz w:val="20"/>
+                <w:szCs w:val="20"/>
+              </w:rPr>
+              <w:t>Panel D</w:t>
+            </w:r>
+          </w:p>
+        </w:tc>
+        <w:tc>
+          <w:tcPr>
+            <w:tcW w:w="1975" w:type="dxa"/>
+          </w:tcPr>
+          <w:p>
+            <w:pPr>
+              <w:rPr>
+                <w:sz w:val="20"/>
+                <w:szCs w:val="20"/>
+              </w:rPr>
+            </w:pPr>
+          </w:p>
+        </w:tc>
+        <w:tc>
+          <w:tcPr>
+            <w:tcW w:w="1978" w:type="dxa"/>
+          </w:tcPr>
+          <w:p>
+            <w:pPr>
+              <w:rPr>
+                <w:sz w:val="20"/>
+                <w:szCs w:val="20"/>
+              </w:rPr>
+            </w:pPr>
+            <w:r>
+              <w:rPr>
+                <w:sz w:val="20"/>
+                <w:szCs w:val="20"/>
+              </w:rPr>
+              <w:t>Boxplot (miRNA content hdm_dog – allergen conditions)</w:t>
+            </w:r>
+          </w:p>
+        </w:tc>
+        <w:tc>
+          <w:tcPr>
+            <w:tcW w:w="2074" w:type="dxa"/>
+          </w:tcPr>
+          <w:p>
+            <w:pPr>
+              <w:rPr>
+                <w:sz w:val="20"/>
+                <w:szCs w:val="20"/>
+              </w:rPr>
+            </w:pPr>
+          </w:p>
+        </w:tc>
+        <w:tc>
+          <w:tcPr>
+            <w:tcW w:w="1963" w:type="dxa"/>
+          </w:tcPr>
+          <w:p>
+            <w:pPr>
+              <w:rPr>
+                <w:sz w:val="20"/>
+                <w:szCs w:val="20"/>
+              </w:rPr>
+            </w:pPr>
+          </w:p>
+        </w:tc>
+      </w:tr>
+      <w:tr>
+        <w:trPr>
+          <w:trHeight w:val="275"/>
+        </w:trPr>
+        <w:tc>
+          <w:tcPr>
+            <w:tcW w:w="1975" w:type="dxa"/>
+          </w:tcPr>
+          <w:p>
+            <w:pPr>
+              <w:rPr>
+                <w:sz w:val="20"/>
+                <w:szCs w:val="20"/>
+              </w:rPr>
+            </w:pPr>
+            <w:r>
+              <w:rPr>
+                <w:sz w:val="20"/>
+                <w:szCs w:val="20"/>
+              </w:rPr>
+              <w:t>Panel E</w:t>
+            </w:r>
+          </w:p>
+        </w:tc>
+        <w:tc>
+          <w:tcPr>
+            <w:tcW w:w="1975" w:type="dxa"/>
+          </w:tcPr>
+          <w:p>
+            <w:pPr>
+              <w:rPr>
+                <w:sz w:val="20"/>
+                <w:szCs w:val="20"/>
+              </w:rPr>
+            </w:pPr>
+          </w:p>
+        </w:tc>
+        <w:tc>
+          <w:tcPr>
+            <w:tcW w:w="1978" w:type="dxa"/>
+          </w:tcPr>
+          <w:p>
+            <w:pPr>
+              <w:rPr>
+                <w:sz w:val="20"/>
+                <w:szCs w:val="20"/>
+              </w:rPr>
+            </w:pPr>
+          </w:p>
+        </w:tc>
+        <w:tc>
+          <w:tcPr>
+            <w:tcW w:w="2074" w:type="dxa"/>
+          </w:tcPr>
+          <w:p>
+            <w:pPr>
+              <w:rPr>
+                <w:sz w:val="20"/>
+                <w:szCs w:val="20"/>
+              </w:rPr>
+            </w:pPr>
+          </w:p>
+        </w:tc>
+        <w:tc>
+          <w:tcPr>
+            <w:tcW w:w="1963" w:type="dxa"/>
+          </w:tcPr>
+          <w:p>
+            <w:pPr>
+              <w:rPr>
+                <w:sz w:val="20"/>
+                <w:szCs w:val="20"/>
+              </w:rPr>
+            </w:pPr>
+          </w:p>
+        </w:tc>
+      </w:tr>
+    </w:tbl>
+    <w:p>
+      <w:pPr>
+        <w:rPr>
+          <w:b/>
+          <w:bCs/>
+        </w:rPr>
+      </w:pPr>
+    </w:p>
+    <w:p/>
     <w:p/>
     <w:sectPr>
       <w:pgSz w:w="11906" w:h="16838"/>
@@ -3691,6 +4147,7 @@
   <w:style w:type="paragraph" w:default="1" w:styleId="Normal">
     <w:name w:val="Normal"/>
     <w:qFormat/>
+    <w:rsid w:val="009A271B"/>
   </w:style>
   <w:style w:type="paragraph" w:styleId="Heading1">
     <w:name w:val="heading 1"/>

--- a/write_up/drafts/project_plan/figures_list_draft.docx
+++ b/write_up/drafts/project_plan/figures_list_draft.docx
@@ -231,12 +231,21 @@
                 <w:szCs w:val="20"/>
               </w:rPr>
             </w:pPr>
-            <w:r>
-              <w:rPr>
-                <w:sz w:val="20"/>
-                <w:szCs w:val="20"/>
-              </w:rPr>
-              <w:t>MultiQC QC Plots</w:t>
+            <w:proofErr w:type="spellStart"/>
+            <w:r>
+              <w:rPr>
+                <w:sz w:val="20"/>
+                <w:szCs w:val="20"/>
+              </w:rPr>
+              <w:t>MultiQC</w:t>
+            </w:r>
+            <w:proofErr w:type="spellEnd"/>
+            <w:r>
+              <w:rPr>
+                <w:sz w:val="20"/>
+                <w:szCs w:val="20"/>
+              </w:rPr>
+              <w:t xml:space="preserve"> QC Plots</w:t>
             </w:r>
           </w:p>
         </w:tc>
@@ -441,12 +450,21 @@
                 <w:szCs w:val="20"/>
               </w:rPr>
             </w:pPr>
-            <w:r>
-              <w:rPr>
-                <w:sz w:val="20"/>
-                <w:szCs w:val="20"/>
-              </w:rPr>
-              <w:t>MultiQC (</w:t>
+            <w:proofErr w:type="spellStart"/>
+            <w:r>
+              <w:rPr>
+                <w:sz w:val="20"/>
+                <w:szCs w:val="20"/>
+              </w:rPr>
+              <w:t>MultiQC</w:t>
+            </w:r>
+            <w:proofErr w:type="spellEnd"/>
+            <w:r>
+              <w:rPr>
+                <w:sz w:val="20"/>
+                <w:szCs w:val="20"/>
+              </w:rPr>
+              <w:t xml:space="preserve"> (</w:t>
             </w:r>
             <w:r>
               <w:rPr>
@@ -500,7 +518,39 @@
                 <w:sz w:val="20"/>
                 <w:szCs w:val="20"/>
               </w:rPr>
-              <w:t>PCA (one pca for protease, one for hdm_dog)</w:t>
+              <w:t xml:space="preserve">PCA (one </w:t>
+            </w:r>
+            <w:proofErr w:type="spellStart"/>
+            <w:r>
+              <w:rPr>
+                <w:sz w:val="20"/>
+                <w:szCs w:val="20"/>
+              </w:rPr>
+              <w:t>pca</w:t>
+            </w:r>
+            <w:proofErr w:type="spellEnd"/>
+            <w:r>
+              <w:rPr>
+                <w:sz w:val="20"/>
+                <w:szCs w:val="20"/>
+              </w:rPr>
+              <w:t xml:space="preserve"> for protease, one for </w:t>
+            </w:r>
+            <w:proofErr w:type="spellStart"/>
+            <w:r>
+              <w:rPr>
+                <w:sz w:val="20"/>
+                <w:szCs w:val="20"/>
+              </w:rPr>
+              <w:t>hdm_dog</w:t>
+            </w:r>
+            <w:proofErr w:type="spellEnd"/>
+            <w:r>
+              <w:rPr>
+                <w:sz w:val="20"/>
+                <w:szCs w:val="20"/>
+              </w:rPr>
+              <w:t>)</w:t>
             </w:r>
           </w:p>
           <w:p>
@@ -535,12 +585,21 @@
                 <w:szCs w:val="20"/>
               </w:rPr>
             </w:pPr>
-            <w:r>
-              <w:rPr>
-                <w:sz w:val="20"/>
-                <w:szCs w:val="20"/>
-              </w:rPr>
-              <w:t>ReactomePA (upregulated bubble plot in a different colour)</w:t>
+            <w:proofErr w:type="spellStart"/>
+            <w:r>
+              <w:rPr>
+                <w:sz w:val="20"/>
+                <w:szCs w:val="20"/>
+              </w:rPr>
+              <w:t>ReactomePA</w:t>
+            </w:r>
+            <w:proofErr w:type="spellEnd"/>
+            <w:r>
+              <w:rPr>
+                <w:sz w:val="20"/>
+                <w:szCs w:val="20"/>
+              </w:rPr>
+              <w:t xml:space="preserve"> (upregulated bubble plot in a different colour)</w:t>
             </w:r>
           </w:p>
         </w:tc>
@@ -580,12 +639,21 @@
                 <w:szCs w:val="20"/>
               </w:rPr>
             </w:pPr>
-            <w:r>
-              <w:rPr>
-                <w:sz w:val="20"/>
-                <w:szCs w:val="20"/>
-              </w:rPr>
-              <w:t>MultiQC (</w:t>
+            <w:proofErr w:type="spellStart"/>
+            <w:r>
+              <w:rPr>
+                <w:sz w:val="20"/>
+                <w:szCs w:val="20"/>
+              </w:rPr>
+              <w:t>MultiQC</w:t>
+            </w:r>
+            <w:proofErr w:type="spellEnd"/>
+            <w:r>
+              <w:rPr>
+                <w:sz w:val="20"/>
+                <w:szCs w:val="20"/>
+              </w:rPr>
+              <w:t xml:space="preserve"> (</w:t>
             </w:r>
             <w:r>
               <w:rPr>
@@ -614,12 +682,21 @@
                 <w:szCs w:val="20"/>
               </w:rPr>
             </w:pPr>
-            <w:r>
-              <w:rPr>
-                <w:sz w:val="20"/>
-                <w:szCs w:val="20"/>
-              </w:rPr>
-              <w:t>MultiQC RNA categories plot (protease)</w:t>
+            <w:proofErr w:type="spellStart"/>
+            <w:r>
+              <w:rPr>
+                <w:sz w:val="20"/>
+                <w:szCs w:val="20"/>
+              </w:rPr>
+              <w:t>MultiQC</w:t>
+            </w:r>
+            <w:proofErr w:type="spellEnd"/>
+            <w:r>
+              <w:rPr>
+                <w:sz w:val="20"/>
+                <w:szCs w:val="20"/>
+              </w:rPr>
+              <w:t xml:space="preserve"> RNA categories plot (protease)</w:t>
             </w:r>
           </w:p>
         </w:tc>
@@ -634,12 +711,21 @@
                 <w:szCs w:val="20"/>
               </w:rPr>
             </w:pPr>
-            <w:r>
-              <w:rPr>
-                <w:sz w:val="20"/>
-                <w:szCs w:val="20"/>
-              </w:rPr>
-              <w:t>Barchart of all DE results (all 8 conditions – calu-3 at FDR &lt;0.2)</w:t>
+            <w:proofErr w:type="spellStart"/>
+            <w:r>
+              <w:rPr>
+                <w:sz w:val="20"/>
+                <w:szCs w:val="20"/>
+              </w:rPr>
+              <w:t>Barchart</w:t>
+            </w:r>
+            <w:proofErr w:type="spellEnd"/>
+            <w:r>
+              <w:rPr>
+                <w:sz w:val="20"/>
+                <w:szCs w:val="20"/>
+              </w:rPr>
+              <w:t xml:space="preserve"> of all DE results (all 8 conditions – calu-3 at FDR &lt;0.2)</w:t>
             </w:r>
           </w:p>
         </w:tc>
@@ -654,12 +740,21 @@
                 <w:szCs w:val="20"/>
               </w:rPr>
             </w:pPr>
-            <w:r>
-              <w:rPr>
-                <w:sz w:val="20"/>
-                <w:szCs w:val="20"/>
-              </w:rPr>
-              <w:t>ReactomePA (downregulated bubble plot in same colour as upregulated)</w:t>
+            <w:proofErr w:type="spellStart"/>
+            <w:r>
+              <w:rPr>
+                <w:sz w:val="20"/>
+                <w:szCs w:val="20"/>
+              </w:rPr>
+              <w:t>ReactomePA</w:t>
+            </w:r>
+            <w:proofErr w:type="spellEnd"/>
+            <w:r>
+              <w:rPr>
+                <w:sz w:val="20"/>
+                <w:szCs w:val="20"/>
+              </w:rPr>
+              <w:t xml:space="preserve"> (downregulated bubble plot in same colour as upregulated)</w:t>
             </w:r>
           </w:p>
         </w:tc>
@@ -699,12 +794,21 @@
                 <w:szCs w:val="20"/>
               </w:rPr>
             </w:pPr>
-            <w:r>
-              <w:rPr>
-                <w:sz w:val="20"/>
-                <w:szCs w:val="20"/>
-              </w:rPr>
-              <w:t>MultiQC (</w:t>
+            <w:proofErr w:type="spellStart"/>
+            <w:r>
+              <w:rPr>
+                <w:sz w:val="20"/>
+                <w:szCs w:val="20"/>
+              </w:rPr>
+              <w:t>MultiQC</w:t>
+            </w:r>
+            <w:proofErr w:type="spellEnd"/>
+            <w:r>
+              <w:rPr>
+                <w:sz w:val="20"/>
+                <w:szCs w:val="20"/>
+              </w:rPr>
+              <w:t xml:space="preserve"> (</w:t>
             </w:r>
             <w:r>
               <w:rPr>
@@ -733,13 +837,23 @@
                 <w:szCs w:val="20"/>
               </w:rPr>
             </w:pPr>
-            <w:r>
-              <w:rPr>
-                <w:sz w:val="20"/>
-                <w:szCs w:val="20"/>
-              </w:rPr>
-              <w:t>MultiQC RNA categories plot (</w:t>
-            </w:r>
+            <w:proofErr w:type="spellStart"/>
+            <w:r>
+              <w:rPr>
+                <w:sz w:val="20"/>
+                <w:szCs w:val="20"/>
+              </w:rPr>
+              <w:t>MultiQC</w:t>
+            </w:r>
+            <w:proofErr w:type="spellEnd"/>
+            <w:r>
+              <w:rPr>
+                <w:sz w:val="20"/>
+                <w:szCs w:val="20"/>
+              </w:rPr>
+              <w:t xml:space="preserve"> RNA categories plot (</w:t>
+            </w:r>
+            <w:proofErr w:type="spellStart"/>
             <w:r>
               <w:rPr>
                 <w:sz w:val="20"/>
@@ -747,6 +861,7 @@
               </w:rPr>
               <w:t>hdm_dog</w:t>
             </w:r>
+            <w:proofErr w:type="spellEnd"/>
             <w:r>
               <w:rPr>
                 <w:sz w:val="20"/>
@@ -819,7 +934,39 @@
                 <w:sz w:val="20"/>
                 <w:szCs w:val="20"/>
               </w:rPr>
-              <w:t>MIEAA (wordplot – state that this was obtained from the default output from mieaa)</w:t>
+              <w:t>MIEAA (</w:t>
+            </w:r>
+            <w:proofErr w:type="spellStart"/>
+            <w:r>
+              <w:rPr>
+                <w:sz w:val="20"/>
+                <w:szCs w:val="20"/>
+              </w:rPr>
+              <w:t>wordplot</w:t>
+            </w:r>
+            <w:proofErr w:type="spellEnd"/>
+            <w:r>
+              <w:rPr>
+                <w:sz w:val="20"/>
+                <w:szCs w:val="20"/>
+              </w:rPr>
+              <w:t xml:space="preserve"> – state that this was obtained from the default output from </w:t>
+            </w:r>
+            <w:proofErr w:type="spellStart"/>
+            <w:r>
+              <w:rPr>
+                <w:sz w:val="20"/>
+                <w:szCs w:val="20"/>
+              </w:rPr>
+              <w:t>mieaa</w:t>
+            </w:r>
+            <w:proofErr w:type="spellEnd"/>
+            <w:r>
+              <w:rPr>
+                <w:sz w:val="20"/>
+                <w:szCs w:val="20"/>
+              </w:rPr>
+              <w:t>)</w:t>
             </w:r>
           </w:p>
         </w:tc>
@@ -910,7 +1057,23 @@
                 <w:sz w:val="20"/>
                 <w:szCs w:val="20"/>
               </w:rPr>
-              <w:t>Log2FC on y axis? [Need to ensure text and figure agree on if logFC or log2FC]</w:t>
+              <w:t xml:space="preserve">Log2FC on y axis? [Need to ensure text and figure agree on if </w:t>
+            </w:r>
+            <w:proofErr w:type="spellStart"/>
+            <w:r>
+              <w:rPr>
+                <w:sz w:val="20"/>
+                <w:szCs w:val="20"/>
+              </w:rPr>
+              <w:t>logFC</w:t>
+            </w:r>
+            <w:proofErr w:type="spellEnd"/>
+            <w:r>
+              <w:rPr>
+                <w:sz w:val="20"/>
+                <w:szCs w:val="20"/>
+              </w:rPr>
+              <w:t xml:space="preserve"> or log2FC]</w:t>
             </w:r>
           </w:p>
           <w:p>
@@ -1133,6 +1296,14 @@
         </w:rPr>
         <w:t>Supplementary Figures</w:t>
       </w:r>
+    </w:p>
+    <w:p>
+      <w:pPr>
+        <w:rPr>
+          <w:sz w:val="20"/>
+          <w:szCs w:val="20"/>
+        </w:rPr>
+      </w:pPr>
     </w:p>
     <w:tbl>
       <w:tblPr>
@@ -1338,6 +1509,13 @@
                 <w:szCs w:val="20"/>
               </w:rPr>
             </w:pPr>
+            <w:r>
+              <w:rPr>
+                <w:sz w:val="20"/>
+                <w:szCs w:val="20"/>
+              </w:rPr>
+              <w:t>DE Analysis</w:t>
+            </w:r>
           </w:p>
         </w:tc>
         <w:tc>
@@ -1429,6 +1607,13 @@
                 <w:szCs w:val="20"/>
               </w:rPr>
             </w:pPr>
+            <w:r>
+              <w:rPr>
+                <w:sz w:val="20"/>
+                <w:szCs w:val="20"/>
+              </w:rPr>
+              <w:t>4</w:t>
+            </w:r>
           </w:p>
         </w:tc>
         <w:tc>
@@ -1522,6 +1707,29 @@
                 <w:szCs w:val="20"/>
               </w:rPr>
             </w:pPr>
+            <w:r>
+              <w:rPr>
+                <w:sz w:val="20"/>
+                <w:szCs w:val="20"/>
+              </w:rPr>
+              <w:t xml:space="preserve">Venn diagram (overlapping </w:t>
+            </w:r>
+            <w:proofErr w:type="spellStart"/>
+            <w:r>
+              <w:rPr>
+                <w:sz w:val="20"/>
+                <w:szCs w:val="20"/>
+              </w:rPr>
+              <w:t>mirnas</w:t>
+            </w:r>
+            <w:proofErr w:type="spellEnd"/>
+            <w:r>
+              <w:rPr>
+                <w:sz w:val="20"/>
+                <w:szCs w:val="20"/>
+              </w:rPr>
+              <w:t xml:space="preserve"> in protease conditions)</w:t>
+            </w:r>
           </w:p>
         </w:tc>
         <w:tc>
@@ -1578,7 +1786,23 @@
                 <w:sz w:val="20"/>
                 <w:szCs w:val="20"/>
               </w:rPr>
-              <w:t>Boxplot (miRNA content hdm_dog – allergen conditions)</w:t>
+              <w:t xml:space="preserve">Boxplot (miRNA content </w:t>
+            </w:r>
+            <w:proofErr w:type="spellStart"/>
+            <w:r>
+              <w:rPr>
+                <w:sz w:val="20"/>
+                <w:szCs w:val="20"/>
+              </w:rPr>
+              <w:t>hdm_dog</w:t>
+            </w:r>
+            <w:proofErr w:type="spellEnd"/>
+            <w:r>
+              <w:rPr>
+                <w:sz w:val="20"/>
+                <w:szCs w:val="20"/>
+              </w:rPr>
+              <w:t xml:space="preserve"> – allergen conditions)</w:t>
             </w:r>
           </w:p>
         </w:tc>
@@ -1613,8 +1837,17 @@
                 <w:sz w:val="20"/>
                 <w:szCs w:val="20"/>
               </w:rPr>
-              <w:t>[hierarchical] clusterin</w:t>
-            </w:r>
+              <w:t xml:space="preserve">[hierarchical] </w:t>
+            </w:r>
+            <w:proofErr w:type="spellStart"/>
+            <w:r>
+              <w:rPr>
+                <w:sz w:val="20"/>
+                <w:szCs w:val="20"/>
+              </w:rPr>
+              <w:t>clusterin</w:t>
+            </w:r>
+            <w:proofErr w:type="spellEnd"/>
           </w:p>
           <w:p>
             <w:pPr>
@@ -1658,6 +1891,43 @@
                 <w:szCs w:val="20"/>
               </w:rPr>
             </w:pPr>
+            <w:r>
+              <w:rPr>
+                <w:sz w:val="20"/>
+                <w:szCs w:val="20"/>
+              </w:rPr>
+              <w:t xml:space="preserve">Venn diagram (overlapping </w:t>
+            </w:r>
+            <w:proofErr w:type="spellStart"/>
+            <w:r>
+              <w:rPr>
+                <w:sz w:val="20"/>
+                <w:szCs w:val="20"/>
+              </w:rPr>
+              <w:t>mirnas</w:t>
+            </w:r>
+            <w:proofErr w:type="spellEnd"/>
+            <w:r>
+              <w:rPr>
+                <w:sz w:val="20"/>
+                <w:szCs w:val="20"/>
+              </w:rPr>
+              <w:t xml:space="preserve"> in </w:t>
+            </w:r>
+            <w:r>
+              <w:rPr>
+                <w:sz w:val="20"/>
+                <w:szCs w:val="20"/>
+              </w:rPr>
+              <w:t>calu3</w:t>
+            </w:r>
+            <w:r>
+              <w:rPr>
+                <w:sz w:val="20"/>
+                <w:szCs w:val="20"/>
+              </w:rPr>
+              <w:t xml:space="preserve"> conditions)</w:t>
+            </w:r>
           </w:p>
         </w:tc>
         <w:tc>
@@ -1735,6 +2005,43 @@
                 <w:szCs w:val="20"/>
               </w:rPr>
             </w:pPr>
+            <w:r>
+              <w:rPr>
+                <w:sz w:val="20"/>
+                <w:szCs w:val="20"/>
+              </w:rPr>
+              <w:t xml:space="preserve">Venn diagram (overlapping </w:t>
+            </w:r>
+            <w:proofErr w:type="spellStart"/>
+            <w:r>
+              <w:rPr>
+                <w:sz w:val="20"/>
+                <w:szCs w:val="20"/>
+              </w:rPr>
+              <w:t>mirnas</w:t>
+            </w:r>
+            <w:proofErr w:type="spellEnd"/>
+            <w:r>
+              <w:rPr>
+                <w:sz w:val="20"/>
+                <w:szCs w:val="20"/>
+              </w:rPr>
+              <w:t xml:space="preserve"> in </w:t>
+            </w:r>
+            <w:r>
+              <w:rPr>
+                <w:sz w:val="20"/>
+                <w:szCs w:val="20"/>
+              </w:rPr>
+              <w:t>between primary and calu3 cells</w:t>
+            </w:r>
+            <w:r>
+              <w:rPr>
+                <w:sz w:val="20"/>
+                <w:szCs w:val="20"/>
+              </w:rPr>
+              <w:t>)</w:t>
+            </w:r>
           </w:p>
         </w:tc>
         <w:tc>
@@ -2009,6 +2316,7 @@
         </w:numPr>
       </w:pPr>
       <w:r>
+        <w:lastRenderedPageBreak/>
         <w:t xml:space="preserve">Should also have a box before ‘DE analysis’ with something like ‘preprocessing’ or ‘read quantification’. Or if there’s space then can include trimming, qc etc. </w:t>
       </w:r>
     </w:p>
@@ -2017,13 +2325,17 @@
         <w:pStyle w:val="Heading1"/>
       </w:pPr>
       <w:r>
-        <w:lastRenderedPageBreak/>
         <w:t>Figure: RNA composition</w:t>
       </w:r>
     </w:p>
     <w:p>
-      <w:r>
-        <w:t>miRTrace results for 01_protease vs 02_hdm_dog as it shows vast differences between primary and calu-3 cells which exemplify why EVs/miRNAs weren’t isolated</w:t>
+      <w:proofErr w:type="spellStart"/>
+      <w:r>
+        <w:t>miRTrace</w:t>
+      </w:r>
+      <w:proofErr w:type="spellEnd"/>
+      <w:r>
+        <w:t xml:space="preserve"> results for 01_protease vs 02_hdm_dog as it shows vast differences between primary and calu-3 cells which exemplify why EVs/miRNAs weren’t isolated</w:t>
       </w:r>
     </w:p>
     <w:p>
@@ -2071,7 +2383,15 @@
         </w:numPr>
       </w:pPr>
       <w:r>
-        <w:t>Boxplot with 01_ vs 02_ mirna composition across samples</w:t>
+        <w:t xml:space="preserve">Boxplot with 01_ vs 02_ </w:t>
+      </w:r>
+      <w:proofErr w:type="spellStart"/>
+      <w:r>
+        <w:t>mirna</w:t>
+      </w:r>
+      <w:proofErr w:type="spellEnd"/>
+      <w:r>
+        <w:t xml:space="preserve"> composition across samples</w:t>
       </w:r>
     </w:p>
     <w:p>
@@ -2083,7 +2403,15 @@
         </w:numPr>
       </w:pPr>
       <w:r>
-        <w:t xml:space="preserve">To get average mirna value across sample for comparison, look at file: </w:t>
+        <w:t xml:space="preserve">To get average </w:t>
+      </w:r>
+      <w:proofErr w:type="spellStart"/>
+      <w:r>
+        <w:t>mirna</w:t>
+      </w:r>
+      <w:proofErr w:type="spellEnd"/>
+      <w:r>
+        <w:t xml:space="preserve"> value across sample for comparison, look at file: </w:t>
       </w:r>
       <w:r>
         <w:t>/gpfs01/home/mbxcj2/L4137_HBEC_EV_Transcriptomics-Project/01_Protease/results/analysis_pipeline/run_01/02_reads_qc/trimmed/multiqc/multiqc_data</w:t>
@@ -2127,7 +2455,15 @@
         <w:pStyle w:val="Heading2"/>
       </w:pPr>
       <w:r>
-        <w:t>Heatmap (normalised e.g, CPM)</w:t>
+        <w:t xml:space="preserve">Heatmap (normalised </w:t>
+      </w:r>
+      <w:proofErr w:type="spellStart"/>
+      <w:r>
+        <w:t>e.g</w:t>
+      </w:r>
+      <w:proofErr w:type="spellEnd"/>
+      <w:r>
+        <w:t>, CPM)</w:t>
       </w:r>
     </w:p>
     <w:p>
@@ -2179,7 +2515,24 @@
     </w:p>
     <w:p>
       <w:r>
-        <w:t>Could also look for overlap between protease/dog/hdm and put in venn diagram</w:t>
+        <w:lastRenderedPageBreak/>
+        <w:t>Could also look for overlap between protease/dog/</w:t>
+      </w:r>
+      <w:proofErr w:type="spellStart"/>
+      <w:r>
+        <w:t>hdm</w:t>
+      </w:r>
+      <w:proofErr w:type="spellEnd"/>
+      <w:r>
+        <w:t xml:space="preserve"> and put in </w:t>
+      </w:r>
+      <w:proofErr w:type="spellStart"/>
+      <w:r>
+        <w:t>venn</w:t>
+      </w:r>
+      <w:proofErr w:type="spellEnd"/>
+      <w:r>
+        <w:t xml:space="preserve"> diagram</w:t>
       </w:r>
     </w:p>
     <w:p>
@@ -2187,13 +2540,17 @@
         <w:pStyle w:val="Heading2"/>
       </w:pPr>
       <w:r>
-        <w:lastRenderedPageBreak/>
         <w:t>Indirect FE</w:t>
       </w:r>
     </w:p>
     <w:p>
-      <w:r>
-        <w:t>Cytoscape plot?</w:t>
+      <w:proofErr w:type="spellStart"/>
+      <w:r>
+        <w:t>Cytoscape</w:t>
+      </w:r>
+      <w:proofErr w:type="spellEnd"/>
+      <w:r>
+        <w:t xml:space="preserve"> plot?</w:t>
       </w:r>
     </w:p>
     <w:p>
@@ -2472,12 +2829,21 @@
                 <w:szCs w:val="20"/>
               </w:rPr>
             </w:pPr>
-            <w:r>
-              <w:rPr>
-                <w:sz w:val="20"/>
-                <w:szCs w:val="20"/>
-              </w:rPr>
-              <w:t>MultiQC QC Plots</w:t>
+            <w:proofErr w:type="spellStart"/>
+            <w:r>
+              <w:rPr>
+                <w:sz w:val="20"/>
+                <w:szCs w:val="20"/>
+              </w:rPr>
+              <w:t>MultiQC</w:t>
+            </w:r>
+            <w:proofErr w:type="spellEnd"/>
+            <w:r>
+              <w:rPr>
+                <w:sz w:val="20"/>
+                <w:szCs w:val="20"/>
+              </w:rPr>
+              <w:t xml:space="preserve"> QC Plots</w:t>
             </w:r>
           </w:p>
         </w:tc>
@@ -2670,12 +3036,21 @@
                 <w:szCs w:val="20"/>
               </w:rPr>
             </w:pPr>
-            <w:r>
-              <w:rPr>
-                <w:sz w:val="20"/>
-                <w:szCs w:val="20"/>
-              </w:rPr>
-              <w:t>MultiQC (</w:t>
+            <w:proofErr w:type="spellStart"/>
+            <w:r>
+              <w:rPr>
+                <w:sz w:val="20"/>
+                <w:szCs w:val="20"/>
+              </w:rPr>
+              <w:t>MultiQC</w:t>
+            </w:r>
+            <w:proofErr w:type="spellEnd"/>
+            <w:r>
+              <w:rPr>
+                <w:sz w:val="20"/>
+                <w:szCs w:val="20"/>
+              </w:rPr>
+              <w:t xml:space="preserve"> (</w:t>
             </w:r>
             <w:r>
               <w:rPr>
@@ -2776,6 +3151,7 @@
                 <w:sz w:val="20"/>
                 <w:szCs w:val="20"/>
               </w:rPr>
+              <w:lastRenderedPageBreak/>
               <w:t>Panel B</w:t>
             </w:r>
           </w:p>
@@ -2791,12 +3167,21 @@
                 <w:szCs w:val="20"/>
               </w:rPr>
             </w:pPr>
-            <w:r>
-              <w:rPr>
-                <w:sz w:val="20"/>
-                <w:szCs w:val="20"/>
-              </w:rPr>
-              <w:t>MultiQC (</w:t>
+            <w:proofErr w:type="spellStart"/>
+            <w:r>
+              <w:rPr>
+                <w:sz w:val="20"/>
+                <w:szCs w:val="20"/>
+              </w:rPr>
+              <w:t>MultiQC</w:t>
+            </w:r>
+            <w:proofErr w:type="spellEnd"/>
+            <w:r>
+              <w:rPr>
+                <w:sz w:val="20"/>
+                <w:szCs w:val="20"/>
+              </w:rPr>
+              <w:t xml:space="preserve"> (</w:t>
             </w:r>
             <w:r>
               <w:rPr>
@@ -2810,15 +3195,7 @@
                 <w:sz w:val="20"/>
                 <w:szCs w:val="20"/>
               </w:rPr>
-              <w:t xml:space="preserve"> </w:t>
-            </w:r>
-            <w:r>
-              <w:rPr>
-                <w:sz w:val="20"/>
-                <w:szCs w:val="20"/>
-              </w:rPr>
-              <w:lastRenderedPageBreak/>
-              <w:t>– protease)</w:t>
+              <w:t xml:space="preserve"> – protease)</w:t>
             </w:r>
             <w:r>
               <w:rPr>
@@ -2847,16 +3224,23 @@
                 <w:sz w:val="20"/>
                 <w:szCs w:val="20"/>
               </w:rPr>
-              <w:lastRenderedPageBreak/>
-              <w:t xml:space="preserve">Boxplot (miRNA content hdm_dog – </w:t>
-            </w:r>
-            <w:r>
-              <w:rPr>
-                <w:sz w:val="20"/>
-                <w:szCs w:val="20"/>
-              </w:rPr>
-              <w:lastRenderedPageBreak/>
-              <w:t>untreated vs treated)</w:t>
+              <w:t xml:space="preserve">Boxplot (miRNA content </w:t>
+            </w:r>
+            <w:proofErr w:type="spellStart"/>
+            <w:r>
+              <w:rPr>
+                <w:sz w:val="20"/>
+                <w:szCs w:val="20"/>
+              </w:rPr>
+              <w:t>hdm_dog</w:t>
+            </w:r>
+            <w:proofErr w:type="spellEnd"/>
+            <w:r>
+              <w:rPr>
+                <w:sz w:val="20"/>
+                <w:szCs w:val="20"/>
+              </w:rPr>
+              <w:t xml:space="preserve"> – untreated vs treated)</w:t>
             </w:r>
           </w:p>
         </w:tc>
@@ -2876,16 +3260,7 @@
                 <w:sz w:val="20"/>
                 <w:szCs w:val="20"/>
               </w:rPr>
-              <w:lastRenderedPageBreak/>
-              <w:t xml:space="preserve">Heatmap of DE miRNAs for dose24 </w:t>
-            </w:r>
-            <w:r>
-              <w:rPr>
-                <w:sz w:val="20"/>
-                <w:szCs w:val="20"/>
-              </w:rPr>
-              <w:lastRenderedPageBreak/>
-              <w:t>vs control CPM expression shown only for all conditions</w:t>
+              <w:t>Heatmap of DE miRNAs for dose24 vs control CPM expression shown only for all conditions</w:t>
             </w:r>
           </w:p>
           <w:p>
@@ -3060,7 +3435,23 @@
                 <w:sz w:val="20"/>
                 <w:szCs w:val="20"/>
               </w:rPr>
-              <w:t>Boxplot (miRNA content hdm_dog – allergen conditions)</w:t>
+              <w:t xml:space="preserve">Boxplot (miRNA content </w:t>
+            </w:r>
+            <w:proofErr w:type="spellStart"/>
+            <w:r>
+              <w:rPr>
+                <w:sz w:val="20"/>
+                <w:szCs w:val="20"/>
+              </w:rPr>
+              <w:t>hdm_dog</w:t>
+            </w:r>
+            <w:proofErr w:type="spellEnd"/>
+            <w:r>
+              <w:rPr>
+                <w:sz w:val="20"/>
+                <w:szCs w:val="20"/>
+              </w:rPr>
+              <w:t xml:space="preserve"> – allergen conditions)</w:t>
             </w:r>
           </w:p>
         </w:tc>

--- a/write_up/drafts/project_plan/figures_list_draft.docx
+++ b/write_up/drafts/project_plan/figures_list_draft.docx
@@ -330,7 +330,7 @@
                 <w:sz w:val="20"/>
                 <w:szCs w:val="20"/>
               </w:rPr>
-              <w:t>Results Section</w:t>
+              <w:t>Panel A</w:t>
             </w:r>
           </w:p>
         </w:tc>
@@ -345,12 +345,35 @@
                 <w:szCs w:val="20"/>
               </w:rPr>
             </w:pPr>
-            <w:r>
-              <w:rPr>
-                <w:sz w:val="20"/>
-                <w:szCs w:val="20"/>
-              </w:rPr>
-              <w:t>1</w:t>
+            <w:proofErr w:type="spellStart"/>
+            <w:r>
+              <w:rPr>
+                <w:sz w:val="20"/>
+                <w:szCs w:val="20"/>
+              </w:rPr>
+              <w:t>MultiQC</w:t>
+            </w:r>
+            <w:proofErr w:type="spellEnd"/>
+            <w:r>
+              <w:rPr>
+                <w:sz w:val="20"/>
+                <w:szCs w:val="20"/>
+              </w:rPr>
+              <w:t xml:space="preserve"> (</w:t>
+            </w:r>
+            <w:r>
+              <w:rPr>
+                <w:sz w:val="20"/>
+                <w:szCs w:val="20"/>
+              </w:rPr>
+              <w:t>Per Sequence GC Content</w:t>
+            </w:r>
+            <w:r>
+              <w:rPr>
+                <w:sz w:val="20"/>
+                <w:szCs w:val="20"/>
+              </w:rPr>
+              <w:t xml:space="preserve"> – protease)</w:t>
             </w:r>
           </w:p>
         </w:tc>
@@ -370,7 +393,7 @@
                 <w:sz w:val="20"/>
                 <w:szCs w:val="20"/>
               </w:rPr>
-              <w:t>2</w:t>
+              <w:t>Boxplot (miRNA content protease vs dog - all samples)</w:t>
             </w:r>
           </w:p>
         </w:tc>
@@ -390,7 +413,59 @@
                 <w:sz w:val="20"/>
                 <w:szCs w:val="20"/>
               </w:rPr>
-              <w:t>3</w:t>
+              <w:t xml:space="preserve">PCA (one </w:t>
+            </w:r>
+            <w:proofErr w:type="spellStart"/>
+            <w:r>
+              <w:rPr>
+                <w:sz w:val="20"/>
+                <w:szCs w:val="20"/>
+              </w:rPr>
+              <w:t>pca</w:t>
+            </w:r>
+            <w:proofErr w:type="spellEnd"/>
+            <w:r>
+              <w:rPr>
+                <w:sz w:val="20"/>
+                <w:szCs w:val="20"/>
+              </w:rPr>
+              <w:t xml:space="preserve"> for protease, one for </w:t>
+            </w:r>
+            <w:proofErr w:type="spellStart"/>
+            <w:r>
+              <w:rPr>
+                <w:sz w:val="20"/>
+                <w:szCs w:val="20"/>
+              </w:rPr>
+              <w:t>hdm_dog</w:t>
+            </w:r>
+            <w:proofErr w:type="spellEnd"/>
+            <w:r>
+              <w:rPr>
+                <w:sz w:val="20"/>
+                <w:szCs w:val="20"/>
+              </w:rPr>
+              <w:t>)</w:t>
+            </w:r>
+          </w:p>
+          <w:p>
+            <w:pPr>
+              <w:pStyle w:val="ListParagraph"/>
+              <w:numPr>
+                <w:ilvl w:val="0"/>
+                <w:numId w:val="4"/>
+              </w:numPr>
+              <w:rPr>
+                <w:sz w:val="20"/>
+                <w:szCs w:val="20"/>
+              </w:rPr>
+            </w:pPr>
+            <w:r>
+              <w:rPr>
+                <w:sz w:val="20"/>
+                <w:szCs w:val="20"/>
+              </w:rPr>
+              <w:t>Uses log2 CPM</w:t>
             </w:r>
           </w:p>
         </w:tc>
@@ -405,12 +480,560 @@
                 <w:szCs w:val="20"/>
               </w:rPr>
             </w:pPr>
-            <w:r>
-              <w:rPr>
-                <w:sz w:val="20"/>
-                <w:szCs w:val="20"/>
-              </w:rPr>
-              <w:t>4</w:t>
+            <w:proofErr w:type="spellStart"/>
+            <w:r>
+              <w:rPr>
+                <w:sz w:val="20"/>
+                <w:szCs w:val="20"/>
+              </w:rPr>
+              <w:t>ReactomePA</w:t>
+            </w:r>
+            <w:proofErr w:type="spellEnd"/>
+            <w:r>
+              <w:rPr>
+                <w:sz w:val="20"/>
+                <w:szCs w:val="20"/>
+              </w:rPr>
+              <w:t xml:space="preserve"> (upregulated bubble plot in a different colour)</w:t>
+            </w:r>
+          </w:p>
+        </w:tc>
+      </w:tr>
+      <w:tr>
+        <w:trPr>
+          <w:trHeight w:val="287"/>
+        </w:trPr>
+        <w:tc>
+          <w:tcPr>
+            <w:tcW w:w="1969" w:type="dxa"/>
+          </w:tcPr>
+          <w:p>
+            <w:pPr>
+              <w:rPr>
+                <w:sz w:val="20"/>
+                <w:szCs w:val="20"/>
+              </w:rPr>
+            </w:pPr>
+            <w:r>
+              <w:rPr>
+                <w:sz w:val="20"/>
+                <w:szCs w:val="20"/>
+              </w:rPr>
+              <w:t>Panel B</w:t>
+            </w:r>
+          </w:p>
+        </w:tc>
+        <w:tc>
+          <w:tcPr>
+            <w:tcW w:w="1969" w:type="dxa"/>
+          </w:tcPr>
+          <w:p>
+            <w:pPr>
+              <w:rPr>
+                <w:sz w:val="20"/>
+                <w:szCs w:val="20"/>
+              </w:rPr>
+            </w:pPr>
+            <w:proofErr w:type="spellStart"/>
+            <w:r>
+              <w:rPr>
+                <w:sz w:val="20"/>
+                <w:szCs w:val="20"/>
+              </w:rPr>
+              <w:t>MultiQC</w:t>
+            </w:r>
+            <w:proofErr w:type="spellEnd"/>
+            <w:r>
+              <w:rPr>
+                <w:sz w:val="20"/>
+                <w:szCs w:val="20"/>
+              </w:rPr>
+              <w:t xml:space="preserve"> (</w:t>
+            </w:r>
+            <w:r>
+              <w:rPr>
+                <w:sz w:val="20"/>
+                <w:szCs w:val="20"/>
+              </w:rPr>
+              <w:t>Read Length Distribution</w:t>
+            </w:r>
+            <w:r>
+              <w:rPr>
+                <w:sz w:val="20"/>
+                <w:szCs w:val="20"/>
+              </w:rPr>
+              <w:t xml:space="preserve"> – protease)</w:t>
+            </w:r>
+          </w:p>
+        </w:tc>
+        <w:tc>
+          <w:tcPr>
+            <w:tcW w:w="1973" w:type="dxa"/>
+          </w:tcPr>
+          <w:p>
+            <w:pPr>
+              <w:rPr>
+                <w:sz w:val="20"/>
+                <w:szCs w:val="20"/>
+              </w:rPr>
+            </w:pPr>
+            <w:r>
+              <w:rPr>
+                <w:sz w:val="20"/>
+                <w:szCs w:val="20"/>
+              </w:rPr>
+              <w:t>Boxplot (miRNA content protease – dose conditions)</w:t>
+            </w:r>
+          </w:p>
+        </w:tc>
+        <w:tc>
+          <w:tcPr>
+            <w:tcW w:w="2074" w:type="dxa"/>
+          </w:tcPr>
+          <w:p>
+            <w:pPr>
+              <w:rPr>
+                <w:sz w:val="20"/>
+                <w:szCs w:val="20"/>
+              </w:rPr>
+            </w:pPr>
+            <w:proofErr w:type="spellStart"/>
+            <w:r>
+              <w:rPr>
+                <w:sz w:val="20"/>
+                <w:szCs w:val="20"/>
+              </w:rPr>
+              <w:t>Barchart</w:t>
+            </w:r>
+            <w:proofErr w:type="spellEnd"/>
+            <w:r>
+              <w:rPr>
+                <w:sz w:val="20"/>
+                <w:szCs w:val="20"/>
+              </w:rPr>
+              <w:t xml:space="preserve"> of all DE results (all 8 conditions – calu-3 at FDR &lt;0.2)</w:t>
+            </w:r>
+          </w:p>
+        </w:tc>
+        <w:tc>
+          <w:tcPr>
+            <w:tcW w:w="1980" w:type="dxa"/>
+          </w:tcPr>
+          <w:p>
+            <w:pPr>
+              <w:rPr>
+                <w:sz w:val="20"/>
+                <w:szCs w:val="20"/>
+              </w:rPr>
+            </w:pPr>
+            <w:proofErr w:type="spellStart"/>
+            <w:r>
+              <w:rPr>
+                <w:sz w:val="20"/>
+                <w:szCs w:val="20"/>
+              </w:rPr>
+              <w:t>ReactomePA</w:t>
+            </w:r>
+            <w:proofErr w:type="spellEnd"/>
+            <w:r>
+              <w:rPr>
+                <w:sz w:val="20"/>
+                <w:szCs w:val="20"/>
+              </w:rPr>
+              <w:t xml:space="preserve"> (downregulated bubble plot in same colour as upregulated)</w:t>
+            </w:r>
+          </w:p>
+        </w:tc>
+      </w:tr>
+      <w:tr>
+        <w:trPr>
+          <w:trHeight w:val="287"/>
+        </w:trPr>
+        <w:tc>
+          <w:tcPr>
+            <w:tcW w:w="1969" w:type="dxa"/>
+          </w:tcPr>
+          <w:p>
+            <w:pPr>
+              <w:rPr>
+                <w:sz w:val="20"/>
+                <w:szCs w:val="20"/>
+              </w:rPr>
+            </w:pPr>
+            <w:r>
+              <w:rPr>
+                <w:sz w:val="20"/>
+                <w:szCs w:val="20"/>
+              </w:rPr>
+              <w:t>Panel C</w:t>
+            </w:r>
+          </w:p>
+        </w:tc>
+        <w:tc>
+          <w:tcPr>
+            <w:tcW w:w="1969" w:type="dxa"/>
+          </w:tcPr>
+          <w:p>
+            <w:pPr>
+              <w:rPr>
+                <w:sz w:val="20"/>
+                <w:szCs w:val="20"/>
+              </w:rPr>
+            </w:pPr>
+            <w:proofErr w:type="spellStart"/>
+            <w:r>
+              <w:rPr>
+                <w:sz w:val="20"/>
+                <w:szCs w:val="20"/>
+              </w:rPr>
+              <w:t>MultiQC</w:t>
+            </w:r>
+            <w:proofErr w:type="spellEnd"/>
+            <w:r>
+              <w:rPr>
+                <w:sz w:val="20"/>
+                <w:szCs w:val="20"/>
+              </w:rPr>
+              <w:t xml:space="preserve"> (</w:t>
+            </w:r>
+            <w:r>
+              <w:rPr>
+                <w:sz w:val="20"/>
+                <w:szCs w:val="20"/>
+              </w:rPr>
+              <w:t>Sequence Duplication Levels</w:t>
+            </w:r>
+            <w:r>
+              <w:rPr>
+                <w:sz w:val="20"/>
+                <w:szCs w:val="20"/>
+              </w:rPr>
+              <w:t xml:space="preserve"> – protease)</w:t>
+            </w:r>
+          </w:p>
+        </w:tc>
+        <w:tc>
+          <w:tcPr>
+            <w:tcW w:w="1973" w:type="dxa"/>
+          </w:tcPr>
+          <w:p>
+            <w:pPr>
+              <w:rPr>
+                <w:sz w:val="20"/>
+                <w:szCs w:val="20"/>
+              </w:rPr>
+            </w:pPr>
+            <w:r>
+              <w:rPr>
+                <w:sz w:val="20"/>
+                <w:szCs w:val="20"/>
+              </w:rPr>
+              <w:t xml:space="preserve">Boxplot (miRNA content </w:t>
+            </w:r>
+            <w:proofErr w:type="spellStart"/>
+            <w:r>
+              <w:rPr>
+                <w:sz w:val="20"/>
+                <w:szCs w:val="20"/>
+              </w:rPr>
+              <w:t>hdm_dog</w:t>
+            </w:r>
+            <w:proofErr w:type="spellEnd"/>
+            <w:r>
+              <w:rPr>
+                <w:sz w:val="20"/>
+                <w:szCs w:val="20"/>
+              </w:rPr>
+              <w:t xml:space="preserve"> – allergen conditions)</w:t>
+            </w:r>
+          </w:p>
+        </w:tc>
+        <w:tc>
+          <w:tcPr>
+            <w:tcW w:w="2074" w:type="dxa"/>
+          </w:tcPr>
+          <w:p>
+            <w:pPr>
+              <w:rPr>
+                <w:sz w:val="20"/>
+                <w:szCs w:val="20"/>
+              </w:rPr>
+            </w:pPr>
+            <w:r>
+              <w:rPr>
+                <w:sz w:val="20"/>
+                <w:szCs w:val="20"/>
+              </w:rPr>
+              <w:t>Heatmap of DE miRNAs for dose24 vs control CPM expression shown only in dose24 and control conditions</w:t>
+            </w:r>
+          </w:p>
+          <w:p>
+            <w:pPr>
+              <w:pStyle w:val="ListParagraph"/>
+              <w:numPr>
+                <w:ilvl w:val="0"/>
+                <w:numId w:val="3"/>
+              </w:numPr>
+              <w:rPr>
+                <w:sz w:val="20"/>
+                <w:szCs w:val="20"/>
+              </w:rPr>
+            </w:pPr>
+            <w:r>
+              <w:rPr>
+                <w:sz w:val="20"/>
+                <w:szCs w:val="20"/>
+              </w:rPr>
+              <w:t>[hierarchical] clustering by correlation (average method)</w:t>
+            </w:r>
+            <w:r>
+              <w:rPr>
+                <w:sz w:val="20"/>
+                <w:szCs w:val="20"/>
+              </w:rPr>
+              <w:t xml:space="preserve"> – mention in legend</w:t>
+            </w:r>
+          </w:p>
+        </w:tc>
+        <w:tc>
+          <w:tcPr>
+            <w:tcW w:w="1980" w:type="dxa"/>
+          </w:tcPr>
+          <w:p>
+            <w:pPr>
+              <w:rPr>
+                <w:sz w:val="20"/>
+                <w:szCs w:val="20"/>
+              </w:rPr>
+            </w:pPr>
+            <w:r>
+              <w:rPr>
+                <w:sz w:val="20"/>
+                <w:szCs w:val="20"/>
+              </w:rPr>
+              <w:t>MIEAA (</w:t>
+            </w:r>
+            <w:proofErr w:type="spellStart"/>
+            <w:r>
+              <w:rPr>
+                <w:sz w:val="20"/>
+                <w:szCs w:val="20"/>
+              </w:rPr>
+              <w:t>wordplot</w:t>
+            </w:r>
+            <w:proofErr w:type="spellEnd"/>
+            <w:r>
+              <w:rPr>
+                <w:sz w:val="20"/>
+                <w:szCs w:val="20"/>
+              </w:rPr>
+              <w:t xml:space="preserve"> – state that this was obtained from the default output from </w:t>
+            </w:r>
+            <w:proofErr w:type="spellStart"/>
+            <w:r>
+              <w:rPr>
+                <w:sz w:val="20"/>
+                <w:szCs w:val="20"/>
+              </w:rPr>
+              <w:t>mieaa</w:t>
+            </w:r>
+            <w:proofErr w:type="spellEnd"/>
+            <w:r>
+              <w:rPr>
+                <w:sz w:val="20"/>
+                <w:szCs w:val="20"/>
+              </w:rPr>
+              <w:t>)</w:t>
+            </w:r>
+          </w:p>
+        </w:tc>
+      </w:tr>
+      <w:tr>
+        <w:trPr>
+          <w:trHeight w:val="287"/>
+        </w:trPr>
+        <w:tc>
+          <w:tcPr>
+            <w:tcW w:w="1969" w:type="dxa"/>
+          </w:tcPr>
+          <w:p>
+            <w:pPr>
+              <w:rPr>
+                <w:sz w:val="20"/>
+                <w:szCs w:val="20"/>
+              </w:rPr>
+            </w:pPr>
+            <w:r>
+              <w:rPr>
+                <w:sz w:val="20"/>
+                <w:szCs w:val="20"/>
+              </w:rPr>
+              <w:t>Panel D</w:t>
+            </w:r>
+          </w:p>
+        </w:tc>
+        <w:tc>
+          <w:tcPr>
+            <w:tcW w:w="1969" w:type="dxa"/>
+          </w:tcPr>
+          <w:p>
+            <w:pPr>
+              <w:rPr>
+                <w:sz w:val="20"/>
+                <w:szCs w:val="20"/>
+              </w:rPr>
+            </w:pPr>
+            <w:r>
+              <w:rPr>
+                <w:sz w:val="20"/>
+                <w:szCs w:val="20"/>
+              </w:rPr>
+              <w:t>[could just share one legend]</w:t>
+            </w:r>
+          </w:p>
+        </w:tc>
+        <w:tc>
+          <w:tcPr>
+            <w:tcW w:w="1973" w:type="dxa"/>
+          </w:tcPr>
+          <w:p>
+            <w:pPr>
+              <w:rPr>
+                <w:sz w:val="20"/>
+                <w:szCs w:val="20"/>
+              </w:rPr>
+            </w:pPr>
+            <w:proofErr w:type="spellStart"/>
+            <w:r>
+              <w:rPr>
+                <w:sz w:val="20"/>
+                <w:szCs w:val="20"/>
+              </w:rPr>
+              <w:t>MultiQC</w:t>
+            </w:r>
+            <w:proofErr w:type="spellEnd"/>
+            <w:r>
+              <w:rPr>
+                <w:sz w:val="20"/>
+                <w:szCs w:val="20"/>
+              </w:rPr>
+              <w:t xml:space="preserve"> RNA categories plot (protease)</w:t>
+            </w:r>
+          </w:p>
+        </w:tc>
+        <w:tc>
+          <w:tcPr>
+            <w:tcW w:w="2074" w:type="dxa"/>
+          </w:tcPr>
+          <w:p>
+            <w:pPr>
+              <w:rPr>
+                <w:sz w:val="20"/>
+                <w:szCs w:val="20"/>
+              </w:rPr>
+            </w:pPr>
+            <w:r>
+              <w:rPr>
+                <w:sz w:val="20"/>
+                <w:szCs w:val="20"/>
+              </w:rPr>
+              <w:t>MA Plot</w:t>
+            </w:r>
+          </w:p>
+          <w:p>
+            <w:pPr>
+              <w:pStyle w:val="ListParagraph"/>
+              <w:numPr>
+                <w:ilvl w:val="0"/>
+                <w:numId w:val="3"/>
+              </w:numPr>
+              <w:rPr>
+                <w:sz w:val="20"/>
+                <w:szCs w:val="20"/>
+              </w:rPr>
+            </w:pPr>
+            <w:r>
+              <w:rPr>
+                <w:sz w:val="20"/>
+                <w:szCs w:val="20"/>
+              </w:rPr>
+              <w:t xml:space="preserve">Log2FC on y axis? [Need to ensure text and figure agree on if </w:t>
+            </w:r>
+            <w:proofErr w:type="spellStart"/>
+            <w:r>
+              <w:rPr>
+                <w:sz w:val="20"/>
+                <w:szCs w:val="20"/>
+              </w:rPr>
+              <w:t>logFC</w:t>
+            </w:r>
+            <w:proofErr w:type="spellEnd"/>
+            <w:r>
+              <w:rPr>
+                <w:sz w:val="20"/>
+                <w:szCs w:val="20"/>
+              </w:rPr>
+              <w:t xml:space="preserve"> or log2FC]</w:t>
+            </w:r>
+          </w:p>
+          <w:p>
+            <w:pPr>
+              <w:pStyle w:val="ListParagraph"/>
+              <w:numPr>
+                <w:ilvl w:val="0"/>
+                <w:numId w:val="3"/>
+              </w:numPr>
+              <w:rPr>
+                <w:sz w:val="20"/>
+                <w:szCs w:val="20"/>
+              </w:rPr>
+            </w:pPr>
+            <w:r>
+              <w:rPr>
+                <w:sz w:val="20"/>
+                <w:szCs w:val="20"/>
+              </w:rPr>
+              <w:t>Need to define significance in legend [and on plot?]</w:t>
+            </w:r>
+          </w:p>
+          <w:p>
+            <w:pPr>
+              <w:pStyle w:val="ListParagraph"/>
+              <w:numPr>
+                <w:ilvl w:val="0"/>
+                <w:numId w:val="3"/>
+              </w:numPr>
+              <w:rPr>
+                <w:sz w:val="20"/>
+                <w:szCs w:val="20"/>
+              </w:rPr>
+            </w:pPr>
+            <w:r>
+              <w:rPr>
+                <w:sz w:val="20"/>
+                <w:szCs w:val="20"/>
+              </w:rPr>
+              <w:t>Add link to interactive plot?</w:t>
+            </w:r>
+          </w:p>
+        </w:tc>
+        <w:tc>
+          <w:tcPr>
+            <w:tcW w:w="1980" w:type="dxa"/>
+          </w:tcPr>
+          <w:p>
+            <w:pPr>
+              <w:rPr>
+                <w:sz w:val="20"/>
+                <w:szCs w:val="20"/>
+              </w:rPr>
+            </w:pPr>
+            <w:r>
+              <w:rPr>
+                <w:sz w:val="20"/>
+                <w:szCs w:val="20"/>
+              </w:rPr>
+              <w:t>Qiagen IPA (bubble plot in a different colour)</w:t>
             </w:r>
           </w:p>
         </w:tc>
@@ -435,7 +1058,7 @@
                 <w:sz w:val="20"/>
                 <w:szCs w:val="20"/>
               </w:rPr>
-              <w:t>Panel A</w:t>
+              <w:t>Panel E</w:t>
             </w:r>
           </w:p>
         </w:tc>
@@ -450,6 +1073,19 @@
                 <w:szCs w:val="20"/>
               </w:rPr>
             </w:pPr>
+          </w:p>
+        </w:tc>
+        <w:tc>
+          <w:tcPr>
+            <w:tcW w:w="1973" w:type="dxa"/>
+          </w:tcPr>
+          <w:p>
+            <w:pPr>
+              <w:rPr>
+                <w:sz w:val="20"/>
+                <w:szCs w:val="20"/>
+              </w:rPr>
+            </w:pPr>
             <w:proofErr w:type="spellStart"/>
             <w:r>
               <w:rPr>
@@ -464,61 +1100,7 @@
                 <w:sz w:val="20"/>
                 <w:szCs w:val="20"/>
               </w:rPr>
-              <w:t xml:space="preserve"> (</w:t>
-            </w:r>
-            <w:r>
-              <w:rPr>
-                <w:sz w:val="20"/>
-                <w:szCs w:val="20"/>
-              </w:rPr>
-              <w:t>Per Sequence GC Content</w:t>
-            </w:r>
-            <w:r>
-              <w:rPr>
-                <w:sz w:val="20"/>
-                <w:szCs w:val="20"/>
-              </w:rPr>
-              <w:t xml:space="preserve"> – protease)</w:t>
-            </w:r>
-          </w:p>
-        </w:tc>
-        <w:tc>
-          <w:tcPr>
-            <w:tcW w:w="1973" w:type="dxa"/>
-          </w:tcPr>
-          <w:p>
-            <w:pPr>
-              <w:rPr>
-                <w:sz w:val="20"/>
-                <w:szCs w:val="20"/>
-              </w:rPr>
-            </w:pPr>
-            <w:r>
-              <w:rPr>
-                <w:sz w:val="20"/>
-                <w:szCs w:val="20"/>
-              </w:rPr>
-              <w:t>Boxplot (miRNA content protease vs dog - all samples)</w:t>
-            </w:r>
-          </w:p>
-        </w:tc>
-        <w:tc>
-          <w:tcPr>
-            <w:tcW w:w="2074" w:type="dxa"/>
-          </w:tcPr>
-          <w:p>
-            <w:pPr>
-              <w:rPr>
-                <w:sz w:val="20"/>
-                <w:szCs w:val="20"/>
-              </w:rPr>
-            </w:pPr>
-            <w:r>
-              <w:rPr>
-                <w:sz w:val="20"/>
-                <w:szCs w:val="20"/>
-              </w:rPr>
-              <w:t xml:space="preserve">PCA (one </w:t>
+              <w:t xml:space="preserve"> RNA categories plot (</w:t>
             </w:r>
             <w:proofErr w:type="spellStart"/>
             <w:r>
@@ -526,7 +1108,7 @@
                 <w:sz w:val="20"/>
                 <w:szCs w:val="20"/>
               </w:rPr>
-              <w:t>pca</w:t>
+              <w:t>hdm_dog</w:t>
             </w:r>
             <w:proofErr w:type="spellEnd"/>
             <w:r>
@@ -534,658 +1116,8 @@
                 <w:sz w:val="20"/>
                 <w:szCs w:val="20"/>
               </w:rPr>
-              <w:t xml:space="preserve"> for protease, one for </w:t>
-            </w:r>
-            <w:proofErr w:type="spellStart"/>
-            <w:r>
-              <w:rPr>
-                <w:sz w:val="20"/>
-                <w:szCs w:val="20"/>
-              </w:rPr>
-              <w:t>hdm_dog</w:t>
-            </w:r>
-            <w:proofErr w:type="spellEnd"/>
-            <w:r>
-              <w:rPr>
-                <w:sz w:val="20"/>
-                <w:szCs w:val="20"/>
-              </w:rPr>
               <w:t>)</w:t>
             </w:r>
-          </w:p>
-          <w:p>
-            <w:pPr>
-              <w:pStyle w:val="ListParagraph"/>
-              <w:numPr>
-                <w:ilvl w:val="0"/>
-                <w:numId w:val="4"/>
-              </w:numPr>
-              <w:rPr>
-                <w:sz w:val="20"/>
-                <w:szCs w:val="20"/>
-              </w:rPr>
-            </w:pPr>
-            <w:r>
-              <w:rPr>
-                <w:sz w:val="20"/>
-                <w:szCs w:val="20"/>
-              </w:rPr>
-              <w:t>Uses log2 CPM</w:t>
-            </w:r>
-          </w:p>
-        </w:tc>
-        <w:tc>
-          <w:tcPr>
-            <w:tcW w:w="1980" w:type="dxa"/>
-          </w:tcPr>
-          <w:p>
-            <w:pPr>
-              <w:rPr>
-                <w:sz w:val="20"/>
-                <w:szCs w:val="20"/>
-              </w:rPr>
-            </w:pPr>
-            <w:proofErr w:type="spellStart"/>
-            <w:r>
-              <w:rPr>
-                <w:sz w:val="20"/>
-                <w:szCs w:val="20"/>
-              </w:rPr>
-              <w:t>ReactomePA</w:t>
-            </w:r>
-            <w:proofErr w:type="spellEnd"/>
-            <w:r>
-              <w:rPr>
-                <w:sz w:val="20"/>
-                <w:szCs w:val="20"/>
-              </w:rPr>
-              <w:t xml:space="preserve"> (upregulated bubble plot in a different colour)</w:t>
-            </w:r>
-          </w:p>
-        </w:tc>
-      </w:tr>
-      <w:tr>
-        <w:trPr>
-          <w:trHeight w:val="287"/>
-        </w:trPr>
-        <w:tc>
-          <w:tcPr>
-            <w:tcW w:w="1969" w:type="dxa"/>
-          </w:tcPr>
-          <w:p>
-            <w:pPr>
-              <w:rPr>
-                <w:sz w:val="20"/>
-                <w:szCs w:val="20"/>
-              </w:rPr>
-            </w:pPr>
-            <w:r>
-              <w:rPr>
-                <w:sz w:val="20"/>
-                <w:szCs w:val="20"/>
-              </w:rPr>
-              <w:t>Panel B</w:t>
-            </w:r>
-          </w:p>
-        </w:tc>
-        <w:tc>
-          <w:tcPr>
-            <w:tcW w:w="1969" w:type="dxa"/>
-          </w:tcPr>
-          <w:p>
-            <w:pPr>
-              <w:rPr>
-                <w:sz w:val="20"/>
-                <w:szCs w:val="20"/>
-              </w:rPr>
-            </w:pPr>
-            <w:proofErr w:type="spellStart"/>
-            <w:r>
-              <w:rPr>
-                <w:sz w:val="20"/>
-                <w:szCs w:val="20"/>
-              </w:rPr>
-              <w:t>MultiQC</w:t>
-            </w:r>
-            <w:proofErr w:type="spellEnd"/>
-            <w:r>
-              <w:rPr>
-                <w:sz w:val="20"/>
-                <w:szCs w:val="20"/>
-              </w:rPr>
-              <w:t xml:space="preserve"> (</w:t>
-            </w:r>
-            <w:r>
-              <w:rPr>
-                <w:sz w:val="20"/>
-                <w:szCs w:val="20"/>
-              </w:rPr>
-              <w:t>Read Length Distribution</w:t>
-            </w:r>
-            <w:r>
-              <w:rPr>
-                <w:sz w:val="20"/>
-                <w:szCs w:val="20"/>
-              </w:rPr>
-              <w:t xml:space="preserve"> – protease)</w:t>
-            </w:r>
-          </w:p>
-        </w:tc>
-        <w:tc>
-          <w:tcPr>
-            <w:tcW w:w="1973" w:type="dxa"/>
-          </w:tcPr>
-          <w:p>
-            <w:pPr>
-              <w:rPr>
-                <w:sz w:val="20"/>
-                <w:szCs w:val="20"/>
-              </w:rPr>
-            </w:pPr>
-            <w:proofErr w:type="spellStart"/>
-            <w:r>
-              <w:rPr>
-                <w:sz w:val="20"/>
-                <w:szCs w:val="20"/>
-              </w:rPr>
-              <w:t>MultiQC</w:t>
-            </w:r>
-            <w:proofErr w:type="spellEnd"/>
-            <w:r>
-              <w:rPr>
-                <w:sz w:val="20"/>
-                <w:szCs w:val="20"/>
-              </w:rPr>
-              <w:t xml:space="preserve"> RNA categories plot (protease)</w:t>
-            </w:r>
-          </w:p>
-        </w:tc>
-        <w:tc>
-          <w:tcPr>
-            <w:tcW w:w="2074" w:type="dxa"/>
-          </w:tcPr>
-          <w:p>
-            <w:pPr>
-              <w:rPr>
-                <w:sz w:val="20"/>
-                <w:szCs w:val="20"/>
-              </w:rPr>
-            </w:pPr>
-            <w:proofErr w:type="spellStart"/>
-            <w:r>
-              <w:rPr>
-                <w:sz w:val="20"/>
-                <w:szCs w:val="20"/>
-              </w:rPr>
-              <w:t>Barchart</w:t>
-            </w:r>
-            <w:proofErr w:type="spellEnd"/>
-            <w:r>
-              <w:rPr>
-                <w:sz w:val="20"/>
-                <w:szCs w:val="20"/>
-              </w:rPr>
-              <w:t xml:space="preserve"> of all DE results (all 8 conditions – calu-3 at FDR &lt;0.2)</w:t>
-            </w:r>
-          </w:p>
-        </w:tc>
-        <w:tc>
-          <w:tcPr>
-            <w:tcW w:w="1980" w:type="dxa"/>
-          </w:tcPr>
-          <w:p>
-            <w:pPr>
-              <w:rPr>
-                <w:sz w:val="20"/>
-                <w:szCs w:val="20"/>
-              </w:rPr>
-            </w:pPr>
-            <w:proofErr w:type="spellStart"/>
-            <w:r>
-              <w:rPr>
-                <w:sz w:val="20"/>
-                <w:szCs w:val="20"/>
-              </w:rPr>
-              <w:t>ReactomePA</w:t>
-            </w:r>
-            <w:proofErr w:type="spellEnd"/>
-            <w:r>
-              <w:rPr>
-                <w:sz w:val="20"/>
-                <w:szCs w:val="20"/>
-              </w:rPr>
-              <w:t xml:space="preserve"> (downregulated bubble plot in same colour as upregulated)</w:t>
-            </w:r>
-          </w:p>
-        </w:tc>
-      </w:tr>
-      <w:tr>
-        <w:trPr>
-          <w:trHeight w:val="287"/>
-        </w:trPr>
-        <w:tc>
-          <w:tcPr>
-            <w:tcW w:w="1969" w:type="dxa"/>
-          </w:tcPr>
-          <w:p>
-            <w:pPr>
-              <w:rPr>
-                <w:sz w:val="20"/>
-                <w:szCs w:val="20"/>
-              </w:rPr>
-            </w:pPr>
-            <w:r>
-              <w:rPr>
-                <w:sz w:val="20"/>
-                <w:szCs w:val="20"/>
-              </w:rPr>
-              <w:t>Panel C</w:t>
-            </w:r>
-          </w:p>
-        </w:tc>
-        <w:tc>
-          <w:tcPr>
-            <w:tcW w:w="1969" w:type="dxa"/>
-          </w:tcPr>
-          <w:p>
-            <w:pPr>
-              <w:rPr>
-                <w:sz w:val="20"/>
-                <w:szCs w:val="20"/>
-              </w:rPr>
-            </w:pPr>
-            <w:proofErr w:type="spellStart"/>
-            <w:r>
-              <w:rPr>
-                <w:sz w:val="20"/>
-                <w:szCs w:val="20"/>
-              </w:rPr>
-              <w:t>MultiQC</w:t>
-            </w:r>
-            <w:proofErr w:type="spellEnd"/>
-            <w:r>
-              <w:rPr>
-                <w:sz w:val="20"/>
-                <w:szCs w:val="20"/>
-              </w:rPr>
-              <w:t xml:space="preserve"> (</w:t>
-            </w:r>
-            <w:r>
-              <w:rPr>
-                <w:sz w:val="20"/>
-                <w:szCs w:val="20"/>
-              </w:rPr>
-              <w:t>Sequence Duplication Levels</w:t>
-            </w:r>
-            <w:r>
-              <w:rPr>
-                <w:sz w:val="20"/>
-                <w:szCs w:val="20"/>
-              </w:rPr>
-              <w:t xml:space="preserve"> – protease)</w:t>
-            </w:r>
-          </w:p>
-        </w:tc>
-        <w:tc>
-          <w:tcPr>
-            <w:tcW w:w="1973" w:type="dxa"/>
-          </w:tcPr>
-          <w:p>
-            <w:pPr>
-              <w:rPr>
-                <w:sz w:val="20"/>
-                <w:szCs w:val="20"/>
-              </w:rPr>
-            </w:pPr>
-            <w:proofErr w:type="spellStart"/>
-            <w:r>
-              <w:rPr>
-                <w:sz w:val="20"/>
-                <w:szCs w:val="20"/>
-              </w:rPr>
-              <w:t>MultiQC</w:t>
-            </w:r>
-            <w:proofErr w:type="spellEnd"/>
-            <w:r>
-              <w:rPr>
-                <w:sz w:val="20"/>
-                <w:szCs w:val="20"/>
-              </w:rPr>
-              <w:t xml:space="preserve"> RNA categories plot (</w:t>
-            </w:r>
-            <w:proofErr w:type="spellStart"/>
-            <w:r>
-              <w:rPr>
-                <w:sz w:val="20"/>
-                <w:szCs w:val="20"/>
-              </w:rPr>
-              <w:t>hdm_dog</w:t>
-            </w:r>
-            <w:proofErr w:type="spellEnd"/>
-            <w:r>
-              <w:rPr>
-                <w:sz w:val="20"/>
-                <w:szCs w:val="20"/>
-              </w:rPr>
-              <w:t>)</w:t>
-            </w:r>
-          </w:p>
-        </w:tc>
-        <w:tc>
-          <w:tcPr>
-            <w:tcW w:w="2074" w:type="dxa"/>
-          </w:tcPr>
-          <w:p>
-            <w:pPr>
-              <w:rPr>
-                <w:sz w:val="20"/>
-                <w:szCs w:val="20"/>
-              </w:rPr>
-            </w:pPr>
-            <w:r>
-              <w:rPr>
-                <w:sz w:val="20"/>
-                <w:szCs w:val="20"/>
-              </w:rPr>
-              <w:t>Heatmap of DE miRNAs for dose24 vs control CPM expression shown only in dose24 and control conditions</w:t>
-            </w:r>
-          </w:p>
-          <w:p>
-            <w:pPr>
-              <w:pStyle w:val="ListParagraph"/>
-              <w:numPr>
-                <w:ilvl w:val="0"/>
-                <w:numId w:val="3"/>
-              </w:numPr>
-              <w:rPr>
-                <w:sz w:val="20"/>
-                <w:szCs w:val="20"/>
-              </w:rPr>
-            </w:pPr>
-            <w:r>
-              <w:rPr>
-                <w:sz w:val="20"/>
-                <w:szCs w:val="20"/>
-              </w:rPr>
-              <w:t>[hierarchical] clustering by correlation (average method)</w:t>
-            </w:r>
-            <w:r>
-              <w:rPr>
-                <w:sz w:val="20"/>
-                <w:szCs w:val="20"/>
-              </w:rPr>
-              <w:t xml:space="preserve"> – mention in legend</w:t>
-            </w:r>
-          </w:p>
-        </w:tc>
-        <w:tc>
-          <w:tcPr>
-            <w:tcW w:w="1980" w:type="dxa"/>
-          </w:tcPr>
-          <w:p>
-            <w:pPr>
-              <w:rPr>
-                <w:sz w:val="20"/>
-                <w:szCs w:val="20"/>
-              </w:rPr>
-            </w:pPr>
-            <w:r>
-              <w:rPr>
-                <w:sz w:val="20"/>
-                <w:szCs w:val="20"/>
-              </w:rPr>
-              <w:t>MIEAA (</w:t>
-            </w:r>
-            <w:proofErr w:type="spellStart"/>
-            <w:r>
-              <w:rPr>
-                <w:sz w:val="20"/>
-                <w:szCs w:val="20"/>
-              </w:rPr>
-              <w:t>wordplot</w:t>
-            </w:r>
-            <w:proofErr w:type="spellEnd"/>
-            <w:r>
-              <w:rPr>
-                <w:sz w:val="20"/>
-                <w:szCs w:val="20"/>
-              </w:rPr>
-              <w:t xml:space="preserve"> – state that this was obtained from the default output from </w:t>
-            </w:r>
-            <w:proofErr w:type="spellStart"/>
-            <w:r>
-              <w:rPr>
-                <w:sz w:val="20"/>
-                <w:szCs w:val="20"/>
-              </w:rPr>
-              <w:t>mieaa</w:t>
-            </w:r>
-            <w:proofErr w:type="spellEnd"/>
-            <w:r>
-              <w:rPr>
-                <w:sz w:val="20"/>
-                <w:szCs w:val="20"/>
-              </w:rPr>
-              <w:t>)</w:t>
-            </w:r>
-          </w:p>
-        </w:tc>
-      </w:tr>
-      <w:tr>
-        <w:trPr>
-          <w:trHeight w:val="287"/>
-        </w:trPr>
-        <w:tc>
-          <w:tcPr>
-            <w:tcW w:w="1969" w:type="dxa"/>
-          </w:tcPr>
-          <w:p>
-            <w:pPr>
-              <w:rPr>
-                <w:sz w:val="20"/>
-                <w:szCs w:val="20"/>
-              </w:rPr>
-            </w:pPr>
-            <w:r>
-              <w:rPr>
-                <w:sz w:val="20"/>
-                <w:szCs w:val="20"/>
-              </w:rPr>
-              <w:t>Panel D</w:t>
-            </w:r>
-          </w:p>
-        </w:tc>
-        <w:tc>
-          <w:tcPr>
-            <w:tcW w:w="1969" w:type="dxa"/>
-          </w:tcPr>
-          <w:p>
-            <w:pPr>
-              <w:rPr>
-                <w:sz w:val="20"/>
-                <w:szCs w:val="20"/>
-              </w:rPr>
-            </w:pPr>
-          </w:p>
-        </w:tc>
-        <w:tc>
-          <w:tcPr>
-            <w:tcW w:w="1973" w:type="dxa"/>
-          </w:tcPr>
-          <w:p>
-            <w:pPr>
-              <w:rPr>
-                <w:sz w:val="20"/>
-                <w:szCs w:val="20"/>
-              </w:rPr>
-            </w:pPr>
-          </w:p>
-        </w:tc>
-        <w:tc>
-          <w:tcPr>
-            <w:tcW w:w="2074" w:type="dxa"/>
-          </w:tcPr>
-          <w:p>
-            <w:pPr>
-              <w:rPr>
-                <w:sz w:val="20"/>
-                <w:szCs w:val="20"/>
-              </w:rPr>
-            </w:pPr>
-            <w:r>
-              <w:rPr>
-                <w:sz w:val="20"/>
-                <w:szCs w:val="20"/>
-              </w:rPr>
-              <w:t>MA Plot</w:t>
-            </w:r>
-          </w:p>
-          <w:p>
-            <w:pPr>
-              <w:pStyle w:val="ListParagraph"/>
-              <w:numPr>
-                <w:ilvl w:val="0"/>
-                <w:numId w:val="3"/>
-              </w:numPr>
-              <w:rPr>
-                <w:sz w:val="20"/>
-                <w:szCs w:val="20"/>
-              </w:rPr>
-            </w:pPr>
-            <w:r>
-              <w:rPr>
-                <w:sz w:val="20"/>
-                <w:szCs w:val="20"/>
-              </w:rPr>
-              <w:t xml:space="preserve">Log2FC on y axis? [Need to ensure text and figure agree on if </w:t>
-            </w:r>
-            <w:proofErr w:type="spellStart"/>
-            <w:r>
-              <w:rPr>
-                <w:sz w:val="20"/>
-                <w:szCs w:val="20"/>
-              </w:rPr>
-              <w:t>logFC</w:t>
-            </w:r>
-            <w:proofErr w:type="spellEnd"/>
-            <w:r>
-              <w:rPr>
-                <w:sz w:val="20"/>
-                <w:szCs w:val="20"/>
-              </w:rPr>
-              <w:t xml:space="preserve"> or log2FC]</w:t>
-            </w:r>
-          </w:p>
-          <w:p>
-            <w:pPr>
-              <w:pStyle w:val="ListParagraph"/>
-              <w:numPr>
-                <w:ilvl w:val="0"/>
-                <w:numId w:val="3"/>
-              </w:numPr>
-              <w:rPr>
-                <w:sz w:val="20"/>
-                <w:szCs w:val="20"/>
-              </w:rPr>
-            </w:pPr>
-            <w:r>
-              <w:rPr>
-                <w:sz w:val="20"/>
-                <w:szCs w:val="20"/>
-              </w:rPr>
-              <w:t>Need to define significance in legend [and on plot?]</w:t>
-            </w:r>
-          </w:p>
-          <w:p>
-            <w:pPr>
-              <w:pStyle w:val="ListParagraph"/>
-              <w:numPr>
-                <w:ilvl w:val="0"/>
-                <w:numId w:val="3"/>
-              </w:numPr>
-              <w:rPr>
-                <w:sz w:val="20"/>
-                <w:szCs w:val="20"/>
-              </w:rPr>
-            </w:pPr>
-            <w:r>
-              <w:rPr>
-                <w:sz w:val="20"/>
-                <w:szCs w:val="20"/>
-              </w:rPr>
-              <w:t>Add link to interactive plot?</w:t>
-            </w:r>
-          </w:p>
-        </w:tc>
-        <w:tc>
-          <w:tcPr>
-            <w:tcW w:w="1980" w:type="dxa"/>
-          </w:tcPr>
-          <w:p>
-            <w:pPr>
-              <w:rPr>
-                <w:sz w:val="20"/>
-                <w:szCs w:val="20"/>
-              </w:rPr>
-            </w:pPr>
-            <w:r>
-              <w:rPr>
-                <w:sz w:val="20"/>
-                <w:szCs w:val="20"/>
-              </w:rPr>
-              <w:t>Qiagen IPA (bubble plot in a different colour)</w:t>
-            </w:r>
-          </w:p>
-        </w:tc>
-      </w:tr>
-      <w:tr>
-        <w:trPr>
-          <w:trHeight w:val="275"/>
-        </w:trPr>
-        <w:tc>
-          <w:tcPr>
-            <w:tcW w:w="1969" w:type="dxa"/>
-          </w:tcPr>
-          <w:p>
-            <w:pPr>
-              <w:rPr>
-                <w:sz w:val="20"/>
-                <w:szCs w:val="20"/>
-              </w:rPr>
-            </w:pPr>
-            <w:r>
-              <w:rPr>
-                <w:sz w:val="20"/>
-                <w:szCs w:val="20"/>
-              </w:rPr>
-              <w:t>Panel E</w:t>
-            </w:r>
-          </w:p>
-        </w:tc>
-        <w:tc>
-          <w:tcPr>
-            <w:tcW w:w="1969" w:type="dxa"/>
-          </w:tcPr>
-          <w:p>
-            <w:pPr>
-              <w:rPr>
-                <w:sz w:val="20"/>
-                <w:szCs w:val="20"/>
-              </w:rPr>
-            </w:pPr>
-          </w:p>
-        </w:tc>
-        <w:tc>
-          <w:tcPr>
-            <w:tcW w:w="1973" w:type="dxa"/>
-          </w:tcPr>
-          <w:p>
-            <w:pPr>
-              <w:rPr>
-                <w:sz w:val="20"/>
-                <w:szCs w:val="20"/>
-              </w:rPr>
-            </w:pPr>
           </w:p>
         </w:tc>
         <w:tc>
@@ -1244,8 +1176,15 @@
                 <w:sz w:val="20"/>
                 <w:szCs w:val="20"/>
               </w:rPr>
+              <w:t xml:space="preserve">Log2FC again, just </w:t>
+            </w:r>
+            <w:r>
+              <w:rPr>
+                <w:sz w:val="20"/>
+                <w:szCs w:val="20"/>
+              </w:rPr>
               <w:lastRenderedPageBreak/>
-              <w:t>Log2FC again, just like the MA plot?</w:t>
+              <w:t>like the MA plot?</w:t>
             </w:r>
           </w:p>
         </w:tc>
@@ -1469,13 +1408,6 @@
                 <w:szCs w:val="20"/>
               </w:rPr>
             </w:pPr>
-            <w:r>
-              <w:rPr>
-                <w:sz w:val="20"/>
-                <w:szCs w:val="20"/>
-              </w:rPr>
-              <w:t>RNA Composition</w:t>
-            </w:r>
           </w:p>
         </w:tc>
         <w:tc>
@@ -1552,104 +1484,6 @@
                 <w:sz w:val="20"/>
                 <w:szCs w:val="20"/>
               </w:rPr>
-              <w:t>Results Section</w:t>
-            </w:r>
-          </w:p>
-        </w:tc>
-        <w:tc>
-          <w:tcPr>
-            <w:tcW w:w="1975" w:type="dxa"/>
-          </w:tcPr>
-          <w:p>
-            <w:pPr>
-              <w:rPr>
-                <w:sz w:val="20"/>
-                <w:szCs w:val="20"/>
-              </w:rPr>
-            </w:pPr>
-            <w:r>
-              <w:rPr>
-                <w:sz w:val="20"/>
-                <w:szCs w:val="20"/>
-              </w:rPr>
-              <w:t>2</w:t>
-            </w:r>
-          </w:p>
-        </w:tc>
-        <w:tc>
-          <w:tcPr>
-            <w:tcW w:w="1978" w:type="dxa"/>
-          </w:tcPr>
-          <w:p>
-            <w:pPr>
-              <w:rPr>
-                <w:sz w:val="20"/>
-                <w:szCs w:val="20"/>
-              </w:rPr>
-            </w:pPr>
-            <w:r>
-              <w:rPr>
-                <w:sz w:val="20"/>
-                <w:szCs w:val="20"/>
-              </w:rPr>
-              <w:t>3</w:t>
-            </w:r>
-          </w:p>
-        </w:tc>
-        <w:tc>
-          <w:tcPr>
-            <w:tcW w:w="2074" w:type="dxa"/>
-          </w:tcPr>
-          <w:p>
-            <w:pPr>
-              <w:rPr>
-                <w:sz w:val="20"/>
-                <w:szCs w:val="20"/>
-              </w:rPr>
-            </w:pPr>
-            <w:r>
-              <w:rPr>
-                <w:sz w:val="20"/>
-                <w:szCs w:val="20"/>
-              </w:rPr>
-              <w:t>4</w:t>
-            </w:r>
-          </w:p>
-        </w:tc>
-        <w:tc>
-          <w:tcPr>
-            <w:tcW w:w="1963" w:type="dxa"/>
-          </w:tcPr>
-          <w:p>
-            <w:pPr>
-              <w:rPr>
-                <w:sz w:val="20"/>
-                <w:szCs w:val="20"/>
-              </w:rPr>
-            </w:pPr>
-          </w:p>
-        </w:tc>
-      </w:tr>
-      <w:tr>
-        <w:trPr>
-          <w:trHeight w:val="275"/>
-        </w:trPr>
-        <w:tc>
-          <w:tcPr>
-            <w:tcW w:w="1975" w:type="dxa"/>
-          </w:tcPr>
-          <w:p>
-            <w:pPr>
-              <w:rPr>
-                <w:sz w:val="20"/>
-                <w:szCs w:val="20"/>
-              </w:rPr>
-            </w:pPr>
-            <w:r>
-              <w:rPr>
-                <w:sz w:val="20"/>
-                <w:szCs w:val="20"/>
-              </w:rPr>
               <w:t>Panel A</w:t>
             </w:r>
           </w:p>
@@ -1667,13 +1501,6 @@
                 <w:szCs w:val="20"/>
               </w:rPr>
             </w:pPr>
-            <w:r>
-              <w:rPr>
-                <w:sz w:val="20"/>
-                <w:szCs w:val="20"/>
-              </w:rPr>
-              <w:t>Boxplot (miRNA content protease – dose conditions)</w:t>
-            </w:r>
           </w:p>
         </w:tc>
         <w:tc>
@@ -1781,29 +1608,6 @@
                 <w:szCs w:val="20"/>
               </w:rPr>
             </w:pPr>
-            <w:r>
-              <w:rPr>
-                <w:sz w:val="20"/>
-                <w:szCs w:val="20"/>
-              </w:rPr>
-              <w:t xml:space="preserve">Boxplot (miRNA content </w:t>
-            </w:r>
-            <w:proofErr w:type="spellStart"/>
-            <w:r>
-              <w:rPr>
-                <w:sz w:val="20"/>
-                <w:szCs w:val="20"/>
-              </w:rPr>
-              <w:t>hdm_dog</w:t>
-            </w:r>
-            <w:proofErr w:type="spellEnd"/>
-            <w:r>
-              <w:rPr>
-                <w:sz w:val="20"/>
-                <w:szCs w:val="20"/>
-              </w:rPr>
-              <w:t xml:space="preserve"> – allergen conditions)</w:t>
-            </w:r>
           </w:p>
         </w:tc>
         <w:tc>
@@ -1912,21 +1716,7 @@
                 <w:sz w:val="20"/>
                 <w:szCs w:val="20"/>
               </w:rPr>
-              <w:t xml:space="preserve"> in </w:t>
-            </w:r>
-            <w:r>
-              <w:rPr>
-                <w:sz w:val="20"/>
-                <w:szCs w:val="20"/>
-              </w:rPr>
-              <w:t>calu3</w:t>
-            </w:r>
-            <w:r>
-              <w:rPr>
-                <w:sz w:val="20"/>
-                <w:szCs w:val="20"/>
-              </w:rPr>
-              <w:t xml:space="preserve"> conditions)</w:t>
+              <w:t xml:space="preserve"> in calu3 conditions)</w:t>
             </w:r>
           </w:p>
         </w:tc>
@@ -2026,21 +1816,7 @@
                 <w:sz w:val="20"/>
                 <w:szCs w:val="20"/>
               </w:rPr>
-              <w:t xml:space="preserve"> in </w:t>
-            </w:r>
-            <w:r>
-              <w:rPr>
-                <w:sz w:val="20"/>
-                <w:szCs w:val="20"/>
-              </w:rPr>
-              <w:t>between primary and calu3 cells</w:t>
-            </w:r>
-            <w:r>
-              <w:rPr>
-                <w:sz w:val="20"/>
-                <w:szCs w:val="20"/>
-              </w:rPr>
-              <w:t>)</w:t>
+              <w:t xml:space="preserve"> in between primary and calu3 cells)</w:t>
             </w:r>
           </w:p>
         </w:tc>
@@ -2316,7 +2092,6 @@
         </w:numPr>
       </w:pPr>
       <w:r>
-        <w:lastRenderedPageBreak/>
         <w:t xml:space="preserve">Should also have a box before ‘DE analysis’ with something like ‘preprocessing’ or ‘read quantification’. Or if there’s space then can include trimming, qc etc. </w:t>
       </w:r>
     </w:p>
@@ -2325,6 +2100,7 @@
         <w:pStyle w:val="Heading1"/>
       </w:pPr>
       <w:r>
+        <w:lastRenderedPageBreak/>
         <w:t>Figure: RNA composition</w:t>
       </w:r>
     </w:p>
@@ -2515,7 +2291,6 @@
     </w:p>
     <w:p>
       <w:r>
-        <w:lastRenderedPageBreak/>
         <w:t>Could also look for overlap between protease/dog/</w:t>
       </w:r>
       <w:proofErr w:type="spellStart"/>
@@ -2540,6 +2315,7 @@
         <w:pStyle w:val="Heading2"/>
       </w:pPr>
       <w:r>
+        <w:lastRenderedPageBreak/>
         <w:t>Indirect FE</w:t>
       </w:r>
     </w:p>
@@ -3151,51 +2927,58 @@
                 <w:sz w:val="20"/>
                 <w:szCs w:val="20"/>
               </w:rPr>
+              <w:t>Panel B</w:t>
+            </w:r>
+          </w:p>
+        </w:tc>
+        <w:tc>
+          <w:tcPr>
+            <w:tcW w:w="1975" w:type="dxa"/>
+          </w:tcPr>
+          <w:p>
+            <w:pPr>
+              <w:rPr>
+                <w:sz w:val="20"/>
+                <w:szCs w:val="20"/>
+              </w:rPr>
+            </w:pPr>
+            <w:proofErr w:type="spellStart"/>
+            <w:r>
+              <w:rPr>
+                <w:sz w:val="20"/>
+                <w:szCs w:val="20"/>
+              </w:rPr>
+              <w:t>MultiQC</w:t>
+            </w:r>
+            <w:proofErr w:type="spellEnd"/>
+            <w:r>
+              <w:rPr>
+                <w:sz w:val="20"/>
+                <w:szCs w:val="20"/>
+              </w:rPr>
+              <w:t xml:space="preserve"> (</w:t>
+            </w:r>
+            <w:r>
+              <w:rPr>
+                <w:sz w:val="20"/>
+                <w:szCs w:val="20"/>
+              </w:rPr>
+              <w:t>Sequence Quality Histograms</w:t>
+            </w:r>
+            <w:r>
+              <w:rPr>
+                <w:sz w:val="20"/>
+                <w:szCs w:val="20"/>
+              </w:rPr>
+              <w:t xml:space="preserve"> </w:t>
+            </w:r>
+            <w:r>
+              <w:rPr>
+                <w:sz w:val="20"/>
+                <w:szCs w:val="20"/>
+              </w:rPr>
               <w:lastRenderedPageBreak/>
-              <w:t>Panel B</w:t>
-            </w:r>
-          </w:p>
-        </w:tc>
-        <w:tc>
-          <w:tcPr>
-            <w:tcW w:w="1975" w:type="dxa"/>
-          </w:tcPr>
-          <w:p>
-            <w:pPr>
-              <w:rPr>
-                <w:sz w:val="20"/>
-                <w:szCs w:val="20"/>
-              </w:rPr>
-            </w:pPr>
-            <w:proofErr w:type="spellStart"/>
-            <w:r>
-              <w:rPr>
-                <w:sz w:val="20"/>
-                <w:szCs w:val="20"/>
-              </w:rPr>
-              <w:t>MultiQC</w:t>
-            </w:r>
-            <w:proofErr w:type="spellEnd"/>
-            <w:r>
-              <w:rPr>
-                <w:sz w:val="20"/>
-                <w:szCs w:val="20"/>
-              </w:rPr>
-              <w:t xml:space="preserve"> (</w:t>
-            </w:r>
-            <w:r>
-              <w:rPr>
-                <w:sz w:val="20"/>
-                <w:szCs w:val="20"/>
-              </w:rPr>
-              <w:t>Sequence Quality Histograms</w:t>
-            </w:r>
-            <w:r>
-              <w:rPr>
-                <w:sz w:val="20"/>
-                <w:szCs w:val="20"/>
-              </w:rPr>
-              <w:t xml:space="preserve"> – protease)</w:t>
+              <w:t>– protease)</w:t>
             </w:r>
             <w:r>
               <w:rPr>
@@ -3224,6 +3007,7 @@
                 <w:sz w:val="20"/>
                 <w:szCs w:val="20"/>
               </w:rPr>
+              <w:lastRenderedPageBreak/>
               <w:t xml:space="preserve">Boxplot (miRNA content </w:t>
             </w:r>
             <w:proofErr w:type="spellStart"/>
@@ -3240,7 +3024,15 @@
                 <w:sz w:val="20"/>
                 <w:szCs w:val="20"/>
               </w:rPr>
-              <w:t xml:space="preserve"> – untreated vs treated)</w:t>
+              <w:t xml:space="preserve"> – </w:t>
+            </w:r>
+            <w:r>
+              <w:rPr>
+                <w:sz w:val="20"/>
+                <w:szCs w:val="20"/>
+              </w:rPr>
+              <w:lastRenderedPageBreak/>
+              <w:t>untreated vs treated)</w:t>
             </w:r>
           </w:p>
         </w:tc>
@@ -3260,7 +3052,16 @@
                 <w:sz w:val="20"/>
                 <w:szCs w:val="20"/>
               </w:rPr>
-              <w:t>Heatmap of DE miRNAs for dose24 vs control CPM expression shown only for all conditions</w:t>
+              <w:lastRenderedPageBreak/>
+              <w:t xml:space="preserve">Heatmap of DE miRNAs for dose24 </w:t>
+            </w:r>
+            <w:r>
+              <w:rPr>
+                <w:sz w:val="20"/>
+                <w:szCs w:val="20"/>
+              </w:rPr>
+              <w:lastRenderedPageBreak/>
+              <w:t>vs control CPM expression shown only for all conditions</w:t>
             </w:r>
           </w:p>
           <w:p>

--- a/write_up/drafts/project_plan/figures_list_draft.docx
+++ b/write_up/drafts/project_plan/figures_list_draft.docx
@@ -496,6 +496,13 @@
               </w:rPr>
               <w:t xml:space="preserve"> (upregulated bubble plot in a different colour)</w:t>
             </w:r>
+            <w:r>
+              <w:rPr>
+                <w:sz w:val="20"/>
+                <w:szCs w:val="20"/>
+              </w:rPr>
+              <w:t xml:space="preserve"> [gene count is the number of genes in the pathway, gene ratio is the number of genes in the pathway / genes used in enrichment (target gene list)]</w:t>
+            </w:r>
           </w:p>
         </w:tc>
       </w:tr>
@@ -919,6 +926,13 @@
               </w:rPr>
               <w:t xml:space="preserve"> RNA categories plot (protease)</w:t>
             </w:r>
+            <w:r>
+              <w:rPr>
+                <w:sz w:val="20"/>
+                <w:szCs w:val="20"/>
+              </w:rPr>
+              <w:t xml:space="preserve"> [need to specify replicate number is in the brackets in figure legend]</w:t>
+            </w:r>
           </w:p>
         </w:tc>
         <w:tc>
@@ -1058,6 +1072,7 @@
                 <w:sz w:val="20"/>
                 <w:szCs w:val="20"/>
               </w:rPr>
+              <w:lastRenderedPageBreak/>
               <w:t>Panel E</w:t>
             </w:r>
           </w:p>
@@ -1117,6 +1132,34 @@
                 <w:szCs w:val="20"/>
               </w:rPr>
               <w:t>)</w:t>
+            </w:r>
+            <w:r>
+              <w:rPr>
+                <w:sz w:val="20"/>
+                <w:szCs w:val="20"/>
+              </w:rPr>
+              <w:t xml:space="preserve"> </w:t>
+            </w:r>
+            <w:r>
+              <w:rPr>
+                <w:sz w:val="20"/>
+                <w:szCs w:val="20"/>
+              </w:rPr>
+              <w:t>[need to specify replicate number is in the brackets</w:t>
+            </w:r>
+            <w:r>
+              <w:rPr>
+                <w:sz w:val="20"/>
+                <w:szCs w:val="20"/>
+              </w:rPr>
+              <w:t xml:space="preserve"> in figure legend</w:t>
+            </w:r>
+            <w:r>
+              <w:rPr>
+                <w:sz w:val="20"/>
+                <w:szCs w:val="20"/>
+              </w:rPr>
+              <w:t>]</w:t>
             </w:r>
           </w:p>
         </w:tc>
@@ -1176,15 +1219,7 @@
                 <w:sz w:val="20"/>
                 <w:szCs w:val="20"/>
               </w:rPr>
-              <w:t xml:space="preserve">Log2FC again, just </w:t>
-            </w:r>
-            <w:r>
-              <w:rPr>
-                <w:sz w:val="20"/>
-                <w:szCs w:val="20"/>
-              </w:rPr>
-              <w:lastRenderedPageBreak/>
-              <w:t>like the MA plot?</w:t>
+              <w:t>Log2FC again, just like the MA plot?</w:t>
             </w:r>
           </w:p>
         </w:tc>
@@ -1204,7 +1239,6 @@
                 <w:sz w:val="20"/>
                 <w:szCs w:val="20"/>
               </w:rPr>
-              <w:lastRenderedPageBreak/>
               <w:t>Venn diagram of number of pathways identified and overlapping pathways</w:t>
             </w:r>
           </w:p>
@@ -2080,6 +2114,7 @@
         </w:numPr>
       </w:pPr>
       <w:r>
+        <w:lastRenderedPageBreak/>
         <w:t>And have the experimental conditions at the top with circles round to indicate whether they’re primary or calu-3 cells</w:t>
       </w:r>
     </w:p>
@@ -2100,7 +2135,6 @@
         <w:pStyle w:val="Heading1"/>
       </w:pPr>
       <w:r>
-        <w:lastRenderedPageBreak/>
         <w:t>Figure: RNA composition</w:t>
       </w:r>
     </w:p>
@@ -2265,6 +2299,7 @@
         <w:pStyle w:val="Heading2"/>
       </w:pPr>
       <w:r>
+        <w:lastRenderedPageBreak/>
         <w:t>MA plot</w:t>
       </w:r>
     </w:p>
@@ -2315,7 +2350,6 @@
         <w:pStyle w:val="Heading2"/>
       </w:pPr>
       <w:r>
-        <w:lastRenderedPageBreak/>
         <w:t>Indirect FE</w:t>
       </w:r>
     </w:p>
@@ -2423,6 +2457,7 @@
         <w:rPr>
           <w:u w:val="single"/>
         </w:rPr>
+        <w:lastRenderedPageBreak/>
         <w:t>Archive</w:t>
       </w:r>
     </w:p>
@@ -2970,15 +3005,7 @@
                 <w:sz w:val="20"/>
                 <w:szCs w:val="20"/>
               </w:rPr>
-              <w:t xml:space="preserve"> </w:t>
-            </w:r>
-            <w:r>
-              <w:rPr>
-                <w:sz w:val="20"/>
-                <w:szCs w:val="20"/>
-              </w:rPr>
-              <w:lastRenderedPageBreak/>
-              <w:t>– protease)</w:t>
+              <w:t xml:space="preserve"> – protease)</w:t>
             </w:r>
             <w:r>
               <w:rPr>
@@ -3007,7 +3034,6 @@
                 <w:sz w:val="20"/>
                 <w:szCs w:val="20"/>
               </w:rPr>
-              <w:lastRenderedPageBreak/>
               <w:t xml:space="preserve">Boxplot (miRNA content </w:t>
             </w:r>
             <w:proofErr w:type="spellStart"/>
@@ -3024,15 +3050,7 @@
                 <w:sz w:val="20"/>
                 <w:szCs w:val="20"/>
               </w:rPr>
-              <w:t xml:space="preserve"> – </w:t>
-            </w:r>
-            <w:r>
-              <w:rPr>
-                <w:sz w:val="20"/>
-                <w:szCs w:val="20"/>
-              </w:rPr>
-              <w:lastRenderedPageBreak/>
-              <w:t>untreated vs treated)</w:t>
+              <w:t xml:space="preserve"> – untreated vs treated)</w:t>
             </w:r>
           </w:p>
         </w:tc>
@@ -3052,16 +3070,7 @@
                 <w:sz w:val="20"/>
                 <w:szCs w:val="20"/>
               </w:rPr>
-              <w:lastRenderedPageBreak/>
-              <w:t xml:space="preserve">Heatmap of DE miRNAs for dose24 </w:t>
-            </w:r>
-            <w:r>
-              <w:rPr>
-                <w:sz w:val="20"/>
-                <w:szCs w:val="20"/>
-              </w:rPr>
-              <w:lastRenderedPageBreak/>
-              <w:t>vs control CPM expression shown only for all conditions</w:t>
+              <w:t>Heatmap of DE miRNAs for dose24 vs control CPM expression shown only for all conditions</w:t>
             </w:r>
           </w:p>
           <w:p>
